--- a/docs/Technical_Architecture.docx
+++ b/docs/Technical_Architecture.docx
@@ -302,7 +302,7 @@
                 <w:sz w:val="20"/>
                 <w:szCs w:val="20"/>
               </w:rPr>
-              <w:t xml:space="preserve">Amazon Aurora PostgreSQL 17.7 (skills run on PostgreSQL 15+)</w:t>
+              <w:t xml:space="preserve">Amazon Aurora PostgreSQL 17.7 (skills run on PostgreSQL 15+) for procedural code; Amazon Redshift (RA3 / Serverless) for the warehouse; Apache Iceberg tables on S3 with the Glue Data Catalog, Athena engine v3 and Glue 5.x Spark jobs for the lake</w:t>
             </w:r>
           </w:p>
         </w:tc>
@@ -921,7 +921,7 @@
                 <w:sz w:val="17"/>
                 <w:szCs w:val="17"/>
               </w:rPr>
-              <w:t xml:space="preserve">migration · informatica-etl · security · project</w:t>
+              <w:t xml:space="preserve">governance · migration · redshift · iceberg · schema · informatica-etl · security · project</w:t>
             </w:r>
           </w:p>
         </w:tc>
@@ -969,7 +969,7 @@
                 <w:sz w:val="17"/>
                 <w:szCs w:val="17"/>
               </w:rPr>
-              <w:t xml:space="preserve">sql-conversion · sql-reporting · informatica-etl-conversion</w:t>
+              <w:t xml:space="preserve">assessment · sql-conversion · redshift · iceberg · reporting · informatica · schema-conformance · change-propagation</w:t>
             </w:r>
           </w:p>
         </w:tc>
@@ -1122,7 +1122,7 @@
                 <w:sz w:val="19"/>
                 <w:szCs w:val="19"/>
               </w:rPr>
-              <w:t xml:space="preserve">infa_sql_tool.py</w:t>
+              <w:t xml:space="preserve">Skill tools</w:t>
             </w:r>
           </w:p>
           <w:p>
@@ -1136,7 +1136,7 @@
                 <w:sz w:val="17"/>
                 <w:szCs w:val="17"/>
               </w:rPr>
-              <w:t xml:space="preserve">extract · check · inject · render</w:t>
+              <w:t xml:space="preserve">assess · redshift · iceberg · schema · change · infa_sql_tool</w:t>
             </w:r>
           </w:p>
         </w:tc>
@@ -1385,7 +1385,7 @@
                 <w:sz w:val="19"/>
                 <w:szCs w:val="19"/>
               </w:rPr>
-              <w:t xml:space="preserve">Aurora PostgreSQL 17</w:t>
+              <w:t xml:space="preserve">Aurora PostgreSQL 17 test DB (IAM)</w:t>
             </w:r>
           </w:p>
           <w:p>
@@ -1399,7 +1399,7 @@
                 <w:sz w:val="17"/>
                 <w:szCs w:val="17"/>
               </w:rPr>
-              <w:t xml:space="preserve">test database (IAM auth)</w:t>
+              <w:t xml:space="preserve">Redshift · Athena / Glue (test, when configured)</w:t>
             </w:r>
           </w:p>
         </w:tc>
@@ -2332,6 +2332,92 @@
                 <w:sz w:val="20"/>
                 <w:szCs w:val="20"/>
               </w:rPr>
+              <w:t xml:space="preserve">governance.md</w:t>
+            </w:r>
+          </w:p>
+        </w:tc>
+        <w:tc>
+          <w:tcPr>
+            <w:tcW w:type="dxa" w:w="1500"/>
+            <w:tcBorders>
+              <w:top w:val="single" w:color="BFC7D5" w:sz="4"/>
+              <w:left w:val="single" w:color="BFC7D5" w:sz="4"/>
+              <w:bottom w:val="single" w:color="BFC7D5" w:sz="4"/>
+              <w:right w:val="single" w:color="BFC7D5" w:sz="4"/>
+            </w:tcBorders>
+            <w:tcMar>
+              <w:top w:type="dxa" w:w="60"/>
+              <w:left w:type="dxa" w:w="100"/>
+              <w:bottom w:type="dxa" w:w="60"/>
+              <w:right w:type="dxa" w:w="100"/>
+            </w:tcMar>
+          </w:tcPr>
+          <w:p>
+            <w:r>
+              <w:rPr>
+                <w:rFonts w:ascii="Calibri" w:cs="Calibri" w:eastAsia="Calibri" w:hAnsi="Calibri"/>
+                <w:sz w:val="20"/>
+                <w:szCs w:val="20"/>
+              </w:rPr>
+              <w:t xml:space="preserve">always</w:t>
+            </w:r>
+          </w:p>
+        </w:tc>
+        <w:tc>
+          <w:tcPr>
+            <w:tcW w:type="dxa" w:w="5026"/>
+            <w:tcBorders>
+              <w:top w:val="single" w:color="BFC7D5" w:sz="4"/>
+              <w:left w:val="single" w:color="BFC7D5" w:sz="4"/>
+              <w:bottom w:val="single" w:color="BFC7D5" w:sz="4"/>
+              <w:right w:val="single" w:color="BFC7D5" w:sz="4"/>
+            </w:tcBorders>
+            <w:tcMar>
+              <w:top w:type="dxa" w:w="60"/>
+              <w:left w:type="dxa" w:w="100"/>
+              <w:bottom w:type="dxa" w:w="60"/>
+              <w:right w:type="dxa" w:w="100"/>
+            </w:tcMar>
+          </w:tcPr>
+          <w:p>
+            <w:r>
+              <w:rPr>
+                <w:rFonts w:ascii="Calibri" w:cs="Calibri" w:eastAsia="Calibri" w:hAnsi="Calibri"/>
+                <w:sz w:val="20"/>
+                <w:szCs w:val="20"/>
+              </w:rPr>
+              <w:t xml:space="preserve">Universal request/output contracts, statuses GENERATED | PARTIAL | BLOCKED | VALIDATED, stop codes, M2RVE placement, rule ledger, validation manifest V-001…V-040, seven gates, skills grouped by migration type, intake questions [G-1–G-10]</w:t>
+            </w:r>
+          </w:p>
+        </w:tc>
+      </w:tr>
+      <w:tr>
+        <w:trPr>
+          <w:tblHeader w:val="false"/>
+        </w:trPr>
+        <w:tc>
+          <w:tcPr>
+            <w:tcW w:type="dxa" w:w="2500"/>
+            <w:tcBorders>
+              <w:top w:val="single" w:color="BFC7D5" w:sz="4"/>
+              <w:left w:val="single" w:color="BFC7D5" w:sz="4"/>
+              <w:bottom w:val="single" w:color="BFC7D5" w:sz="4"/>
+              <w:right w:val="single" w:color="BFC7D5" w:sz="4"/>
+            </w:tcBorders>
+            <w:tcMar>
+              <w:top w:type="dxa" w:w="60"/>
+              <w:left w:type="dxa" w:w="100"/>
+              <w:bottom w:type="dxa" w:w="60"/>
+              <w:right w:type="dxa" w:w="100"/>
+            </w:tcMar>
+          </w:tcPr>
+          <w:p>
+            <w:r>
+              <w:rPr>
+                <w:rFonts w:ascii="Consolas" w:cs="Consolas" w:eastAsia="Consolas" w:hAnsi="Consolas"/>
+                <w:sz w:val="20"/>
+                <w:szCs w:val="20"/>
+              </w:rPr>
               <w:t xml:space="preserve">migration.md</w:t>
             </w:r>
           </w:p>
@@ -2387,6 +2473,264 @@
                 <w:szCs w:val="20"/>
               </w:rPr>
               <w:t xml:space="preserve">Generic SQL Server → PostgreSQL rules: type map, syntax map, hard rules [H1–H17], parity rules [P1–P11], validation checklist, naming</w:t>
+            </w:r>
+          </w:p>
+        </w:tc>
+      </w:tr>
+      <w:tr>
+        <w:trPr>
+          <w:tblHeader w:val="false"/>
+        </w:trPr>
+        <w:tc>
+          <w:tcPr>
+            <w:tcW w:type="dxa" w:w="2500"/>
+            <w:tcBorders>
+              <w:top w:val="single" w:color="BFC7D5" w:sz="4"/>
+              <w:left w:val="single" w:color="BFC7D5" w:sz="4"/>
+              <w:bottom w:val="single" w:color="BFC7D5" w:sz="4"/>
+              <w:right w:val="single" w:color="BFC7D5" w:sz="4"/>
+            </w:tcBorders>
+            <w:tcMar>
+              <w:top w:type="dxa" w:w="60"/>
+              <w:left w:type="dxa" w:w="100"/>
+              <w:bottom w:type="dxa" w:w="60"/>
+              <w:right w:type="dxa" w:w="100"/>
+            </w:tcMar>
+          </w:tcPr>
+          <w:p>
+            <w:r>
+              <w:rPr>
+                <w:rFonts w:ascii="Consolas" w:cs="Consolas" w:eastAsia="Consolas" w:hAnsi="Consolas"/>
+                <w:sz w:val="20"/>
+                <w:szCs w:val="20"/>
+              </w:rPr>
+              <w:t xml:space="preserve">redshift.md</w:t>
+            </w:r>
+          </w:p>
+        </w:tc>
+        <w:tc>
+          <w:tcPr>
+            <w:tcW w:type="dxa" w:w="1500"/>
+            <w:tcBorders>
+              <w:top w:val="single" w:color="BFC7D5" w:sz="4"/>
+              <w:left w:val="single" w:color="BFC7D5" w:sz="4"/>
+              <w:bottom w:val="single" w:color="BFC7D5" w:sz="4"/>
+              <w:right w:val="single" w:color="BFC7D5" w:sz="4"/>
+            </w:tcBorders>
+            <w:tcMar>
+              <w:top w:type="dxa" w:w="60"/>
+              <w:left w:type="dxa" w:w="100"/>
+              <w:bottom w:type="dxa" w:w="60"/>
+              <w:right w:type="dxa" w:w="100"/>
+            </w:tcMar>
+          </w:tcPr>
+          <w:p>
+            <w:r>
+              <w:rPr>
+                <w:rFonts w:ascii="Calibri" w:cs="Calibri" w:eastAsia="Calibri" w:hAnsi="Calibri"/>
+                <w:sz w:val="20"/>
+                <w:szCs w:val="20"/>
+              </w:rPr>
+              <w:t xml:space="preserve">always</w:t>
+            </w:r>
+          </w:p>
+        </w:tc>
+        <w:tc>
+          <w:tcPr>
+            <w:tcW w:type="dxa" w:w="5026"/>
+            <w:tcBorders>
+              <w:top w:val="single" w:color="BFC7D5" w:sz="4"/>
+              <w:left w:val="single" w:color="BFC7D5" w:sz="4"/>
+              <w:bottom w:val="single" w:color="BFC7D5" w:sz="4"/>
+              <w:right w:val="single" w:color="BFC7D5" w:sz="4"/>
+            </w:tcBorders>
+            <w:tcMar>
+              <w:top w:type="dxa" w:w="60"/>
+              <w:left w:type="dxa" w:w="100"/>
+              <w:bottom w:type="dxa" w:w="60"/>
+              <w:right w:type="dxa" w:w="100"/>
+            </w:tcMar>
+          </w:tcPr>
+          <w:p>
+            <w:r>
+              <w:rPr>
+                <w:rFonts w:ascii="Calibri" w:cs="Calibri" w:eastAsia="Calibri" w:hAnsi="Calibri"/>
+                <w:sz w:val="20"/>
+                <w:szCs w:val="20"/>
+              </w:rPr>
+              <w:t xml:space="preserve">SQL Server → Amazon Redshift rules [R-1–R-15]: what Redshift lacks, kept functions, type map in bytes, DISTSTYLE/SORTKEY as decisions, informational keys, PL/pgSQL limits, MERGE limits, late-binding views, RLS, evidence</w:t>
+            </w:r>
+          </w:p>
+        </w:tc>
+      </w:tr>
+      <w:tr>
+        <w:trPr>
+          <w:tblHeader w:val="false"/>
+        </w:trPr>
+        <w:tc>
+          <w:tcPr>
+            <w:tcW w:type="dxa" w:w="2500"/>
+            <w:tcBorders>
+              <w:top w:val="single" w:color="BFC7D5" w:sz="4"/>
+              <w:left w:val="single" w:color="BFC7D5" w:sz="4"/>
+              <w:bottom w:val="single" w:color="BFC7D5" w:sz="4"/>
+              <w:right w:val="single" w:color="BFC7D5" w:sz="4"/>
+            </w:tcBorders>
+            <w:tcMar>
+              <w:top w:type="dxa" w:w="60"/>
+              <w:left w:type="dxa" w:w="100"/>
+              <w:bottom w:type="dxa" w:w="60"/>
+              <w:right w:type="dxa" w:w="100"/>
+            </w:tcMar>
+          </w:tcPr>
+          <w:p>
+            <w:r>
+              <w:rPr>
+                <w:rFonts w:ascii="Consolas" w:cs="Consolas" w:eastAsia="Consolas" w:hAnsi="Consolas"/>
+                <w:sz w:val="20"/>
+                <w:szCs w:val="20"/>
+              </w:rPr>
+              <w:t xml:space="preserve">iceberg.md</w:t>
+            </w:r>
+          </w:p>
+        </w:tc>
+        <w:tc>
+          <w:tcPr>
+            <w:tcW w:type="dxa" w:w="1500"/>
+            <w:tcBorders>
+              <w:top w:val="single" w:color="BFC7D5" w:sz="4"/>
+              <w:left w:val="single" w:color="BFC7D5" w:sz="4"/>
+              <w:bottom w:val="single" w:color="BFC7D5" w:sz="4"/>
+              <w:right w:val="single" w:color="BFC7D5" w:sz="4"/>
+            </w:tcBorders>
+            <w:tcMar>
+              <w:top w:type="dxa" w:w="60"/>
+              <w:left w:type="dxa" w:w="100"/>
+              <w:bottom w:type="dxa" w:w="60"/>
+              <w:right w:type="dxa" w:w="100"/>
+            </w:tcMar>
+          </w:tcPr>
+          <w:p>
+            <w:r>
+              <w:rPr>
+                <w:rFonts w:ascii="Calibri" w:cs="Calibri" w:eastAsia="Calibri" w:hAnsi="Calibri"/>
+                <w:sz w:val="20"/>
+                <w:szCs w:val="20"/>
+              </w:rPr>
+              <w:t xml:space="preserve">always</w:t>
+            </w:r>
+          </w:p>
+        </w:tc>
+        <w:tc>
+          <w:tcPr>
+            <w:tcW w:type="dxa" w:w="5026"/>
+            <w:tcBorders>
+              <w:top w:val="single" w:color="BFC7D5" w:sz="4"/>
+              <w:left w:val="single" w:color="BFC7D5" w:sz="4"/>
+              <w:bottom w:val="single" w:color="BFC7D5" w:sz="4"/>
+              <w:right w:val="single" w:color="BFC7D5" w:sz="4"/>
+            </w:tcBorders>
+            <w:tcMar>
+              <w:top w:type="dxa" w:w="60"/>
+              <w:left w:type="dxa" w:w="100"/>
+              <w:bottom w:type="dxa" w:w="60"/>
+              <w:right w:type="dxa" w:w="100"/>
+            </w:tcMar>
+          </w:tcPr>
+          <w:p>
+            <w:r>
+              <w:rPr>
+                <w:rFonts w:ascii="Calibri" w:cs="Calibri" w:eastAsia="Calibri" w:hAnsi="Calibri"/>
+                <w:sz w:val="20"/>
+                <w:szCs w:val="20"/>
+              </w:rPr>
+              <w:t xml:space="preserve">SQL Server → Iceberg / Athena / Glue / Spark rules [I-1–I-11]: spec types, partition transforms from design, two DDL dialects, schema evolution, function map, MERGE safety, views, jobs, evidence</w:t>
+            </w:r>
+          </w:p>
+        </w:tc>
+      </w:tr>
+      <w:tr>
+        <w:trPr>
+          <w:tblHeader w:val="false"/>
+        </w:trPr>
+        <w:tc>
+          <w:tcPr>
+            <w:tcW w:type="dxa" w:w="2500"/>
+            <w:tcBorders>
+              <w:top w:val="single" w:color="BFC7D5" w:sz="4"/>
+              <w:left w:val="single" w:color="BFC7D5" w:sz="4"/>
+              <w:bottom w:val="single" w:color="BFC7D5" w:sz="4"/>
+              <w:right w:val="single" w:color="BFC7D5" w:sz="4"/>
+            </w:tcBorders>
+            <w:tcMar>
+              <w:top w:type="dxa" w:w="60"/>
+              <w:left w:type="dxa" w:w="100"/>
+              <w:bottom w:type="dxa" w:w="60"/>
+              <w:right w:type="dxa" w:w="100"/>
+            </w:tcMar>
+          </w:tcPr>
+          <w:p>
+            <w:r>
+              <w:rPr>
+                <w:rFonts w:ascii="Consolas" w:cs="Consolas" w:eastAsia="Consolas" w:hAnsi="Consolas"/>
+                <w:sz w:val="20"/>
+                <w:szCs w:val="20"/>
+              </w:rPr>
+              <w:t xml:space="preserve">schema.md</w:t>
+            </w:r>
+          </w:p>
+        </w:tc>
+        <w:tc>
+          <w:tcPr>
+            <w:tcW w:type="dxa" w:w="1500"/>
+            <w:tcBorders>
+              <w:top w:val="single" w:color="BFC7D5" w:sz="4"/>
+              <w:left w:val="single" w:color="BFC7D5" w:sz="4"/>
+              <w:bottom w:val="single" w:color="BFC7D5" w:sz="4"/>
+              <w:right w:val="single" w:color="BFC7D5" w:sz="4"/>
+            </w:tcBorders>
+            <w:tcMar>
+              <w:top w:type="dxa" w:w="60"/>
+              <w:left w:type="dxa" w:w="100"/>
+              <w:bottom w:type="dxa" w:w="60"/>
+              <w:right w:type="dxa" w:w="100"/>
+            </w:tcMar>
+          </w:tcPr>
+          <w:p>
+            <w:r>
+              <w:rPr>
+                <w:rFonts w:ascii="Calibri" w:cs="Calibri" w:eastAsia="Calibri" w:hAnsi="Calibri"/>
+                <w:sz w:val="20"/>
+                <w:szCs w:val="20"/>
+              </w:rPr>
+              <w:t xml:space="preserve">always</w:t>
+            </w:r>
+          </w:p>
+        </w:tc>
+        <w:tc>
+          <w:tcPr>
+            <w:tcW w:type="dxa" w:w="5026"/>
+            <w:tcBorders>
+              <w:top w:val="single" w:color="BFC7D5" w:sz="4"/>
+              <w:left w:val="single" w:color="BFC7D5" w:sz="4"/>
+              <w:bottom w:val="single" w:color="BFC7D5" w:sz="4"/>
+              <w:right w:val="single" w:color="BFC7D5" w:sz="4"/>
+            </w:tcBorders>
+            <w:tcMar>
+              <w:top w:type="dxa" w:w="60"/>
+              <w:left w:type="dxa" w:w="100"/>
+              <w:bottom w:type="dxa" w:w="60"/>
+              <w:right w:type="dxa" w:w="100"/>
+            </w:tcMar>
+          </w:tcPr>
+          <w:p>
+            <w:r>
+              <w:rPr>
+                <w:rFonts w:ascii="Calibri" w:cs="Calibri" w:eastAsia="Calibri" w:hAnsi="Calibri"/>
+                <w:sz w:val="20"/>
+                <w:szCs w:val="20"/>
+              </w:rPr>
+              <w:t xml:space="preserve">Schema conformance [S-1–S-9] (snapshots, classifications, naming profiles, statuses, dry-run conformance, reference checks) and change propagation [S-10–S-13] (templates, protected layers, cast before rename, token-aware dry-run edits)</w:t>
             </w:r>
           </w:p>
         </w:tc>
@@ -3128,23 +3472,101 @@
                 <w:sz w:val="20"/>
                 <w:szCs w:val="20"/>
               </w:rPr>
-              <w:t xml:space="preserve">schema-validation</w:t>
-            </w:r>
-            <w:r>
-              <w:rPr>
-                <w:rFonts w:ascii="Calibri" w:cs="Calibri" w:eastAsia="Calibri" w:hAnsi="Calibri"/>
-                <w:sz w:val="20"/>
-                <w:szCs w:val="20"/>
-              </w:rPr>
-              <w:t xml:space="preserve">, </w:t>
-            </w:r>
+              <w:t xml:space="preserve">migration-assessment</w:t>
+            </w:r>
+          </w:p>
+        </w:tc>
+        <w:tc>
+          <w:tcPr>
+            <w:tcW w:type="dxa" w:w="3300"/>
+            <w:tcBorders>
+              <w:top w:val="single" w:color="BFC7D5" w:sz="4"/>
+              <w:left w:val="single" w:color="BFC7D5" w:sz="4"/>
+              <w:bottom w:val="single" w:color="BFC7D5" w:sz="4"/>
+              <w:right w:val="single" w:color="BFC7D5" w:sz="4"/>
+            </w:tcBorders>
+            <w:tcMar>
+              <w:top w:type="dxa" w:w="60"/>
+              <w:left w:type="dxa" w:w="100"/>
+              <w:bottom w:type="dxa" w:w="60"/>
+              <w:right w:type="dxa" w:w="100"/>
+            </w:tcMar>
+          </w:tcPr>
+          <w:p>
+            <w:r>
+              <w:rPr>
+                <w:rFonts w:ascii="Calibri" w:cs="Calibri" w:eastAsia="Calibri" w:hAnsi="Calibri"/>
+                <w:sz w:val="20"/>
+                <w:szCs w:val="20"/>
+              </w:rPr>
+              <w:t xml:space="preserve">5 steps; placement matrix and complexity/tier table (MA-01..12); intake questions</w:t>
+            </w:r>
+          </w:p>
+        </w:tc>
+        <w:tc>
+          <w:tcPr>
+            <w:tcW w:type="dxa" w:w="3526"/>
+            <w:tcBorders>
+              <w:top w:val="single" w:color="BFC7D5" w:sz="4"/>
+              <w:left w:val="single" w:color="BFC7D5" w:sz="4"/>
+              <w:bottom w:val="single" w:color="BFC7D5" w:sz="4"/>
+              <w:right w:val="single" w:color="BFC7D5" w:sz="4"/>
+            </w:tcBorders>
+            <w:tcMar>
+              <w:top w:type="dxa" w:w="60"/>
+              <w:left w:type="dxa" w:w="100"/>
+              <w:bottom w:type="dxa" w:w="60"/>
+              <w:right w:type="dxa" w:w="100"/>
+            </w:tcMar>
+          </w:tcPr>
+          <w:p>
             <w:r>
               <w:rPr>
                 <w:rFonts w:ascii="Consolas" w:cs="Consolas" w:eastAsia="Consolas" w:hAnsi="Consolas"/>
                 <w:sz w:val="20"/>
                 <w:szCs w:val="20"/>
               </w:rPr>
-              <w:t xml:space="preserve">metadata-validation</w:t>
+              <w:t xml:space="preserve">assess_tool.py</w:t>
+            </w:r>
+            <w:r>
+              <w:rPr>
+                <w:rFonts w:ascii="Calibri" w:cs="Calibri" w:eastAsia="Calibri" w:hAnsi="Calibri"/>
+                <w:sz w:val="20"/>
+                <w:szCs w:val="20"/>
+              </w:rPr>
+              <w:t xml:space="preserve"> (assess, inventory, validate, questions), 12 unit tests</w:t>
+            </w:r>
+          </w:p>
+        </w:tc>
+      </w:tr>
+      <w:tr>
+        <w:trPr>
+          <w:tblHeader w:val="false"/>
+        </w:trPr>
+        <w:tc>
+          <w:tcPr>
+            <w:tcW w:type="dxa" w:w="2200"/>
+            <w:tcBorders>
+              <w:top w:val="single" w:color="BFC7D5" w:sz="4"/>
+              <w:left w:val="single" w:color="BFC7D5" w:sz="4"/>
+              <w:bottom w:val="single" w:color="BFC7D5" w:sz="4"/>
+              <w:right w:val="single" w:color="BFC7D5" w:sz="4"/>
+            </w:tcBorders>
+            <w:tcMar>
+              <w:top w:type="dxa" w:w="60"/>
+              <w:left w:type="dxa" w:w="100"/>
+              <w:bottom w:type="dxa" w:w="60"/>
+              <w:right w:type="dxa" w:w="100"/>
+            </w:tcMar>
+          </w:tcPr>
+          <w:p>
+            <w:r>
+              <w:rPr>
+                <w:rFonts w:ascii="Consolas" w:cs="Consolas" w:eastAsia="Consolas" w:hAnsi="Consolas"/>
+                <w:sz w:val="20"/>
+                <w:szCs w:val="20"/>
+              </w:rPr>
+              <w:t xml:space="preserve">sql-conversion-redshift</w:t>
             </w:r>
           </w:p>
         </w:tc>
@@ -3171,7 +3593,7 @@
                 <w:sz w:val="20"/>
                 <w:szCs w:val="20"/>
               </w:rPr>
-              <w:t xml:space="preserve">planned (stubs)</w:t>
+              <w:t xml:space="preserve">5 steps; 52 corner cases (RS); 5 worked pairs with a design file</w:t>
             </w:r>
           </w:p>
         </w:tc>
@@ -3194,11 +3616,301 @@
           <w:p>
             <w:r>
               <w:rPr>
-                <w:rFonts w:ascii="Calibri" w:cs="Calibri" w:eastAsia="Calibri" w:hAnsi="Calibri"/>
-                <w:sz w:val="20"/>
-                <w:szCs w:val="20"/>
-              </w:rPr>
-              <w:t xml:space="preserve">—</w:t>
+                <w:rFonts w:ascii="Consolas" w:cs="Consolas" w:eastAsia="Consolas" w:hAnsi="Consolas"/>
+                <w:sz w:val="20"/>
+                <w:szCs w:val="20"/>
+              </w:rPr>
+              <w:t xml:space="preserve">redshift_tool.py</w:t>
+            </w:r>
+            <w:r>
+              <w:rPr>
+                <w:rFonts w:ascii="Calibri" w:cs="Calibri" w:eastAsia="Calibri" w:hAnsi="Calibri"/>
+                <w:sz w:val="20"/>
+                <w:szCs w:val="20"/>
+              </w:rPr>
+              <w:t xml:space="preserve"> (convert-ddl, check, ledger, run via Redshift Data API, package), 13 unit tests incl. stub AWS CLI</w:t>
+            </w:r>
+          </w:p>
+        </w:tc>
+      </w:tr>
+      <w:tr>
+        <w:trPr>
+          <w:tblHeader w:val="false"/>
+        </w:trPr>
+        <w:tc>
+          <w:tcPr>
+            <w:tcW w:type="dxa" w:w="2200"/>
+            <w:tcBorders>
+              <w:top w:val="single" w:color="BFC7D5" w:sz="4"/>
+              <w:left w:val="single" w:color="BFC7D5" w:sz="4"/>
+              <w:bottom w:val="single" w:color="BFC7D5" w:sz="4"/>
+              <w:right w:val="single" w:color="BFC7D5" w:sz="4"/>
+            </w:tcBorders>
+            <w:tcMar>
+              <w:top w:type="dxa" w:w="60"/>
+              <w:left w:type="dxa" w:w="100"/>
+              <w:bottom w:type="dxa" w:w="60"/>
+              <w:right w:type="dxa" w:w="100"/>
+            </w:tcMar>
+          </w:tcPr>
+          <w:p>
+            <w:r>
+              <w:rPr>
+                <w:rFonts w:ascii="Consolas" w:cs="Consolas" w:eastAsia="Consolas" w:hAnsi="Consolas"/>
+                <w:sz w:val="20"/>
+                <w:szCs w:val="20"/>
+              </w:rPr>
+              <w:t xml:space="preserve">sql-conversion-iceberg</w:t>
+            </w:r>
+          </w:p>
+        </w:tc>
+        <w:tc>
+          <w:tcPr>
+            <w:tcW w:type="dxa" w:w="3300"/>
+            <w:tcBorders>
+              <w:top w:val="single" w:color="BFC7D5" w:sz="4"/>
+              <w:left w:val="single" w:color="BFC7D5" w:sz="4"/>
+              <w:bottom w:val="single" w:color="BFC7D5" w:sz="4"/>
+              <w:right w:val="single" w:color="BFC7D5" w:sz="4"/>
+            </w:tcBorders>
+            <w:tcMar>
+              <w:top w:type="dxa" w:w="60"/>
+              <w:left w:type="dxa" w:w="100"/>
+              <w:bottom w:type="dxa" w:w="60"/>
+              <w:right w:type="dxa" w:w="100"/>
+            </w:tcMar>
+          </w:tcPr>
+          <w:p>
+            <w:r>
+              <w:rPr>
+                <w:rFonts w:ascii="Calibri" w:cs="Calibri" w:eastAsia="Calibri" w:hAnsi="Calibri"/>
+                <w:sz w:val="20"/>
+                <w:szCs w:val="20"/>
+              </w:rPr>
+              <w:t xml:space="preserve">5 steps; 51 corner cases (IB); 4 worked examples (DDL, Athena view, Spark SQL + Glue job, spatial)</w:t>
+            </w:r>
+          </w:p>
+        </w:tc>
+        <w:tc>
+          <w:tcPr>
+            <w:tcW w:type="dxa" w:w="3526"/>
+            <w:tcBorders>
+              <w:top w:val="single" w:color="BFC7D5" w:sz="4"/>
+              <w:left w:val="single" w:color="BFC7D5" w:sz="4"/>
+              <w:bottom w:val="single" w:color="BFC7D5" w:sz="4"/>
+              <w:right w:val="single" w:color="BFC7D5" w:sz="4"/>
+            </w:tcBorders>
+            <w:tcMar>
+              <w:top w:type="dxa" w:w="60"/>
+              <w:left w:type="dxa" w:w="100"/>
+              <w:bottom w:type="dxa" w:w="60"/>
+              <w:right w:type="dxa" w:w="100"/>
+            </w:tcMar>
+          </w:tcPr>
+          <w:p>
+            <w:r>
+              <w:rPr>
+                <w:rFonts w:ascii="Consolas" w:cs="Consolas" w:eastAsia="Consolas" w:hAnsi="Consolas"/>
+                <w:sz w:val="20"/>
+                <w:szCs w:val="20"/>
+              </w:rPr>
+              <w:t xml:space="preserve">iceberg_tool.py</w:t>
+            </w:r>
+            <w:r>
+              <w:rPr>
+                <w:rFonts w:ascii="Calibri" w:cs="Calibri" w:eastAsia="Calibri" w:hAnsi="Calibri"/>
+                <w:sz w:val="20"/>
+                <w:szCs w:val="20"/>
+              </w:rPr>
+              <w:t xml:space="preserve"> (ddl, check, ledger, job, run via Athena, package), Glue job template, 10 unit tests</w:t>
+            </w:r>
+          </w:p>
+        </w:tc>
+      </w:tr>
+      <w:tr>
+        <w:trPr>
+          <w:tblHeader w:val="false"/>
+        </w:trPr>
+        <w:tc>
+          <w:tcPr>
+            <w:tcW w:type="dxa" w:w="2200"/>
+            <w:tcBorders>
+              <w:top w:val="single" w:color="BFC7D5" w:sz="4"/>
+              <w:left w:val="single" w:color="BFC7D5" w:sz="4"/>
+              <w:bottom w:val="single" w:color="BFC7D5" w:sz="4"/>
+              <w:right w:val="single" w:color="BFC7D5" w:sz="4"/>
+            </w:tcBorders>
+            <w:tcMar>
+              <w:top w:type="dxa" w:w="60"/>
+              <w:left w:type="dxa" w:w="100"/>
+              <w:bottom w:type="dxa" w:w="60"/>
+              <w:right w:type="dxa" w:w="100"/>
+            </w:tcMar>
+          </w:tcPr>
+          <w:p>
+            <w:r>
+              <w:rPr>
+                <w:rFonts w:ascii="Consolas" w:cs="Consolas" w:eastAsia="Consolas" w:hAnsi="Consolas"/>
+                <w:sz w:val="20"/>
+                <w:szCs w:val="20"/>
+              </w:rPr>
+              <w:t xml:space="preserve">schema-conformance</w:t>
+            </w:r>
+          </w:p>
+        </w:tc>
+        <w:tc>
+          <w:tcPr>
+            <w:tcW w:type="dxa" w:w="3300"/>
+            <w:tcBorders>
+              <w:top w:val="single" w:color="BFC7D5" w:sz="4"/>
+              <w:left w:val="single" w:color="BFC7D5" w:sz="4"/>
+              <w:bottom w:val="single" w:color="BFC7D5" w:sz="4"/>
+              <w:right w:val="single" w:color="BFC7D5" w:sz="4"/>
+            </w:tcBorders>
+            <w:tcMar>
+              <w:top w:type="dxa" w:w="60"/>
+              <w:left w:type="dxa" w:w="100"/>
+              <w:bottom w:type="dxa" w:w="60"/>
+              <w:right w:type="dxa" w:w="100"/>
+            </w:tcMar>
+          </w:tcPr>
+          <w:p>
+            <w:r>
+              <w:rPr>
+                <w:rFonts w:ascii="Calibri" w:cs="Calibri" w:eastAsia="Calibri" w:hAnsi="Calibri"/>
+                <w:sz w:val="20"/>
+                <w:szCs w:val="20"/>
+              </w:rPr>
+              <w:t xml:space="preserve">5 steps; 22 rules (SC); type allowlists per target profile</w:t>
+            </w:r>
+          </w:p>
+        </w:tc>
+        <w:tc>
+          <w:tcPr>
+            <w:tcW w:type="dxa" w:w="3526"/>
+            <w:tcBorders>
+              <w:top w:val="single" w:color="BFC7D5" w:sz="4"/>
+              <w:left w:val="single" w:color="BFC7D5" w:sz="4"/>
+              <w:bottom w:val="single" w:color="BFC7D5" w:sz="4"/>
+              <w:right w:val="single" w:color="BFC7D5" w:sz="4"/>
+            </w:tcBorders>
+            <w:tcMar>
+              <w:top w:type="dxa" w:w="60"/>
+              <w:left w:type="dxa" w:w="100"/>
+              <w:bottom w:type="dxa" w:w="60"/>
+              <w:right w:type="dxa" w:w="100"/>
+            </w:tcMar>
+          </w:tcPr>
+          <w:p>
+            <w:r>
+              <w:rPr>
+                <w:rFonts w:ascii="Consolas" w:cs="Consolas" w:eastAsia="Consolas" w:hAnsi="Consolas"/>
+                <w:sz w:val="20"/>
+                <w:szCs w:val="20"/>
+              </w:rPr>
+              <w:t xml:space="preserve">schema_tool.py</w:t>
+            </w:r>
+            <w:r>
+              <w:rPr>
+                <w:rFonts w:ascii="Calibri" w:cs="Calibri" w:eastAsia="Calibri" w:hAnsi="Calibri"/>
+                <w:sz w:val="20"/>
+                <w:szCs w:val="20"/>
+              </w:rPr>
+              <w:t xml:space="preserve"> (snapshot from DDL / live PostgreSQL / Glue, compare, conform, refs, package), 8 unit tests incl. project regression and live Aurora</w:t>
+            </w:r>
+          </w:p>
+        </w:tc>
+      </w:tr>
+      <w:tr>
+        <w:trPr>
+          <w:tblHeader w:val="false"/>
+        </w:trPr>
+        <w:tc>
+          <w:tcPr>
+            <w:tcW w:type="dxa" w:w="2200"/>
+            <w:tcBorders>
+              <w:top w:val="single" w:color="BFC7D5" w:sz="4"/>
+              <w:left w:val="single" w:color="BFC7D5" w:sz="4"/>
+              <w:bottom w:val="single" w:color="BFC7D5" w:sz="4"/>
+              <w:right w:val="single" w:color="BFC7D5" w:sz="4"/>
+            </w:tcBorders>
+            <w:tcMar>
+              <w:top w:type="dxa" w:w="60"/>
+              <w:left w:type="dxa" w:w="100"/>
+              <w:bottom w:type="dxa" w:w="60"/>
+              <w:right w:type="dxa" w:w="100"/>
+            </w:tcMar>
+          </w:tcPr>
+          <w:p>
+            <w:r>
+              <w:rPr>
+                <w:rFonts w:ascii="Consolas" w:cs="Consolas" w:eastAsia="Consolas" w:hAnsi="Consolas"/>
+                <w:sz w:val="20"/>
+                <w:szCs w:val="20"/>
+              </w:rPr>
+              <w:t xml:space="preserve">schema-change-propagation</w:t>
+            </w:r>
+          </w:p>
+        </w:tc>
+        <w:tc>
+          <w:tcPr>
+            <w:tcW w:type="dxa" w:w="3300"/>
+            <w:tcBorders>
+              <w:top w:val="single" w:color="BFC7D5" w:sz="4"/>
+              <w:left w:val="single" w:color="BFC7D5" w:sz="4"/>
+              <w:bottom w:val="single" w:color="BFC7D5" w:sz="4"/>
+              <w:right w:val="single" w:color="BFC7D5" w:sz="4"/>
+            </w:tcBorders>
+            <w:tcMar>
+              <w:top w:type="dxa" w:w="60"/>
+              <w:left w:type="dxa" w:w="100"/>
+              <w:bottom w:type="dxa" w:w="60"/>
+              <w:right w:type="dxa" w:w="100"/>
+            </w:tcMar>
+          </w:tcPr>
+          <w:p>
+            <w:r>
+              <w:rPr>
+                <w:rFonts w:ascii="Calibri" w:cs="Calibri" w:eastAsia="Calibri" w:hAnsi="Calibri"/>
+                <w:sz w:val="20"/>
+                <w:szCs w:val="20"/>
+              </w:rPr>
+              <w:t xml:space="preserve">5 steps; 20 rules (CP); worked example (template, layers, policy, profile, flow)</w:t>
+            </w:r>
+          </w:p>
+        </w:tc>
+        <w:tc>
+          <w:tcPr>
+            <w:tcW w:type="dxa" w:w="3526"/>
+            <w:tcBorders>
+              <w:top w:val="single" w:color="BFC7D5" w:sz="4"/>
+              <w:left w:val="single" w:color="BFC7D5" w:sz="4"/>
+              <w:bottom w:val="single" w:color="BFC7D5" w:sz="4"/>
+              <w:right w:val="single" w:color="BFC7D5" w:sz="4"/>
+            </w:tcBorders>
+            <w:tcMar>
+              <w:top w:type="dxa" w:w="60"/>
+              <w:left w:type="dxa" w:w="100"/>
+              <w:bottom w:type="dxa" w:w="60"/>
+              <w:right w:type="dxa" w:w="100"/>
+            </w:tcMar>
+          </w:tcPr>
+          <w:p>
+            <w:r>
+              <w:rPr>
+                <w:rFonts w:ascii="Consolas" w:cs="Consolas" w:eastAsia="Consolas" w:hAnsi="Consolas"/>
+                <w:sz w:val="20"/>
+                <w:szCs w:val="20"/>
+              </w:rPr>
+              <w:t xml:space="preserve">change_tool.py</w:t>
+            </w:r>
+            <w:r>
+              <w:rPr>
+                <w:rFonts w:ascii="Calibri" w:cs="Calibri" w:eastAsia="Calibri" w:hAnsi="Calibri"/>
+                <w:sz w:val="20"/>
+                <w:szCs w:val="20"/>
+              </w:rPr>
+              <w:t xml:space="preserve"> (ingest CSV/XLSX, validate, plan, patch, scan, package), 9 unit tests</w:t>
             </w:r>
           </w:p>
         </w:tc>
@@ -3451,7 +4163,23 @@
                 <w:sz w:val="20"/>
                 <w:szCs w:val="20"/>
               </w:rPr>
-              <w:t xml:space="preserve"> — workflows, guardrail behaviour, report format</w:t>
+              <w:t xml:space="preserve"> — router: intake questions, skill table, chaining, stop codes as questions, workflows, guardrail behaviour, report format; </w:t>
+            </w:r>
+            <w:r>
+              <w:rPr>
+                <w:rFonts w:ascii="Consolas" w:cs="Consolas" w:eastAsia="Consolas" w:hAnsi="Consolas"/>
+                <w:sz w:val="20"/>
+                <w:szCs w:val="20"/>
+              </w:rPr>
+              <w:t xml:space="preserve">prompts/examples.md</w:t>
+            </w:r>
+            <w:r>
+              <w:rPr>
+                <w:rFonts w:ascii="Calibri" w:cs="Calibri" w:eastAsia="Calibri" w:hAnsi="Calibri"/>
+                <w:sz w:val="20"/>
+                <w:szCs w:val="20"/>
+              </w:rPr>
+              <w:t xml:space="preserve"> lists prompts per skill</w:t>
             </w:r>
           </w:p>
         </w:tc>
@@ -3542,7 +4270,7 @@
                 <w:sz w:val="20"/>
                 <w:szCs w:val="20"/>
               </w:rPr>
-              <w:t xml:space="preserve">, GUARDRAILS.md, security-logging.md</w:t>
+              <w:t xml:space="preserve">, GUARDRAILS.md, security-logging.md, prompts/examples.md</w:t>
             </w:r>
           </w:p>
         </w:tc>
@@ -3660,7 +4388,7 @@
                 <w:sz w:val="20"/>
                 <w:szCs w:val="20"/>
               </w:rPr>
-              <w:t xml:space="preserve">shell allow-list (tests, skill tools, read-only migkit commands); writes only under generated/, tests/, metadata/migration_log.json, source/schema/, source/informatica/</w:t>
+              <w:t xml:space="preserve">shell allow-list (tests, the eight skill tools, read-only migkit commands, runner generators); writes only under generated/, tests/, metadata/{migration_log.json, design, schema, changes}/, source/schema/, source/informatica/</w:t>
             </w:r>
           </w:p>
         </w:tc>
@@ -7284,7 +8012,2015 @@
         <w:rPr>
           <w:rFonts w:ascii="Calibri" w:cs="Calibri" w:eastAsia="Calibri" w:hAnsi="Calibri"/>
         </w:rPr>
-        <w:t xml:space="preserve">6.3 Informatica PowerCenter XML (informatica-etl-conversion)</w:t>
+        <w:t xml:space="preserve">6.3 Assessment and placement (migration-assessment)</w:t>
+      </w:r>
+    </w:p>
+    <w:tbl>
+      <w:tblPr>
+        <w:tblW w:type="dxa" w:w="9026"/>
+        <w:tblBorders>
+          <w:top w:val="single" w:color="auto" w:sz="4"/>
+          <w:left w:val="single" w:color="auto" w:sz="4"/>
+          <w:bottom w:val="single" w:color="auto" w:sz="4"/>
+          <w:right w:val="single" w:color="auto" w:sz="4"/>
+          <w:insideH w:val="single" w:color="auto" w:sz="4"/>
+          <w:insideV w:val="single" w:color="auto" w:sz="4"/>
+        </w:tblBorders>
+        <w:tblLayout w:type="fixed"/>
+      </w:tblPr>
+      <w:tblGrid>
+        <w:gridCol w:w="1254"/>
+        <w:gridCol w:w="300"/>
+        <w:gridCol w:w="1254"/>
+        <w:gridCol w:w="300"/>
+        <w:gridCol w:w="1254"/>
+        <w:gridCol w:w="300"/>
+        <w:gridCol w:w="1254"/>
+        <w:gridCol w:w="300"/>
+        <w:gridCol w:w="1254"/>
+        <w:gridCol w:w="300"/>
+        <w:gridCol w:w="1254"/>
+      </w:tblGrid>
+      <w:tr>
+        <w:tc>
+          <w:tcPr>
+            <w:tcW w:type="dxa" w:w="1254"/>
+            <w:tcBorders>
+              <w:top w:val="single" w:color="BFC7D5" w:sz="4"/>
+              <w:left w:val="single" w:color="BFC7D5" w:sz="4"/>
+              <w:bottom w:val="single" w:color="BFC7D5" w:sz="4"/>
+              <w:right w:val="single" w:color="BFC7D5" w:sz="4"/>
+            </w:tcBorders>
+            <w:shd w:fill="FFF1D6" w:color="auto" w:val="clear"/>
+            <w:tcMar>
+              <w:top w:type="dxa" w:w="70"/>
+              <w:left w:type="dxa" w:w="90"/>
+              <w:bottom w:type="dxa" w:w="70"/>
+              <w:right w:type="dxa" w:w="90"/>
+            </w:tcMar>
+            <w:vAlign w:val="center"/>
+          </w:tcPr>
+          <w:p>
+            <w:pPr>
+              <w:jc w:val="center"/>
+            </w:pPr>
+            <w:r>
+              <w:rPr>
+                <w:rFonts w:ascii="Calibri" w:cs="Calibri" w:eastAsia="Calibri" w:hAnsi="Calibri"/>
+                <w:b/>
+                <w:bCs/>
+                <w:sz w:val="19"/>
+                <w:szCs w:val="19"/>
+              </w:rPr>
+              <w:t xml:space="preserve">Intake questions</w:t>
+            </w:r>
+          </w:p>
+          <w:p>
+            <w:pPr>
+              <w:jc w:val="center"/>
+            </w:pPr>
+            <w:r>
+              <w:rPr>
+                <w:rFonts w:ascii="Calibri" w:cs="Calibri" w:eastAsia="Calibri" w:hAnsi="Calibri"/>
+                <w:color w:val="404040"/>
+                <w:sz w:val="17"/>
+                <w:szCs w:val="17"/>
+              </w:rPr>
+              <w:t xml:space="preserve">consumer · target · contract</w:t>
+            </w:r>
+          </w:p>
+        </w:tc>
+        <w:tc>
+          <w:tcPr>
+            <w:tcW w:type="dxa" w:w="300"/>
+            <w:tcBorders>
+              <w:top w:val="none" w:color="FFFFFF" w:sz="0"/>
+              <w:left w:val="none" w:color="FFFFFF" w:sz="0"/>
+              <w:bottom w:val="none" w:color="FFFFFF" w:sz="0"/>
+              <w:right w:val="none" w:color="FFFFFF" w:sz="0"/>
+            </w:tcBorders>
+            <w:tcMar>
+              <w:top w:type="dxa" w:w="70"/>
+              <w:left w:type="dxa" w:w="90"/>
+              <w:bottom w:type="dxa" w:w="70"/>
+              <w:right w:type="dxa" w:w="90"/>
+            </w:tcMar>
+            <w:vAlign w:val="center"/>
+          </w:tcPr>
+          <w:p>
+            <w:pPr>
+              <w:jc w:val="center"/>
+            </w:pPr>
+            <w:r>
+              <w:rPr>
+                <w:rFonts w:ascii="Calibri" w:cs="Calibri" w:eastAsia="Calibri" w:hAnsi="Calibri"/>
+                <w:b w:val="false"/>
+                <w:bCs w:val="false"/>
+                <w:sz w:val="19"/>
+                <w:szCs w:val="19"/>
+              </w:rPr>
+              <w:t xml:space="preserve">→</w:t>
+            </w:r>
+          </w:p>
+        </w:tc>
+        <w:tc>
+          <w:tcPr>
+            <w:tcW w:type="dxa" w:w="1254"/>
+            <w:tcBorders>
+              <w:top w:val="single" w:color="BFC7D5" w:sz="4"/>
+              <w:left w:val="single" w:color="BFC7D5" w:sz="4"/>
+              <w:bottom w:val="single" w:color="BFC7D5" w:sz="4"/>
+              <w:right w:val="single" w:color="BFC7D5" w:sz="4"/>
+            </w:tcBorders>
+            <w:shd w:fill="FFF1D6" w:color="auto" w:val="clear"/>
+            <w:tcMar>
+              <w:top w:type="dxa" w:w="70"/>
+              <w:left w:type="dxa" w:w="90"/>
+              <w:bottom w:type="dxa" w:w="70"/>
+              <w:right w:type="dxa" w:w="90"/>
+            </w:tcMar>
+            <w:vAlign w:val="center"/>
+          </w:tcPr>
+          <w:p>
+            <w:pPr>
+              <w:jc w:val="center"/>
+            </w:pPr>
+            <w:r>
+              <w:rPr>
+                <w:rFonts w:ascii="Calibri" w:cs="Calibri" w:eastAsia="Calibri" w:hAnsi="Calibri"/>
+                <w:b/>
+                <w:bCs/>
+                <w:sz w:val="19"/>
+                <w:szCs w:val="19"/>
+              </w:rPr>
+              <w:t xml:space="preserve">Inventory</w:t>
+            </w:r>
+          </w:p>
+          <w:p>
+            <w:pPr>
+              <w:jc w:val="center"/>
+            </w:pPr>
+            <w:r>
+              <w:rPr>
+                <w:rFonts w:ascii="Calibri" w:cs="Calibri" w:eastAsia="Calibri" w:hAnsi="Calibri"/>
+                <w:color w:val="404040"/>
+                <w:sz w:val="17"/>
+                <w:szCs w:val="17"/>
+              </w:rPr>
+              <w:t xml:space="preserve">constructs · deps · security</w:t>
+            </w:r>
+          </w:p>
+        </w:tc>
+        <w:tc>
+          <w:tcPr>
+            <w:tcW w:type="dxa" w:w="300"/>
+            <w:tcBorders>
+              <w:top w:val="none" w:color="FFFFFF" w:sz="0"/>
+              <w:left w:val="none" w:color="FFFFFF" w:sz="0"/>
+              <w:bottom w:val="none" w:color="FFFFFF" w:sz="0"/>
+              <w:right w:val="none" w:color="FFFFFF" w:sz="0"/>
+            </w:tcBorders>
+            <w:tcMar>
+              <w:top w:type="dxa" w:w="70"/>
+              <w:left w:type="dxa" w:w="90"/>
+              <w:bottom w:type="dxa" w:w="70"/>
+              <w:right w:type="dxa" w:w="90"/>
+            </w:tcMar>
+            <w:vAlign w:val="center"/>
+          </w:tcPr>
+          <w:p>
+            <w:pPr>
+              <w:jc w:val="center"/>
+            </w:pPr>
+            <w:r>
+              <w:rPr>
+                <w:rFonts w:ascii="Calibri" w:cs="Calibri" w:eastAsia="Calibri" w:hAnsi="Calibri"/>
+                <w:b w:val="false"/>
+                <w:bCs w:val="false"/>
+                <w:sz w:val="19"/>
+                <w:szCs w:val="19"/>
+              </w:rPr>
+              <w:t xml:space="preserve">→</w:t>
+            </w:r>
+          </w:p>
+        </w:tc>
+        <w:tc>
+          <w:tcPr>
+            <w:tcW w:type="dxa" w:w="1254"/>
+            <w:tcBorders>
+              <w:top w:val="single" w:color="BFC7D5" w:sz="4"/>
+              <w:left w:val="single" w:color="BFC7D5" w:sz="4"/>
+              <w:bottom w:val="single" w:color="BFC7D5" w:sz="4"/>
+              <w:right w:val="single" w:color="BFC7D5" w:sz="4"/>
+            </w:tcBorders>
+            <w:shd w:fill="FFF1D6" w:color="auto" w:val="clear"/>
+            <w:tcMar>
+              <w:top w:type="dxa" w:w="70"/>
+              <w:left w:type="dxa" w:w="90"/>
+              <w:bottom w:type="dxa" w:w="70"/>
+              <w:right w:type="dxa" w:w="90"/>
+            </w:tcMar>
+            <w:vAlign w:val="center"/>
+          </w:tcPr>
+          <w:p>
+            <w:pPr>
+              <w:jc w:val="center"/>
+            </w:pPr>
+            <w:r>
+              <w:rPr>
+                <w:rFonts w:ascii="Calibri" w:cs="Calibri" w:eastAsia="Calibri" w:hAnsi="Calibri"/>
+                <w:b/>
+                <w:bCs/>
+                <w:sz w:val="19"/>
+                <w:szCs w:val="19"/>
+              </w:rPr>
+              <w:t xml:space="preserve">Role + complexity</w:t>
+            </w:r>
+          </w:p>
+          <w:p>
+            <w:pPr>
+              <w:jc w:val="center"/>
+            </w:pPr>
+            <w:r>
+              <w:rPr>
+                <w:rFonts w:ascii="Calibri" w:cs="Calibri" w:eastAsia="Calibri" w:hAnsi="Calibri"/>
+                <w:color w:val="404040"/>
+                <w:sz w:val="17"/>
+                <w:szCs w:val="17"/>
+              </w:rPr>
+              <w:t xml:space="preserve">M2RVE · L1–L4 · T1–T3</w:t>
+            </w:r>
+          </w:p>
+        </w:tc>
+        <w:tc>
+          <w:tcPr>
+            <w:tcW w:type="dxa" w:w="300"/>
+            <w:tcBorders>
+              <w:top w:val="none" w:color="FFFFFF" w:sz="0"/>
+              <w:left w:val="none" w:color="FFFFFF" w:sz="0"/>
+              <w:bottom w:val="none" w:color="FFFFFF" w:sz="0"/>
+              <w:right w:val="none" w:color="FFFFFF" w:sz="0"/>
+            </w:tcBorders>
+            <w:tcMar>
+              <w:top w:type="dxa" w:w="70"/>
+              <w:left w:type="dxa" w:w="90"/>
+              <w:bottom w:type="dxa" w:w="70"/>
+              <w:right w:type="dxa" w:w="90"/>
+            </w:tcMar>
+            <w:vAlign w:val="center"/>
+          </w:tcPr>
+          <w:p>
+            <w:pPr>
+              <w:jc w:val="center"/>
+            </w:pPr>
+            <w:r>
+              <w:rPr>
+                <w:rFonts w:ascii="Calibri" w:cs="Calibri" w:eastAsia="Calibri" w:hAnsi="Calibri"/>
+                <w:b w:val="false"/>
+                <w:bCs w:val="false"/>
+                <w:sz w:val="19"/>
+                <w:szCs w:val="19"/>
+              </w:rPr>
+              <w:t xml:space="preserve">→</w:t>
+            </w:r>
+          </w:p>
+        </w:tc>
+        <w:tc>
+          <w:tcPr>
+            <w:tcW w:type="dxa" w:w="1254"/>
+            <w:tcBorders>
+              <w:top w:val="single" w:color="BFC7D5" w:sz="4"/>
+              <w:left w:val="single" w:color="BFC7D5" w:sz="4"/>
+              <w:bottom w:val="single" w:color="BFC7D5" w:sz="4"/>
+              <w:right w:val="single" w:color="BFC7D5" w:sz="4"/>
+            </w:tcBorders>
+            <w:shd w:fill="FFF1D6" w:color="auto" w:val="clear"/>
+            <w:tcMar>
+              <w:top w:type="dxa" w:w="70"/>
+              <w:left w:type="dxa" w:w="90"/>
+              <w:bottom w:type="dxa" w:w="70"/>
+              <w:right w:type="dxa" w:w="90"/>
+            </w:tcMar>
+            <w:vAlign w:val="center"/>
+          </w:tcPr>
+          <w:p>
+            <w:pPr>
+              <w:jc w:val="center"/>
+            </w:pPr>
+            <w:r>
+              <w:rPr>
+                <w:rFonts w:ascii="Calibri" w:cs="Calibri" w:eastAsia="Calibri" w:hAnsi="Calibri"/>
+                <w:b/>
+                <w:bCs/>
+                <w:sz w:val="19"/>
+                <w:szCs w:val="19"/>
+              </w:rPr>
+              <w:t xml:space="preserve">Target candidates</w:t>
+            </w:r>
+          </w:p>
+          <w:p>
+            <w:pPr>
+              <w:jc w:val="center"/>
+            </w:pPr>
+            <w:r>
+              <w:rPr>
+                <w:rFonts w:ascii="Calibri" w:cs="Calibri" w:eastAsia="Calibri" w:hAnsi="Calibri"/>
+                <w:color w:val="404040"/>
+                <w:sz w:val="17"/>
+                <w:szCs w:val="17"/>
+              </w:rPr>
+              <w:t xml:space="preserve">blockers per target</w:t>
+            </w:r>
+          </w:p>
+        </w:tc>
+        <w:tc>
+          <w:tcPr>
+            <w:tcW w:type="dxa" w:w="300"/>
+            <w:tcBorders>
+              <w:top w:val="none" w:color="FFFFFF" w:sz="0"/>
+              <w:left w:val="none" w:color="FFFFFF" w:sz="0"/>
+              <w:bottom w:val="none" w:color="FFFFFF" w:sz="0"/>
+              <w:right w:val="none" w:color="FFFFFF" w:sz="0"/>
+            </w:tcBorders>
+            <w:tcMar>
+              <w:top w:type="dxa" w:w="70"/>
+              <w:left w:type="dxa" w:w="90"/>
+              <w:bottom w:type="dxa" w:w="70"/>
+              <w:right w:type="dxa" w:w="90"/>
+            </w:tcMar>
+            <w:vAlign w:val="center"/>
+          </w:tcPr>
+          <w:p>
+            <w:pPr>
+              <w:jc w:val="center"/>
+            </w:pPr>
+            <w:r>
+              <w:rPr>
+                <w:rFonts w:ascii="Calibri" w:cs="Calibri" w:eastAsia="Calibri" w:hAnsi="Calibri"/>
+                <w:b w:val="false"/>
+                <w:bCs w:val="false"/>
+                <w:sz w:val="19"/>
+                <w:szCs w:val="19"/>
+              </w:rPr>
+              <w:t xml:space="preserve">→</w:t>
+            </w:r>
+          </w:p>
+        </w:tc>
+        <w:tc>
+          <w:tcPr>
+            <w:tcW w:type="dxa" w:w="1254"/>
+            <w:tcBorders>
+              <w:top w:val="single" w:color="BFC7D5" w:sz="4"/>
+              <w:left w:val="single" w:color="BFC7D5" w:sz="4"/>
+              <w:bottom w:val="single" w:color="BFC7D5" w:sz="4"/>
+              <w:right w:val="single" w:color="BFC7D5" w:sz="4"/>
+            </w:tcBorders>
+            <w:shd w:fill="FFF1D6" w:color="auto" w:val="clear"/>
+            <w:tcMar>
+              <w:top w:type="dxa" w:w="70"/>
+              <w:left w:type="dxa" w:w="90"/>
+              <w:bottom w:type="dxa" w:w="70"/>
+              <w:right w:type="dxa" w:w="90"/>
+            </w:tcMar>
+            <w:vAlign w:val="center"/>
+          </w:tcPr>
+          <w:p>
+            <w:pPr>
+              <w:jc w:val="center"/>
+            </w:pPr>
+            <w:r>
+              <w:rPr>
+                <w:rFonts w:ascii="Calibri" w:cs="Calibri" w:eastAsia="Calibri" w:hAnsi="Calibri"/>
+                <w:b/>
+                <w:bCs/>
+                <w:sz w:val="19"/>
+                <w:szCs w:val="19"/>
+              </w:rPr>
+              <w:t xml:space="preserve">Recommend skill</w:t>
+            </w:r>
+          </w:p>
+          <w:p>
+            <w:pPr>
+              <w:jc w:val="center"/>
+            </w:pPr>
+            <w:r>
+              <w:rPr>
+                <w:rFonts w:ascii="Calibri" w:cs="Calibri" w:eastAsia="Calibri" w:hAnsi="Calibri"/>
+                <w:color w:val="404040"/>
+                <w:sz w:val="17"/>
+                <w:szCs w:val="17"/>
+              </w:rPr>
+              <w:t xml:space="preserve">stop codes as questions</w:t>
+            </w:r>
+          </w:p>
+        </w:tc>
+        <w:tc>
+          <w:tcPr>
+            <w:tcW w:type="dxa" w:w="300"/>
+            <w:tcBorders>
+              <w:top w:val="none" w:color="FFFFFF" w:sz="0"/>
+              <w:left w:val="none" w:color="FFFFFF" w:sz="0"/>
+              <w:bottom w:val="none" w:color="FFFFFF" w:sz="0"/>
+              <w:right w:val="none" w:color="FFFFFF" w:sz="0"/>
+            </w:tcBorders>
+            <w:tcMar>
+              <w:top w:type="dxa" w:w="70"/>
+              <w:left w:type="dxa" w:w="90"/>
+              <w:bottom w:type="dxa" w:w="70"/>
+              <w:right w:type="dxa" w:w="90"/>
+            </w:tcMar>
+            <w:vAlign w:val="center"/>
+          </w:tcPr>
+          <w:p>
+            <w:pPr>
+              <w:jc w:val="center"/>
+            </w:pPr>
+            <w:r>
+              <w:rPr>
+                <w:rFonts w:ascii="Calibri" w:cs="Calibri" w:eastAsia="Calibri" w:hAnsi="Calibri"/>
+                <w:b w:val="false"/>
+                <w:bCs w:val="false"/>
+                <w:sz w:val="19"/>
+                <w:szCs w:val="19"/>
+              </w:rPr>
+              <w:t xml:space="preserve">→</w:t>
+            </w:r>
+          </w:p>
+        </w:tc>
+        <w:tc>
+          <w:tcPr>
+            <w:tcW w:type="dxa" w:w="1254"/>
+            <w:tcBorders>
+              <w:top w:val="single" w:color="BFC7D5" w:sz="4"/>
+              <w:left w:val="single" w:color="BFC7D5" w:sz="4"/>
+              <w:bottom w:val="single" w:color="BFC7D5" w:sz="4"/>
+              <w:right w:val="single" w:color="BFC7D5" w:sz="4"/>
+            </w:tcBorders>
+            <w:shd w:fill="FFF1D6" w:color="auto" w:val="clear"/>
+            <w:tcMar>
+              <w:top w:type="dxa" w:w="70"/>
+              <w:left w:type="dxa" w:w="90"/>
+              <w:bottom w:type="dxa" w:w="70"/>
+              <w:right w:type="dxa" w:w="90"/>
+            </w:tcMar>
+            <w:vAlign w:val="center"/>
+          </w:tcPr>
+          <w:p>
+            <w:pPr>
+              <w:jc w:val="center"/>
+            </w:pPr>
+            <w:r>
+              <w:rPr>
+                <w:rFonts w:ascii="Calibri" w:cs="Calibri" w:eastAsia="Calibri" w:hAnsi="Calibri"/>
+                <w:b/>
+                <w:bCs/>
+                <w:sz w:val="19"/>
+                <w:szCs w:val="19"/>
+              </w:rPr>
+              <w:t xml:space="preserve">classification.json</w:t>
+            </w:r>
+          </w:p>
+          <w:p>
+            <w:pPr>
+              <w:jc w:val="center"/>
+            </w:pPr>
+            <w:r>
+              <w:rPr>
+                <w:rFonts w:ascii="Calibri" w:cs="Calibri" w:eastAsia="Calibri" w:hAnsi="Calibri"/>
+                <w:color w:val="404040"/>
+                <w:sz w:val="17"/>
+                <w:szCs w:val="17"/>
+              </w:rPr>
+              <w:t xml:space="preserve">assessment.md</w:t>
+            </w:r>
+          </w:p>
+        </w:tc>
+      </w:tr>
+    </w:tbl>
+    <w:p>
+      <w:pPr>
+        <w:spacing w:after="200" w:before="60"/>
+      </w:pPr>
+      <w:r>
+        <w:rPr>
+          <w:rFonts w:ascii="Calibri" w:cs="Calibri" w:eastAsia="Calibri" w:hAnsi="Calibri"/>
+          <w:i/>
+          <w:iCs/>
+          <w:color w:val="595959"/>
+          <w:sz w:val="18"/>
+          <w:szCs w:val="18"/>
+        </w:rPr>
+        <w:t xml:space="preserve">Figure 6a — Classify before you translate.</w:t>
+      </w:r>
+    </w:p>
+    <w:p>
+      <w:pPr>
+        <w:pStyle w:val="Heading2"/>
+      </w:pPr>
+      <w:r>
+        <w:rPr>
+          <w:rFonts w:ascii="Calibri" w:cs="Calibri" w:eastAsia="Calibri" w:hAnsi="Calibri"/>
+        </w:rPr>
+        <w:t xml:space="preserve">6.4 Amazon Redshift (sql-conversion-redshift)</w:t>
+      </w:r>
+    </w:p>
+    <w:tbl>
+      <w:tblPr>
+        <w:tblW w:type="dxa" w:w="9026"/>
+        <w:tblBorders>
+          <w:top w:val="single" w:color="auto" w:sz="4"/>
+          <w:left w:val="single" w:color="auto" w:sz="4"/>
+          <w:bottom w:val="single" w:color="auto" w:sz="4"/>
+          <w:right w:val="single" w:color="auto" w:sz="4"/>
+          <w:insideH w:val="single" w:color="auto" w:sz="4"/>
+          <w:insideV w:val="single" w:color="auto" w:sz="4"/>
+        </w:tblBorders>
+        <w:tblLayout w:type="fixed"/>
+      </w:tblPr>
+      <w:tblGrid>
+        <w:gridCol w:w="1254"/>
+        <w:gridCol w:w="300"/>
+        <w:gridCol w:w="1254"/>
+        <w:gridCol w:w="300"/>
+        <w:gridCol w:w="1254"/>
+        <w:gridCol w:w="300"/>
+        <w:gridCol w:w="1254"/>
+        <w:gridCol w:w="300"/>
+        <w:gridCol w:w="1254"/>
+        <w:gridCol w:w="300"/>
+        <w:gridCol w:w="1254"/>
+      </w:tblGrid>
+      <w:tr>
+        <w:tc>
+          <w:tcPr>
+            <w:tcW w:type="dxa" w:w="1254"/>
+            <w:tcBorders>
+              <w:top w:val="single" w:color="BFC7D5" w:sz="4"/>
+              <w:left w:val="single" w:color="BFC7D5" w:sz="4"/>
+              <w:bottom w:val="single" w:color="BFC7D5" w:sz="4"/>
+              <w:right w:val="single" w:color="BFC7D5" w:sz="4"/>
+            </w:tcBorders>
+            <w:shd w:fill="FFF1D6" w:color="auto" w:val="clear"/>
+            <w:tcMar>
+              <w:top w:type="dxa" w:w="70"/>
+              <w:left w:type="dxa" w:w="90"/>
+              <w:bottom w:type="dxa" w:w="70"/>
+              <w:right w:type="dxa" w:w="90"/>
+            </w:tcMar>
+            <w:vAlign w:val="center"/>
+          </w:tcPr>
+          <w:p>
+            <w:pPr>
+              <w:jc w:val="center"/>
+            </w:pPr>
+            <w:r>
+              <w:rPr>
+                <w:rFonts w:ascii="Calibri" w:cs="Calibri" w:eastAsia="Calibri" w:hAnsi="Calibri"/>
+                <w:b/>
+                <w:bCs/>
+                <w:sz w:val="19"/>
+                <w:szCs w:val="19"/>
+              </w:rPr>
+              <w:t xml:space="preserve">Design file</w:t>
+            </w:r>
+          </w:p>
+          <w:p>
+            <w:pPr>
+              <w:jc w:val="center"/>
+            </w:pPr>
+            <w:r>
+              <w:rPr>
+                <w:rFonts w:ascii="Calibri" w:cs="Calibri" w:eastAsia="Calibri" w:hAnsi="Calibri"/>
+                <w:color w:val="404040"/>
+                <w:sz w:val="17"/>
+                <w:szCs w:val="17"/>
+              </w:rPr>
+              <w:t xml:space="preserve">DISTSTYLE · SORTKEY</w:t>
+            </w:r>
+          </w:p>
+        </w:tc>
+        <w:tc>
+          <w:tcPr>
+            <w:tcW w:type="dxa" w:w="300"/>
+            <w:tcBorders>
+              <w:top w:val="none" w:color="FFFFFF" w:sz="0"/>
+              <w:left w:val="none" w:color="FFFFFF" w:sz="0"/>
+              <w:bottom w:val="none" w:color="FFFFFF" w:sz="0"/>
+              <w:right w:val="none" w:color="FFFFFF" w:sz="0"/>
+            </w:tcBorders>
+            <w:tcMar>
+              <w:top w:type="dxa" w:w="70"/>
+              <w:left w:type="dxa" w:w="90"/>
+              <w:bottom w:type="dxa" w:w="70"/>
+              <w:right w:type="dxa" w:w="90"/>
+            </w:tcMar>
+            <w:vAlign w:val="center"/>
+          </w:tcPr>
+          <w:p>
+            <w:pPr>
+              <w:jc w:val="center"/>
+            </w:pPr>
+            <w:r>
+              <w:rPr>
+                <w:rFonts w:ascii="Calibri" w:cs="Calibri" w:eastAsia="Calibri" w:hAnsi="Calibri"/>
+                <w:b w:val="false"/>
+                <w:bCs w:val="false"/>
+                <w:sz w:val="19"/>
+                <w:szCs w:val="19"/>
+              </w:rPr>
+              <w:t xml:space="preserve">→</w:t>
+            </w:r>
+          </w:p>
+        </w:tc>
+        <w:tc>
+          <w:tcPr>
+            <w:tcW w:type="dxa" w:w="1254"/>
+            <w:tcBorders>
+              <w:top w:val="single" w:color="BFC7D5" w:sz="4"/>
+              <w:left w:val="single" w:color="BFC7D5" w:sz="4"/>
+              <w:bottom w:val="single" w:color="BFC7D5" w:sz="4"/>
+              <w:right w:val="single" w:color="BFC7D5" w:sz="4"/>
+            </w:tcBorders>
+            <w:shd w:fill="FFF1D6" w:color="auto" w:val="clear"/>
+            <w:tcMar>
+              <w:top w:type="dxa" w:w="70"/>
+              <w:left w:type="dxa" w:w="90"/>
+              <w:bottom w:type="dxa" w:w="70"/>
+              <w:right w:type="dxa" w:w="90"/>
+            </w:tcMar>
+            <w:vAlign w:val="center"/>
+          </w:tcPr>
+          <w:p>
+            <w:pPr>
+              <w:jc w:val="center"/>
+            </w:pPr>
+            <w:r>
+              <w:rPr>
+                <w:rFonts w:ascii="Calibri" w:cs="Calibri" w:eastAsia="Calibri" w:hAnsi="Calibri"/>
+                <w:b/>
+                <w:bCs/>
+                <w:sz w:val="19"/>
+                <w:szCs w:val="19"/>
+              </w:rPr>
+              <w:t xml:space="preserve">convert-ddl</w:t>
+            </w:r>
+          </w:p>
+          <w:p>
+            <w:pPr>
+              <w:jc w:val="center"/>
+            </w:pPr>
+            <w:r>
+              <w:rPr>
+                <w:rFonts w:ascii="Calibri" w:cs="Calibri" w:eastAsia="Calibri" w:hAnsi="Calibri"/>
+                <w:color w:val="404040"/>
+                <w:sz w:val="17"/>
+                <w:szCs w:val="17"/>
+              </w:rPr>
+              <w:t xml:space="preserve">type map · identity · keys</w:t>
+            </w:r>
+          </w:p>
+        </w:tc>
+        <w:tc>
+          <w:tcPr>
+            <w:tcW w:type="dxa" w:w="300"/>
+            <w:tcBorders>
+              <w:top w:val="none" w:color="FFFFFF" w:sz="0"/>
+              <w:left w:val="none" w:color="FFFFFF" w:sz="0"/>
+              <w:bottom w:val="none" w:color="FFFFFF" w:sz="0"/>
+              <w:right w:val="none" w:color="FFFFFF" w:sz="0"/>
+            </w:tcBorders>
+            <w:tcMar>
+              <w:top w:type="dxa" w:w="70"/>
+              <w:left w:type="dxa" w:w="90"/>
+              <w:bottom w:type="dxa" w:w="70"/>
+              <w:right w:type="dxa" w:w="90"/>
+            </w:tcMar>
+            <w:vAlign w:val="center"/>
+          </w:tcPr>
+          <w:p>
+            <w:pPr>
+              <w:jc w:val="center"/>
+            </w:pPr>
+            <w:r>
+              <w:rPr>
+                <w:rFonts w:ascii="Calibri" w:cs="Calibri" w:eastAsia="Calibri" w:hAnsi="Calibri"/>
+                <w:b w:val="false"/>
+                <w:bCs w:val="false"/>
+                <w:sz w:val="19"/>
+                <w:szCs w:val="19"/>
+              </w:rPr>
+              <w:t xml:space="preserve">→</w:t>
+            </w:r>
+          </w:p>
+        </w:tc>
+        <w:tc>
+          <w:tcPr>
+            <w:tcW w:type="dxa" w:w="1254"/>
+            <w:tcBorders>
+              <w:top w:val="single" w:color="BFC7D5" w:sz="4"/>
+              <w:left w:val="single" w:color="BFC7D5" w:sz="4"/>
+              <w:bottom w:val="single" w:color="BFC7D5" w:sz="4"/>
+              <w:right w:val="single" w:color="BFC7D5" w:sz="4"/>
+            </w:tcBorders>
+            <w:shd w:fill="FFF1D6" w:color="auto" w:val="clear"/>
+            <w:tcMar>
+              <w:top w:type="dxa" w:w="70"/>
+              <w:left w:type="dxa" w:w="90"/>
+              <w:bottom w:type="dxa" w:w="70"/>
+              <w:right w:type="dxa" w:w="90"/>
+            </w:tcMar>
+            <w:vAlign w:val="center"/>
+          </w:tcPr>
+          <w:p>
+            <w:pPr>
+              <w:jc w:val="center"/>
+            </w:pPr>
+            <w:r>
+              <w:rPr>
+                <w:rFonts w:ascii="Calibri" w:cs="Calibri" w:eastAsia="Calibri" w:hAnsi="Calibri"/>
+                <w:b/>
+                <w:bCs/>
+                <w:sz w:val="19"/>
+                <w:szCs w:val="19"/>
+              </w:rPr>
+              <w:t xml:space="preserve">Translate</w:t>
+            </w:r>
+          </w:p>
+          <w:p>
+            <w:pPr>
+              <w:jc w:val="center"/>
+            </w:pPr>
+            <w:r>
+              <w:rPr>
+                <w:rFonts w:ascii="Calibri" w:cs="Calibri" w:eastAsia="Calibri" w:hAnsi="Calibri"/>
+                <w:color w:val="404040"/>
+                <w:sz w:val="17"/>
+                <w:szCs w:val="17"/>
+              </w:rPr>
+              <w:t xml:space="preserve">views · procedures · MERGE</w:t>
+            </w:r>
+          </w:p>
+        </w:tc>
+        <w:tc>
+          <w:tcPr>
+            <w:tcW w:type="dxa" w:w="300"/>
+            <w:tcBorders>
+              <w:top w:val="none" w:color="FFFFFF" w:sz="0"/>
+              <w:left w:val="none" w:color="FFFFFF" w:sz="0"/>
+              <w:bottom w:val="none" w:color="FFFFFF" w:sz="0"/>
+              <w:right w:val="none" w:color="FFFFFF" w:sz="0"/>
+            </w:tcBorders>
+            <w:tcMar>
+              <w:top w:type="dxa" w:w="70"/>
+              <w:left w:type="dxa" w:w="90"/>
+              <w:bottom w:type="dxa" w:w="70"/>
+              <w:right w:type="dxa" w:w="90"/>
+            </w:tcMar>
+            <w:vAlign w:val="center"/>
+          </w:tcPr>
+          <w:p>
+            <w:pPr>
+              <w:jc w:val="center"/>
+            </w:pPr>
+            <w:r>
+              <w:rPr>
+                <w:rFonts w:ascii="Calibri" w:cs="Calibri" w:eastAsia="Calibri" w:hAnsi="Calibri"/>
+                <w:b w:val="false"/>
+                <w:bCs w:val="false"/>
+                <w:sz w:val="19"/>
+                <w:szCs w:val="19"/>
+              </w:rPr>
+              <w:t xml:space="preserve">→</w:t>
+            </w:r>
+          </w:p>
+        </w:tc>
+        <w:tc>
+          <w:tcPr>
+            <w:tcW w:type="dxa" w:w="1254"/>
+            <w:tcBorders>
+              <w:top w:val="single" w:color="BFC7D5" w:sz="4"/>
+              <w:left w:val="single" w:color="BFC7D5" w:sz="4"/>
+              <w:bottom w:val="single" w:color="BFC7D5" w:sz="4"/>
+              <w:right w:val="single" w:color="BFC7D5" w:sz="4"/>
+            </w:tcBorders>
+            <w:shd w:fill="FFF1D6" w:color="auto" w:val="clear"/>
+            <w:tcMar>
+              <w:top w:type="dxa" w:w="70"/>
+              <w:left w:type="dxa" w:w="90"/>
+              <w:bottom w:type="dxa" w:w="70"/>
+              <w:right w:type="dxa" w:w="90"/>
+            </w:tcMar>
+            <w:vAlign w:val="center"/>
+          </w:tcPr>
+          <w:p>
+            <w:pPr>
+              <w:jc w:val="center"/>
+            </w:pPr>
+            <w:r>
+              <w:rPr>
+                <w:rFonts w:ascii="Calibri" w:cs="Calibri" w:eastAsia="Calibri" w:hAnsi="Calibri"/>
+                <w:b/>
+                <w:bCs/>
+                <w:sz w:val="19"/>
+                <w:szCs w:val="19"/>
+              </w:rPr>
+              <w:t xml:space="preserve">check</w:t>
+            </w:r>
+          </w:p>
+          <w:p>
+            <w:pPr>
+              <w:jc w:val="center"/>
+            </w:pPr>
+            <w:r>
+              <w:rPr>
+                <w:rFonts w:ascii="Calibri" w:cs="Calibri" w:eastAsia="Calibri" w:hAnsi="Calibri"/>
+                <w:color w:val="404040"/>
+                <w:sz w:val="17"/>
+                <w:szCs w:val="17"/>
+              </w:rPr>
+              <w:t xml:space="preserve">0 problems · SEC-04/09</w:t>
+            </w:r>
+          </w:p>
+        </w:tc>
+        <w:tc>
+          <w:tcPr>
+            <w:tcW w:type="dxa" w:w="300"/>
+            <w:tcBorders>
+              <w:top w:val="none" w:color="FFFFFF" w:sz="0"/>
+              <w:left w:val="none" w:color="FFFFFF" w:sz="0"/>
+              <w:bottom w:val="none" w:color="FFFFFF" w:sz="0"/>
+              <w:right w:val="none" w:color="FFFFFF" w:sz="0"/>
+            </w:tcBorders>
+            <w:tcMar>
+              <w:top w:type="dxa" w:w="70"/>
+              <w:left w:type="dxa" w:w="90"/>
+              <w:bottom w:type="dxa" w:w="70"/>
+              <w:right w:type="dxa" w:w="90"/>
+            </w:tcMar>
+            <w:vAlign w:val="center"/>
+          </w:tcPr>
+          <w:p>
+            <w:pPr>
+              <w:jc w:val="center"/>
+            </w:pPr>
+            <w:r>
+              <w:rPr>
+                <w:rFonts w:ascii="Calibri" w:cs="Calibri" w:eastAsia="Calibri" w:hAnsi="Calibri"/>
+                <w:b w:val="false"/>
+                <w:bCs w:val="false"/>
+                <w:sz w:val="19"/>
+                <w:szCs w:val="19"/>
+              </w:rPr>
+              <w:t xml:space="preserve">→</w:t>
+            </w:r>
+          </w:p>
+        </w:tc>
+        <w:tc>
+          <w:tcPr>
+            <w:tcW w:type="dxa" w:w="1254"/>
+            <w:tcBorders>
+              <w:top w:val="single" w:color="BFC7D5" w:sz="4"/>
+              <w:left w:val="single" w:color="BFC7D5" w:sz="4"/>
+              <w:bottom w:val="single" w:color="BFC7D5" w:sz="4"/>
+              <w:right w:val="single" w:color="BFC7D5" w:sz="4"/>
+            </w:tcBorders>
+            <w:shd w:fill="FFF1D6" w:color="auto" w:val="clear"/>
+            <w:tcMar>
+              <w:top w:type="dxa" w:w="70"/>
+              <w:left w:type="dxa" w:w="90"/>
+              <w:bottom w:type="dxa" w:w="70"/>
+              <w:right w:type="dxa" w:w="90"/>
+            </w:tcMar>
+            <w:vAlign w:val="center"/>
+          </w:tcPr>
+          <w:p>
+            <w:pPr>
+              <w:jc w:val="center"/>
+            </w:pPr>
+            <w:r>
+              <w:rPr>
+                <w:rFonts w:ascii="Calibri" w:cs="Calibri" w:eastAsia="Calibri" w:hAnsi="Calibri"/>
+                <w:b/>
+                <w:bCs/>
+                <w:sz w:val="19"/>
+                <w:szCs w:val="19"/>
+              </w:rPr>
+              <w:t xml:space="preserve">run (optional)</w:t>
+            </w:r>
+          </w:p>
+          <w:p>
+            <w:pPr>
+              <w:jc w:val="center"/>
+            </w:pPr>
+            <w:r>
+              <w:rPr>
+                <w:rFonts w:ascii="Calibri" w:cs="Calibri" w:eastAsia="Calibri" w:hAnsi="Calibri"/>
+                <w:color w:val="404040"/>
+                <w:sz w:val="17"/>
+                <w:szCs w:val="17"/>
+              </w:rPr>
+              <w:t xml:space="preserve">Data API · test DB</w:t>
+            </w:r>
+          </w:p>
+        </w:tc>
+        <w:tc>
+          <w:tcPr>
+            <w:tcW w:type="dxa" w:w="300"/>
+            <w:tcBorders>
+              <w:top w:val="none" w:color="FFFFFF" w:sz="0"/>
+              <w:left w:val="none" w:color="FFFFFF" w:sz="0"/>
+              <w:bottom w:val="none" w:color="FFFFFF" w:sz="0"/>
+              <w:right w:val="none" w:color="FFFFFF" w:sz="0"/>
+            </w:tcBorders>
+            <w:tcMar>
+              <w:top w:type="dxa" w:w="70"/>
+              <w:left w:type="dxa" w:w="90"/>
+              <w:bottom w:type="dxa" w:w="70"/>
+              <w:right w:type="dxa" w:w="90"/>
+            </w:tcMar>
+            <w:vAlign w:val="center"/>
+          </w:tcPr>
+          <w:p>
+            <w:pPr>
+              <w:jc w:val="center"/>
+            </w:pPr>
+            <w:r>
+              <w:rPr>
+                <w:rFonts w:ascii="Calibri" w:cs="Calibri" w:eastAsia="Calibri" w:hAnsi="Calibri"/>
+                <w:b w:val="false"/>
+                <w:bCs w:val="false"/>
+                <w:sz w:val="19"/>
+                <w:szCs w:val="19"/>
+              </w:rPr>
+              <w:t xml:space="preserve">→</w:t>
+            </w:r>
+          </w:p>
+        </w:tc>
+        <w:tc>
+          <w:tcPr>
+            <w:tcW w:type="dxa" w:w="1254"/>
+            <w:tcBorders>
+              <w:top w:val="single" w:color="BFC7D5" w:sz="4"/>
+              <w:left w:val="single" w:color="BFC7D5" w:sz="4"/>
+              <w:bottom w:val="single" w:color="BFC7D5" w:sz="4"/>
+              <w:right w:val="single" w:color="BFC7D5" w:sz="4"/>
+            </w:tcBorders>
+            <w:shd w:fill="FFF1D6" w:color="auto" w:val="clear"/>
+            <w:tcMar>
+              <w:top w:type="dxa" w:w="70"/>
+              <w:left w:type="dxa" w:w="90"/>
+              <w:bottom w:type="dxa" w:w="70"/>
+              <w:right w:type="dxa" w:w="90"/>
+            </w:tcMar>
+            <w:vAlign w:val="center"/>
+          </w:tcPr>
+          <w:p>
+            <w:pPr>
+              <w:jc w:val="center"/>
+            </w:pPr>
+            <w:r>
+              <w:rPr>
+                <w:rFonts w:ascii="Calibri" w:cs="Calibri" w:eastAsia="Calibri" w:hAnsi="Calibri"/>
+                <w:b/>
+                <w:bCs/>
+                <w:sz w:val="19"/>
+                <w:szCs w:val="19"/>
+              </w:rPr>
+              <w:t xml:space="preserve">ledger + package</w:t>
+            </w:r>
+          </w:p>
+        </w:tc>
+      </w:tr>
+    </w:tbl>
+    <w:p>
+      <w:pPr>
+        <w:spacing w:after="200" w:before="60"/>
+      </w:pPr>
+      <w:r>
+        <w:rPr>
+          <w:rFonts w:ascii="Calibri" w:cs="Calibri" w:eastAsia="Calibri" w:hAnsi="Calibri"/>
+          <w:i/>
+          <w:iCs/>
+          <w:color w:val="595959"/>
+          <w:sz w:val="18"/>
+          <w:szCs w:val="18"/>
+        </w:rPr>
+        <w:t xml:space="preserve">Figure 6b — Redshift: design decisions in, packaged evidence out.</w:t>
+      </w:r>
+    </w:p>
+    <w:p>
+      <w:pPr>
+        <w:pStyle w:val="Heading2"/>
+      </w:pPr>
+      <w:r>
+        <w:rPr>
+          <w:rFonts w:ascii="Calibri" w:cs="Calibri" w:eastAsia="Calibri" w:hAnsi="Calibri"/>
+        </w:rPr>
+        <w:t xml:space="preserve">6.5 Iceberg on S3 (sql-conversion-iceberg)</w:t>
+      </w:r>
+    </w:p>
+    <w:tbl>
+      <w:tblPr>
+        <w:tblW w:type="dxa" w:w="9026"/>
+        <w:tblBorders>
+          <w:top w:val="single" w:color="auto" w:sz="4"/>
+          <w:left w:val="single" w:color="auto" w:sz="4"/>
+          <w:bottom w:val="single" w:color="auto" w:sz="4"/>
+          <w:right w:val="single" w:color="auto" w:sz="4"/>
+          <w:insideH w:val="single" w:color="auto" w:sz="4"/>
+          <w:insideV w:val="single" w:color="auto" w:sz="4"/>
+        </w:tblBorders>
+        <w:tblLayout w:type="fixed"/>
+      </w:tblPr>
+      <w:tblGrid>
+        <w:gridCol w:w="1254"/>
+        <w:gridCol w:w="300"/>
+        <w:gridCol w:w="1254"/>
+        <w:gridCol w:w="300"/>
+        <w:gridCol w:w="1254"/>
+        <w:gridCol w:w="300"/>
+        <w:gridCol w:w="1254"/>
+        <w:gridCol w:w="300"/>
+        <w:gridCol w:w="1254"/>
+        <w:gridCol w:w="300"/>
+        <w:gridCol w:w="1254"/>
+      </w:tblGrid>
+      <w:tr>
+        <w:tc>
+          <w:tcPr>
+            <w:tcW w:type="dxa" w:w="1254"/>
+            <w:tcBorders>
+              <w:top w:val="single" w:color="BFC7D5" w:sz="4"/>
+              <w:left w:val="single" w:color="BFC7D5" w:sz="4"/>
+              <w:bottom w:val="single" w:color="BFC7D5" w:sz="4"/>
+              <w:right w:val="single" w:color="BFC7D5" w:sz="4"/>
+            </w:tcBorders>
+            <w:shd w:fill="FFF1D6" w:color="auto" w:val="clear"/>
+            <w:tcMar>
+              <w:top w:type="dxa" w:w="70"/>
+              <w:left w:type="dxa" w:w="90"/>
+              <w:bottom w:type="dxa" w:w="70"/>
+              <w:right w:type="dxa" w:w="90"/>
+            </w:tcMar>
+            <w:vAlign w:val="center"/>
+          </w:tcPr>
+          <w:p>
+            <w:pPr>
+              <w:jc w:val="center"/>
+            </w:pPr>
+            <w:r>
+              <w:rPr>
+                <w:rFonts w:ascii="Calibri" w:cs="Calibri" w:eastAsia="Calibri" w:hAnsi="Calibri"/>
+                <w:b/>
+                <w:bCs/>
+                <w:sz w:val="19"/>
+                <w:szCs w:val="19"/>
+              </w:rPr>
+              <w:t xml:space="preserve">Design file</w:t>
+            </w:r>
+          </w:p>
+          <w:p>
+            <w:pPr>
+              <w:jc w:val="center"/>
+            </w:pPr>
+            <w:r>
+              <w:rPr>
+                <w:rFonts w:ascii="Calibri" w:cs="Calibri" w:eastAsia="Calibri" w:hAnsi="Calibri"/>
+                <w:color w:val="404040"/>
+                <w:sz w:val="17"/>
+                <w:szCs w:val="17"/>
+              </w:rPr>
+              <w:t xml:space="preserve">catalog · location · partitions</w:t>
+            </w:r>
+          </w:p>
+        </w:tc>
+        <w:tc>
+          <w:tcPr>
+            <w:tcW w:type="dxa" w:w="300"/>
+            <w:tcBorders>
+              <w:top w:val="none" w:color="FFFFFF" w:sz="0"/>
+              <w:left w:val="none" w:color="FFFFFF" w:sz="0"/>
+              <w:bottom w:val="none" w:color="FFFFFF" w:sz="0"/>
+              <w:right w:val="none" w:color="FFFFFF" w:sz="0"/>
+            </w:tcBorders>
+            <w:tcMar>
+              <w:top w:type="dxa" w:w="70"/>
+              <w:left w:type="dxa" w:w="90"/>
+              <w:bottom w:type="dxa" w:w="70"/>
+              <w:right w:type="dxa" w:w="90"/>
+            </w:tcMar>
+            <w:vAlign w:val="center"/>
+          </w:tcPr>
+          <w:p>
+            <w:pPr>
+              <w:jc w:val="center"/>
+            </w:pPr>
+            <w:r>
+              <w:rPr>
+                <w:rFonts w:ascii="Calibri" w:cs="Calibri" w:eastAsia="Calibri" w:hAnsi="Calibri"/>
+                <w:b w:val="false"/>
+                <w:bCs w:val="false"/>
+                <w:sz w:val="19"/>
+                <w:szCs w:val="19"/>
+              </w:rPr>
+              <w:t xml:space="preserve">→</w:t>
+            </w:r>
+          </w:p>
+        </w:tc>
+        <w:tc>
+          <w:tcPr>
+            <w:tcW w:type="dxa" w:w="1254"/>
+            <w:tcBorders>
+              <w:top w:val="single" w:color="BFC7D5" w:sz="4"/>
+              <w:left w:val="single" w:color="BFC7D5" w:sz="4"/>
+              <w:bottom w:val="single" w:color="BFC7D5" w:sz="4"/>
+              <w:right w:val="single" w:color="BFC7D5" w:sz="4"/>
+            </w:tcBorders>
+            <w:shd w:fill="FFF1D6" w:color="auto" w:val="clear"/>
+            <w:tcMar>
+              <w:top w:type="dxa" w:w="70"/>
+              <w:left w:type="dxa" w:w="90"/>
+              <w:bottom w:type="dxa" w:w="70"/>
+              <w:right w:type="dxa" w:w="90"/>
+            </w:tcMar>
+            <w:vAlign w:val="center"/>
+          </w:tcPr>
+          <w:p>
+            <w:pPr>
+              <w:jc w:val="center"/>
+            </w:pPr>
+            <w:r>
+              <w:rPr>
+                <w:rFonts w:ascii="Calibri" w:cs="Calibri" w:eastAsia="Calibri" w:hAnsi="Calibri"/>
+                <w:b/>
+                <w:bCs/>
+                <w:sz w:val="19"/>
+                <w:szCs w:val="19"/>
+              </w:rPr>
+              <w:t xml:space="preserve">ddl</w:t>
+            </w:r>
+          </w:p>
+          <w:p>
+            <w:pPr>
+              <w:jc w:val="center"/>
+            </w:pPr>
+            <w:r>
+              <w:rPr>
+                <w:rFonts w:ascii="Calibri" w:cs="Calibri" w:eastAsia="Calibri" w:hAnsi="Calibri"/>
+                <w:color w:val="404040"/>
+                <w:sz w:val="17"/>
+                <w:szCs w:val="17"/>
+              </w:rPr>
+              <w:t xml:space="preserve">Athena + Spark dialects</w:t>
+            </w:r>
+          </w:p>
+        </w:tc>
+        <w:tc>
+          <w:tcPr>
+            <w:tcW w:type="dxa" w:w="300"/>
+            <w:tcBorders>
+              <w:top w:val="none" w:color="FFFFFF" w:sz="0"/>
+              <w:left w:val="none" w:color="FFFFFF" w:sz="0"/>
+              <w:bottom w:val="none" w:color="FFFFFF" w:sz="0"/>
+              <w:right w:val="none" w:color="FFFFFF" w:sz="0"/>
+            </w:tcBorders>
+            <w:tcMar>
+              <w:top w:type="dxa" w:w="70"/>
+              <w:left w:type="dxa" w:w="90"/>
+              <w:bottom w:type="dxa" w:w="70"/>
+              <w:right w:type="dxa" w:w="90"/>
+            </w:tcMar>
+            <w:vAlign w:val="center"/>
+          </w:tcPr>
+          <w:p>
+            <w:pPr>
+              <w:jc w:val="center"/>
+            </w:pPr>
+            <w:r>
+              <w:rPr>
+                <w:rFonts w:ascii="Calibri" w:cs="Calibri" w:eastAsia="Calibri" w:hAnsi="Calibri"/>
+                <w:b w:val="false"/>
+                <w:bCs w:val="false"/>
+                <w:sz w:val="19"/>
+                <w:szCs w:val="19"/>
+              </w:rPr>
+              <w:t xml:space="preserve">→</w:t>
+            </w:r>
+          </w:p>
+        </w:tc>
+        <w:tc>
+          <w:tcPr>
+            <w:tcW w:type="dxa" w:w="1254"/>
+            <w:tcBorders>
+              <w:top w:val="single" w:color="BFC7D5" w:sz="4"/>
+              <w:left w:val="single" w:color="BFC7D5" w:sz="4"/>
+              <w:bottom w:val="single" w:color="BFC7D5" w:sz="4"/>
+              <w:right w:val="single" w:color="BFC7D5" w:sz="4"/>
+            </w:tcBorders>
+            <w:shd w:fill="FFF1D6" w:color="auto" w:val="clear"/>
+            <w:tcMar>
+              <w:top w:type="dxa" w:w="70"/>
+              <w:left w:type="dxa" w:w="90"/>
+              <w:bottom w:type="dxa" w:w="70"/>
+              <w:right w:type="dxa" w:w="90"/>
+            </w:tcMar>
+            <w:vAlign w:val="center"/>
+          </w:tcPr>
+          <w:p>
+            <w:pPr>
+              <w:jc w:val="center"/>
+            </w:pPr>
+            <w:r>
+              <w:rPr>
+                <w:rFonts w:ascii="Calibri" w:cs="Calibri" w:eastAsia="Calibri" w:hAnsi="Calibri"/>
+                <w:b/>
+                <w:bCs/>
+                <w:sz w:val="19"/>
+                <w:szCs w:val="19"/>
+              </w:rPr>
+              <w:t xml:space="preserve">job</w:t>
+            </w:r>
+          </w:p>
+          <w:p>
+            <w:pPr>
+              <w:jc w:val="center"/>
+            </w:pPr>
+            <w:r>
+              <w:rPr>
+                <w:rFonts w:ascii="Calibri" w:cs="Calibri" w:eastAsia="Calibri" w:hAnsi="Calibri"/>
+                <w:color w:val="404040"/>
+                <w:sz w:val="17"/>
+                <w:szCs w:val="17"/>
+              </w:rPr>
+              <w:t xml:space="preserve">Glue MERGE template · py_compile</w:t>
+            </w:r>
+          </w:p>
+        </w:tc>
+        <w:tc>
+          <w:tcPr>
+            <w:tcW w:type="dxa" w:w="300"/>
+            <w:tcBorders>
+              <w:top w:val="none" w:color="FFFFFF" w:sz="0"/>
+              <w:left w:val="none" w:color="FFFFFF" w:sz="0"/>
+              <w:bottom w:val="none" w:color="FFFFFF" w:sz="0"/>
+              <w:right w:val="none" w:color="FFFFFF" w:sz="0"/>
+            </w:tcBorders>
+            <w:tcMar>
+              <w:top w:type="dxa" w:w="70"/>
+              <w:left w:type="dxa" w:w="90"/>
+              <w:bottom w:type="dxa" w:w="70"/>
+              <w:right w:type="dxa" w:w="90"/>
+            </w:tcMar>
+            <w:vAlign w:val="center"/>
+          </w:tcPr>
+          <w:p>
+            <w:pPr>
+              <w:jc w:val="center"/>
+            </w:pPr>
+            <w:r>
+              <w:rPr>
+                <w:rFonts w:ascii="Calibri" w:cs="Calibri" w:eastAsia="Calibri" w:hAnsi="Calibri"/>
+                <w:b w:val="false"/>
+                <w:bCs w:val="false"/>
+                <w:sz w:val="19"/>
+                <w:szCs w:val="19"/>
+              </w:rPr>
+              <w:t xml:space="preserve">→</w:t>
+            </w:r>
+          </w:p>
+        </w:tc>
+        <w:tc>
+          <w:tcPr>
+            <w:tcW w:type="dxa" w:w="1254"/>
+            <w:tcBorders>
+              <w:top w:val="single" w:color="BFC7D5" w:sz="4"/>
+              <w:left w:val="single" w:color="BFC7D5" w:sz="4"/>
+              <w:bottom w:val="single" w:color="BFC7D5" w:sz="4"/>
+              <w:right w:val="single" w:color="BFC7D5" w:sz="4"/>
+            </w:tcBorders>
+            <w:shd w:fill="FFF1D6" w:color="auto" w:val="clear"/>
+            <w:tcMar>
+              <w:top w:type="dxa" w:w="70"/>
+              <w:left w:type="dxa" w:w="90"/>
+              <w:bottom w:type="dxa" w:w="70"/>
+              <w:right w:type="dxa" w:w="90"/>
+            </w:tcMar>
+            <w:vAlign w:val="center"/>
+          </w:tcPr>
+          <w:p>
+            <w:pPr>
+              <w:jc w:val="center"/>
+            </w:pPr>
+            <w:r>
+              <w:rPr>
+                <w:rFonts w:ascii="Calibri" w:cs="Calibri" w:eastAsia="Calibri" w:hAnsi="Calibri"/>
+                <w:b/>
+                <w:bCs/>
+                <w:sz w:val="19"/>
+                <w:szCs w:val="19"/>
+              </w:rPr>
+              <w:t xml:space="preserve">check</w:t>
+            </w:r>
+          </w:p>
+          <w:p>
+            <w:pPr>
+              <w:jc w:val="center"/>
+            </w:pPr>
+            <w:r>
+              <w:rPr>
+                <w:rFonts w:ascii="Calibri" w:cs="Calibri" w:eastAsia="Calibri" w:hAnsi="Calibri"/>
+                <w:color w:val="404040"/>
+                <w:sz w:val="17"/>
+                <w:szCs w:val="17"/>
+              </w:rPr>
+              <w:t xml:space="preserve">Spark / Athena lint</w:t>
+            </w:r>
+          </w:p>
+        </w:tc>
+        <w:tc>
+          <w:tcPr>
+            <w:tcW w:type="dxa" w:w="300"/>
+            <w:tcBorders>
+              <w:top w:val="none" w:color="FFFFFF" w:sz="0"/>
+              <w:left w:val="none" w:color="FFFFFF" w:sz="0"/>
+              <w:bottom w:val="none" w:color="FFFFFF" w:sz="0"/>
+              <w:right w:val="none" w:color="FFFFFF" w:sz="0"/>
+            </w:tcBorders>
+            <w:tcMar>
+              <w:top w:type="dxa" w:w="70"/>
+              <w:left w:type="dxa" w:w="90"/>
+              <w:bottom w:type="dxa" w:w="70"/>
+              <w:right w:type="dxa" w:w="90"/>
+            </w:tcMar>
+            <w:vAlign w:val="center"/>
+          </w:tcPr>
+          <w:p>
+            <w:pPr>
+              <w:jc w:val="center"/>
+            </w:pPr>
+            <w:r>
+              <w:rPr>
+                <w:rFonts w:ascii="Calibri" w:cs="Calibri" w:eastAsia="Calibri" w:hAnsi="Calibri"/>
+                <w:b w:val="false"/>
+                <w:bCs w:val="false"/>
+                <w:sz w:val="19"/>
+                <w:szCs w:val="19"/>
+              </w:rPr>
+              <w:t xml:space="preserve">→</w:t>
+            </w:r>
+          </w:p>
+        </w:tc>
+        <w:tc>
+          <w:tcPr>
+            <w:tcW w:type="dxa" w:w="1254"/>
+            <w:tcBorders>
+              <w:top w:val="single" w:color="BFC7D5" w:sz="4"/>
+              <w:left w:val="single" w:color="BFC7D5" w:sz="4"/>
+              <w:bottom w:val="single" w:color="BFC7D5" w:sz="4"/>
+              <w:right w:val="single" w:color="BFC7D5" w:sz="4"/>
+            </w:tcBorders>
+            <w:shd w:fill="FFF1D6" w:color="auto" w:val="clear"/>
+            <w:tcMar>
+              <w:top w:type="dxa" w:w="70"/>
+              <w:left w:type="dxa" w:w="90"/>
+              <w:bottom w:type="dxa" w:w="70"/>
+              <w:right w:type="dxa" w:w="90"/>
+            </w:tcMar>
+            <w:vAlign w:val="center"/>
+          </w:tcPr>
+          <w:p>
+            <w:pPr>
+              <w:jc w:val="center"/>
+            </w:pPr>
+            <w:r>
+              <w:rPr>
+                <w:rFonts w:ascii="Calibri" w:cs="Calibri" w:eastAsia="Calibri" w:hAnsi="Calibri"/>
+                <w:b/>
+                <w:bCs/>
+                <w:sz w:val="19"/>
+                <w:szCs w:val="19"/>
+              </w:rPr>
+              <w:t xml:space="preserve">run (optional)</w:t>
+            </w:r>
+          </w:p>
+          <w:p>
+            <w:pPr>
+              <w:jc w:val="center"/>
+            </w:pPr>
+            <w:r>
+              <w:rPr>
+                <w:rFonts w:ascii="Calibri" w:cs="Calibri" w:eastAsia="Calibri" w:hAnsi="Calibri"/>
+                <w:color w:val="404040"/>
+                <w:sz w:val="17"/>
+                <w:szCs w:val="17"/>
+              </w:rPr>
+              <w:t xml:space="preserve">Athena · test DB</w:t>
+            </w:r>
+          </w:p>
+        </w:tc>
+        <w:tc>
+          <w:tcPr>
+            <w:tcW w:type="dxa" w:w="300"/>
+            <w:tcBorders>
+              <w:top w:val="none" w:color="FFFFFF" w:sz="0"/>
+              <w:left w:val="none" w:color="FFFFFF" w:sz="0"/>
+              <w:bottom w:val="none" w:color="FFFFFF" w:sz="0"/>
+              <w:right w:val="none" w:color="FFFFFF" w:sz="0"/>
+            </w:tcBorders>
+            <w:tcMar>
+              <w:top w:type="dxa" w:w="70"/>
+              <w:left w:type="dxa" w:w="90"/>
+              <w:bottom w:type="dxa" w:w="70"/>
+              <w:right w:type="dxa" w:w="90"/>
+            </w:tcMar>
+            <w:vAlign w:val="center"/>
+          </w:tcPr>
+          <w:p>
+            <w:pPr>
+              <w:jc w:val="center"/>
+            </w:pPr>
+            <w:r>
+              <w:rPr>
+                <w:rFonts w:ascii="Calibri" w:cs="Calibri" w:eastAsia="Calibri" w:hAnsi="Calibri"/>
+                <w:b w:val="false"/>
+                <w:bCs w:val="false"/>
+                <w:sz w:val="19"/>
+                <w:szCs w:val="19"/>
+              </w:rPr>
+              <w:t xml:space="preserve">→</w:t>
+            </w:r>
+          </w:p>
+        </w:tc>
+        <w:tc>
+          <w:tcPr>
+            <w:tcW w:type="dxa" w:w="1254"/>
+            <w:tcBorders>
+              <w:top w:val="single" w:color="BFC7D5" w:sz="4"/>
+              <w:left w:val="single" w:color="BFC7D5" w:sz="4"/>
+              <w:bottom w:val="single" w:color="BFC7D5" w:sz="4"/>
+              <w:right w:val="single" w:color="BFC7D5" w:sz="4"/>
+            </w:tcBorders>
+            <w:shd w:fill="FFF1D6" w:color="auto" w:val="clear"/>
+            <w:tcMar>
+              <w:top w:type="dxa" w:w="70"/>
+              <w:left w:type="dxa" w:w="90"/>
+              <w:bottom w:type="dxa" w:w="70"/>
+              <w:right w:type="dxa" w:w="90"/>
+            </w:tcMar>
+            <w:vAlign w:val="center"/>
+          </w:tcPr>
+          <w:p>
+            <w:pPr>
+              <w:jc w:val="center"/>
+            </w:pPr>
+            <w:r>
+              <w:rPr>
+                <w:rFonts w:ascii="Calibri" w:cs="Calibri" w:eastAsia="Calibri" w:hAnsi="Calibri"/>
+                <w:b/>
+                <w:bCs/>
+                <w:sz w:val="19"/>
+                <w:szCs w:val="19"/>
+              </w:rPr>
+              <w:t xml:space="preserve">ledger + package</w:t>
+            </w:r>
+          </w:p>
+        </w:tc>
+      </w:tr>
+    </w:tbl>
+    <w:p>
+      <w:pPr>
+        <w:spacing w:after="200" w:before="60"/>
+      </w:pPr>
+      <w:r>
+        <w:rPr>
+          <w:rFonts w:ascii="Calibri" w:cs="Calibri" w:eastAsia="Calibri" w:hAnsi="Calibri"/>
+          <w:i/>
+          <w:iCs/>
+          <w:color w:val="595959"/>
+          <w:sz w:val="18"/>
+          <w:szCs w:val="18"/>
+        </w:rPr>
+        <w:t xml:space="preserve">Figure 6c — Iceberg: table format decisions, jobs from a template.</w:t>
+      </w:r>
+    </w:p>
+    <w:p>
+      <w:pPr>
+        <w:pStyle w:val="Heading2"/>
+      </w:pPr>
+      <w:r>
+        <w:rPr>
+          <w:rFonts w:ascii="Calibri" w:cs="Calibri" w:eastAsia="Calibri" w:hAnsi="Calibri"/>
+        </w:rPr>
+        <w:t xml:space="preserve">6.6 Schema conformance and change propagation (schema-conformance, schema-change-propagation)</w:t>
+      </w:r>
+    </w:p>
+    <w:tbl>
+      <w:tblPr>
+        <w:tblW w:type="dxa" w:w="9026"/>
+        <w:tblBorders>
+          <w:top w:val="single" w:color="auto" w:sz="4"/>
+          <w:left w:val="single" w:color="auto" w:sz="4"/>
+          <w:bottom w:val="single" w:color="auto" w:sz="4"/>
+          <w:right w:val="single" w:color="auto" w:sz="4"/>
+          <w:insideH w:val="single" w:color="auto" w:sz="4"/>
+          <w:insideV w:val="single" w:color="auto" w:sz="4"/>
+        </w:tblBorders>
+        <w:tblLayout w:type="fixed"/>
+      </w:tblPr>
+      <w:tblGrid>
+        <w:gridCol w:w="1254"/>
+        <w:gridCol w:w="300"/>
+        <w:gridCol w:w="1254"/>
+        <w:gridCol w:w="300"/>
+        <w:gridCol w:w="1254"/>
+        <w:gridCol w:w="300"/>
+        <w:gridCol w:w="1254"/>
+        <w:gridCol w:w="300"/>
+        <w:gridCol w:w="1254"/>
+        <w:gridCol w:w="300"/>
+        <w:gridCol w:w="1254"/>
+      </w:tblGrid>
+      <w:tr>
+        <w:tc>
+          <w:tcPr>
+            <w:tcW w:type="dxa" w:w="1254"/>
+            <w:tcBorders>
+              <w:top w:val="single" w:color="BFC7D5" w:sz="4"/>
+              <w:left w:val="single" w:color="BFC7D5" w:sz="4"/>
+              <w:bottom w:val="single" w:color="BFC7D5" w:sz="4"/>
+              <w:right w:val="single" w:color="BFC7D5" w:sz="4"/>
+            </w:tcBorders>
+            <w:shd w:fill="FFF1D6" w:color="auto" w:val="clear"/>
+            <w:tcMar>
+              <w:top w:type="dxa" w:w="70"/>
+              <w:left w:type="dxa" w:w="90"/>
+              <w:bottom w:type="dxa" w:w="70"/>
+              <w:right w:type="dxa" w:w="90"/>
+            </w:tcMar>
+            <w:vAlign w:val="center"/>
+          </w:tcPr>
+          <w:p>
+            <w:pPr>
+              <w:jc w:val="center"/>
+            </w:pPr>
+            <w:r>
+              <w:rPr>
+                <w:rFonts w:ascii="Calibri" w:cs="Calibri" w:eastAsia="Calibri" w:hAnsi="Calibri"/>
+                <w:b/>
+                <w:bCs/>
+                <w:sz w:val="19"/>
+                <w:szCs w:val="19"/>
+              </w:rPr>
+              <w:t xml:space="preserve">snapshot</w:t>
+            </w:r>
+          </w:p>
+          <w:p>
+            <w:pPr>
+              <w:jc w:val="center"/>
+            </w:pPr>
+            <w:r>
+              <w:rPr>
+                <w:rFonts w:ascii="Calibri" w:cs="Calibri" w:eastAsia="Calibri" w:hAnsi="Calibri"/>
+                <w:color w:val="404040"/>
+                <w:sz w:val="17"/>
+                <w:szCs w:val="17"/>
+              </w:rPr>
+              <w:t xml:space="preserve">DDL · live · Glue</w:t>
+            </w:r>
+          </w:p>
+        </w:tc>
+        <w:tc>
+          <w:tcPr>
+            <w:tcW w:type="dxa" w:w="300"/>
+            <w:tcBorders>
+              <w:top w:val="none" w:color="FFFFFF" w:sz="0"/>
+              <w:left w:val="none" w:color="FFFFFF" w:sz="0"/>
+              <w:bottom w:val="none" w:color="FFFFFF" w:sz="0"/>
+              <w:right w:val="none" w:color="FFFFFF" w:sz="0"/>
+            </w:tcBorders>
+            <w:tcMar>
+              <w:top w:type="dxa" w:w="70"/>
+              <w:left w:type="dxa" w:w="90"/>
+              <w:bottom w:type="dxa" w:w="70"/>
+              <w:right w:type="dxa" w:w="90"/>
+            </w:tcMar>
+            <w:vAlign w:val="center"/>
+          </w:tcPr>
+          <w:p>
+            <w:pPr>
+              <w:jc w:val="center"/>
+            </w:pPr>
+            <w:r>
+              <w:rPr>
+                <w:rFonts w:ascii="Calibri" w:cs="Calibri" w:eastAsia="Calibri" w:hAnsi="Calibri"/>
+                <w:b w:val="false"/>
+                <w:bCs w:val="false"/>
+                <w:sz w:val="19"/>
+                <w:szCs w:val="19"/>
+              </w:rPr>
+              <w:t xml:space="preserve">→</w:t>
+            </w:r>
+          </w:p>
+        </w:tc>
+        <w:tc>
+          <w:tcPr>
+            <w:tcW w:type="dxa" w:w="1254"/>
+            <w:tcBorders>
+              <w:top w:val="single" w:color="BFC7D5" w:sz="4"/>
+              <w:left w:val="single" w:color="BFC7D5" w:sz="4"/>
+              <w:bottom w:val="single" w:color="BFC7D5" w:sz="4"/>
+              <w:right w:val="single" w:color="BFC7D5" w:sz="4"/>
+            </w:tcBorders>
+            <w:shd w:fill="FFF1D6" w:color="auto" w:val="clear"/>
+            <w:tcMar>
+              <w:top w:type="dxa" w:w="70"/>
+              <w:left w:type="dxa" w:w="90"/>
+              <w:bottom w:type="dxa" w:w="70"/>
+              <w:right w:type="dxa" w:w="90"/>
+            </w:tcMar>
+            <w:vAlign w:val="center"/>
+          </w:tcPr>
+          <w:p>
+            <w:pPr>
+              <w:jc w:val="center"/>
+            </w:pPr>
+            <w:r>
+              <w:rPr>
+                <w:rFonts w:ascii="Calibri" w:cs="Calibri" w:eastAsia="Calibri" w:hAnsi="Calibri"/>
+                <w:b/>
+                <w:bCs/>
+                <w:sz w:val="19"/>
+                <w:szCs w:val="19"/>
+              </w:rPr>
+              <w:t xml:space="preserve">compare</w:t>
+            </w:r>
+          </w:p>
+          <w:p>
+            <w:pPr>
+              <w:jc w:val="center"/>
+            </w:pPr>
+            <w:r>
+              <w:rPr>
+                <w:rFonts w:ascii="Calibri" w:cs="Calibri" w:eastAsia="Calibri" w:hAnsi="Calibri"/>
+                <w:color w:val="404040"/>
+                <w:sz w:val="17"/>
+                <w:szCs w:val="17"/>
+              </w:rPr>
+              <w:t xml:space="preserve">EXACT … CONFLICT</w:t>
+            </w:r>
+          </w:p>
+        </w:tc>
+        <w:tc>
+          <w:tcPr>
+            <w:tcW w:type="dxa" w:w="300"/>
+            <w:tcBorders>
+              <w:top w:val="none" w:color="FFFFFF" w:sz="0"/>
+              <w:left w:val="none" w:color="FFFFFF" w:sz="0"/>
+              <w:bottom w:val="none" w:color="FFFFFF" w:sz="0"/>
+              <w:right w:val="none" w:color="FFFFFF" w:sz="0"/>
+            </w:tcBorders>
+            <w:tcMar>
+              <w:top w:type="dxa" w:w="70"/>
+              <w:left w:type="dxa" w:w="90"/>
+              <w:bottom w:type="dxa" w:w="70"/>
+              <w:right w:type="dxa" w:w="90"/>
+            </w:tcMar>
+            <w:vAlign w:val="center"/>
+          </w:tcPr>
+          <w:p>
+            <w:pPr>
+              <w:jc w:val="center"/>
+            </w:pPr>
+            <w:r>
+              <w:rPr>
+                <w:rFonts w:ascii="Calibri" w:cs="Calibri" w:eastAsia="Calibri" w:hAnsi="Calibri"/>
+                <w:b w:val="false"/>
+                <w:bCs w:val="false"/>
+                <w:sz w:val="19"/>
+                <w:szCs w:val="19"/>
+              </w:rPr>
+              <w:t xml:space="preserve">→</w:t>
+            </w:r>
+          </w:p>
+        </w:tc>
+        <w:tc>
+          <w:tcPr>
+            <w:tcW w:type="dxa" w:w="1254"/>
+            <w:tcBorders>
+              <w:top w:val="single" w:color="BFC7D5" w:sz="4"/>
+              <w:left w:val="single" w:color="BFC7D5" w:sz="4"/>
+              <w:bottom w:val="single" w:color="BFC7D5" w:sz="4"/>
+              <w:right w:val="single" w:color="BFC7D5" w:sz="4"/>
+            </w:tcBorders>
+            <w:shd w:fill="FFF1D6" w:color="auto" w:val="clear"/>
+            <w:tcMar>
+              <w:top w:type="dxa" w:w="70"/>
+              <w:left w:type="dxa" w:w="90"/>
+              <w:bottom w:type="dxa" w:w="70"/>
+              <w:right w:type="dxa" w:w="90"/>
+            </w:tcMar>
+            <w:vAlign w:val="center"/>
+          </w:tcPr>
+          <w:p>
+            <w:pPr>
+              <w:jc w:val="center"/>
+            </w:pPr>
+            <w:r>
+              <w:rPr>
+                <w:rFonts w:ascii="Calibri" w:cs="Calibri" w:eastAsia="Calibri" w:hAnsi="Calibri"/>
+                <w:b/>
+                <w:bCs/>
+                <w:sz w:val="19"/>
+                <w:szCs w:val="19"/>
+              </w:rPr>
+              <w:t xml:space="preserve">conform</w:t>
+            </w:r>
+          </w:p>
+          <w:p>
+            <w:pPr>
+              <w:jc w:val="center"/>
+            </w:pPr>
+            <w:r>
+              <w:rPr>
+                <w:rFonts w:ascii="Calibri" w:cs="Calibri" w:eastAsia="Calibri" w:hAnsi="Calibri"/>
+                <w:color w:val="404040"/>
+                <w:sz w:val="17"/>
+                <w:szCs w:val="17"/>
+              </w:rPr>
+              <w:t xml:space="preserve">dry-run DDL</w:t>
+            </w:r>
+          </w:p>
+        </w:tc>
+        <w:tc>
+          <w:tcPr>
+            <w:tcW w:type="dxa" w:w="300"/>
+            <w:tcBorders>
+              <w:top w:val="none" w:color="FFFFFF" w:sz="0"/>
+              <w:left w:val="none" w:color="FFFFFF" w:sz="0"/>
+              <w:bottom w:val="none" w:color="FFFFFF" w:sz="0"/>
+              <w:right w:val="none" w:color="FFFFFF" w:sz="0"/>
+            </w:tcBorders>
+            <w:tcMar>
+              <w:top w:type="dxa" w:w="70"/>
+              <w:left w:type="dxa" w:w="90"/>
+              <w:bottom w:type="dxa" w:w="70"/>
+              <w:right w:type="dxa" w:w="90"/>
+            </w:tcMar>
+            <w:vAlign w:val="center"/>
+          </w:tcPr>
+          <w:p>
+            <w:pPr>
+              <w:jc w:val="center"/>
+            </w:pPr>
+            <w:r>
+              <w:rPr>
+                <w:rFonts w:ascii="Calibri" w:cs="Calibri" w:eastAsia="Calibri" w:hAnsi="Calibri"/>
+                <w:b w:val="false"/>
+                <w:bCs w:val="false"/>
+                <w:sz w:val="19"/>
+                <w:szCs w:val="19"/>
+              </w:rPr>
+              <w:t xml:space="preserve">→</w:t>
+            </w:r>
+          </w:p>
+        </w:tc>
+        <w:tc>
+          <w:tcPr>
+            <w:tcW w:type="dxa" w:w="1254"/>
+            <w:tcBorders>
+              <w:top w:val="single" w:color="BFC7D5" w:sz="4"/>
+              <w:left w:val="single" w:color="BFC7D5" w:sz="4"/>
+              <w:bottom w:val="single" w:color="BFC7D5" w:sz="4"/>
+              <w:right w:val="single" w:color="BFC7D5" w:sz="4"/>
+            </w:tcBorders>
+            <w:shd w:fill="FFF1D6" w:color="auto" w:val="clear"/>
+            <w:tcMar>
+              <w:top w:type="dxa" w:w="70"/>
+              <w:left w:type="dxa" w:w="90"/>
+              <w:bottom w:type="dxa" w:w="70"/>
+              <w:right w:type="dxa" w:w="90"/>
+            </w:tcMar>
+            <w:vAlign w:val="center"/>
+          </w:tcPr>
+          <w:p>
+            <w:pPr>
+              <w:jc w:val="center"/>
+            </w:pPr>
+            <w:r>
+              <w:rPr>
+                <w:rFonts w:ascii="Calibri" w:cs="Calibri" w:eastAsia="Calibri" w:hAnsi="Calibri"/>
+                <w:b/>
+                <w:bCs/>
+                <w:sz w:val="19"/>
+                <w:szCs w:val="19"/>
+              </w:rPr>
+              <w:t xml:space="preserve">refs</w:t>
+            </w:r>
+          </w:p>
+          <w:p>
+            <w:pPr>
+              <w:jc w:val="center"/>
+            </w:pPr>
+            <w:r>
+              <w:rPr>
+                <w:rFonts w:ascii="Calibri" w:cs="Calibri" w:eastAsia="Calibri" w:hAnsi="Calibri"/>
+                <w:color w:val="404040"/>
+                <w:sz w:val="17"/>
+                <w:szCs w:val="17"/>
+              </w:rPr>
+              <w:t xml:space="preserve">references resolve</w:t>
+            </w:r>
+          </w:p>
+        </w:tc>
+        <w:tc>
+          <w:tcPr>
+            <w:tcW w:type="dxa" w:w="300"/>
+            <w:tcBorders>
+              <w:top w:val="none" w:color="FFFFFF" w:sz="0"/>
+              <w:left w:val="none" w:color="FFFFFF" w:sz="0"/>
+              <w:bottom w:val="none" w:color="FFFFFF" w:sz="0"/>
+              <w:right w:val="none" w:color="FFFFFF" w:sz="0"/>
+            </w:tcBorders>
+            <w:tcMar>
+              <w:top w:type="dxa" w:w="70"/>
+              <w:left w:type="dxa" w:w="90"/>
+              <w:bottom w:type="dxa" w:w="70"/>
+              <w:right w:type="dxa" w:w="90"/>
+            </w:tcMar>
+            <w:vAlign w:val="center"/>
+          </w:tcPr>
+          <w:p>
+            <w:pPr>
+              <w:jc w:val="center"/>
+            </w:pPr>
+            <w:r>
+              <w:rPr>
+                <w:rFonts w:ascii="Calibri" w:cs="Calibri" w:eastAsia="Calibri" w:hAnsi="Calibri"/>
+                <w:b w:val="false"/>
+                <w:bCs w:val="false"/>
+                <w:sz w:val="19"/>
+                <w:szCs w:val="19"/>
+              </w:rPr>
+              <w:t xml:space="preserve">→</w:t>
+            </w:r>
+          </w:p>
+        </w:tc>
+        <w:tc>
+          <w:tcPr>
+            <w:tcW w:type="dxa" w:w="1254"/>
+            <w:tcBorders>
+              <w:top w:val="single" w:color="BFC7D5" w:sz="4"/>
+              <w:left w:val="single" w:color="BFC7D5" w:sz="4"/>
+              <w:bottom w:val="single" w:color="BFC7D5" w:sz="4"/>
+              <w:right w:val="single" w:color="BFC7D5" w:sz="4"/>
+            </w:tcBorders>
+            <w:shd w:fill="FFF1D6" w:color="auto" w:val="clear"/>
+            <w:tcMar>
+              <w:top w:type="dxa" w:w="70"/>
+              <w:left w:type="dxa" w:w="90"/>
+              <w:bottom w:type="dxa" w:w="70"/>
+              <w:right w:type="dxa" w:w="90"/>
+            </w:tcMar>
+            <w:vAlign w:val="center"/>
+          </w:tcPr>
+          <w:p>
+            <w:pPr>
+              <w:jc w:val="center"/>
+            </w:pPr>
+            <w:r>
+              <w:rPr>
+                <w:rFonts w:ascii="Calibri" w:cs="Calibri" w:eastAsia="Calibri" w:hAnsi="Calibri"/>
+                <w:b/>
+                <w:bCs/>
+                <w:sz w:val="19"/>
+                <w:szCs w:val="19"/>
+              </w:rPr>
+              <w:t xml:space="preserve">ingest → plan</w:t>
+            </w:r>
+          </w:p>
+          <w:p>
+            <w:pPr>
+              <w:jc w:val="center"/>
+            </w:pPr>
+            <w:r>
+              <w:rPr>
+                <w:rFonts w:ascii="Calibri" w:cs="Calibri" w:eastAsia="Calibri" w:hAnsi="Calibri"/>
+                <w:color w:val="404040"/>
+                <w:sz w:val="17"/>
+                <w:szCs w:val="17"/>
+              </w:rPr>
+              <w:t xml:space="preserve">cast before rename</w:t>
+            </w:r>
+          </w:p>
+        </w:tc>
+        <w:tc>
+          <w:tcPr>
+            <w:tcW w:type="dxa" w:w="300"/>
+            <w:tcBorders>
+              <w:top w:val="none" w:color="FFFFFF" w:sz="0"/>
+              <w:left w:val="none" w:color="FFFFFF" w:sz="0"/>
+              <w:bottom w:val="none" w:color="FFFFFF" w:sz="0"/>
+              <w:right w:val="none" w:color="FFFFFF" w:sz="0"/>
+            </w:tcBorders>
+            <w:tcMar>
+              <w:top w:type="dxa" w:w="70"/>
+              <w:left w:type="dxa" w:w="90"/>
+              <w:bottom w:type="dxa" w:w="70"/>
+              <w:right w:type="dxa" w:w="90"/>
+            </w:tcMar>
+            <w:vAlign w:val="center"/>
+          </w:tcPr>
+          <w:p>
+            <w:pPr>
+              <w:jc w:val="center"/>
+            </w:pPr>
+            <w:r>
+              <w:rPr>
+                <w:rFonts w:ascii="Calibri" w:cs="Calibri" w:eastAsia="Calibri" w:hAnsi="Calibri"/>
+                <w:b w:val="false"/>
+                <w:bCs w:val="false"/>
+                <w:sz w:val="19"/>
+                <w:szCs w:val="19"/>
+              </w:rPr>
+              <w:t xml:space="preserve">→</w:t>
+            </w:r>
+          </w:p>
+        </w:tc>
+        <w:tc>
+          <w:tcPr>
+            <w:tcW w:type="dxa" w:w="1254"/>
+            <w:tcBorders>
+              <w:top w:val="single" w:color="BFC7D5" w:sz="4"/>
+              <w:left w:val="single" w:color="BFC7D5" w:sz="4"/>
+              <w:bottom w:val="single" w:color="BFC7D5" w:sz="4"/>
+              <w:right w:val="single" w:color="BFC7D5" w:sz="4"/>
+            </w:tcBorders>
+            <w:shd w:fill="FFF1D6" w:color="auto" w:val="clear"/>
+            <w:tcMar>
+              <w:top w:type="dxa" w:w="70"/>
+              <w:left w:type="dxa" w:w="90"/>
+              <w:bottom w:type="dxa" w:w="70"/>
+              <w:right w:type="dxa" w:w="90"/>
+            </w:tcMar>
+            <w:vAlign w:val="center"/>
+          </w:tcPr>
+          <w:p>
+            <w:pPr>
+              <w:jc w:val="center"/>
+            </w:pPr>
+            <w:r>
+              <w:rPr>
+                <w:rFonts w:ascii="Calibri" w:cs="Calibri" w:eastAsia="Calibri" w:hAnsi="Calibri"/>
+                <w:b/>
+                <w:bCs/>
+                <w:sz w:val="19"/>
+                <w:szCs w:val="19"/>
+              </w:rPr>
+              <w:t xml:space="preserve">patch → scan</w:t>
+            </w:r>
+          </w:p>
+          <w:p>
+            <w:pPr>
+              <w:jc w:val="center"/>
+            </w:pPr>
+            <w:r>
+              <w:rPr>
+                <w:rFonts w:ascii="Calibri" w:cs="Calibri" w:eastAsia="Calibri" w:hAnsi="Calibri"/>
+                <w:color w:val="404040"/>
+                <w:sz w:val="17"/>
+                <w:szCs w:val="17"/>
+              </w:rPr>
+              <w:t xml:space="preserve">diff · rollback · package</w:t>
+            </w:r>
+          </w:p>
+        </w:tc>
+      </w:tr>
+    </w:tbl>
+    <w:p>
+      <w:pPr>
+        <w:spacing w:after="200" w:before="60"/>
+      </w:pPr>
+      <w:r>
+        <w:rPr>
+          <w:rFonts w:ascii="Calibri" w:cs="Calibri" w:eastAsia="Calibri" w:hAnsi="Calibri"/>
+          <w:i/>
+          <w:iCs/>
+          <w:color w:val="595959"/>
+          <w:sz w:val="18"/>
+          <w:szCs w:val="18"/>
+        </w:rPr>
+        <w:t xml:space="preserve">Figure 6d — Schemas as hashed snapshots; changes as dry-run packages.</w:t>
+      </w:r>
+    </w:p>
+    <w:p>
+      <w:pPr>
+        <w:pStyle w:val="Heading2"/>
+      </w:pPr>
+      <w:r>
+        <w:rPr>
+          <w:rFonts w:ascii="Calibri" w:cs="Calibri" w:eastAsia="Calibri" w:hAnsi="Calibri"/>
+        </w:rPr>
+        <w:t xml:space="preserve">6.7 Informatica PowerCenter XML (informatica-etl-conversion)</w:t>
       </w:r>
     </w:p>
     <w:tbl>
@@ -13237,9 +15973,10 @@
       </w:tblPr>
       <w:tblGrid>
         <w:gridCol w:w="1700"/>
-        <w:gridCol w:w="2442"/>
-        <w:gridCol w:w="2442"/>
-        <w:gridCol w:w="2442"/>
+        <w:gridCol w:w="1831"/>
+        <w:gridCol w:w="1831"/>
+        <w:gridCol w:w="1831"/>
+        <w:gridCol w:w="1831"/>
       </w:tblGrid>
       <w:tr>
         <w:tc>
@@ -13278,7 +16015,7 @@
         </w:tc>
         <w:tc>
           <w:tcPr>
-            <w:tcW w:type="dxa" w:w="2442"/>
+            <w:tcW w:type="dxa" w:w="1831"/>
             <w:tcBorders>
               <w:top w:val="single" w:color="BFC7D5" w:sz="4"/>
               <w:left w:val="single" w:color="BFC7D5" w:sz="4"/>
@@ -13306,7 +16043,7 @@
                 <w:sz w:val="19"/>
                 <w:szCs w:val="19"/>
               </w:rPr>
-              <w:t xml:space="preserve">migkit</w:t>
+              <w:t xml:space="preserve">migkit + governance</w:t>
             </w:r>
           </w:p>
           <w:p>
@@ -13320,13 +16057,13 @@
                 <w:sz w:val="17"/>
                 <w:szCs w:val="17"/>
               </w:rPr>
-              <w:t xml:space="preserve">33 (stub AWS CLI)</w:t>
-            </w:r>
-          </w:p>
-        </w:tc>
-        <w:tc>
-          <w:tcPr>
-            <w:tcW w:type="dxa" w:w="2442"/>
+              <w:t xml:space="preserve">41 (stub AWS CLI)</w:t>
+            </w:r>
+          </w:p>
+        </w:tc>
+        <w:tc>
+          <w:tcPr>
+            <w:tcW w:type="dxa" w:w="1831"/>
             <w:tcBorders>
               <w:top w:val="single" w:color="BFC7D5" w:sz="4"/>
               <w:left w:val="single" w:color="BFC7D5" w:sz="4"/>
@@ -13374,7 +16111,7 @@
         </w:tc>
         <w:tc>
           <w:tcPr>
-            <w:tcW w:type="dxa" w:w="2442"/>
+            <w:tcW w:type="dxa" w:w="1831"/>
             <w:tcBorders>
               <w:top w:val="single" w:color="BFC7D5" w:sz="4"/>
               <w:left w:val="single" w:color="BFC7D5" w:sz="4"/>
@@ -13402,7 +16139,7 @@
                 <w:sz w:val="19"/>
                 <w:szCs w:val="19"/>
               </w:rPr>
-              <w:t xml:space="preserve">agent hooks</w:t>
+              <w:t xml:space="preserve">assessment · Redshift · Iceberg · schema · change</w:t>
             </w:r>
           </w:p>
           <w:p>
@@ -13416,7 +16153,55 @@
                 <w:sz w:val="17"/>
                 <w:szCs w:val="17"/>
               </w:rPr>
-              <w:t xml:space="preserve">15</w:t>
+              <w:t xml:space="preserve">12 · 13 · 10 · 8 · 9</w:t>
+            </w:r>
+          </w:p>
+        </w:tc>
+        <w:tc>
+          <w:tcPr>
+            <w:tcW w:type="dxa" w:w="1831"/>
+            <w:tcBorders>
+              <w:top w:val="single" w:color="BFC7D5" w:sz="4"/>
+              <w:left w:val="single" w:color="BFC7D5" w:sz="4"/>
+              <w:bottom w:val="single" w:color="BFC7D5" w:sz="4"/>
+              <w:right w:val="single" w:color="BFC7D5" w:sz="4"/>
+            </w:tcBorders>
+            <w:shd w:fill="DCEBDD" w:color="auto" w:val="clear"/>
+            <w:tcMar>
+              <w:top w:type="dxa" w:w="70"/>
+              <w:left w:type="dxa" w:w="90"/>
+              <w:bottom w:type="dxa" w:w="70"/>
+              <w:right w:type="dxa" w:w="90"/>
+            </w:tcMar>
+            <w:vAlign w:val="center"/>
+          </w:tcPr>
+          <w:p>
+            <w:pPr>
+              <w:jc w:val="center"/>
+            </w:pPr>
+            <w:r>
+              <w:rPr>
+                <w:rFonts w:ascii="Calibri" w:cs="Calibri" w:eastAsia="Calibri" w:hAnsi="Calibri"/>
+                <w:b/>
+                <w:bCs/>
+                <w:sz w:val="19"/>
+                <w:szCs w:val="19"/>
+              </w:rPr>
+              <w:t xml:space="preserve">agent hooks</w:t>
+            </w:r>
+          </w:p>
+          <w:p>
+            <w:pPr>
+              <w:jc w:val="center"/>
+            </w:pPr>
+            <w:r>
+              <w:rPr>
+                <w:rFonts w:ascii="Calibri" w:cs="Calibri" w:eastAsia="Calibri" w:hAnsi="Calibri"/>
+                <w:color w:val="404040"/>
+                <w:sz w:val="17"/>
+                <w:szCs w:val="17"/>
+              </w:rPr>
+              <w:t xml:space="preserve">18</w:t>
             </w:r>
           </w:p>
         </w:tc>
@@ -13452,11 +16237,12 @@
       </w:tblPr>
       <w:tblGrid>
         <w:gridCol w:w="1700"/>
-        <w:gridCol w:w="1465"/>
-        <w:gridCol w:w="1465"/>
-        <w:gridCol w:w="1465"/>
-        <w:gridCol w:w="1465"/>
-        <w:gridCol w:w="1465"/>
+        <w:gridCol w:w="1221"/>
+        <w:gridCol w:w="1221"/>
+        <w:gridCol w:w="1221"/>
+        <w:gridCol w:w="1221"/>
+        <w:gridCol w:w="1221"/>
+        <w:gridCol w:w="1221"/>
       </w:tblGrid>
       <w:tr>
         <w:tc>
@@ -13495,7 +16281,7 @@
         </w:tc>
         <w:tc>
           <w:tcPr>
-            <w:tcW w:type="dxa" w:w="1465"/>
+            <w:tcW w:type="dxa" w:w="1221"/>
             <w:tcBorders>
               <w:top w:val="single" w:color="BFC7D5" w:sz="4"/>
               <w:left w:val="single" w:color="BFC7D5" w:sz="4"/>
@@ -13529,7 +16315,7 @@
         </w:tc>
         <w:tc>
           <w:tcPr>
-            <w:tcW w:type="dxa" w:w="1465"/>
+            <w:tcW w:type="dxa" w:w="1221"/>
             <w:tcBorders>
               <w:top w:val="single" w:color="BFC7D5" w:sz="4"/>
               <w:left w:val="single" w:color="BFC7D5" w:sz="4"/>
@@ -13563,7 +16349,7 @@
         </w:tc>
         <w:tc>
           <w:tcPr>
-            <w:tcW w:type="dxa" w:w="1465"/>
+            <w:tcW w:type="dxa" w:w="1221"/>
             <w:tcBorders>
               <w:top w:val="single" w:color="BFC7D5" w:sz="4"/>
               <w:left w:val="single" w:color="BFC7D5" w:sz="4"/>
@@ -13597,7 +16383,7 @@
         </w:tc>
         <w:tc>
           <w:tcPr>
-            <w:tcW w:type="dxa" w:w="1465"/>
+            <w:tcW w:type="dxa" w:w="1221"/>
             <w:tcBorders>
               <w:top w:val="single" w:color="BFC7D5" w:sz="4"/>
               <w:left w:val="single" w:color="BFC7D5" w:sz="4"/>
@@ -13625,13 +16411,47 @@
                 <w:sz w:val="19"/>
                 <w:szCs w:val="19"/>
               </w:rPr>
-              <w:t xml:space="preserve">SEC · LOG · SVC</w:t>
-            </w:r>
-          </w:p>
-        </w:tc>
-        <w:tc>
-          <w:tcPr>
-            <w:tcW w:type="dxa" w:w="1465"/>
+              <w:t xml:space="preserve">SEC · LOG · SVC · GOV</w:t>
+            </w:r>
+          </w:p>
+        </w:tc>
+        <w:tc>
+          <w:tcPr>
+            <w:tcW w:type="dxa" w:w="1221"/>
+            <w:tcBorders>
+              <w:top w:val="single" w:color="BFC7D5" w:sz="4"/>
+              <w:left w:val="single" w:color="BFC7D5" w:sz="4"/>
+              <w:bottom w:val="single" w:color="BFC7D5" w:sz="4"/>
+              <w:right w:val="single" w:color="BFC7D5" w:sz="4"/>
+            </w:tcBorders>
+            <w:shd w:fill="EDE7F6" w:color="auto" w:val="clear"/>
+            <w:tcMar>
+              <w:top w:type="dxa" w:w="70"/>
+              <w:left w:type="dxa" w:w="90"/>
+              <w:bottom w:type="dxa" w:w="70"/>
+              <w:right w:type="dxa" w:w="90"/>
+            </w:tcMar>
+            <w:vAlign w:val="center"/>
+          </w:tcPr>
+          <w:p>
+            <w:pPr>
+              <w:jc w:val="center"/>
+            </w:pPr>
+            <w:r>
+              <w:rPr>
+                <w:rFonts w:ascii="Calibri" w:cs="Calibri" w:eastAsia="Calibri" w:hAnsi="Calibri"/>
+                <w:b/>
+                <w:bCs/>
+                <w:sz w:val="19"/>
+                <w:szCs w:val="19"/>
+              </w:rPr>
+              <w:t xml:space="preserve">MA · RS · IB · SC · CP</w:t>
+            </w:r>
+          </w:p>
+        </w:tc>
+        <w:tc>
+          <w:tcPr>
+            <w:tcW w:type="dxa" w:w="1221"/>
             <w:tcBorders>
               <w:top w:val="single" w:color="BFC7D5" w:sz="4"/>
               <w:left w:val="single" w:color="BFC7D5" w:sz="4"/>
@@ -13678,7 +16498,7 @@
           <w:sz w:val="18"/>
           <w:szCs w:val="18"/>
         </w:rPr>
-        <w:t xml:space="preserve">Figure 10 — 611 checks; every catalog row marked auto must be covered by a tagged test.</w:t>
+        <w:t xml:space="preserve">Figure 10 — 674 checks; every catalog row marked auto must be covered by a tagged test.</w:t>
       </w:r>
     </w:p>
     <w:tbl>
@@ -16535,7 +19355,7 @@
                 <w:sz w:val="20"/>
                 <w:szCs w:val="20"/>
               </w:rPr>
-              <w:t xml:space="preserve">SQL Server → Aurora PostgreSQL (T-SQL code and DDL) · reporting and analytics SQL · Informatica ETL with SQL Server SQL → PostgreSQL</w:t>
+              <w:t xml:space="preserve">SQL Server → Aurora PostgreSQL (T-SQL code and DDL) · reporting and analytics SQL · Informatica ETL with SQL Server SQL → PostgreSQL · migration assessment and placement · SQL Server → Amazon Redshift · SQL Server → Iceberg on S3 (Athena / Glue / Spark) · schema gap analysis and conformance · schema change propagation · governance layer (contracts, statuses, stop codes, ledger, validation manifest, packages)</w:t>
             </w:r>
           </w:p>
         </w:tc>
@@ -16594,7 +19414,7 @@
                 <w:sz w:val="20"/>
                 <w:szCs w:val="20"/>
               </w:rPr>
-              <w:t xml:space="preserve">Schema mismatch detection (source ↔ target tables, columns, types, nullability, keys, collation) · schema change tracking (DDL drift, affected objects and tests) · metadata and data validation (inventory, row counts, checksums, sample diffs)</w:t>
+              <w:t xml:space="preserve">Data validation at a consistent snapshot on all targets (row counts, key sets, checksums, sample diffs — V-012…V-021 executed) · Redshift Spectrum and Redshift-managed Iceberg tables as a serving path · Glue Data Catalog multi-dialect views · live evidence runs once Redshift/Athena test resources exist</w:t>
             </w:r>
           </w:p>
         </w:tc>
@@ -16626,6 +19446,81 @@
                 <w:sz w:val="20"/>
                 <w:szCs w:val="20"/>
               </w:rPr>
+              <w:t xml:space="preserve">AI-DLC integration (placeholder)</w:t>
+            </w:r>
+          </w:p>
+        </w:tc>
+        <w:tc>
+          <w:tcPr>
+            <w:tcW w:type="dxa" w:w="7326"/>
+            <w:tcBorders>
+              <w:top w:val="single" w:color="BFC7D5" w:sz="4"/>
+              <w:left w:val="single" w:color="BFC7D5" w:sz="4"/>
+              <w:bottom w:val="single" w:color="BFC7D5" w:sz="4"/>
+              <w:right w:val="single" w:color="BFC7D5" w:sz="4"/>
+            </w:tcBorders>
+            <w:tcMar>
+              <w:top w:type="dxa" w:w="60"/>
+              <w:left w:type="dxa" w:w="100"/>
+              <w:bottom w:type="dxa" w:w="60"/>
+              <w:right w:type="dxa" w:w="100"/>
+            </w:tcMar>
+          </w:tcPr>
+          <w:p>
+            <w:r>
+              <w:rPr>
+                <w:rFonts w:ascii="Calibri" w:cs="Calibri" w:eastAsia="Calibri" w:hAnsi="Calibri"/>
+                <w:sz w:val="20"/>
+                <w:szCs w:val="20"/>
+              </w:rPr>
+              <w:t xml:space="preserve">Map the seven gates and the packages onto the AI-Driven Development Lifecycle (AWS, 2025): Inception = assessment and placement packages, Construction = conversion / conformance / change units of work with the rule ledger as the reviewable artifact, Operations = evidence runs and audit sync. Expected form: a steering file (</w:t>
+            </w:r>
+            <w:r>
+              <w:rPr>
+                <w:rFonts w:ascii="Consolas" w:cs="Consolas" w:eastAsia="Consolas" w:hAnsi="Consolas"/>
+                <w:sz w:val="20"/>
+                <w:szCs w:val="20"/>
+              </w:rPr>
+              <w:t xml:space="preserve">.kiro/steering/aidlc.md</w:t>
+            </w:r>
+            <w:r>
+              <w:rPr>
+                <w:rFonts w:ascii="Calibri" w:cs="Calibri" w:eastAsia="Calibri" w:hAnsi="Calibri"/>
+                <w:sz w:val="20"/>
+                <w:szCs w:val="20"/>
+              </w:rPr>
+              <w:t xml:space="preserve">, the open-sourced AI-DLC workflows ship as Kiro steering) plus a package → unit-of-work adapter. Not started.</w:t>
+            </w:r>
+          </w:p>
+        </w:tc>
+      </w:tr>
+      <w:tr>
+        <w:trPr>
+          <w:tblHeader w:val="false"/>
+        </w:trPr>
+        <w:tc>
+          <w:tcPr>
+            <w:tcW w:type="dxa" w:w="1700"/>
+            <w:tcBorders>
+              <w:top w:val="single" w:color="BFC7D5" w:sz="4"/>
+              <w:left w:val="single" w:color="BFC7D5" w:sz="4"/>
+              <w:bottom w:val="single" w:color="BFC7D5" w:sz="4"/>
+              <w:right w:val="single" w:color="BFC7D5" w:sz="4"/>
+            </w:tcBorders>
+            <w:tcMar>
+              <w:top w:type="dxa" w:w="60"/>
+              <w:left w:type="dxa" w:w="100"/>
+              <w:bottom w:type="dxa" w:w="60"/>
+              <w:right w:type="dxa" w:w="100"/>
+            </w:tcMar>
+          </w:tcPr>
+          <w:p>
+            <w:r>
+              <w:rPr>
+                <w:rFonts w:ascii="Calibri" w:cs="Calibri" w:eastAsia="Calibri" w:hAnsi="Calibri"/>
+                <w:sz w:val="20"/>
+                <w:szCs w:val="20"/>
+              </w:rPr>
               <w:t xml:space="preserve">Later</w:t>
             </w:r>
           </w:p>
@@ -16653,7 +19548,7 @@
                 <w:sz w:val="20"/>
                 <w:szCs w:val="20"/>
               </w:rPr>
-              <w:t xml:space="preserve">SQL Server stored procedures → Oracle (PL/SQL) · SQL Server → Amazon Redshift · Informatica ETL → Oracle and Redshift</w:t>
+              <w:t xml:space="preserve">SQL Server stored procedures → Oracle (PL/SQL) · Informatica ETL → Redshift and Oracle</w:t>
             </w:r>
           </w:p>
         </w:tc>
@@ -16703,7 +19598,23 @@
           <w:sz w:val="22"/>
           <w:szCs w:val="22"/>
         </w:rPr>
-        <w:t xml:space="preserve">Copy the steering files and the skill folders; </w:t>
+        <w:t xml:space="preserve">Copy the steering files (</w:t>
+      </w:r>
+      <w:r>
+        <w:rPr>
+          <w:rFonts w:ascii="Consolas" w:cs="Consolas" w:eastAsia="Consolas" w:hAnsi="Consolas"/>
+          <w:sz w:val="20"/>
+          <w:szCs w:val="20"/>
+        </w:rPr>
+        <w:t xml:space="preserve">governance.md</w:t>
+      </w:r>
+      <w:r>
+        <w:rPr>
+          <w:rFonts w:ascii="Calibri" w:cs="Calibri" w:eastAsia="Calibri" w:hAnsi="Calibri"/>
+          <w:sz w:val="22"/>
+          <w:szCs w:val="22"/>
+        </w:rPr>
+        <w:t xml:space="preserve"> first) and the skill folders; </w:t>
       </w:r>
       <w:r>
         <w:rPr>
@@ -16719,7 +19630,7 @@
           <w:sz w:val="22"/>
           <w:szCs w:val="22"/>
         </w:rPr>
-        <w:t xml:space="preserve"> is required by the others (shared engine and migkit).</w:t>
+        <w:t xml:space="preserve"> is required by the others (shared engine, migkit, governance layer, DDL parser).</w:t>
       </w:r>
     </w:p>
     <w:p>
@@ -16803,7 +19714,39 @@
           <w:sz w:val="22"/>
           <w:szCs w:val="22"/>
         </w:rPr>
-        <w:t xml:space="preserve">, then register it in </w:t>
+        <w:t xml:space="preserve"> + </w:t>
+      </w:r>
+      <w:r>
+        <w:rPr>
+          <w:rFonts w:ascii="Consolas" w:cs="Consolas" w:eastAsia="Consolas" w:hAnsi="Consolas"/>
+          <w:sz w:val="20"/>
+          <w:szCs w:val="20"/>
+        </w:rPr>
+        <w:t xml:space="preserve">skill.runner.json</w:t>
+      </w:r>
+      <w:r>
+        <w:rPr>
+          <w:rFonts w:ascii="Calibri" w:cs="Calibri" w:eastAsia="Calibri" w:hAnsi="Calibri"/>
+          <w:sz w:val="22"/>
+          <w:szCs w:val="22"/>
+        </w:rPr>
+        <w:t xml:space="preserve"> (Windows twins are generated by </w:t>
+      </w:r>
+      <w:r>
+        <w:rPr>
+          <w:rFonts w:ascii="Consolas" w:cs="Consolas" w:eastAsia="Consolas" w:hAnsi="Consolas"/>
+          <w:sz w:val="20"/>
+          <w:szCs w:val="20"/>
+        </w:rPr>
+        <w:t xml:space="preserve">supporting-files/make_skill_runners.py</w:t>
+      </w:r>
+      <w:r>
+        <w:rPr>
+          <w:rFonts w:ascii="Calibri" w:cs="Calibri" w:eastAsia="Calibri" w:hAnsi="Calibri"/>
+          <w:sz w:val="22"/>
+          <w:szCs w:val="22"/>
+        </w:rPr>
+        <w:t xml:space="preserve">), then register it in </w:t>
       </w:r>
       <w:r>
         <w:rPr>
@@ -16819,7 +19762,23 @@
           <w:sz w:val="22"/>
           <w:szCs w:val="22"/>
         </w:rPr>
-        <w:t xml:space="preserve">.</w:t>
+        <w:t xml:space="preserve"> / </w:t>
+      </w:r>
+      <w:r>
+        <w:rPr>
+          <w:rFonts w:ascii="Consolas" w:cs="Consolas" w:eastAsia="Consolas" w:hAnsi="Consolas"/>
+          <w:sz w:val="20"/>
+          <w:szCs w:val="20"/>
+        </w:rPr>
+        <w:t xml:space="preserve">.ps1</w:t>
+      </w:r>
+      <w:r>
+        <w:rPr>
+          <w:rFonts w:ascii="Calibri" w:cs="Calibri" w:eastAsia="Calibri" w:hAnsi="Calibri"/>
+          <w:sz w:val="22"/>
+          <w:szCs w:val="22"/>
+        </w:rPr>
+        <w:t xml:space="preserve"> and in the agent allow-lists.</w:t>
       </w:r>
     </w:p>
     <w:p>

--- a/docs/Technical_Architecture.docx
+++ b/docs/Technical_Architecture.docx
@@ -3319,7 +3319,7 @@
                 <w:sz w:val="20"/>
                 <w:szCs w:val="20"/>
               </w:rPr>
-              <w:t xml:space="preserve">7 steps; 15 report patterns (RP); 24 query rules (RQ)</w:t>
+              <w:t xml:space="preserve">7 steps + target step; 15 report patterns (RP); 24 query rules (RQ); 18 dialect rules (RD) with Redshift/Athena/Spark examples</w:t>
             </w:r>
           </w:p>
         </w:tc>
@@ -3346,7 +3346,23 @@
                 <w:sz w:val="20"/>
                 <w:szCs w:val="20"/>
               </w:rPr>
-              <w:t xml:space="preserve">report fixtures and tests, 88 SQL tests</w:t>
+              <w:t xml:space="preserve">report fixtures and tests, 88 SQL tests; </w:t>
+            </w:r>
+            <w:r>
+              <w:rPr>
+                <w:rFonts w:ascii="Consolas" w:cs="Consolas" w:eastAsia="Consolas" w:hAnsi="Consolas"/>
+                <w:sz w:val="20"/>
+                <w:szCs w:val="20"/>
+              </w:rPr>
+              <w:t xml:space="preserve">report_tool.py check --target</w:t>
+            </w:r>
+            <w:r>
+              <w:rPr>
+                <w:rFonts w:ascii="Calibri" w:cs="Calibri" w:eastAsia="Calibri" w:hAnsi="Calibri"/>
+                <w:sz w:val="20"/>
+                <w:szCs w:val="20"/>
+              </w:rPr>
+              <w:t xml:space="preserve">, 5 dialect tests</w:t>
             </w:r>
           </w:p>
         </w:tc>
@@ -3405,7 +3421,7 @@
                 <w:sz w:val="20"/>
                 <w:szCs w:val="20"/>
               </w:rPr>
-              <w:t xml:space="preserve">6 steps; SQL locations map; 44 corner cases (IC); 5 example mappings; public corpus</w:t>
+              <w:t xml:space="preserve">6 steps; SQL locations map; 46 corner cases (IC) incl. Redshift/Iceberg targets; 5 example mappings; public corpus; per-target maps</w:t>
             </w:r>
           </w:p>
         </w:tc>
@@ -3440,7 +3456,23 @@
                 <w:sz w:val="20"/>
                 <w:szCs w:val="20"/>
               </w:rPr>
-              <w:t xml:space="preserve">, fixtures, 27 unit + 38 SQL tests</w:t>
+              <w:t xml:space="preserve"> (</w:t>
+            </w:r>
+            <w:r>
+              <w:rPr>
+                <w:rFonts w:ascii="Consolas" w:cs="Consolas" w:eastAsia="Consolas" w:hAnsi="Consolas"/>
+                <w:sz w:val="20"/>
+                <w:szCs w:val="20"/>
+              </w:rPr>
+              <w:t xml:space="preserve">check --target</w:t>
+            </w:r>
+            <w:r>
+              <w:rPr>
+                <w:rFonts w:ascii="Calibri" w:cs="Calibri" w:eastAsia="Calibri" w:hAnsi="Calibri"/>
+                <w:sz w:val="20"/>
+                <w:szCs w:val="20"/>
+              </w:rPr>
+              <w:t xml:space="preserve">), fixtures, 29 unit + 38 SQL tests</w:t>
             </w:r>
           </w:p>
         </w:tc>
@@ -4006,8 +4038,348 @@
         <w:rPr>
           <w:rFonts w:ascii="Calibri" w:cs="Calibri" w:eastAsia="Calibri" w:hAnsi="Calibri"/>
         </w:rPr>
-        <w:t xml:space="preserve">3.3 Agent</w:t>
+        <w:t xml:space="preserve">3.3 Agents</w:t>
       </w:r>
+    </w:p>
+    <w:tbl>
+      <w:tblPr>
+        <w:tblW w:type="dxa" w:w="9026"/>
+        <w:tblBorders>
+          <w:top w:val="single" w:color="auto" w:sz="4"/>
+          <w:left w:val="single" w:color="auto" w:sz="4"/>
+          <w:bottom w:val="single" w:color="auto" w:sz="4"/>
+          <w:right w:val="single" w:color="auto" w:sz="4"/>
+          <w:insideH w:val="single" w:color="auto" w:sz="4"/>
+          <w:insideV w:val="single" w:color="auto" w:sz="4"/>
+        </w:tblBorders>
+        <w:tblLayout w:type="fixed"/>
+      </w:tblPr>
+      <w:tblGrid>
+        <w:gridCol w:w="2400"/>
+        <w:gridCol w:w="6626"/>
+      </w:tblGrid>
+      <w:tr>
+        <w:trPr>
+          <w:tblHeader/>
+        </w:trPr>
+        <w:tc>
+          <w:tcPr>
+            <w:tcW w:type="dxa" w:w="2400"/>
+            <w:tcBorders>
+              <w:top w:val="single" w:color="BFC7D5" w:sz="4"/>
+              <w:left w:val="single" w:color="BFC7D5" w:sz="4"/>
+              <w:bottom w:val="single" w:color="BFC7D5" w:sz="4"/>
+              <w:right w:val="single" w:color="BFC7D5" w:sz="4"/>
+            </w:tcBorders>
+            <w:shd w:fill="DCE6F2" w:color="auto" w:val="clear"/>
+            <w:tcMar>
+              <w:top w:type="dxa" w:w="60"/>
+              <w:left w:type="dxa" w:w="100"/>
+              <w:bottom w:type="dxa" w:w="60"/>
+              <w:right w:type="dxa" w:w="100"/>
+            </w:tcMar>
+          </w:tcPr>
+          <w:p>
+            <w:r>
+              <w:rPr>
+                <w:rFonts w:ascii="Calibri" w:cs="Calibri" w:eastAsia="Calibri" w:hAnsi="Calibri"/>
+                <w:b/>
+                <w:bCs/>
+                <w:sz w:val="20"/>
+                <w:szCs w:val="20"/>
+              </w:rPr>
+              <w:t xml:space="preserve">Agent</w:t>
+            </w:r>
+          </w:p>
+        </w:tc>
+        <w:tc>
+          <w:tcPr>
+            <w:tcW w:type="dxa" w:w="6626"/>
+            <w:tcBorders>
+              <w:top w:val="single" w:color="BFC7D5" w:sz="4"/>
+              <w:left w:val="single" w:color="BFC7D5" w:sz="4"/>
+              <w:bottom w:val="single" w:color="BFC7D5" w:sz="4"/>
+              <w:right w:val="single" w:color="BFC7D5" w:sz="4"/>
+            </w:tcBorders>
+            <w:shd w:fill="DCE6F2" w:color="auto" w:val="clear"/>
+            <w:tcMar>
+              <w:top w:type="dxa" w:w="60"/>
+              <w:left w:type="dxa" w:w="100"/>
+              <w:bottom w:type="dxa" w:w="60"/>
+              <w:right w:type="dxa" w:w="100"/>
+            </w:tcMar>
+          </w:tcPr>
+          <w:p>
+            <w:r>
+              <w:rPr>
+                <w:rFonts w:ascii="Calibri" w:cs="Calibri" w:eastAsia="Calibri" w:hAnsi="Calibri"/>
+                <w:b/>
+                <w:bCs/>
+                <w:sz w:val="20"/>
+                <w:szCs w:val="20"/>
+              </w:rPr>
+              <w:t xml:space="preserve">Role</w:t>
+            </w:r>
+          </w:p>
+        </w:tc>
+      </w:tr>
+      <w:tr>
+        <w:trPr>
+          <w:tblHeader w:val="false"/>
+        </w:trPr>
+        <w:tc>
+          <w:tcPr>
+            <w:tcW w:type="dxa" w:w="2400"/>
+            <w:tcBorders>
+              <w:top w:val="single" w:color="BFC7D5" w:sz="4"/>
+              <w:left w:val="single" w:color="BFC7D5" w:sz="4"/>
+              <w:bottom w:val="single" w:color="BFC7D5" w:sz="4"/>
+              <w:right w:val="single" w:color="BFC7D5" w:sz="4"/>
+            </w:tcBorders>
+            <w:tcMar>
+              <w:top w:type="dxa" w:w="60"/>
+              <w:left w:type="dxa" w:w="100"/>
+              <w:bottom w:type="dxa" w:w="60"/>
+              <w:right w:type="dxa" w:w="100"/>
+            </w:tcMar>
+          </w:tcPr>
+          <w:p>
+            <w:r>
+              <w:rPr>
+                <w:rFonts w:ascii="Consolas" w:cs="Consolas" w:eastAsia="Consolas" w:hAnsi="Consolas"/>
+                <w:sz w:val="20"/>
+                <w:szCs w:val="20"/>
+              </w:rPr>
+              <w:t xml:space="preserve">sql-migration-agent</w:t>
+            </w:r>
+          </w:p>
+        </w:tc>
+        <w:tc>
+          <w:tcPr>
+            <w:tcW w:type="dxa" w:w="6626"/>
+            <w:tcBorders>
+              <w:top w:val="single" w:color="BFC7D5" w:sz="4"/>
+              <w:left w:val="single" w:color="BFC7D5" w:sz="4"/>
+              <w:bottom w:val="single" w:color="BFC7D5" w:sz="4"/>
+              <w:right w:val="single" w:color="BFC7D5" w:sz="4"/>
+            </w:tcBorders>
+            <w:tcMar>
+              <w:top w:type="dxa" w:w="60"/>
+              <w:left w:type="dxa" w:w="100"/>
+              <w:bottom w:type="dxa" w:w="60"/>
+              <w:right w:type="dxa" w:w="100"/>
+            </w:tcMar>
+          </w:tcPr>
+          <w:p>
+            <w:r>
+              <w:rPr>
+                <w:rFonts w:ascii="Calibri" w:cs="Calibri" w:eastAsia="Calibri" w:hAnsi="Calibri"/>
+                <w:sz w:val="20"/>
+                <w:szCs w:val="20"/>
+              </w:rPr>
+              <w:t xml:space="preserve">SQL conversion assistant: routes assessment, conversion of standalone and Informatica-embedded SQL to Aurora / Redshift / Iceberg, schema conformance and change propagation; loads all eight skills; writes under generated/, tests/, metadata/{migration_log.json,design,schema,changes}/, source/schema/, source/informatica/</w:t>
+            </w:r>
+          </w:p>
+        </w:tc>
+      </w:tr>
+      <w:tr>
+        <w:trPr>
+          <w:tblHeader w:val="false"/>
+        </w:trPr>
+        <w:tc>
+          <w:tcPr>
+            <w:tcW w:type="dxa" w:w="2400"/>
+            <w:tcBorders>
+              <w:top w:val="single" w:color="BFC7D5" w:sz="4"/>
+              <w:left w:val="single" w:color="BFC7D5" w:sz="4"/>
+              <w:bottom w:val="single" w:color="BFC7D5" w:sz="4"/>
+              <w:right w:val="single" w:color="BFC7D5" w:sz="4"/>
+            </w:tcBorders>
+            <w:tcMar>
+              <w:top w:type="dxa" w:w="60"/>
+              <w:left w:type="dxa" w:w="100"/>
+              <w:bottom w:type="dxa" w:w="60"/>
+              <w:right w:type="dxa" w:w="100"/>
+            </w:tcMar>
+          </w:tcPr>
+          <w:p>
+            <w:r>
+              <w:rPr>
+                <w:rFonts w:ascii="Consolas" w:cs="Consolas" w:eastAsia="Consolas" w:hAnsi="Consolas"/>
+                <w:sz w:val="20"/>
+                <w:szCs w:val="20"/>
+              </w:rPr>
+              <w:t xml:space="preserve">sql-reporting-agent</w:t>
+            </w:r>
+          </w:p>
+        </w:tc>
+        <w:tc>
+          <w:tcPr>
+            <w:tcW w:type="dxa" w:w="6626"/>
+            <w:tcBorders>
+              <w:top w:val="single" w:color="BFC7D5" w:sz="4"/>
+              <w:left w:val="single" w:color="BFC7D5" w:sz="4"/>
+              <w:bottom w:val="single" w:color="BFC7D5" w:sz="4"/>
+              <w:right w:val="single" w:color="BFC7D5" w:sz="4"/>
+            </w:tcBorders>
+            <w:tcMar>
+              <w:top w:type="dxa" w:w="60"/>
+              <w:left w:type="dxa" w:w="100"/>
+              <w:bottom w:type="dxa" w:w="60"/>
+              <w:right w:type="dxa" w:w="100"/>
+            </w:tcMar>
+          </w:tcPr>
+          <w:p>
+            <w:r>
+              <w:rPr>
+                <w:rFonts w:ascii="Calibri" w:cs="Calibri" w:eastAsia="Calibri" w:hAnsi="Calibri"/>
+                <w:sz w:val="20"/>
+                <w:szCs w:val="20"/>
+              </w:rPr>
+              <w:t xml:space="preserve">Reporting SQL assistant: report, dashboard and analytics SQL on PostgreSQL, Redshift, Athena/Iceberg and Spark; loads sql-reporting, read-only schema-conformance and the check/run commands of the Redshift and Iceberg tools; writes under generated/reports/, generated/schema/, tests/</w:t>
+            </w:r>
+          </w:p>
+        </w:tc>
+      </w:tr>
+      <w:tr>
+        <w:trPr>
+          <w:tblHeader w:val="false"/>
+        </w:trPr>
+        <w:tc>
+          <w:tcPr>
+            <w:tcW w:type="dxa" w:w="2400"/>
+            <w:tcBorders>
+              <w:top w:val="single" w:color="BFC7D5" w:sz="4"/>
+              <w:left w:val="single" w:color="BFC7D5" w:sz="4"/>
+              <w:bottom w:val="single" w:color="BFC7D5" w:sz="4"/>
+              <w:right w:val="single" w:color="BFC7D5" w:sz="4"/>
+            </w:tcBorders>
+            <w:tcMar>
+              <w:top w:type="dxa" w:w="60"/>
+              <w:left w:type="dxa" w:w="100"/>
+              <w:bottom w:type="dxa" w:w="60"/>
+              <w:right w:type="dxa" w:w="100"/>
+            </w:tcMar>
+          </w:tcPr>
+          <w:p>
+            <w:r>
+              <w:rPr>
+                <w:rFonts w:ascii="Consolas" w:cs="Consolas" w:eastAsia="Consolas" w:hAnsi="Consolas"/>
+                <w:sz w:val="20"/>
+                <w:szCs w:val="20"/>
+              </w:rPr>
+              <w:t xml:space="preserve">*-windows</w:t>
+            </w:r>
+          </w:p>
+        </w:tc>
+        <w:tc>
+          <w:tcPr>
+            <w:tcW w:type="dxa" w:w="6626"/>
+            <w:tcBorders>
+              <w:top w:val="single" w:color="BFC7D5" w:sz="4"/>
+              <w:left w:val="single" w:color="BFC7D5" w:sz="4"/>
+              <w:bottom w:val="single" w:color="BFC7D5" w:sz="4"/>
+              <w:right w:val="single" w:color="BFC7D5" w:sz="4"/>
+            </w:tcBorders>
+            <w:tcMar>
+              <w:top w:type="dxa" w:w="60"/>
+              <w:left w:type="dxa" w:w="100"/>
+              <w:bottom w:type="dxa" w:w="60"/>
+              <w:right w:type="dxa" w:w="100"/>
+            </w:tcMar>
+          </w:tcPr>
+          <w:p>
+            <w:r>
+              <w:rPr>
+                <w:rFonts w:ascii="Calibri" w:cs="Calibri" w:eastAsia="Calibri" w:hAnsi="Calibri"/>
+                <w:sz w:val="20"/>
+                <w:szCs w:val="20"/>
+              </w:rPr>
+              <w:t xml:space="preserve">Generated twins (make_windows_agent.py); same tools, resources, hooks and write paths; python -X utf8 / .cmd commands</w:t>
+            </w:r>
+          </w:p>
+        </w:tc>
+      </w:tr>
+      <w:tr>
+        <w:trPr>
+          <w:tblHeader w:val="false"/>
+        </w:trPr>
+        <w:tc>
+          <w:tcPr>
+            <w:tcW w:type="dxa" w:w="2400"/>
+            <w:tcBorders>
+              <w:top w:val="single" w:color="BFC7D5" w:sz="4"/>
+              <w:left w:val="single" w:color="BFC7D5" w:sz="4"/>
+              <w:bottom w:val="single" w:color="BFC7D5" w:sz="4"/>
+              <w:right w:val="single" w:color="BFC7D5" w:sz="4"/>
+            </w:tcBorders>
+            <w:tcMar>
+              <w:top w:type="dxa" w:w="60"/>
+              <w:left w:type="dxa" w:w="100"/>
+              <w:bottom w:type="dxa" w:w="60"/>
+              <w:right w:type="dxa" w:w="100"/>
+            </w:tcMar>
+          </w:tcPr>
+          <w:p>
+            <w:r>
+              <w:rPr>
+                <w:rFonts w:ascii="Calibri" w:cs="Calibri" w:eastAsia="Calibri" w:hAnsi="Calibri"/>
+                <w:sz w:val="20"/>
+                <w:szCs w:val="20"/>
+              </w:rPr>
+              <w:t xml:space="preserve">Tests</w:t>
+            </w:r>
+          </w:p>
+        </w:tc>
+        <w:tc>
+          <w:tcPr>
+            <w:tcW w:type="dxa" w:w="6626"/>
+            <w:tcBorders>
+              <w:top w:val="single" w:color="BFC7D5" w:sz="4"/>
+              <w:left w:val="single" w:color="BFC7D5" w:sz="4"/>
+              <w:bottom w:val="single" w:color="BFC7D5" w:sz="4"/>
+              <w:right w:val="single" w:color="BFC7D5" w:sz="4"/>
+            </w:tcBorders>
+            <w:tcMar>
+              <w:top w:type="dxa" w:w="60"/>
+              <w:left w:type="dxa" w:w="100"/>
+              <w:bottom w:type="dxa" w:w="60"/>
+              <w:right w:type="dxa" w:w="100"/>
+            </w:tcMar>
+          </w:tcPr>
+          <w:p>
+            <w:r>
+              <w:rPr>
+                <w:rFonts w:ascii="Consolas" w:cs="Consolas" w:eastAsia="Consolas" w:hAnsi="Consolas"/>
+                <w:sz w:val="20"/>
+                <w:szCs w:val="20"/>
+              </w:rPr>
+              <w:t xml:space="preserve">hooks/tests/test_agents.py</w:t>
+            </w:r>
+            <w:r>
+              <w:rPr>
+                <w:rFonts w:ascii="Calibri" w:cs="Calibri" w:eastAsia="Calibri" w:hAnsi="Calibri"/>
+                <w:sz w:val="20"/>
+                <w:szCs w:val="20"/>
+              </w:rPr>
+              <w:t xml:space="preserve"> (AG-01…08: structure, resources, allow-lists vs workflow commands, write scope, separation of concerns, twins, kiro-cli validate, prompt/skill consistency); </w:t>
+            </w:r>
+            <w:r>
+              <w:rPr>
+                <w:rFonts w:ascii="Consolas" w:cs="Consolas" w:eastAsia="Consolas" w:hAnsi="Consolas"/>
+                <w:sz w:val="20"/>
+                <w:szCs w:val="20"/>
+              </w:rPr>
+              <w:t xml:space="preserve">supporting-files/verify_agents.sh [--smoke]</w:t>
+            </w:r>
+          </w:p>
+        </w:tc>
+      </w:tr>
+    </w:tbl>
+    <w:p>
+      <w:pPr>
+        <w:spacing w:after="80"/>
+      </w:pPr>
     </w:p>
     <w:tbl>
       <w:tblPr>
@@ -5691,6 +6063,77 @@
           <w:rFonts w:ascii="Calibri" w:cs="Calibri" w:eastAsia="Calibri" w:hAnsi="Calibri"/>
         </w:rPr>
         <w:t xml:space="preserve">5. MCP integration</w:t>
+      </w:r>
+    </w:p>
+    <w:p>
+      <w:pPr>
+        <w:spacing w:after="120" w:line="276"/>
+      </w:pPr>
+      <w:r>
+        <w:rPr>
+          <w:rFonts w:ascii="Calibri" w:cs="Calibri" w:eastAsia="Calibri" w:hAnsi="Calibri"/>
+          <w:b/>
+          <w:bCs/>
+          <w:sz w:val="22"/>
+          <w:szCs w:val="22"/>
+        </w:rPr>
+        <w:t xml:space="preserve">Outbound (placeholder):</w:t>
+      </w:r>
+      <w:r>
+        <w:rPr>
+          <w:rFonts w:ascii="Calibri" w:cs="Calibri" w:eastAsia="Calibri" w:hAnsi="Calibri"/>
+          <w:sz w:val="22"/>
+          <w:szCs w:val="22"/>
+        </w:rPr>
+        <w:t xml:space="preserve"> </w:t>
+      </w:r>
+      <w:r>
+        <w:rPr>
+          <w:rFonts w:ascii="Consolas" w:cs="Consolas" w:eastAsia="Consolas" w:hAnsi="Consolas"/>
+          <w:sz w:val="20"/>
+          <w:szCs w:val="20"/>
+        </w:rPr>
+        <w:t xml:space="preserve">supporting-files/mcp/kit_mcp_server.py</w:t>
+      </w:r>
+      <w:r>
+        <w:rPr>
+          <w:rFonts w:ascii="Calibri" w:cs="Calibri" w:eastAsia="Calibri" w:hAnsi="Calibri"/>
+          <w:sz w:val="22"/>
+          <w:szCs w:val="22"/>
+        </w:rPr>
+        <w:t xml:space="preserve"> exposes the kit's read-only and dry-run tools (assess_object, check_sql, compare_schemas, toolbox, audit_tail) as an MCP server over stdio (JSON-RPC 2.0, newline-delimited); registered as </w:t>
+      </w:r>
+      <w:r>
+        <w:rPr>
+          <w:rFonts w:ascii="Consolas" w:cs="Consolas" w:eastAsia="Consolas" w:hAnsi="Consolas"/>
+          <w:sz w:val="20"/>
+          <w:szCs w:val="20"/>
+        </w:rPr>
+        <w:t xml:space="preserve">sqlmigration-kit</w:t>
+      </w:r>
+      <w:r>
+        <w:rPr>
+          <w:rFonts w:ascii="Calibri" w:cs="Calibri" w:eastAsia="Calibri" w:hAnsi="Calibri"/>
+          <w:sz w:val="22"/>
+          <w:szCs w:val="22"/>
+        </w:rPr>
+        <w:t xml:space="preserve"> in </w:t>
+      </w:r>
+      <w:r>
+        <w:rPr>
+          <w:rFonts w:ascii="Consolas" w:cs="Consolas" w:eastAsia="Consolas" w:hAnsi="Consolas"/>
+          <w:sz w:val="20"/>
+          <w:szCs w:val="20"/>
+        </w:rPr>
+        <w:t xml:space="preserve">.kiro/settings/mcp.json</w:t>
+      </w:r>
+      <w:r>
+        <w:rPr>
+          <w:rFonts w:ascii="Calibri" w:cs="Calibri" w:eastAsia="Calibri" w:hAnsi="Calibri"/>
+          <w:sz w:val="22"/>
+          <w:szCs w:val="22"/>
+        </w:rPr>
+        <w:t xml:space="preserve">, disabled by default; every call is validated against the tool schema, confined to the workspace and audited (MCP-01…04). Packaging, resources, prompts and guarded write tools are on the roadmap.</w:t>
       </w:r>
     </w:p>
     <w:tbl>
@@ -7030,6 +7473,35 @@
     </w:p>
     <w:p>
       <w:pPr>
+        <w:spacing w:after="120" w:line="276"/>
+      </w:pPr>
+      <w:r>
+        <w:rPr>
+          <w:rFonts w:ascii="Calibri" w:cs="Calibri" w:eastAsia="Calibri" w:hAnsi="Calibri"/>
+          <w:sz w:val="22"/>
+          <w:szCs w:val="22"/>
+        </w:rPr>
+        <w:t xml:space="preserve">Group 1 (SQL Server object migration, standalone or embedded in Informatica) uses pipelines 6.1, 6.3–6.5 and 6.7 per target; group 2 (reporting SQL generation) uses 6.2 on every target; group 3 (schema governance) uses 6.6. The grouping and the steering per target are in </w:t>
+      </w:r>
+      <w:r>
+        <w:rPr>
+          <w:rFonts w:ascii="Consolas" w:cs="Consolas" w:eastAsia="Consolas" w:hAnsi="Consolas"/>
+          <w:sz w:val="20"/>
+          <w:szCs w:val="20"/>
+        </w:rPr>
+        <w:t xml:space="preserve">.kiro/steering/governance.md</w:t>
+      </w:r>
+      <w:r>
+        <w:rPr>
+          <w:rFonts w:ascii="Calibri" w:cs="Calibri" w:eastAsia="Calibri" w:hAnsi="Calibri"/>
+          <w:sz w:val="22"/>
+          <w:szCs w:val="22"/>
+        </w:rPr>
+        <w:t xml:space="preserve">.</w:t>
+      </w:r>
+    </w:p>
+    <w:p>
+      <w:pPr>
         <w:pStyle w:val="Heading2"/>
       </w:pPr>
       <w:r>
@@ -7605,7 +8077,7 @@
                 <w:sz w:val="19"/>
                 <w:szCs w:val="19"/>
               </w:rPr>
-              <w:t xml:space="preserve">Pin down</w:t>
+              <w:t xml:space="preserve">Target</w:t>
             </w:r>
           </w:p>
           <w:p>
@@ -7619,7 +8091,7 @@
                 <w:sz w:val="17"/>
                 <w:szCs w:val="17"/>
               </w:rPr>
-              <w:t xml:space="preserve">specification</w:t>
+              <w:t xml:space="preserve">postgres · redshift · athena · spark</w:t>
             </w:r>
           </w:p>
         </w:tc>
@@ -7686,7 +8158,21 @@
                 <w:sz w:val="19"/>
                 <w:szCs w:val="19"/>
               </w:rPr>
-              <w:t xml:space="preserve">Schema grains</w:t>
+              <w:t xml:space="preserve">Pin down</w:t>
+            </w:r>
+          </w:p>
+          <w:p>
+            <w:pPr>
+              <w:jc w:val="center"/>
+            </w:pPr>
+            <w:r>
+              <w:rPr>
+                <w:rFonts w:ascii="Calibri" w:cs="Calibri" w:eastAsia="Calibri" w:hAnsi="Calibri"/>
+                <w:color w:val="404040"/>
+                <w:sz w:val="17"/>
+                <w:szCs w:val="17"/>
+              </w:rPr>
+              <w:t xml:space="preserve">specification · grains</w:t>
             </w:r>
           </w:p>
         </w:tc>
@@ -7756,6 +8242,20 @@
               <w:t xml:space="preserve">Pattern RP</w:t>
             </w:r>
           </w:p>
+          <w:p>
+            <w:pPr>
+              <w:jc w:val="center"/>
+            </w:pPr>
+            <w:r>
+              <w:rPr>
+                <w:rFonts w:ascii="Calibri" w:cs="Calibri" w:eastAsia="Calibri" w:hAnsi="Calibri"/>
+                <w:color w:val="404040"/>
+                <w:sz w:val="17"/>
+                <w:szCs w:val="17"/>
+              </w:rPr>
+              <w:t xml:space="preserve">+ dialect RD</w:t>
+            </w:r>
+          </w:p>
         </w:tc>
         <w:tc>
           <w:tcPr>
@@ -7820,7 +8320,7 @@
                 <w:sz w:val="19"/>
                 <w:szCs w:val="19"/>
               </w:rPr>
-              <w:t xml:space="preserve">Write function</w:t>
+              <w:t xml:space="preserve">Write</w:t>
             </w:r>
           </w:p>
           <w:p>
@@ -7834,7 +8334,7 @@
                 <w:sz w:val="17"/>
                 <w:szCs w:val="17"/>
               </w:rPr>
-              <w:t xml:space="preserve">read-only</w:t>
+              <w:t xml:space="preserve">function · view · temp view</w:t>
             </w:r>
           </w:p>
         </w:tc>
@@ -7901,7 +8401,7 @@
                 <w:sz w:val="19"/>
                 <w:szCs w:val="19"/>
               </w:rPr>
-              <w:t xml:space="preserve">Check numbers</w:t>
+              <w:t xml:space="preserve">report_tool check</w:t>
             </w:r>
           </w:p>
           <w:p>
@@ -7915,7 +8415,7 @@
                 <w:sz w:val="17"/>
                 <w:szCs w:val="17"/>
               </w:rPr>
-              <w:t xml:space="preserve">RQ rules</w:t>
+              <w:t xml:space="preserve">RQ + RD + linter</w:t>
             </w:r>
           </w:p>
         </w:tc>
@@ -7982,7 +8482,7 @@
                 <w:sz w:val="19"/>
                 <w:szCs w:val="19"/>
               </w:rPr>
-              <w:t xml:space="preserve">Test + deliver</w:t>
+              <w:t xml:space="preserve">Test / evidence run</w:t>
             </w:r>
           </w:p>
         </w:tc>
@@ -8001,7 +8501,7 @@
           <w:sz w:val="18"/>
           <w:szCs w:val="18"/>
         </w:rPr>
-        <w:t xml:space="preserve">Figure 5 — Reports are tested functions on the converted schema.</w:t>
+        <w:t xml:space="preserve">Figure 5 — Reports are tested functions on PostgreSQL and dialect-checked views on Redshift, Athena and Spark.</w:t>
       </w:r>
     </w:p>
     <w:p>
@@ -16105,7 +16605,7 @@
                 <w:sz w:val="17"/>
                 <w:szCs w:val="17"/>
               </w:rPr>
-              <w:t xml:space="preserve">27</w:t>
+              <w:t xml:space="preserve">29 · report dialects 5</w:t>
             </w:r>
           </w:p>
         </w:tc>
@@ -16187,7 +16687,7 @@
                 <w:sz w:val="19"/>
                 <w:szCs w:val="19"/>
               </w:rPr>
-              <w:t xml:space="preserve">agent hooks</w:t>
+              <w:t xml:space="preserve">agent hooks 18</w:t>
             </w:r>
           </w:p>
           <w:p>
@@ -16201,7 +16701,7 @@
                 <w:sz w:val="17"/>
                 <w:szCs w:val="17"/>
               </w:rPr>
-              <w:t xml:space="preserve">18</w:t>
+              <w:t xml:space="preserve">agents 8 · MCP 4</w:t>
             </w:r>
           </w:p>
         </w:tc>
@@ -16343,7 +16843,7 @@
                 <w:sz w:val="19"/>
                 <w:szCs w:val="19"/>
               </w:rPr>
-              <w:t xml:space="preserve">RQ · RP</w:t>
+              <w:t xml:space="preserve">RQ · RP · RD</w:t>
             </w:r>
           </w:p>
         </w:tc>
@@ -16479,7 +16979,7 @@
                 <w:sz w:val="19"/>
                 <w:szCs w:val="19"/>
               </w:rPr>
-              <w:t xml:space="preserve">GRD · HOOK</w:t>
+              <w:t xml:space="preserve">GRD · HOOK · AG · MCP</w:t>
             </w:r>
           </w:p>
         </w:tc>
@@ -16498,7 +16998,7 @@
           <w:sz w:val="18"/>
           <w:szCs w:val="18"/>
         </w:rPr>
-        <w:t xml:space="preserve">Figure 10 — 674 checks; every catalog row marked auto must be covered by a tagged test.</w:t>
+        <w:t xml:space="preserve">Figure 10 — 693 checks; every catalog row marked auto must be covered by a tagged test.</w:t>
       </w:r>
     </w:p>
     <w:tbl>
@@ -19355,7 +19855,7 @@
                 <w:sz w:val="20"/>
                 <w:szCs w:val="20"/>
               </w:rPr>
-              <w:t xml:space="preserve">SQL Server → Aurora PostgreSQL (T-SQL code and DDL) · reporting and analytics SQL · Informatica ETL with SQL Server SQL → PostgreSQL · migration assessment and placement · SQL Server → Amazon Redshift · SQL Server → Iceberg on S3 (Athena / Glue / Spark) · schema gap analysis and conformance · schema change propagation · governance layer (contracts, statuses, stop codes, ledger, validation manifest, packages)</w:t>
+              <w:t xml:space="preserve">SQL Server → Aurora PostgreSQL (T-SQL code and DDL) · reporting and analytics SQL on PostgreSQL, Redshift, Athena and Spark · Informatica ETL with SQL Server SQL → PostgreSQL, Redshift or the Iceberg lake · migration assessment and placement · SQL Server → Amazon Redshift · SQL Server → Iceberg on S3 (Athena / Glue / Spark) · schema gap analysis and conformance · schema change propagation · governance layer · two agents (conversion, reporting) · MCP server placeholder</w:t>
             </w:r>
           </w:p>
         </w:tc>

--- a/docs/Technical_Architecture.docx
+++ b/docs/Technical_Architecture.docx
@@ -16687,7 +16687,7 @@
                 <w:sz w:val="19"/>
                 <w:szCs w:val="19"/>
               </w:rPr>
-              <w:t xml:space="preserve">agent hooks 18</w:t>
+              <w:t xml:space="preserve">agent hooks 19</w:t>
             </w:r>
           </w:p>
           <w:p>
@@ -16998,7 +16998,7 @@
           <w:sz w:val="18"/>
           <w:szCs w:val="18"/>
         </w:rPr>
-        <w:t xml:space="preserve">Figure 10 — 693 checks; every catalog row marked auto must be covered by a tagged test.</w:t>
+        <w:t xml:space="preserve">Figure 10 — 694 checks; every catalog row marked auto must be covered by a tagged test.</w:t>
       </w:r>
     </w:p>
     <w:tbl>

--- a/docs/Technical_Architecture.docx
+++ b/docs/Technical_Architecture.docx
@@ -12,10 +12,10 @@
           <w:b/>
           <w:bCs/>
           <w:color w:val="1F4E79"/>
-          <w:sz w:val="44"/>
-          <w:szCs w:val="44"/>
+          <w:sz w:val="40"/>
+          <w:szCs w:val="40"/>
         </w:rPr>
-        <w:t xml:space="preserve">SQL Server → Aurora PostgreSQL with Kiro</w:t>
+        <w:t xml:space="preserve">SQL Server → Aurora PostgreSQL · Amazon Redshift · Iceberg on S3 with Kiro</w:t>
       </w:r>
     </w:p>
     <w:p>
@@ -46,7 +46,7 @@
           <w:sz w:val="20"/>
           <w:szCs w:val="20"/>
         </w:rPr>
-        <w:t xml:space="preserve">steering · skills · agent · hooks · migkit · MCP · AWS services · tests — September 2026</w:t>
+        <w:t xml:space="preserve">9 steering files · 8 skills · 2 agents · hooks · migkit governance layer · MCP (inbound + kit server) · AWS services · 694 tests — September 2026</w:t>
       </w:r>
     </w:p>
     <w:p>
@@ -70,7 +70,7 @@
           <w:sz w:val="22"/>
           <w:szCs w:val="22"/>
         </w:rPr>
-        <w:t xml:space="preserve">This document describes how the migration kit is built: the Kiro building blocks (steering, skills, agent, hooks), the deterministic tools, the knowledge the model uses, MCP integration, the security architecture, audit and lineage, the optional AWS services with local fallback, and the test architecture. The user guide explains how to </w:t>
+        <w:t xml:space="preserve">This document describes how the migration kit is built: the Kiro building blocks (steering, skills, two agents, hooks), the governance layer and deterministic tools, the knowledge the model uses, MCP integration (inbound servers and the kit's own placeholder server), the security architecture, audit and lineage, the optional AWS services with local fallback, the test architecture and the Windows readiness controls. The user guide explains how to </w:t>
       </w:r>
       <w:r>
         <w:rPr>
@@ -227,7 +227,7 @@
                 <w:sz w:val="20"/>
                 <w:szCs w:val="20"/>
               </w:rPr>
-              <w:t xml:space="preserve">Microsoft SQL Server T-SQL (procedures, functions, triggers, DDL), reports on top of it, Informatica PowerCenter 10.x XML exports with embedded SQL Server SQL, </w:t>
+              <w:t xml:space="preserve">Microsoft SQL Server T-SQL (views, procedures, functions, triggers, DDL) as standalone </w:t>
             </w:r>
             <w:r>
               <w:rPr>
@@ -235,6 +235,22 @@
                 <w:sz w:val="20"/>
                 <w:szCs w:val="20"/>
               </w:rPr>
+              <w:t xml:space="preserve">.sql</w:t>
+            </w:r>
+            <w:r>
+              <w:rPr>
+                <w:rFonts w:ascii="Calibri" w:cs="Calibri" w:eastAsia="Calibri" w:hAnsi="Calibri"/>
+                <w:sz w:val="20"/>
+                <w:szCs w:val="20"/>
+              </w:rPr>
+              <w:t xml:space="preserve"> files or embedded in Informatica PowerCenter 10.x XML exports (</w:t>
+            </w:r>
+            <w:r>
+              <w:rPr>
+                <w:rFonts w:ascii="Consolas" w:cs="Consolas" w:eastAsia="Consolas" w:hAnsi="Consolas"/>
+                <w:sz w:val="20"/>
+                <w:szCs w:val="20"/>
+              </w:rPr>
               <w:t xml:space="preserve">.prm</w:t>
             </w:r>
             <w:r>
@@ -243,7 +259,7 @@
                 <w:sz w:val="20"/>
                 <w:szCs w:val="20"/>
               </w:rPr>
-              <w:t xml:space="preserve"> parameter files</w:t>
+              <w:t xml:space="preserve"> parameter files); report requests on the converted data; schema change templates (CSV/XLSX)</w:t>
             </w:r>
           </w:p>
         </w:tc>
@@ -393,6 +409,124 @@
                 <w:sz w:val="20"/>
                 <w:szCs w:val="20"/>
               </w:rPr>
+              <w:t xml:space="preserve">Analytics</w:t>
+            </w:r>
+          </w:p>
+        </w:tc>
+        <w:tc>
+          <w:tcPr>
+            <w:tcW w:type="dxa" w:w="6426"/>
+            <w:tcBorders>
+              <w:top w:val="single" w:color="BFC7D5" w:sz="4"/>
+              <w:left w:val="single" w:color="BFC7D5" w:sz="4"/>
+              <w:bottom w:val="single" w:color="BFC7D5" w:sz="4"/>
+              <w:right w:val="single" w:color="BFC7D5" w:sz="4"/>
+            </w:tcBorders>
+            <w:tcMar>
+              <w:top w:type="dxa" w:w="60"/>
+              <w:left w:type="dxa" w:w="100"/>
+              <w:bottom w:type="dxa" w:w="60"/>
+              <w:right w:type="dxa" w:w="100"/>
+            </w:tcMar>
+          </w:tcPr>
+          <w:p>
+            <w:r>
+              <w:rPr>
+                <w:rFonts w:ascii="Calibri" w:cs="Calibri" w:eastAsia="Calibri" w:hAnsi="Calibri"/>
+                <w:sz w:val="20"/>
+                <w:szCs w:val="20"/>
+              </w:rPr>
+              <w:t xml:space="preserve">Reporting and analytics SQL generated for PostgreSQL (executed), Amazon Redshift, Athena (Trino) over Iceberg and Spark SQL (dialect-checked, evidence runs on test resources)</w:t>
+            </w:r>
+          </w:p>
+        </w:tc>
+      </w:tr>
+      <w:tr>
+        <w:trPr>
+          <w:tblHeader w:val="false"/>
+        </w:trPr>
+        <w:tc>
+          <w:tcPr>
+            <w:tcW w:type="dxa" w:w="2600"/>
+            <w:tcBorders>
+              <w:top w:val="single" w:color="BFC7D5" w:sz="4"/>
+              <w:left w:val="single" w:color="BFC7D5" w:sz="4"/>
+              <w:bottom w:val="single" w:color="BFC7D5" w:sz="4"/>
+              <w:right w:val="single" w:color="BFC7D5" w:sz="4"/>
+            </w:tcBorders>
+            <w:tcMar>
+              <w:top w:type="dxa" w:w="60"/>
+              <w:left w:type="dxa" w:w="100"/>
+              <w:bottom w:type="dxa" w:w="60"/>
+              <w:right w:type="dxa" w:w="100"/>
+            </w:tcMar>
+          </w:tcPr>
+          <w:p>
+            <w:r>
+              <w:rPr>
+                <w:rFonts w:ascii="Calibri" w:cs="Calibri" w:eastAsia="Calibri" w:hAnsi="Calibri"/>
+                <w:sz w:val="20"/>
+                <w:szCs w:val="20"/>
+              </w:rPr>
+              <w:t xml:space="preserve">Building blocks</w:t>
+            </w:r>
+          </w:p>
+        </w:tc>
+        <w:tc>
+          <w:tcPr>
+            <w:tcW w:type="dxa" w:w="6426"/>
+            <w:tcBorders>
+              <w:top w:val="single" w:color="BFC7D5" w:sz="4"/>
+              <w:left w:val="single" w:color="BFC7D5" w:sz="4"/>
+              <w:bottom w:val="single" w:color="BFC7D5" w:sz="4"/>
+              <w:right w:val="single" w:color="BFC7D5" w:sz="4"/>
+            </w:tcBorders>
+            <w:tcMar>
+              <w:top w:type="dxa" w:w="60"/>
+              <w:left w:type="dxa" w:w="100"/>
+              <w:bottom w:type="dxa" w:w="60"/>
+              <w:right w:type="dxa" w:w="100"/>
+            </w:tcMar>
+          </w:tcPr>
+          <w:p>
+            <w:r>
+              <w:rPr>
+                <w:rFonts w:ascii="Calibri" w:cs="Calibri" w:eastAsia="Calibri" w:hAnsi="Calibri"/>
+                <w:sz w:val="20"/>
+                <w:szCs w:val="20"/>
+              </w:rPr>
+              <w:t xml:space="preserve">9 steering files · 8 skills grouped by migration type and target · 2 agents (conversion, reporting) with Windows twins · guard and audit hooks · migkit (security, audit, services, governance contracts, DDL parser) · kit MCP server (placeholder)</w:t>
+            </w:r>
+          </w:p>
+        </w:tc>
+      </w:tr>
+      <w:tr>
+        <w:trPr>
+          <w:tblHeader w:val="false"/>
+        </w:trPr>
+        <w:tc>
+          <w:tcPr>
+            <w:tcW w:type="dxa" w:w="2600"/>
+            <w:tcBorders>
+              <w:top w:val="single" w:color="BFC7D5" w:sz="4"/>
+              <w:left w:val="single" w:color="BFC7D5" w:sz="4"/>
+              <w:bottom w:val="single" w:color="BFC7D5" w:sz="4"/>
+              <w:right w:val="single" w:color="BFC7D5" w:sz="4"/>
+            </w:tcBorders>
+            <w:tcMar>
+              <w:top w:type="dxa" w:w="60"/>
+              <w:left w:type="dxa" w:w="100"/>
+              <w:bottom w:type="dxa" w:w="60"/>
+              <w:right w:type="dxa" w:w="100"/>
+            </w:tcMar>
+          </w:tcPr>
+          <w:p>
+            <w:r>
+              <w:rPr>
+                <w:rFonts w:ascii="Calibri" w:cs="Calibri" w:eastAsia="Calibri" w:hAnsi="Calibri"/>
+                <w:sz w:val="20"/>
+                <w:szCs w:val="20"/>
+              </w:rPr>
               <w:t xml:space="preserve">Principles</w:t>
             </w:r>
           </w:p>
@@ -420,7 +554,7 @@
                 <w:sz w:val="20"/>
                 <w:szCs w:val="20"/>
               </w:rPr>
-              <w:t xml:space="preserve">Behaviour parity (bugs preserved and flagged) · every result proven on a test database · deterministic controls outside the model · local-first, AWS-optional</w:t>
+              <w:t xml:space="preserve">Behaviour parity (bugs preserved and flagged) · every result statically checked, tested or executed on a test target · decisions are asked, never guessed (stop codes) · deterministic controls outside the model · local-first, AWS-optional, nothing created in AWS</w:t>
             </w:r>
           </w:p>
         </w:tc>
@@ -457,9 +591,10 @@
       </w:tblPr>
       <w:tblGrid>
         <w:gridCol w:w="1700"/>
-        <w:gridCol w:w="2442"/>
-        <w:gridCol w:w="2442"/>
-        <w:gridCol w:w="2442"/>
+        <w:gridCol w:w="1831"/>
+        <w:gridCol w:w="1831"/>
+        <w:gridCol w:w="1831"/>
+        <w:gridCol w:w="1831"/>
       </w:tblGrid>
       <w:tr>
         <w:tc>
@@ -498,7 +633,7 @@
         </w:tc>
         <w:tc>
           <w:tcPr>
-            <w:tcW w:type="dxa" w:w="2442"/>
+            <w:tcW w:type="dxa" w:w="1831"/>
             <w:tcBorders>
               <w:top w:val="single" w:color="BFC7D5" w:sz="4"/>
               <w:left w:val="single" w:color="BFC7D5" w:sz="4"/>
@@ -540,13 +675,13 @@
                 <w:sz w:val="17"/>
                 <w:szCs w:val="17"/>
               </w:rPr>
-              <w:t xml:space="preserve">Kiro IDE chat / kiro-cli chat</w:t>
-            </w:r>
-          </w:p>
-        </w:tc>
-        <w:tc>
-          <w:tcPr>
-            <w:tcW w:type="dxa" w:w="2442"/>
+              <w:t xml:space="preserve">sql-migration-agent (IDE / kiro-cli)</w:t>
+            </w:r>
+          </w:p>
+        </w:tc>
+        <w:tc>
+          <w:tcPr>
+            <w:tcW w:type="dxa" w:w="1831"/>
             <w:tcBorders>
               <w:top w:val="single" w:color="BFC7D5" w:sz="4"/>
               <w:left w:val="single" w:color="BFC7D5" w:sz="4"/>
@@ -574,7 +709,7 @@
                 <w:sz w:val="19"/>
                 <w:szCs w:val="19"/>
               </w:rPr>
-              <w:t xml:space="preserve">Batch operator</w:t>
+              <w:t xml:space="preserve">Reporting analyst</w:t>
             </w:r>
           </w:p>
           <w:p>
@@ -588,13 +723,13 @@
                 <w:sz w:val="17"/>
                 <w:szCs w:val="17"/>
               </w:rPr>
-              <w:t xml:space="preserve">supporting-files/kiro_migrate.sh</w:t>
-            </w:r>
-          </w:p>
-        </w:tc>
-        <w:tc>
-          <w:tcPr>
-            <w:tcW w:type="dxa" w:w="2442"/>
+              <w:t xml:space="preserve">sql-reporting-agent</w:t>
+            </w:r>
+          </w:p>
+        </w:tc>
+        <w:tc>
+          <w:tcPr>
+            <w:tcW w:type="dxa" w:w="1831"/>
             <w:tcBorders>
               <w:top w:val="single" w:color="BFC7D5" w:sz="4"/>
               <w:left w:val="single" w:color="BFC7D5" w:sz="4"/>
@@ -622,7 +757,7 @@
                 <w:sz w:val="19"/>
                 <w:szCs w:val="19"/>
               </w:rPr>
-              <w:t xml:space="preserve">Reviewer / security</w:t>
+              <w:t xml:space="preserve">Batch operator</w:t>
             </w:r>
           </w:p>
           <w:p>
@@ -636,56 +771,20 @@
                 <w:sz w:val="17"/>
                 <w:szCs w:val="17"/>
               </w:rPr>
-              <w:t xml:space="preserve">README, catalogs, audit log</w:t>
-            </w:r>
-          </w:p>
-        </w:tc>
-      </w:tr>
-    </w:tbl>
-    <w:p>
-      <w:pPr>
-        <w:spacing w:after="0" w:before="0"/>
-        <w:jc w:val="center"/>
-      </w:pPr>
-      <w:r>
-        <w:rPr>
-          <w:rFonts w:ascii="Calibri" w:cs="Calibri" w:eastAsia="Calibri" w:hAnsi="Calibri"/>
-          <w:color w:val="7F7F7F"/>
-          <w:sz w:val="18"/>
-          <w:szCs w:val="18"/>
-        </w:rPr>
-        <w:t xml:space="preserve">▼</w:t>
-      </w:r>
-    </w:p>
-    <w:tbl>
-      <w:tblPr>
-        <w:tblW w:type="dxa" w:w="9026"/>
-        <w:tblBorders>
-          <w:top w:val="single" w:color="auto" w:sz="4"/>
-          <w:left w:val="single" w:color="auto" w:sz="4"/>
-          <w:bottom w:val="single" w:color="auto" w:sz="4"/>
-          <w:right w:val="single" w:color="auto" w:sz="4"/>
-          <w:insideH w:val="single" w:color="auto" w:sz="4"/>
-          <w:insideV w:val="single" w:color="auto" w:sz="4"/>
-        </w:tblBorders>
-        <w:tblLayout w:type="fixed"/>
-      </w:tblPr>
-      <w:tblGrid>
-        <w:gridCol w:w="1700"/>
-        <w:gridCol w:w="3663"/>
-        <w:gridCol w:w="3663"/>
-      </w:tblGrid>
-      <w:tr>
-        <w:tc>
-          <w:tcPr>
-            <w:tcW w:type="dxa" w:w="1700"/>
-            <w:tcBorders>
-              <w:top w:val="single" w:color="BFC7D5" w:sz="4"/>
-              <w:left w:val="single" w:color="BFC7D5" w:sz="4"/>
-              <w:bottom w:val="single" w:color="BFC7D5" w:sz="4"/>
-              <w:right w:val="single" w:color="BFC7D5" w:sz="4"/>
-            </w:tcBorders>
-            <w:shd w:fill="D9D9D9" w:color="auto" w:val="clear"/>
+              <w:t xml:space="preserve">supporting-files/kiro_migrate.sh</w:t>
+            </w:r>
+          </w:p>
+        </w:tc>
+        <w:tc>
+          <w:tcPr>
+            <w:tcW w:type="dxa" w:w="1831"/>
+            <w:tcBorders>
+              <w:top w:val="single" w:color="BFC7D5" w:sz="4"/>
+              <w:left w:val="single" w:color="BFC7D5" w:sz="4"/>
+              <w:bottom w:val="single" w:color="BFC7D5" w:sz="4"/>
+              <w:right w:val="single" w:color="BFC7D5" w:sz="4"/>
+            </w:tcBorders>
+            <w:shd w:fill="E8EEF7" w:color="auto" w:val="clear"/>
             <w:tcMar>
               <w:top w:type="dxa" w:w="70"/>
               <w:left w:type="dxa" w:w="90"/>
@@ -706,41 +805,7 @@
                 <w:sz w:val="19"/>
                 <w:szCs w:val="19"/>
               </w:rPr>
-              <w:t xml:space="preserve">Kiro agent</w:t>
-            </w:r>
-          </w:p>
-        </w:tc>
-        <w:tc>
-          <w:tcPr>
-            <w:tcW w:type="dxa" w:w="3663"/>
-            <w:tcBorders>
-              <w:top w:val="single" w:color="BFC7D5" w:sz="4"/>
-              <w:left w:val="single" w:color="BFC7D5" w:sz="4"/>
-              <w:bottom w:val="single" w:color="BFC7D5" w:sz="4"/>
-              <w:right w:val="single" w:color="BFC7D5" w:sz="4"/>
-            </w:tcBorders>
-            <w:shd w:fill="DCEBDD" w:color="auto" w:val="clear"/>
-            <w:tcMar>
-              <w:top w:type="dxa" w:w="70"/>
-              <w:left w:type="dxa" w:w="90"/>
-              <w:bottom w:type="dxa" w:w="70"/>
-              <w:right w:type="dxa" w:w="90"/>
-            </w:tcMar>
-            <w:vAlign w:val="center"/>
-          </w:tcPr>
-          <w:p>
-            <w:pPr>
-              <w:jc w:val="center"/>
-            </w:pPr>
-            <w:r>
-              <w:rPr>
-                <w:rFonts w:ascii="Calibri" w:cs="Calibri" w:eastAsia="Calibri" w:hAnsi="Calibri"/>
-                <w:b/>
-                <w:bCs/>
-                <w:sz w:val="19"/>
-                <w:szCs w:val="19"/>
-              </w:rPr>
-              <w:t xml:space="preserve">sql-migration-agent</w:t>
+              <w:t xml:space="preserve">Reviewer / security / integrator</w:t>
             </w:r>
           </w:p>
           <w:p>
@@ -754,55 +819,7 @@
                 <w:sz w:val="17"/>
                 <w:szCs w:val="17"/>
               </w:rPr>
-              <w:t xml:space="preserve">prompt · tools · allow-lists · resources</w:t>
-            </w:r>
-          </w:p>
-        </w:tc>
-        <w:tc>
-          <w:tcPr>
-            <w:tcW w:type="dxa" w:w="3663"/>
-            <w:tcBorders>
-              <w:top w:val="single" w:color="BFC7D5" w:sz="4"/>
-              <w:left w:val="single" w:color="BFC7D5" w:sz="4"/>
-              <w:bottom w:val="single" w:color="BFC7D5" w:sz="4"/>
-              <w:right w:val="single" w:color="BFC7D5" w:sz="4"/>
-            </w:tcBorders>
-            <w:shd w:fill="DCEBDD" w:color="auto" w:val="clear"/>
-            <w:tcMar>
-              <w:top w:type="dxa" w:w="70"/>
-              <w:left w:type="dxa" w:w="90"/>
-              <w:bottom w:type="dxa" w:w="70"/>
-              <w:right w:type="dxa" w:w="90"/>
-            </w:tcMar>
-            <w:vAlign w:val="center"/>
-          </w:tcPr>
-          <w:p>
-            <w:pPr>
-              <w:jc w:val="center"/>
-            </w:pPr>
-            <w:r>
-              <w:rPr>
-                <w:rFonts w:ascii="Calibri" w:cs="Calibri" w:eastAsia="Calibri" w:hAnsi="Calibri"/>
-                <w:b/>
-                <w:bCs/>
-                <w:sz w:val="19"/>
-                <w:szCs w:val="19"/>
-              </w:rPr>
-              <w:t xml:space="preserve">Hooks (outside the model)</w:t>
-            </w:r>
-          </w:p>
-          <w:p>
-            <w:pPr>
-              <w:jc w:val="center"/>
-            </w:pPr>
-            <w:r>
-              <w:rPr>
-                <w:rFonts w:ascii="Calibri" w:cs="Calibri" w:eastAsia="Calibri" w:hAnsi="Calibri"/>
-                <w:color w:val="404040"/>
-                <w:sz w:val="17"/>
-                <w:szCs w:val="17"/>
-              </w:rPr>
-              <w:t xml:space="preserve">agentSpawn · userPromptSubmit · preToolUse · postToolUse · stop</w:t>
+              <w:t xml:space="preserve">README, catalogs, audit log, kit MCP server</w:t>
             </w:r>
           </w:p>
         </w:tc>
@@ -873,7 +890,7 @@
                 <w:sz w:val="19"/>
                 <w:szCs w:val="19"/>
               </w:rPr>
-              <w:t xml:space="preserve">Knowledge</w:t>
+              <w:t xml:space="preserve">Kiro agents</w:t>
             </w:r>
           </w:p>
         </w:tc>
@@ -886,7 +903,7 @@
               <w:bottom w:val="single" w:color="BFC7D5" w:sz="4"/>
               <w:right w:val="single" w:color="BFC7D5" w:sz="4"/>
             </w:tcBorders>
-            <w:shd w:fill="E3F1E0" w:color="auto" w:val="clear"/>
+            <w:shd w:fill="DCEBDD" w:color="auto" w:val="clear"/>
             <w:tcMar>
               <w:top w:type="dxa" w:w="70"/>
               <w:left w:type="dxa" w:w="90"/>
@@ -907,7 +924,7 @@
                 <w:sz w:val="19"/>
                 <w:szCs w:val="19"/>
               </w:rPr>
-              <w:t xml:space="preserve">Steering (always loaded)</w:t>
+              <w:t xml:space="preserve">sql-migration-agent (+ -windows)</w:t>
             </w:r>
           </w:p>
           <w:p>
@@ -921,7 +938,7 @@
                 <w:sz w:val="17"/>
                 <w:szCs w:val="17"/>
               </w:rPr>
-              <w:t xml:space="preserve">governance · migration · redshift · iceberg · schema · informatica-etl · security · project</w:t>
+              <w:t xml:space="preserve">router: intake questions → skill · all 8 skills</w:t>
             </w:r>
           </w:p>
         </w:tc>
@@ -934,7 +951,7 @@
               <w:bottom w:val="single" w:color="BFC7D5" w:sz="4"/>
               <w:right w:val="single" w:color="BFC7D5" w:sz="4"/>
             </w:tcBorders>
-            <w:shd w:fill="E3F1E0" w:color="auto" w:val="clear"/>
+            <w:shd w:fill="DCEBDD" w:color="auto" w:val="clear"/>
             <w:tcMar>
               <w:top w:type="dxa" w:w="70"/>
               <w:left w:type="dxa" w:w="90"/>
@@ -955,7 +972,7 @@
                 <w:sz w:val="19"/>
                 <w:szCs w:val="19"/>
               </w:rPr>
-              <w:t xml:space="preserve">Skills (loaded on demand)</w:t>
+              <w:t xml:space="preserve">sql-reporting-agent (+ -windows)</w:t>
             </w:r>
           </w:p>
           <w:p>
@@ -969,7 +986,7 @@
                 <w:sz w:val="17"/>
                 <w:szCs w:val="17"/>
               </w:rPr>
-              <w:t xml:space="preserve">assessment · sql-conversion · redshift · iceberg · reporting · informatica · schema-conformance · change-propagation</w:t>
+              <w:t xml:space="preserve">reporting on 4 engines · read-only schema</w:t>
             </w:r>
           </w:p>
         </w:tc>
@@ -982,7 +999,7 @@
               <w:bottom w:val="single" w:color="BFC7D5" w:sz="4"/>
               <w:right w:val="single" w:color="BFC7D5" w:sz="4"/>
             </w:tcBorders>
-            <w:shd w:fill="E3F1E0" w:color="auto" w:val="clear"/>
+            <w:shd w:fill="DCEBDD" w:color="auto" w:val="clear"/>
             <w:tcMar>
               <w:top w:type="dxa" w:w="70"/>
               <w:left w:type="dxa" w:w="90"/>
@@ -1003,7 +1020,7 @@
                 <w:sz w:val="19"/>
                 <w:szCs w:val="19"/>
               </w:rPr>
-              <w:t xml:space="preserve">MCP (optional)</w:t>
+              <w:t xml:space="preserve">Hooks (outside the model)</w:t>
             </w:r>
           </w:p>
           <w:p>
@@ -1017,7 +1034,7 @@
                 <w:sz w:val="17"/>
                 <w:szCs w:val="17"/>
               </w:rPr>
-              <w:t xml:space="preserve">PostgreSQL · SQL Server · AWS Knowledge · AWS Docs</w:t>
+              <w:t xml:space="preserve">agentSpawn · userPromptSubmit · preToolUse · postToolUse · stop</w:t>
             </w:r>
           </w:p>
         </w:tc>
@@ -1088,7 +1105,7 @@
                 <w:sz w:val="19"/>
                 <w:szCs w:val="19"/>
               </w:rPr>
-              <w:t xml:space="preserve">Tools</w:t>
+              <w:t xml:space="preserve">Knowledge</w:t>
             </w:r>
           </w:p>
         </w:tc>
@@ -1101,7 +1118,7 @@
               <w:bottom w:val="single" w:color="BFC7D5" w:sz="4"/>
               <w:right w:val="single" w:color="BFC7D5" w:sz="4"/>
             </w:tcBorders>
-            <w:shd w:fill="FFF1D6" w:color="auto" w:val="clear"/>
+            <w:shd w:fill="E3F1E0" w:color="auto" w:val="clear"/>
             <w:tcMar>
               <w:top w:type="dxa" w:w="70"/>
               <w:left w:type="dxa" w:w="90"/>
@@ -1122,7 +1139,7 @@
                 <w:sz w:val="19"/>
                 <w:szCs w:val="19"/>
               </w:rPr>
-              <w:t xml:space="preserve">Skill tools</w:t>
+              <w:t xml:space="preserve">Steering (always loaded, 9)</w:t>
             </w:r>
           </w:p>
           <w:p>
@@ -1136,7 +1153,7 @@
                 <w:sz w:val="17"/>
                 <w:szCs w:val="17"/>
               </w:rPr>
-              <w:t xml:space="preserve">assess · redshift · iceberg · schema · change · infa_sql_tool</w:t>
+              <w:t xml:space="preserve">governance · migration · redshift · iceberg · schema · reporting · informatica-etl · security · project</w:t>
             </w:r>
           </w:p>
         </w:tc>
@@ -1149,7 +1166,7 @@
               <w:bottom w:val="single" w:color="BFC7D5" w:sz="4"/>
               <w:right w:val="single" w:color="BFC7D5" w:sz="4"/>
             </w:tcBorders>
-            <w:shd w:fill="FFF1D6" w:color="auto" w:val="clear"/>
+            <w:shd w:fill="E3F1E0" w:color="auto" w:val="clear"/>
             <w:tcMar>
               <w:top w:type="dxa" w:w="70"/>
               <w:left w:type="dxa" w:w="90"/>
@@ -1170,7 +1187,7 @@
                 <w:sz w:val="19"/>
                 <w:szCs w:val="19"/>
               </w:rPr>
-              <w:t xml:space="preserve">Test engine</w:t>
+              <w:t xml:space="preserve">Skills (loaded on demand, 8)</w:t>
             </w:r>
           </w:p>
           <w:p>
@@ -1184,7 +1201,7 @@
                 <w:sz w:val="17"/>
                 <w:szCs w:val="17"/>
               </w:rPr>
-              <w:t xml:space="preserve">pgtest.sh · lib/*.sql · coverage</w:t>
+              <w:t xml:space="preserve">assessment · sql-conversion · redshift · iceberg · reporting · informatica · schema-conformance · change-propagation</w:t>
             </w:r>
           </w:p>
         </w:tc>
@@ -1197,7 +1214,7 @@
               <w:bottom w:val="single" w:color="BFC7D5" w:sz="4"/>
               <w:right w:val="single" w:color="BFC7D5" w:sz="4"/>
             </w:tcBorders>
-            <w:shd w:fill="FFF1D6" w:color="auto" w:val="clear"/>
+            <w:shd w:fill="E3F1E0" w:color="auto" w:val="clear"/>
             <w:tcMar>
               <w:top w:type="dxa" w:w="70"/>
               <w:left w:type="dxa" w:w="90"/>
@@ -1218,7 +1235,7 @@
                 <w:sz w:val="19"/>
                 <w:szCs w:val="19"/>
               </w:rPr>
-              <w:t xml:space="preserve">migkit</w:t>
+              <w:t xml:space="preserve">MCP</w:t>
             </w:r>
           </w:p>
           <w:p>
@@ -1232,7 +1249,21 @@
                 <w:sz w:val="17"/>
                 <w:szCs w:val="17"/>
               </w:rPr>
-              <w:t xml:space="preserve">security · audit · localdb · services</w:t>
+              <w:t xml:space="preserve">inbound: PostgreSQL · SQL Server · AWS Knowledge · AWS Docs (disabled)</w:t>
+            </w:r>
+          </w:p>
+          <w:p>
+            <w:pPr>
+              <w:jc w:val="center"/>
+            </w:pPr>
+            <w:r>
+              <w:rPr>
+                <w:rFonts w:ascii="Calibri" w:cs="Calibri" w:eastAsia="Calibri" w:hAnsi="Calibri"/>
+                <w:color w:val="404040"/>
+                <w:sz w:val="17"/>
+                <w:szCs w:val="17"/>
+              </w:rPr>
+              <w:t xml:space="preserve">outbound placeholder: sqlmigration-kit</w:t>
             </w:r>
           </w:p>
         </w:tc>
@@ -1303,7 +1334,7 @@
                 <w:sz w:val="19"/>
                 <w:szCs w:val="19"/>
               </w:rPr>
-              <w:t xml:space="preserve">Data</w:t>
+              <w:t xml:space="preserve">Tools</w:t>
             </w:r>
           </w:p>
         </w:tc>
@@ -1316,7 +1347,7 @@
               <w:bottom w:val="single" w:color="BFC7D5" w:sz="4"/>
               <w:right w:val="single" w:color="BFC7D5" w:sz="4"/>
             </w:tcBorders>
-            <w:shd w:fill="EDE7F6" w:color="auto" w:val="clear"/>
+            <w:shd w:fill="FFF1D6" w:color="auto" w:val="clear"/>
             <w:tcMar>
               <w:top w:type="dxa" w:w="70"/>
               <w:left w:type="dxa" w:w="90"/>
@@ -1337,7 +1368,7 @@
                 <w:sz w:val="19"/>
                 <w:szCs w:val="19"/>
               </w:rPr>
-              <w:t xml:space="preserve">source/  generated/</w:t>
+              <w:t xml:space="preserve">Skill tools</w:t>
             </w:r>
           </w:p>
           <w:p>
@@ -1351,7 +1382,7 @@
                 <w:sz w:val="17"/>
                 <w:szCs w:val="17"/>
               </w:rPr>
-              <w:t xml:space="preserve">T-SQL · XML · PL/pgSQL</w:t>
+              <w:t xml:space="preserve">assess · redshift · iceberg · schema · change · infa_sql_tool · report_tool</w:t>
             </w:r>
           </w:p>
         </w:tc>
@@ -1364,7 +1395,7 @@
               <w:bottom w:val="single" w:color="BFC7D5" w:sz="4"/>
               <w:right w:val="single" w:color="BFC7D5" w:sz="4"/>
             </w:tcBorders>
-            <w:shd w:fill="EDE7F6" w:color="auto" w:val="clear"/>
+            <w:shd w:fill="FFF1D6" w:color="auto" w:val="clear"/>
             <w:tcMar>
               <w:top w:type="dxa" w:w="70"/>
               <w:left w:type="dxa" w:w="90"/>
@@ -1385,7 +1416,7 @@
                 <w:sz w:val="19"/>
                 <w:szCs w:val="19"/>
               </w:rPr>
-              <w:t xml:space="preserve">Aurora PostgreSQL 17 test DB (IAM)</w:t>
+              <w:t xml:space="preserve">Test engine</w:t>
             </w:r>
           </w:p>
           <w:p>
@@ -1399,7 +1430,7 @@
                 <w:sz w:val="17"/>
                 <w:szCs w:val="17"/>
               </w:rPr>
-              <w:t xml:space="preserve">Redshift · Athena / Glue (test, when configured)</w:t>
+              <w:t xml:space="preserve">pgtest.sh · lib/*.sql · coverage · stub AWS CLI</w:t>
             </w:r>
           </w:p>
         </w:tc>
@@ -1412,7 +1443,7 @@
               <w:bottom w:val="single" w:color="BFC7D5" w:sz="4"/>
               <w:right w:val="single" w:color="BFC7D5" w:sz="4"/>
             </w:tcBorders>
-            <w:shd w:fill="EDE7F6" w:color="auto" w:val="clear"/>
+            <w:shd w:fill="FFF1D6" w:color="auto" w:val="clear"/>
             <w:tcMar>
               <w:top w:type="dxa" w:w="70"/>
               <w:left w:type="dxa" w:w="90"/>
@@ -1433,7 +1464,7 @@
                 <w:sz w:val="19"/>
                 <w:szCs w:val="19"/>
               </w:rPr>
-              <w:t xml:space="preserve">logs/</w:t>
+              <w:t xml:space="preserve">migkit</w:t>
             </w:r>
           </w:p>
           <w:p>
@@ -1447,7 +1478,7 @@
                 <w:sz w:val="17"/>
                 <w:szCs w:val="17"/>
               </w:rPr>
-              <w:t xml:space="preserve">audit · state (lineage) · archive</w:t>
+              <w:t xml:space="preserve">security · audit · localdb · services · contract · ddl · platform_compat</w:t>
             </w:r>
           </w:p>
         </w:tc>
@@ -1483,11 +1514,9 @@
       </w:tblPr>
       <w:tblGrid>
         <w:gridCol w:w="1700"/>
-        <w:gridCol w:w="1465"/>
-        <w:gridCol w:w="1465"/>
-        <w:gridCol w:w="1465"/>
-        <w:gridCol w:w="1465"/>
-        <w:gridCol w:w="1465"/>
+        <w:gridCol w:w="2442"/>
+        <w:gridCol w:w="2442"/>
+        <w:gridCol w:w="2442"/>
       </w:tblGrid>
       <w:tr>
         <w:tc>
@@ -1520,20 +1549,20 @@
                 <w:sz w:val="19"/>
                 <w:szCs w:val="19"/>
               </w:rPr>
-              <w:t xml:space="preserve">AWS (optional)</w:t>
-            </w:r>
-          </w:p>
-        </w:tc>
-        <w:tc>
-          <w:tcPr>
-            <w:tcW w:type="dxa" w:w="1465"/>
-            <w:tcBorders>
-              <w:top w:val="single" w:color="BFC7D5" w:sz="4"/>
-              <w:left w:val="single" w:color="BFC7D5" w:sz="4"/>
-              <w:bottom w:val="single" w:color="BFC7D5" w:sz="4"/>
-              <w:right w:val="single" w:color="BFC7D5" w:sz="4"/>
-            </w:tcBorders>
-            <w:shd w:fill="FBE3D6" w:color="auto" w:val="clear"/>
+              <w:t xml:space="preserve">Data</w:t>
+            </w:r>
+          </w:p>
+        </w:tc>
+        <w:tc>
+          <w:tcPr>
+            <w:tcW w:type="dxa" w:w="2442"/>
+            <w:tcBorders>
+              <w:top w:val="single" w:color="BFC7D5" w:sz="4"/>
+              <w:left w:val="single" w:color="BFC7D5" w:sz="4"/>
+              <w:bottom w:val="single" w:color="BFC7D5" w:sz="4"/>
+              <w:right w:val="single" w:color="BFC7D5" w:sz="4"/>
+            </w:tcBorders>
+            <w:shd w:fill="EDE7F6" w:color="auto" w:val="clear"/>
             <w:tcMar>
               <w:top w:type="dxa" w:w="70"/>
               <w:left w:type="dxa" w:w="90"/>
@@ -1554,20 +1583,34 @@
                 <w:sz w:val="19"/>
                 <w:szCs w:val="19"/>
               </w:rPr>
-              <w:t xml:space="preserve">CloudWatch Logs</w:t>
-            </w:r>
-          </w:p>
-        </w:tc>
-        <w:tc>
-          <w:tcPr>
-            <w:tcW w:type="dxa" w:w="1465"/>
-            <w:tcBorders>
-              <w:top w:val="single" w:color="BFC7D5" w:sz="4"/>
-              <w:left w:val="single" w:color="BFC7D5" w:sz="4"/>
-              <w:bottom w:val="single" w:color="BFC7D5" w:sz="4"/>
-              <w:right w:val="single" w:color="BFC7D5" w:sz="4"/>
-            </w:tcBorders>
-            <w:shd w:fill="FBE3D6" w:color="auto" w:val="clear"/>
+              <w:t xml:space="preserve">source/  generated/</w:t>
+            </w:r>
+          </w:p>
+          <w:p>
+            <w:pPr>
+              <w:jc w:val="center"/>
+            </w:pPr>
+            <w:r>
+              <w:rPr>
+                <w:rFonts w:ascii="Calibri" w:cs="Calibri" w:eastAsia="Calibri" w:hAnsi="Calibri"/>
+                <w:color w:val="404040"/>
+                <w:sz w:val="17"/>
+                <w:szCs w:val="17"/>
+              </w:rPr>
+              <w:t xml:space="preserve">T-SQL · XML · PL/pgSQL · redshift/ · iceberg/ · reports/ · schema/ · changes/ (packages)</w:t>
+            </w:r>
+          </w:p>
+        </w:tc>
+        <w:tc>
+          <w:tcPr>
+            <w:tcW w:type="dxa" w:w="2442"/>
+            <w:tcBorders>
+              <w:top w:val="single" w:color="BFC7D5" w:sz="4"/>
+              <w:left w:val="single" w:color="BFC7D5" w:sz="4"/>
+              <w:bottom w:val="single" w:color="BFC7D5" w:sz="4"/>
+              <w:right w:val="single" w:color="BFC7D5" w:sz="4"/>
+            </w:tcBorders>
+            <w:shd w:fill="EDE7F6" w:color="auto" w:val="clear"/>
             <w:tcMar>
               <w:top w:type="dxa" w:w="70"/>
               <w:left w:type="dxa" w:w="90"/>
@@ -1588,20 +1631,34 @@
                 <w:sz w:val="19"/>
                 <w:szCs w:val="19"/>
               </w:rPr>
-              <w:t xml:space="preserve">DataZone</w:t>
-            </w:r>
-          </w:p>
-        </w:tc>
-        <w:tc>
-          <w:tcPr>
-            <w:tcW w:type="dxa" w:w="1465"/>
-            <w:tcBorders>
-              <w:top w:val="single" w:color="BFC7D5" w:sz="4"/>
-              <w:left w:val="single" w:color="BFC7D5" w:sz="4"/>
-              <w:bottom w:val="single" w:color="BFC7D5" w:sz="4"/>
-              <w:right w:val="single" w:color="BFC7D5" w:sz="4"/>
-            </w:tcBorders>
-            <w:shd w:fill="FBE3D6" w:color="auto" w:val="clear"/>
+              <w:t xml:space="preserve">Aurora PostgreSQL 17 test DB (IAM)</w:t>
+            </w:r>
+          </w:p>
+          <w:p>
+            <w:pPr>
+              <w:jc w:val="center"/>
+            </w:pPr>
+            <w:r>
+              <w:rPr>
+                <w:rFonts w:ascii="Calibri" w:cs="Calibri" w:eastAsia="Calibri" w:hAnsi="Calibri"/>
+                <w:color w:val="404040"/>
+                <w:sz w:val="17"/>
+                <w:szCs w:val="17"/>
+              </w:rPr>
+              <w:t xml:space="preserve">Redshift Data API · Athena / Glue (test names only, when configured)</w:t>
+            </w:r>
+          </w:p>
+        </w:tc>
+        <w:tc>
+          <w:tcPr>
+            <w:tcW w:type="dxa" w:w="2442"/>
+            <w:tcBorders>
+              <w:top w:val="single" w:color="BFC7D5" w:sz="4"/>
+              <w:left w:val="single" w:color="BFC7D5" w:sz="4"/>
+              <w:bottom w:val="single" w:color="BFC7D5" w:sz="4"/>
+              <w:right w:val="single" w:color="BFC7D5" w:sz="4"/>
+            </w:tcBorders>
+            <w:shd w:fill="EDE7F6" w:color="auto" w:val="clear"/>
             <w:tcMar>
               <w:top w:type="dxa" w:w="70"/>
               <w:left w:type="dxa" w:w="90"/>
@@ -1622,20 +1679,74 @@
                 <w:sz w:val="19"/>
                 <w:szCs w:val="19"/>
               </w:rPr>
-              <w:t xml:space="preserve">Bedrock Guardrails</w:t>
-            </w:r>
-          </w:p>
-        </w:tc>
-        <w:tc>
-          <w:tcPr>
-            <w:tcW w:type="dxa" w:w="1465"/>
-            <w:tcBorders>
-              <w:top w:val="single" w:color="BFC7D5" w:sz="4"/>
-              <w:left w:val="single" w:color="BFC7D5" w:sz="4"/>
-              <w:bottom w:val="single" w:color="BFC7D5" w:sz="4"/>
-              <w:right w:val="single" w:color="BFC7D5" w:sz="4"/>
-            </w:tcBorders>
-            <w:shd w:fill="FBE3D6" w:color="auto" w:val="clear"/>
+              <w:t xml:space="preserve">logs/</w:t>
+            </w:r>
+          </w:p>
+          <w:p>
+            <w:pPr>
+              <w:jc w:val="center"/>
+            </w:pPr>
+            <w:r>
+              <w:rPr>
+                <w:rFonts w:ascii="Calibri" w:cs="Calibri" w:eastAsia="Calibri" w:hAnsi="Calibri"/>
+                <w:color w:val="404040"/>
+                <w:sz w:val="17"/>
+                <w:szCs w:val="17"/>
+              </w:rPr>
+              <w:t xml:space="preserve">audit · state (lineage) · archive</w:t>
+            </w:r>
+          </w:p>
+        </w:tc>
+      </w:tr>
+    </w:tbl>
+    <w:p>
+      <w:pPr>
+        <w:spacing w:after="0" w:before="0"/>
+        <w:jc w:val="center"/>
+      </w:pPr>
+      <w:r>
+        <w:rPr>
+          <w:rFonts w:ascii="Calibri" w:cs="Calibri" w:eastAsia="Calibri" w:hAnsi="Calibri"/>
+          <w:color w:val="7F7F7F"/>
+          <w:sz w:val="18"/>
+          <w:szCs w:val="18"/>
+        </w:rPr>
+        <w:t xml:space="preserve">▼</w:t>
+      </w:r>
+    </w:p>
+    <w:tbl>
+      <w:tblPr>
+        <w:tblW w:type="dxa" w:w="9026"/>
+        <w:tblBorders>
+          <w:top w:val="single" w:color="auto" w:sz="4"/>
+          <w:left w:val="single" w:color="auto" w:sz="4"/>
+          <w:bottom w:val="single" w:color="auto" w:sz="4"/>
+          <w:right w:val="single" w:color="auto" w:sz="4"/>
+          <w:insideH w:val="single" w:color="auto" w:sz="4"/>
+          <w:insideV w:val="single" w:color="auto" w:sz="4"/>
+        </w:tblBorders>
+        <w:tblLayout w:type="fixed"/>
+      </w:tblPr>
+      <w:tblGrid>
+        <w:gridCol w:w="1700"/>
+        <w:gridCol w:w="1221"/>
+        <w:gridCol w:w="1221"/>
+        <w:gridCol w:w="1221"/>
+        <w:gridCol w:w="1221"/>
+        <w:gridCol w:w="1221"/>
+        <w:gridCol w:w="1221"/>
+      </w:tblGrid>
+      <w:tr>
+        <w:tc>
+          <w:tcPr>
+            <w:tcW w:type="dxa" w:w="1700"/>
+            <w:tcBorders>
+              <w:top w:val="single" w:color="BFC7D5" w:sz="4"/>
+              <w:left w:val="single" w:color="BFC7D5" w:sz="4"/>
+              <w:bottom w:val="single" w:color="BFC7D5" w:sz="4"/>
+              <w:right w:val="single" w:color="BFC7D5" w:sz="4"/>
+            </w:tcBorders>
+            <w:shd w:fill="D9D9D9" w:color="auto" w:val="clear"/>
             <w:tcMar>
               <w:top w:type="dxa" w:w="70"/>
               <w:left w:type="dxa" w:w="90"/>
@@ -1656,13 +1767,13 @@
                 <w:sz w:val="19"/>
                 <w:szCs w:val="19"/>
               </w:rPr>
-              <w:t xml:space="preserve">S3 Object Lock</w:t>
-            </w:r>
-          </w:p>
-        </w:tc>
-        <w:tc>
-          <w:tcPr>
-            <w:tcW w:type="dxa" w:w="1465"/>
+              <w:t xml:space="preserve">AWS (optional)</w:t>
+            </w:r>
+          </w:p>
+        </w:tc>
+        <w:tc>
+          <w:tcPr>
+            <w:tcW w:type="dxa" w:w="1221"/>
             <w:tcBorders>
               <w:top w:val="single" w:color="BFC7D5" w:sz="4"/>
               <w:left w:val="single" w:color="BFC7D5" w:sz="4"/>
@@ -1690,7 +1801,191 @@
                 <w:sz w:val="19"/>
                 <w:szCs w:val="19"/>
               </w:rPr>
+              <w:t xml:space="preserve">CloudWatch Logs</w:t>
+            </w:r>
+          </w:p>
+        </w:tc>
+        <w:tc>
+          <w:tcPr>
+            <w:tcW w:type="dxa" w:w="1221"/>
+            <w:tcBorders>
+              <w:top w:val="single" w:color="BFC7D5" w:sz="4"/>
+              <w:left w:val="single" w:color="BFC7D5" w:sz="4"/>
+              <w:bottom w:val="single" w:color="BFC7D5" w:sz="4"/>
+              <w:right w:val="single" w:color="BFC7D5" w:sz="4"/>
+            </w:tcBorders>
+            <w:shd w:fill="FBE3D6" w:color="auto" w:val="clear"/>
+            <w:tcMar>
+              <w:top w:type="dxa" w:w="70"/>
+              <w:left w:type="dxa" w:w="90"/>
+              <w:bottom w:type="dxa" w:w="70"/>
+              <w:right w:type="dxa" w:w="90"/>
+            </w:tcMar>
+            <w:vAlign w:val="center"/>
+          </w:tcPr>
+          <w:p>
+            <w:pPr>
+              <w:jc w:val="center"/>
+            </w:pPr>
+            <w:r>
+              <w:rPr>
+                <w:rFonts w:ascii="Calibri" w:cs="Calibri" w:eastAsia="Calibri" w:hAnsi="Calibri"/>
+                <w:b/>
+                <w:bCs/>
+                <w:sz w:val="19"/>
+                <w:szCs w:val="19"/>
+              </w:rPr>
+              <w:t xml:space="preserve">DataZone</w:t>
+            </w:r>
+          </w:p>
+        </w:tc>
+        <w:tc>
+          <w:tcPr>
+            <w:tcW w:type="dxa" w:w="1221"/>
+            <w:tcBorders>
+              <w:top w:val="single" w:color="BFC7D5" w:sz="4"/>
+              <w:left w:val="single" w:color="BFC7D5" w:sz="4"/>
+              <w:bottom w:val="single" w:color="BFC7D5" w:sz="4"/>
+              <w:right w:val="single" w:color="BFC7D5" w:sz="4"/>
+            </w:tcBorders>
+            <w:shd w:fill="FBE3D6" w:color="auto" w:val="clear"/>
+            <w:tcMar>
+              <w:top w:type="dxa" w:w="70"/>
+              <w:left w:type="dxa" w:w="90"/>
+              <w:bottom w:type="dxa" w:w="70"/>
+              <w:right w:type="dxa" w:w="90"/>
+            </w:tcMar>
+            <w:vAlign w:val="center"/>
+          </w:tcPr>
+          <w:p>
+            <w:pPr>
+              <w:jc w:val="center"/>
+            </w:pPr>
+            <w:r>
+              <w:rPr>
+                <w:rFonts w:ascii="Calibri" w:cs="Calibri" w:eastAsia="Calibri" w:hAnsi="Calibri"/>
+                <w:b/>
+                <w:bCs/>
+                <w:sz w:val="19"/>
+                <w:szCs w:val="19"/>
+              </w:rPr>
+              <w:t xml:space="preserve">Bedrock Guardrails</w:t>
+            </w:r>
+          </w:p>
+        </w:tc>
+        <w:tc>
+          <w:tcPr>
+            <w:tcW w:type="dxa" w:w="1221"/>
+            <w:tcBorders>
+              <w:top w:val="single" w:color="BFC7D5" w:sz="4"/>
+              <w:left w:val="single" w:color="BFC7D5" w:sz="4"/>
+              <w:bottom w:val="single" w:color="BFC7D5" w:sz="4"/>
+              <w:right w:val="single" w:color="BFC7D5" w:sz="4"/>
+            </w:tcBorders>
+            <w:shd w:fill="FBE3D6" w:color="auto" w:val="clear"/>
+            <w:tcMar>
+              <w:top w:type="dxa" w:w="70"/>
+              <w:left w:type="dxa" w:w="90"/>
+              <w:bottom w:type="dxa" w:w="70"/>
+              <w:right w:type="dxa" w:w="90"/>
+            </w:tcMar>
+            <w:vAlign w:val="center"/>
+          </w:tcPr>
+          <w:p>
+            <w:pPr>
+              <w:jc w:val="center"/>
+            </w:pPr>
+            <w:r>
+              <w:rPr>
+                <w:rFonts w:ascii="Calibri" w:cs="Calibri" w:eastAsia="Calibri" w:hAnsi="Calibri"/>
+                <w:b/>
+                <w:bCs/>
+                <w:sz w:val="19"/>
+                <w:szCs w:val="19"/>
+              </w:rPr>
+              <w:t xml:space="preserve">S3 Object Lock</w:t>
+            </w:r>
+          </w:p>
+        </w:tc>
+        <w:tc>
+          <w:tcPr>
+            <w:tcW w:type="dxa" w:w="1221"/>
+            <w:tcBorders>
+              <w:top w:val="single" w:color="BFC7D5" w:sz="4"/>
+              <w:left w:val="single" w:color="BFC7D5" w:sz="4"/>
+              <w:bottom w:val="single" w:color="BFC7D5" w:sz="4"/>
+              <w:right w:val="single" w:color="BFC7D5" w:sz="4"/>
+            </w:tcBorders>
+            <w:shd w:fill="FBE3D6" w:color="auto" w:val="clear"/>
+            <w:tcMar>
+              <w:top w:type="dxa" w:w="70"/>
+              <w:left w:type="dxa" w:w="90"/>
+              <w:bottom w:type="dxa" w:w="70"/>
+              <w:right w:type="dxa" w:w="90"/>
+            </w:tcMar>
+            <w:vAlign w:val="center"/>
+          </w:tcPr>
+          <w:p>
+            <w:pPr>
+              <w:jc w:val="center"/>
+            </w:pPr>
+            <w:r>
+              <w:rPr>
+                <w:rFonts w:ascii="Calibri" w:cs="Calibri" w:eastAsia="Calibri" w:hAnsi="Calibri"/>
+                <w:b/>
+                <w:bCs/>
+                <w:sz w:val="19"/>
+                <w:szCs w:val="19"/>
+              </w:rPr>
               <w:t xml:space="preserve">Secrets Manager</w:t>
+            </w:r>
+          </w:p>
+        </w:tc>
+        <w:tc>
+          <w:tcPr>
+            <w:tcW w:type="dxa" w:w="1221"/>
+            <w:tcBorders>
+              <w:top w:val="single" w:color="BFC7D5" w:sz="4"/>
+              <w:left w:val="single" w:color="BFC7D5" w:sz="4"/>
+              <w:bottom w:val="single" w:color="BFC7D5" w:sz="4"/>
+              <w:right w:val="single" w:color="BFC7D5" w:sz="4"/>
+            </w:tcBorders>
+            <w:shd w:fill="FBE3D6" w:color="auto" w:val="clear"/>
+            <w:tcMar>
+              <w:top w:type="dxa" w:w="70"/>
+              <w:left w:type="dxa" w:w="90"/>
+              <w:bottom w:type="dxa" w:w="70"/>
+              <w:right w:type="dxa" w:w="90"/>
+            </w:tcMar>
+            <w:vAlign w:val="center"/>
+          </w:tcPr>
+          <w:p>
+            <w:pPr>
+              <w:jc w:val="center"/>
+            </w:pPr>
+            <w:r>
+              <w:rPr>
+                <w:rFonts w:ascii="Calibri" w:cs="Calibri" w:eastAsia="Calibri" w:hAnsi="Calibri"/>
+                <w:b/>
+                <w:bCs/>
+                <w:sz w:val="19"/>
+                <w:szCs w:val="19"/>
+              </w:rPr>
+              <w:t xml:space="preserve">Redshift Data API · Athena · Glue</w:t>
+            </w:r>
+          </w:p>
+          <w:p>
+            <w:pPr>
+              <w:jc w:val="center"/>
+            </w:pPr>
+            <w:r>
+              <w:rPr>
+                <w:rFonts w:ascii="Calibri" w:cs="Calibri" w:eastAsia="Calibri" w:hAnsi="Calibri"/>
+                <w:color w:val="404040"/>
+                <w:sz w:val="17"/>
+                <w:szCs w:val="17"/>
+              </w:rPr>
+              <w:t xml:space="preserve">evidence on test resources</w:t>
             </w:r>
           </w:p>
         </w:tc>
@@ -1955,7 +2250,7 @@
                 <w:sz w:val="20"/>
                 <w:szCs w:val="20"/>
               </w:rPr>
-              <w:t xml:space="preserve">Agent</w:t>
+              <w:t xml:space="preserve">Agents</w:t>
             </w:r>
           </w:p>
         </w:tc>
@@ -1982,7 +2277,122 @@
                 <w:sz w:val="20"/>
                 <w:szCs w:val="20"/>
               </w:rPr>
-              <w:t xml:space="preserve">Packages skills, steering, tools and permissions for end-to-end work; reports in a fixed format including run id and security findings.</w:t>
+              <w:t xml:space="preserve">Two assistants that package skills, steering, tools and permissions: </w:t>
+            </w:r>
+            <w:r>
+              <w:rPr>
+                <w:rFonts w:ascii="Consolas" w:cs="Consolas" w:eastAsia="Consolas" w:hAnsi="Consolas"/>
+                <w:sz w:val="20"/>
+                <w:szCs w:val="20"/>
+              </w:rPr>
+              <w:t xml:space="preserve">sql-migration-agent</w:t>
+            </w:r>
+            <w:r>
+              <w:rPr>
+                <w:rFonts w:ascii="Calibri" w:cs="Calibri" w:eastAsia="Calibri" w:hAnsi="Calibri"/>
+                <w:sz w:val="20"/>
+                <w:szCs w:val="20"/>
+              </w:rPr>
+              <w:t xml:space="preserve"> routes conversion, schema and ETL work after intake questions; </w:t>
+            </w:r>
+            <w:r>
+              <w:rPr>
+                <w:rFonts w:ascii="Consolas" w:cs="Consolas" w:eastAsia="Consolas" w:hAnsi="Consolas"/>
+                <w:sz w:val="20"/>
+                <w:szCs w:val="20"/>
+              </w:rPr>
+              <w:t xml:space="preserve">sql-reporting-agent</w:t>
+            </w:r>
+            <w:r>
+              <w:rPr>
+                <w:rFonts w:ascii="Calibri" w:cs="Calibri" w:eastAsia="Calibri" w:hAnsi="Calibri"/>
+                <w:sz w:val="20"/>
+                <w:szCs w:val="20"/>
+              </w:rPr>
+              <w:t xml:space="preserve"> writes and reviews reporting SQL. Both report in a fixed format with run id, stop codes and security findings.</w:t>
+            </w:r>
+          </w:p>
+        </w:tc>
+      </w:tr>
+      <w:tr>
+        <w:trPr>
+          <w:tblHeader w:val="false"/>
+        </w:trPr>
+        <w:tc>
+          <w:tcPr>
+            <w:tcW w:type="dxa" w:w="2400"/>
+            <w:tcBorders>
+              <w:top w:val="single" w:color="BFC7D5" w:sz="4"/>
+              <w:left w:val="single" w:color="BFC7D5" w:sz="4"/>
+              <w:bottom w:val="single" w:color="BFC7D5" w:sz="4"/>
+              <w:right w:val="single" w:color="BFC7D5" w:sz="4"/>
+            </w:tcBorders>
+            <w:tcMar>
+              <w:top w:type="dxa" w:w="60"/>
+              <w:left w:type="dxa" w:w="100"/>
+              <w:bottom w:type="dxa" w:w="60"/>
+              <w:right w:type="dxa" w:w="100"/>
+            </w:tcMar>
+          </w:tcPr>
+          <w:p>
+            <w:r>
+              <w:rPr>
+                <w:rFonts w:ascii="Calibri" w:cs="Calibri" w:eastAsia="Calibri" w:hAnsi="Calibri"/>
+                <w:sz w:val="20"/>
+                <w:szCs w:val="20"/>
+              </w:rPr>
+              <w:t xml:space="preserve">Governance layer</w:t>
+            </w:r>
+          </w:p>
+        </w:tc>
+        <w:tc>
+          <w:tcPr>
+            <w:tcW w:type="dxa" w:w="6626"/>
+            <w:tcBorders>
+              <w:top w:val="single" w:color="BFC7D5" w:sz="4"/>
+              <w:left w:val="single" w:color="BFC7D5" w:sz="4"/>
+              <w:bottom w:val="single" w:color="BFC7D5" w:sz="4"/>
+              <w:right w:val="single" w:color="BFC7D5" w:sz="4"/>
+            </w:tcBorders>
+            <w:tcMar>
+              <w:top w:type="dxa" w:w="60"/>
+              <w:left w:type="dxa" w:w="100"/>
+              <w:bottom w:type="dxa" w:w="60"/>
+              <w:right w:type="dxa" w:w="100"/>
+            </w:tcMar>
+          </w:tcPr>
+          <w:p>
+            <w:r>
+              <w:rPr>
+                <w:rFonts w:ascii="Consolas" w:cs="Consolas" w:eastAsia="Consolas" w:hAnsi="Consolas"/>
+                <w:sz w:val="20"/>
+                <w:szCs w:val="20"/>
+              </w:rPr>
+              <w:t xml:space="preserve">migkit/contract.py</w:t>
+            </w:r>
+            <w:r>
+              <w:rPr>
+                <w:rFonts w:ascii="Calibri" w:cs="Calibri" w:eastAsia="Calibri" w:hAnsi="Calibri"/>
+                <w:sz w:val="20"/>
+                <w:szCs w:val="20"/>
+              </w:rPr>
+              <w:t xml:space="preserve"> (universal request/output contracts, statuses, stop codes, rule ledger, validation manifest V-001…V-040, packages with hashes) and </w:t>
+            </w:r>
+            <w:r>
+              <w:rPr>
+                <w:rFonts w:ascii="Consolas" w:cs="Consolas" w:eastAsia="Consolas" w:hAnsi="Consolas"/>
+                <w:sz w:val="20"/>
+                <w:szCs w:val="20"/>
+              </w:rPr>
+              <w:t xml:space="preserve">migkit/ddl.py</w:t>
+            </w:r>
+            <w:r>
+              <w:rPr>
+                <w:rFonts w:ascii="Calibri" w:cs="Calibri" w:eastAsia="Calibri" w:hAnsi="Calibri"/>
+                <w:sz w:val="20"/>
+                <w:szCs w:val="20"/>
+              </w:rPr>
+              <w:t xml:space="preserve"> (multi-dialect DDL parser) shared by every skill.</w:t>
             </w:r>
           </w:p>
         </w:tc>
@@ -4027,7 +4437,1080 @@
           <w:sz w:val="22"/>
           <w:szCs w:val="22"/>
         </w:rPr>
-        <w:t xml:space="preserve">.</w:t>
+        <w:t xml:space="preserve">. The skills are grouped by migration type and target (</w:t>
+      </w:r>
+      <w:r>
+        <w:rPr>
+          <w:rFonts w:ascii="Consolas" w:cs="Consolas" w:eastAsia="Consolas" w:hAnsi="Consolas"/>
+          <w:sz w:val="20"/>
+          <w:szCs w:val="20"/>
+        </w:rPr>
+        <w:t xml:space="preserve">.kiro/steering/governance.md</w:t>
+      </w:r>
+      <w:r>
+        <w:rPr>
+          <w:rFonts w:ascii="Calibri" w:cs="Calibri" w:eastAsia="Calibri" w:hAnsi="Calibri"/>
+          <w:sz w:val="22"/>
+          <w:szCs w:val="22"/>
+        </w:rPr>
+        <w:t xml:space="preserve">); every cell of Figure 2 names the skill and the steering that applies.</w:t>
+      </w:r>
+    </w:p>
+    <w:tbl>
+      <w:tblPr>
+        <w:tblW w:type="dxa" w:w="9026"/>
+        <w:tblBorders>
+          <w:top w:val="single" w:color="auto" w:sz="4"/>
+          <w:left w:val="single" w:color="auto" w:sz="4"/>
+          <w:bottom w:val="single" w:color="auto" w:sz="4"/>
+          <w:right w:val="single" w:color="auto" w:sz="4"/>
+          <w:insideH w:val="single" w:color="auto" w:sz="4"/>
+          <w:insideV w:val="single" w:color="auto" w:sz="4"/>
+        </w:tblBorders>
+        <w:tblLayout w:type="fixed"/>
+      </w:tblPr>
+      <w:tblGrid>
+        <w:gridCol w:w="1700"/>
+        <w:gridCol w:w="1831"/>
+        <w:gridCol w:w="1831"/>
+        <w:gridCol w:w="1831"/>
+        <w:gridCol w:w="1831"/>
+      </w:tblGrid>
+      <w:tr>
+        <w:tc>
+          <w:tcPr>
+            <w:tcW w:type="dxa" w:w="1700"/>
+            <w:tcBorders>
+              <w:top w:val="single" w:color="BFC7D5" w:sz="4"/>
+              <w:left w:val="single" w:color="BFC7D5" w:sz="4"/>
+              <w:bottom w:val="single" w:color="BFC7D5" w:sz="4"/>
+              <w:right w:val="single" w:color="BFC7D5" w:sz="4"/>
+            </w:tcBorders>
+            <w:shd w:fill="D9D9D9" w:color="auto" w:val="clear"/>
+            <w:tcMar>
+              <w:top w:type="dxa" w:w="70"/>
+              <w:left w:type="dxa" w:w="90"/>
+              <w:bottom w:type="dxa" w:w="70"/>
+              <w:right w:type="dxa" w:w="90"/>
+            </w:tcMar>
+            <w:vAlign w:val="center"/>
+          </w:tcPr>
+          <w:p>
+            <w:pPr>
+              <w:jc w:val="center"/>
+            </w:pPr>
+            <w:r>
+              <w:rPr>
+                <w:rFonts w:ascii="Calibri" w:cs="Calibri" w:eastAsia="Calibri" w:hAnsi="Calibri"/>
+                <w:b/>
+                <w:bCs/>
+                <w:sz w:val="19"/>
+                <w:szCs w:val="19"/>
+              </w:rPr>
+              <w:t xml:space="preserve">Any target</w:t>
+            </w:r>
+          </w:p>
+        </w:tc>
+        <w:tc>
+          <w:tcPr>
+            <w:tcW w:type="dxa" w:w="1831"/>
+            <w:tcBorders>
+              <w:top w:val="single" w:color="BFC7D5" w:sz="4"/>
+              <w:left w:val="single" w:color="BFC7D5" w:sz="4"/>
+              <w:bottom w:val="single" w:color="BFC7D5" w:sz="4"/>
+              <w:right w:val="single" w:color="BFC7D5" w:sz="4"/>
+            </w:tcBorders>
+            <w:shd w:fill="DCEBDD" w:color="auto" w:val="clear"/>
+            <w:tcMar>
+              <w:top w:type="dxa" w:w="70"/>
+              <w:left w:type="dxa" w:w="90"/>
+              <w:bottom w:type="dxa" w:w="70"/>
+              <w:right w:type="dxa" w:w="90"/>
+            </w:tcMar>
+            <w:vAlign w:val="center"/>
+          </w:tcPr>
+          <w:p>
+            <w:pPr>
+              <w:jc w:val="center"/>
+            </w:pPr>
+            <w:r>
+              <w:rPr>
+                <w:rFonts w:ascii="Calibri" w:cs="Calibri" w:eastAsia="Calibri" w:hAnsi="Calibri"/>
+                <w:b/>
+                <w:bCs/>
+                <w:sz w:val="19"/>
+                <w:szCs w:val="19"/>
+              </w:rPr>
+              <w:t xml:space="preserve">Assessment (front door)</w:t>
+            </w:r>
+          </w:p>
+          <w:p>
+            <w:pPr>
+              <w:jc w:val="center"/>
+            </w:pPr>
+            <w:r>
+              <w:rPr>
+                <w:rFonts w:ascii="Calibri" w:cs="Calibri" w:eastAsia="Calibri" w:hAnsi="Calibri"/>
+                <w:color w:val="404040"/>
+                <w:sz w:val="17"/>
+                <w:szCs w:val="17"/>
+              </w:rPr>
+              <w:t xml:space="preserve">migration-assessment · governance.md</w:t>
+            </w:r>
+          </w:p>
+        </w:tc>
+        <w:tc>
+          <w:tcPr>
+            <w:tcW w:type="dxa" w:w="1831"/>
+            <w:tcBorders>
+              <w:top w:val="single" w:color="BFC7D5" w:sz="4"/>
+              <w:left w:val="single" w:color="BFC7D5" w:sz="4"/>
+              <w:bottom w:val="single" w:color="BFC7D5" w:sz="4"/>
+              <w:right w:val="single" w:color="BFC7D5" w:sz="4"/>
+            </w:tcBorders>
+            <w:shd w:fill="DCEBDD" w:color="auto" w:val="clear"/>
+            <w:tcMar>
+              <w:top w:type="dxa" w:w="70"/>
+              <w:left w:type="dxa" w:w="90"/>
+              <w:bottom w:type="dxa" w:w="70"/>
+              <w:right w:type="dxa" w:w="90"/>
+            </w:tcMar>
+            <w:vAlign w:val="center"/>
+          </w:tcPr>
+          <w:p>
+            <w:pPr>
+              <w:jc w:val="center"/>
+            </w:pPr>
+            <w:r>
+              <w:rPr>
+                <w:rFonts w:ascii="Calibri" w:cs="Calibri" w:eastAsia="Calibri" w:hAnsi="Calibri"/>
+                <w:b/>
+                <w:bCs/>
+                <w:sz w:val="19"/>
+                <w:szCs w:val="19"/>
+              </w:rPr>
+              <w:t xml:space="preserve">Schema governance</w:t>
+            </w:r>
+          </w:p>
+          <w:p>
+            <w:pPr>
+              <w:jc w:val="center"/>
+            </w:pPr>
+            <w:r>
+              <w:rPr>
+                <w:rFonts w:ascii="Calibri" w:cs="Calibri" w:eastAsia="Calibri" w:hAnsi="Calibri"/>
+                <w:color w:val="404040"/>
+                <w:sz w:val="17"/>
+                <w:szCs w:val="17"/>
+              </w:rPr>
+              <w:t xml:space="preserve">schema-conformance · schema-change-propagation · schema.md</w:t>
+            </w:r>
+          </w:p>
+        </w:tc>
+        <w:tc>
+          <w:tcPr>
+            <w:tcW w:type="dxa" w:w="1831"/>
+            <w:tcBorders>
+              <w:top w:val="single" w:color="BFC7D5" w:sz="4"/>
+              <w:left w:val="single" w:color="BFC7D5" w:sz="4"/>
+              <w:bottom w:val="single" w:color="BFC7D5" w:sz="4"/>
+              <w:right w:val="single" w:color="BFC7D5" w:sz="4"/>
+            </w:tcBorders>
+            <w:shd w:fill="DCEBDD" w:color="auto" w:val="clear"/>
+            <w:tcMar>
+              <w:top w:type="dxa" w:w="70"/>
+              <w:left w:type="dxa" w:w="90"/>
+              <w:bottom w:type="dxa" w:w="70"/>
+              <w:right w:type="dxa" w:w="90"/>
+            </w:tcMar>
+            <w:vAlign w:val="center"/>
+          </w:tcPr>
+          <w:p>
+            <w:pPr>
+              <w:jc w:val="center"/>
+            </w:pPr>
+            <w:r>
+              <w:rPr>
+                <w:rFonts w:ascii="Calibri" w:cs="Calibri" w:eastAsia="Calibri" w:hAnsi="Calibri"/>
+                <w:b/>
+                <w:bCs/>
+                <w:sz w:val="19"/>
+                <w:szCs w:val="19"/>
+              </w:rPr>
+              <w:t xml:space="preserve">Agents</w:t>
+            </w:r>
+          </w:p>
+          <w:p>
+            <w:pPr>
+              <w:jc w:val="center"/>
+            </w:pPr>
+            <w:r>
+              <w:rPr>
+                <w:rFonts w:ascii="Calibri" w:cs="Calibri" w:eastAsia="Calibri" w:hAnsi="Calibri"/>
+                <w:color w:val="404040"/>
+                <w:sz w:val="17"/>
+                <w:szCs w:val="17"/>
+              </w:rPr>
+              <w:t xml:space="preserve">sql-migration-agent (groups 1 + 3) · sql-reporting-agent (group 2)</w:t>
+            </w:r>
+          </w:p>
+        </w:tc>
+        <w:tc>
+          <w:tcPr>
+            <w:tcW w:type="dxa" w:w="1831"/>
+            <w:tcBorders>
+              <w:top w:val="single" w:color="BFC7D5" w:sz="4"/>
+              <w:left w:val="single" w:color="BFC7D5" w:sz="4"/>
+              <w:bottom w:val="single" w:color="BFC7D5" w:sz="4"/>
+              <w:right w:val="single" w:color="BFC7D5" w:sz="4"/>
+            </w:tcBorders>
+            <w:shd w:fill="DCEBDD" w:color="auto" w:val="clear"/>
+            <w:tcMar>
+              <w:top w:type="dxa" w:w="70"/>
+              <w:left w:type="dxa" w:w="90"/>
+              <w:bottom w:type="dxa" w:w="70"/>
+              <w:right w:type="dxa" w:w="90"/>
+            </w:tcMar>
+            <w:vAlign w:val="center"/>
+          </w:tcPr>
+          <w:p>
+            <w:pPr>
+              <w:jc w:val="center"/>
+            </w:pPr>
+            <w:r>
+              <w:rPr>
+                <w:rFonts w:ascii="Calibri" w:cs="Calibri" w:eastAsia="Calibri" w:hAnsi="Calibri"/>
+                <w:b/>
+                <w:bCs/>
+                <w:sz w:val="19"/>
+                <w:szCs w:val="19"/>
+              </w:rPr>
+              <w:t xml:space="preserve">Security + audit</w:t>
+            </w:r>
+          </w:p>
+          <w:p>
+            <w:pPr>
+              <w:jc w:val="center"/>
+            </w:pPr>
+            <w:r>
+              <w:rPr>
+                <w:rFonts w:ascii="Calibri" w:cs="Calibri" w:eastAsia="Calibri" w:hAnsi="Calibri"/>
+                <w:color w:val="404040"/>
+                <w:sz w:val="17"/>
+                <w:szCs w:val="17"/>
+              </w:rPr>
+              <w:t xml:space="preserve">security.md · GUARDRAILS.md</w:t>
+            </w:r>
+          </w:p>
+        </w:tc>
+      </w:tr>
+    </w:tbl>
+    <w:p>
+      <w:pPr>
+        <w:spacing w:after="0" w:before="0"/>
+        <w:jc w:val="center"/>
+      </w:pPr>
+      <w:r>
+        <w:rPr>
+          <w:rFonts w:ascii="Calibri" w:cs="Calibri" w:eastAsia="Calibri" w:hAnsi="Calibri"/>
+          <w:color w:val="7F7F7F"/>
+          <w:sz w:val="18"/>
+          <w:szCs w:val="18"/>
+        </w:rPr>
+        <w:t xml:space="preserve">▼</w:t>
+      </w:r>
+    </w:p>
+    <w:tbl>
+      <w:tblPr>
+        <w:tblW w:type="dxa" w:w="9026"/>
+        <w:tblBorders>
+          <w:top w:val="single" w:color="auto" w:sz="4"/>
+          <w:left w:val="single" w:color="auto" w:sz="4"/>
+          <w:bottom w:val="single" w:color="auto" w:sz="4"/>
+          <w:right w:val="single" w:color="auto" w:sz="4"/>
+          <w:insideH w:val="single" w:color="auto" w:sz="4"/>
+          <w:insideV w:val="single" w:color="auto" w:sz="4"/>
+        </w:tblBorders>
+        <w:tblLayout w:type="fixed"/>
+      </w:tblPr>
+      <w:tblGrid>
+        <w:gridCol w:w="1700"/>
+        <w:gridCol w:w="1831"/>
+        <w:gridCol w:w="1831"/>
+        <w:gridCol w:w="1831"/>
+        <w:gridCol w:w="1831"/>
+      </w:tblGrid>
+      <w:tr>
+        <w:tc>
+          <w:tcPr>
+            <w:tcW w:type="dxa" w:w="1700"/>
+            <w:tcBorders>
+              <w:top w:val="single" w:color="BFC7D5" w:sz="4"/>
+              <w:left w:val="single" w:color="BFC7D5" w:sz="4"/>
+              <w:bottom w:val="single" w:color="BFC7D5" w:sz="4"/>
+              <w:right w:val="single" w:color="BFC7D5" w:sz="4"/>
+            </w:tcBorders>
+            <w:shd w:fill="D9D9D9" w:color="auto" w:val="clear"/>
+            <w:tcMar>
+              <w:top w:type="dxa" w:w="70"/>
+              <w:left w:type="dxa" w:w="90"/>
+              <w:bottom w:type="dxa" w:w="70"/>
+              <w:right w:type="dxa" w:w="90"/>
+            </w:tcMar>
+            <w:vAlign w:val="center"/>
+          </w:tcPr>
+          <w:p>
+            <w:pPr>
+              <w:jc w:val="center"/>
+            </w:pPr>
+            <w:r>
+              <w:rPr>
+                <w:rFonts w:ascii="Calibri" w:cs="Calibri" w:eastAsia="Calibri" w:hAnsi="Calibri"/>
+                <w:b/>
+                <w:bCs/>
+                <w:sz w:val="19"/>
+                <w:szCs w:val="19"/>
+              </w:rPr>
+              <w:t xml:space="preserve">Aurora PostgreSQL</w:t>
+            </w:r>
+          </w:p>
+        </w:tc>
+        <w:tc>
+          <w:tcPr>
+            <w:tcW w:type="dxa" w:w="1831"/>
+            <w:tcBorders>
+              <w:top w:val="single" w:color="BFC7D5" w:sz="4"/>
+              <w:left w:val="single" w:color="BFC7D5" w:sz="4"/>
+              <w:bottom w:val="single" w:color="BFC7D5" w:sz="4"/>
+              <w:right w:val="single" w:color="BFC7D5" w:sz="4"/>
+            </w:tcBorders>
+            <w:shd w:fill="E3F1E0" w:color="auto" w:val="clear"/>
+            <w:tcMar>
+              <w:top w:type="dxa" w:w="70"/>
+              <w:left w:type="dxa" w:w="90"/>
+              <w:bottom w:type="dxa" w:w="70"/>
+              <w:right w:type="dxa" w:w="90"/>
+            </w:tcMar>
+            <w:vAlign w:val="center"/>
+          </w:tcPr>
+          <w:p>
+            <w:pPr>
+              <w:jc w:val="center"/>
+            </w:pPr>
+            <w:r>
+              <w:rPr>
+                <w:rFonts w:ascii="Calibri" w:cs="Calibri" w:eastAsia="Calibri" w:hAnsi="Calibri"/>
+                <w:b/>
+                <w:bCs/>
+                <w:sz w:val="19"/>
+                <w:szCs w:val="19"/>
+              </w:rPr>
+              <w:t xml:space="preserve">Standalone SQL objects</w:t>
+            </w:r>
+          </w:p>
+          <w:p>
+            <w:pPr>
+              <w:jc w:val="center"/>
+            </w:pPr>
+            <w:r>
+              <w:rPr>
+                <w:rFonts w:ascii="Calibri" w:cs="Calibri" w:eastAsia="Calibri" w:hAnsi="Calibri"/>
+                <w:color w:val="404040"/>
+                <w:sz w:val="17"/>
+                <w:szCs w:val="17"/>
+              </w:rPr>
+              <w:t xml:space="preserve">sql-conversion · migration.md</w:t>
+            </w:r>
+          </w:p>
+        </w:tc>
+        <w:tc>
+          <w:tcPr>
+            <w:tcW w:type="dxa" w:w="1831"/>
+            <w:tcBorders>
+              <w:top w:val="single" w:color="BFC7D5" w:sz="4"/>
+              <w:left w:val="single" w:color="BFC7D5" w:sz="4"/>
+              <w:bottom w:val="single" w:color="BFC7D5" w:sz="4"/>
+              <w:right w:val="single" w:color="BFC7D5" w:sz="4"/>
+            </w:tcBorders>
+            <w:shd w:fill="E3F1E0" w:color="auto" w:val="clear"/>
+            <w:tcMar>
+              <w:top w:type="dxa" w:w="70"/>
+              <w:left w:type="dxa" w:w="90"/>
+              <w:bottom w:type="dxa" w:w="70"/>
+              <w:right w:type="dxa" w:w="90"/>
+            </w:tcMar>
+            <w:vAlign w:val="center"/>
+          </w:tcPr>
+          <w:p>
+            <w:pPr>
+              <w:jc w:val="center"/>
+            </w:pPr>
+            <w:r>
+              <w:rPr>
+                <w:rFonts w:ascii="Calibri" w:cs="Calibri" w:eastAsia="Calibri" w:hAnsi="Calibri"/>
+                <w:b/>
+                <w:bCs/>
+                <w:sz w:val="19"/>
+                <w:szCs w:val="19"/>
+              </w:rPr>
+              <w:t xml:space="preserve">SQL inside Informatica ETL</w:t>
+            </w:r>
+          </w:p>
+          <w:p>
+            <w:pPr>
+              <w:jc w:val="center"/>
+            </w:pPr>
+            <w:r>
+              <w:rPr>
+                <w:rFonts w:ascii="Calibri" w:cs="Calibri" w:eastAsia="Calibri" w:hAnsi="Calibri"/>
+                <w:color w:val="404040"/>
+                <w:sz w:val="17"/>
+                <w:szCs w:val="17"/>
+              </w:rPr>
+              <w:t xml:space="preserve">informatica-etl-conversion --target postgres · pg_map.json</w:t>
+            </w:r>
+          </w:p>
+        </w:tc>
+        <w:tc>
+          <w:tcPr>
+            <w:tcW w:type="dxa" w:w="1831"/>
+            <w:tcBorders>
+              <w:top w:val="single" w:color="BFC7D5" w:sz="4"/>
+              <w:left w:val="single" w:color="BFC7D5" w:sz="4"/>
+              <w:bottom w:val="single" w:color="BFC7D5" w:sz="4"/>
+              <w:right w:val="single" w:color="BFC7D5" w:sz="4"/>
+            </w:tcBorders>
+            <w:shd w:fill="E3F1E0" w:color="auto" w:val="clear"/>
+            <w:tcMar>
+              <w:top w:type="dxa" w:w="70"/>
+              <w:left w:type="dxa" w:w="90"/>
+              <w:bottom w:type="dxa" w:w="70"/>
+              <w:right w:type="dxa" w:w="90"/>
+            </w:tcMar>
+            <w:vAlign w:val="center"/>
+          </w:tcPr>
+          <w:p>
+            <w:pPr>
+              <w:jc w:val="center"/>
+            </w:pPr>
+            <w:r>
+              <w:rPr>
+                <w:rFonts w:ascii="Calibri" w:cs="Calibri" w:eastAsia="Calibri" w:hAnsi="Calibri"/>
+                <w:b/>
+                <w:bCs/>
+                <w:sz w:val="19"/>
+                <w:szCs w:val="19"/>
+              </w:rPr>
+              <w:t xml:space="preserve">Reporting SQL</w:t>
+            </w:r>
+          </w:p>
+          <w:p>
+            <w:pPr>
+              <w:jc w:val="center"/>
+            </w:pPr>
+            <w:r>
+              <w:rPr>
+                <w:rFonts w:ascii="Calibri" w:cs="Calibri" w:eastAsia="Calibri" w:hAnsi="Calibri"/>
+                <w:color w:val="404040"/>
+                <w:sz w:val="17"/>
+                <w:szCs w:val="17"/>
+              </w:rPr>
+              <w:t xml:space="preserve">sql-reporting --target postgres (executed) · reporting.md</w:t>
+            </w:r>
+          </w:p>
+        </w:tc>
+        <w:tc>
+          <w:tcPr>
+            <w:tcW w:type="dxa" w:w="1831"/>
+            <w:tcBorders>
+              <w:top w:val="single" w:color="BFC7D5" w:sz="4"/>
+              <w:left w:val="single" w:color="BFC7D5" w:sz="4"/>
+              <w:bottom w:val="single" w:color="BFC7D5" w:sz="4"/>
+              <w:right w:val="single" w:color="BFC7D5" w:sz="4"/>
+            </w:tcBorders>
+            <w:shd w:fill="E3F1E0" w:color="auto" w:val="clear"/>
+            <w:tcMar>
+              <w:top w:type="dxa" w:w="70"/>
+              <w:left w:type="dxa" w:w="90"/>
+              <w:bottom w:type="dxa" w:w="70"/>
+              <w:right w:type="dxa" w:w="90"/>
+            </w:tcMar>
+            <w:vAlign w:val="center"/>
+          </w:tcPr>
+          <w:p>
+            <w:pPr>
+              <w:jc w:val="center"/>
+            </w:pPr>
+            <w:r>
+              <w:rPr>
+                <w:rFonts w:ascii="Calibri" w:cs="Calibri" w:eastAsia="Calibri" w:hAnsi="Calibri"/>
+                <w:b/>
+                <w:bCs/>
+                <w:sz w:val="19"/>
+                <w:szCs w:val="19"/>
+              </w:rPr>
+              <w:t xml:space="preserve">Evidence</w:t>
+            </w:r>
+          </w:p>
+          <w:p>
+            <w:pPr>
+              <w:jc w:val="center"/>
+            </w:pPr>
+            <w:r>
+              <w:rPr>
+                <w:rFonts w:ascii="Calibri" w:cs="Calibri" w:eastAsia="Calibri" w:hAnsi="Calibri"/>
+                <w:color w:val="404040"/>
+                <w:sz w:val="17"/>
+                <w:szCs w:val="17"/>
+              </w:rPr>
+              <w:t xml:space="preserve">pgtest.sh on the Aurora test database</w:t>
+            </w:r>
+          </w:p>
+        </w:tc>
+      </w:tr>
+    </w:tbl>
+    <w:p>
+      <w:pPr>
+        <w:spacing w:after="0" w:before="0"/>
+        <w:jc w:val="center"/>
+      </w:pPr>
+      <w:r>
+        <w:rPr>
+          <w:rFonts w:ascii="Calibri" w:cs="Calibri" w:eastAsia="Calibri" w:hAnsi="Calibri"/>
+          <w:color w:val="7F7F7F"/>
+          <w:sz w:val="18"/>
+          <w:szCs w:val="18"/>
+        </w:rPr>
+        <w:t xml:space="preserve">▼</w:t>
+      </w:r>
+    </w:p>
+    <w:tbl>
+      <w:tblPr>
+        <w:tblW w:type="dxa" w:w="9026"/>
+        <w:tblBorders>
+          <w:top w:val="single" w:color="auto" w:sz="4"/>
+          <w:left w:val="single" w:color="auto" w:sz="4"/>
+          <w:bottom w:val="single" w:color="auto" w:sz="4"/>
+          <w:right w:val="single" w:color="auto" w:sz="4"/>
+          <w:insideH w:val="single" w:color="auto" w:sz="4"/>
+          <w:insideV w:val="single" w:color="auto" w:sz="4"/>
+        </w:tblBorders>
+        <w:tblLayout w:type="fixed"/>
+      </w:tblPr>
+      <w:tblGrid>
+        <w:gridCol w:w="1700"/>
+        <w:gridCol w:w="1831"/>
+        <w:gridCol w:w="1831"/>
+        <w:gridCol w:w="1831"/>
+        <w:gridCol w:w="1831"/>
+      </w:tblGrid>
+      <w:tr>
+        <w:tc>
+          <w:tcPr>
+            <w:tcW w:type="dxa" w:w="1700"/>
+            <w:tcBorders>
+              <w:top w:val="single" w:color="BFC7D5" w:sz="4"/>
+              <w:left w:val="single" w:color="BFC7D5" w:sz="4"/>
+              <w:bottom w:val="single" w:color="BFC7D5" w:sz="4"/>
+              <w:right w:val="single" w:color="BFC7D5" w:sz="4"/>
+            </w:tcBorders>
+            <w:shd w:fill="D9D9D9" w:color="auto" w:val="clear"/>
+            <w:tcMar>
+              <w:top w:type="dxa" w:w="70"/>
+              <w:left w:type="dxa" w:w="90"/>
+              <w:bottom w:type="dxa" w:w="70"/>
+              <w:right w:type="dxa" w:w="90"/>
+            </w:tcMar>
+            <w:vAlign w:val="center"/>
+          </w:tcPr>
+          <w:p>
+            <w:pPr>
+              <w:jc w:val="center"/>
+            </w:pPr>
+            <w:r>
+              <w:rPr>
+                <w:rFonts w:ascii="Calibri" w:cs="Calibri" w:eastAsia="Calibri" w:hAnsi="Calibri"/>
+                <w:b/>
+                <w:bCs/>
+                <w:sz w:val="19"/>
+                <w:szCs w:val="19"/>
+              </w:rPr>
+              <w:t xml:space="preserve">Amazon Redshift</w:t>
+            </w:r>
+          </w:p>
+        </w:tc>
+        <w:tc>
+          <w:tcPr>
+            <w:tcW w:type="dxa" w:w="1831"/>
+            <w:tcBorders>
+              <w:top w:val="single" w:color="BFC7D5" w:sz="4"/>
+              <w:left w:val="single" w:color="BFC7D5" w:sz="4"/>
+              <w:bottom w:val="single" w:color="BFC7D5" w:sz="4"/>
+              <w:right w:val="single" w:color="BFC7D5" w:sz="4"/>
+            </w:tcBorders>
+            <w:shd w:fill="E3F1E0" w:color="auto" w:val="clear"/>
+            <w:tcMar>
+              <w:top w:type="dxa" w:w="70"/>
+              <w:left w:type="dxa" w:w="90"/>
+              <w:bottom w:type="dxa" w:w="70"/>
+              <w:right w:type="dxa" w:w="90"/>
+            </w:tcMar>
+            <w:vAlign w:val="center"/>
+          </w:tcPr>
+          <w:p>
+            <w:pPr>
+              <w:jc w:val="center"/>
+            </w:pPr>
+            <w:r>
+              <w:rPr>
+                <w:rFonts w:ascii="Calibri" w:cs="Calibri" w:eastAsia="Calibri" w:hAnsi="Calibri"/>
+                <w:b/>
+                <w:bCs/>
+                <w:sz w:val="19"/>
+                <w:szCs w:val="19"/>
+              </w:rPr>
+              <w:t xml:space="preserve">Standalone SQL objects</w:t>
+            </w:r>
+          </w:p>
+          <w:p>
+            <w:pPr>
+              <w:jc w:val="center"/>
+            </w:pPr>
+            <w:r>
+              <w:rPr>
+                <w:rFonts w:ascii="Calibri" w:cs="Calibri" w:eastAsia="Calibri" w:hAnsi="Calibri"/>
+                <w:color w:val="404040"/>
+                <w:sz w:val="17"/>
+                <w:szCs w:val="17"/>
+              </w:rPr>
+              <w:t xml:space="preserve">sql-conversion-redshift · redshift.md</w:t>
+            </w:r>
+          </w:p>
+        </w:tc>
+        <w:tc>
+          <w:tcPr>
+            <w:tcW w:type="dxa" w:w="1831"/>
+            <w:tcBorders>
+              <w:top w:val="single" w:color="BFC7D5" w:sz="4"/>
+              <w:left w:val="single" w:color="BFC7D5" w:sz="4"/>
+              <w:bottom w:val="single" w:color="BFC7D5" w:sz="4"/>
+              <w:right w:val="single" w:color="BFC7D5" w:sz="4"/>
+            </w:tcBorders>
+            <w:shd w:fill="E3F1E0" w:color="auto" w:val="clear"/>
+            <w:tcMar>
+              <w:top w:type="dxa" w:w="70"/>
+              <w:left w:type="dxa" w:w="90"/>
+              <w:bottom w:type="dxa" w:w="70"/>
+              <w:right w:type="dxa" w:w="90"/>
+            </w:tcMar>
+            <w:vAlign w:val="center"/>
+          </w:tcPr>
+          <w:p>
+            <w:pPr>
+              <w:jc w:val="center"/>
+            </w:pPr>
+            <w:r>
+              <w:rPr>
+                <w:rFonts w:ascii="Calibri" w:cs="Calibri" w:eastAsia="Calibri" w:hAnsi="Calibri"/>
+                <w:b/>
+                <w:bCs/>
+                <w:sz w:val="19"/>
+                <w:szCs w:val="19"/>
+              </w:rPr>
+              <w:t xml:space="preserve">SQL inside Informatica ETL</w:t>
+            </w:r>
+          </w:p>
+          <w:p>
+            <w:pPr>
+              <w:jc w:val="center"/>
+            </w:pPr>
+            <w:r>
+              <w:rPr>
+                <w:rFonts w:ascii="Calibri" w:cs="Calibri" w:eastAsia="Calibri" w:hAnsi="Calibri"/>
+                <w:color w:val="404040"/>
+                <w:sz w:val="17"/>
+                <w:szCs w:val="17"/>
+              </w:rPr>
+              <w:t xml:space="preserve">informatica-etl-conversion --target redshift · redshift_map.json</w:t>
+            </w:r>
+          </w:p>
+        </w:tc>
+        <w:tc>
+          <w:tcPr>
+            <w:tcW w:type="dxa" w:w="1831"/>
+            <w:tcBorders>
+              <w:top w:val="single" w:color="BFC7D5" w:sz="4"/>
+              <w:left w:val="single" w:color="BFC7D5" w:sz="4"/>
+              <w:bottom w:val="single" w:color="BFC7D5" w:sz="4"/>
+              <w:right w:val="single" w:color="BFC7D5" w:sz="4"/>
+            </w:tcBorders>
+            <w:shd w:fill="E3F1E0" w:color="auto" w:val="clear"/>
+            <w:tcMar>
+              <w:top w:type="dxa" w:w="70"/>
+              <w:left w:type="dxa" w:w="90"/>
+              <w:bottom w:type="dxa" w:w="70"/>
+              <w:right w:type="dxa" w:w="90"/>
+            </w:tcMar>
+            <w:vAlign w:val="center"/>
+          </w:tcPr>
+          <w:p>
+            <w:pPr>
+              <w:jc w:val="center"/>
+            </w:pPr>
+            <w:r>
+              <w:rPr>
+                <w:rFonts w:ascii="Calibri" w:cs="Calibri" w:eastAsia="Calibri" w:hAnsi="Calibri"/>
+                <w:b/>
+                <w:bCs/>
+                <w:sz w:val="19"/>
+                <w:szCs w:val="19"/>
+              </w:rPr>
+              <w:t xml:space="preserve">Reporting SQL</w:t>
+            </w:r>
+          </w:p>
+          <w:p>
+            <w:pPr>
+              <w:jc w:val="center"/>
+            </w:pPr>
+            <w:r>
+              <w:rPr>
+                <w:rFonts w:ascii="Calibri" w:cs="Calibri" w:eastAsia="Calibri" w:hAnsi="Calibri"/>
+                <w:color w:val="404040"/>
+                <w:sz w:val="17"/>
+                <w:szCs w:val="17"/>
+              </w:rPr>
+              <w:t xml:space="preserve">sql-reporting --target redshift · dialects.md</w:t>
+            </w:r>
+          </w:p>
+        </w:tc>
+        <w:tc>
+          <w:tcPr>
+            <w:tcW w:type="dxa" w:w="1831"/>
+            <w:tcBorders>
+              <w:top w:val="single" w:color="BFC7D5" w:sz="4"/>
+              <w:left w:val="single" w:color="BFC7D5" w:sz="4"/>
+              <w:bottom w:val="single" w:color="BFC7D5" w:sz="4"/>
+              <w:right w:val="single" w:color="BFC7D5" w:sz="4"/>
+            </w:tcBorders>
+            <w:shd w:fill="E3F1E0" w:color="auto" w:val="clear"/>
+            <w:tcMar>
+              <w:top w:type="dxa" w:w="70"/>
+              <w:left w:type="dxa" w:w="90"/>
+              <w:bottom w:type="dxa" w:w="70"/>
+              <w:right w:type="dxa" w:w="90"/>
+            </w:tcMar>
+            <w:vAlign w:val="center"/>
+          </w:tcPr>
+          <w:p>
+            <w:pPr>
+              <w:jc w:val="center"/>
+            </w:pPr>
+            <w:r>
+              <w:rPr>
+                <w:rFonts w:ascii="Calibri" w:cs="Calibri" w:eastAsia="Calibri" w:hAnsi="Calibri"/>
+                <w:b/>
+                <w:bCs/>
+                <w:sz w:val="19"/>
+                <w:szCs w:val="19"/>
+              </w:rPr>
+              <w:t xml:space="preserve">Evidence</w:t>
+            </w:r>
+          </w:p>
+          <w:p>
+            <w:pPr>
+              <w:jc w:val="center"/>
+            </w:pPr>
+            <w:r>
+              <w:rPr>
+                <w:rFonts w:ascii="Calibri" w:cs="Calibri" w:eastAsia="Calibri" w:hAnsi="Calibri"/>
+                <w:color w:val="404040"/>
+                <w:sz w:val="17"/>
+                <w:szCs w:val="17"/>
+              </w:rPr>
+              <w:t xml:space="preserve">redshift_tool.py run (Data API, test DB names)</w:t>
+            </w:r>
+          </w:p>
+        </w:tc>
+      </w:tr>
+    </w:tbl>
+    <w:p>
+      <w:pPr>
+        <w:spacing w:after="0" w:before="0"/>
+        <w:jc w:val="center"/>
+      </w:pPr>
+      <w:r>
+        <w:rPr>
+          <w:rFonts w:ascii="Calibri" w:cs="Calibri" w:eastAsia="Calibri" w:hAnsi="Calibri"/>
+          <w:color w:val="7F7F7F"/>
+          <w:sz w:val="18"/>
+          <w:szCs w:val="18"/>
+        </w:rPr>
+        <w:t xml:space="preserve">▼</w:t>
+      </w:r>
+    </w:p>
+    <w:tbl>
+      <w:tblPr>
+        <w:tblW w:type="dxa" w:w="9026"/>
+        <w:tblBorders>
+          <w:top w:val="single" w:color="auto" w:sz="4"/>
+          <w:left w:val="single" w:color="auto" w:sz="4"/>
+          <w:bottom w:val="single" w:color="auto" w:sz="4"/>
+          <w:right w:val="single" w:color="auto" w:sz="4"/>
+          <w:insideH w:val="single" w:color="auto" w:sz="4"/>
+          <w:insideV w:val="single" w:color="auto" w:sz="4"/>
+        </w:tblBorders>
+        <w:tblLayout w:type="fixed"/>
+      </w:tblPr>
+      <w:tblGrid>
+        <w:gridCol w:w="1700"/>
+        <w:gridCol w:w="1831"/>
+        <w:gridCol w:w="1831"/>
+        <w:gridCol w:w="1831"/>
+        <w:gridCol w:w="1831"/>
+      </w:tblGrid>
+      <w:tr>
+        <w:tc>
+          <w:tcPr>
+            <w:tcW w:type="dxa" w:w="1700"/>
+            <w:tcBorders>
+              <w:top w:val="single" w:color="BFC7D5" w:sz="4"/>
+              <w:left w:val="single" w:color="BFC7D5" w:sz="4"/>
+              <w:bottom w:val="single" w:color="BFC7D5" w:sz="4"/>
+              <w:right w:val="single" w:color="BFC7D5" w:sz="4"/>
+            </w:tcBorders>
+            <w:shd w:fill="D9D9D9" w:color="auto" w:val="clear"/>
+            <w:tcMar>
+              <w:top w:type="dxa" w:w="70"/>
+              <w:left w:type="dxa" w:w="90"/>
+              <w:bottom w:type="dxa" w:w="70"/>
+              <w:right w:type="dxa" w:w="90"/>
+            </w:tcMar>
+            <w:vAlign w:val="center"/>
+          </w:tcPr>
+          <w:p>
+            <w:pPr>
+              <w:jc w:val="center"/>
+            </w:pPr>
+            <w:r>
+              <w:rPr>
+                <w:rFonts w:ascii="Calibri" w:cs="Calibri" w:eastAsia="Calibri" w:hAnsi="Calibri"/>
+                <w:b/>
+                <w:bCs/>
+                <w:sz w:val="19"/>
+                <w:szCs w:val="19"/>
+              </w:rPr>
+              <w:t xml:space="preserve">Iceberg on S3</w:t>
+            </w:r>
+          </w:p>
+        </w:tc>
+        <w:tc>
+          <w:tcPr>
+            <w:tcW w:type="dxa" w:w="1831"/>
+            <w:tcBorders>
+              <w:top w:val="single" w:color="BFC7D5" w:sz="4"/>
+              <w:left w:val="single" w:color="BFC7D5" w:sz="4"/>
+              <w:bottom w:val="single" w:color="BFC7D5" w:sz="4"/>
+              <w:right w:val="single" w:color="BFC7D5" w:sz="4"/>
+            </w:tcBorders>
+            <w:shd w:fill="E3F1E0" w:color="auto" w:val="clear"/>
+            <w:tcMar>
+              <w:top w:type="dxa" w:w="70"/>
+              <w:left w:type="dxa" w:w="90"/>
+              <w:bottom w:type="dxa" w:w="70"/>
+              <w:right w:type="dxa" w:w="90"/>
+            </w:tcMar>
+            <w:vAlign w:val="center"/>
+          </w:tcPr>
+          <w:p>
+            <w:pPr>
+              <w:jc w:val="center"/>
+            </w:pPr>
+            <w:r>
+              <w:rPr>
+                <w:rFonts w:ascii="Calibri" w:cs="Calibri" w:eastAsia="Calibri" w:hAnsi="Calibri"/>
+                <w:b/>
+                <w:bCs/>
+                <w:sz w:val="19"/>
+                <w:szCs w:val="19"/>
+              </w:rPr>
+              <w:t xml:space="preserve">Standalone SQL objects</w:t>
+            </w:r>
+          </w:p>
+          <w:p>
+            <w:pPr>
+              <w:jc w:val="center"/>
+            </w:pPr>
+            <w:r>
+              <w:rPr>
+                <w:rFonts w:ascii="Calibri" w:cs="Calibri" w:eastAsia="Calibri" w:hAnsi="Calibri"/>
+                <w:color w:val="404040"/>
+                <w:sz w:val="17"/>
+                <w:szCs w:val="17"/>
+              </w:rPr>
+              <w:t xml:space="preserve">sql-conversion-iceberg · iceberg.md</w:t>
+            </w:r>
+          </w:p>
+        </w:tc>
+        <w:tc>
+          <w:tcPr>
+            <w:tcW w:type="dxa" w:w="1831"/>
+            <w:tcBorders>
+              <w:top w:val="single" w:color="BFC7D5" w:sz="4"/>
+              <w:left w:val="single" w:color="BFC7D5" w:sz="4"/>
+              <w:bottom w:val="single" w:color="BFC7D5" w:sz="4"/>
+              <w:right w:val="single" w:color="BFC7D5" w:sz="4"/>
+            </w:tcBorders>
+            <w:shd w:fill="E3F1E0" w:color="auto" w:val="clear"/>
+            <w:tcMar>
+              <w:top w:type="dxa" w:w="70"/>
+              <w:left w:type="dxa" w:w="90"/>
+              <w:bottom w:type="dxa" w:w="70"/>
+              <w:right w:type="dxa" w:w="90"/>
+            </w:tcMar>
+            <w:vAlign w:val="center"/>
+          </w:tcPr>
+          <w:p>
+            <w:pPr>
+              <w:jc w:val="center"/>
+            </w:pPr>
+            <w:r>
+              <w:rPr>
+                <w:rFonts w:ascii="Calibri" w:cs="Calibri" w:eastAsia="Calibri" w:hAnsi="Calibri"/>
+                <w:b/>
+                <w:bCs/>
+                <w:sz w:val="19"/>
+                <w:szCs w:val="19"/>
+              </w:rPr>
+              <w:t xml:space="preserve">SQL inside Informatica ETL</w:t>
+            </w:r>
+          </w:p>
+          <w:p>
+            <w:pPr>
+              <w:jc w:val="center"/>
+            </w:pPr>
+            <w:r>
+              <w:rPr>
+                <w:rFonts w:ascii="Calibri" w:cs="Calibri" w:eastAsia="Calibri" w:hAnsi="Calibri"/>
+                <w:color w:val="404040"/>
+                <w:sz w:val="17"/>
+                <w:szCs w:val="17"/>
+              </w:rPr>
+              <w:t xml:space="preserve">informatica-etl-conversion --target iceberg · S3 landing + Glue MERGE job</w:t>
+            </w:r>
+          </w:p>
+        </w:tc>
+        <w:tc>
+          <w:tcPr>
+            <w:tcW w:type="dxa" w:w="1831"/>
+            <w:tcBorders>
+              <w:top w:val="single" w:color="BFC7D5" w:sz="4"/>
+              <w:left w:val="single" w:color="BFC7D5" w:sz="4"/>
+              <w:bottom w:val="single" w:color="BFC7D5" w:sz="4"/>
+              <w:right w:val="single" w:color="BFC7D5" w:sz="4"/>
+            </w:tcBorders>
+            <w:shd w:fill="E3F1E0" w:color="auto" w:val="clear"/>
+            <w:tcMar>
+              <w:top w:type="dxa" w:w="70"/>
+              <w:left w:type="dxa" w:w="90"/>
+              <w:bottom w:type="dxa" w:w="70"/>
+              <w:right w:type="dxa" w:w="90"/>
+            </w:tcMar>
+            <w:vAlign w:val="center"/>
+          </w:tcPr>
+          <w:p>
+            <w:pPr>
+              <w:jc w:val="center"/>
+            </w:pPr>
+            <w:r>
+              <w:rPr>
+                <w:rFonts w:ascii="Calibri" w:cs="Calibri" w:eastAsia="Calibri" w:hAnsi="Calibri"/>
+                <w:b/>
+                <w:bCs/>
+                <w:sz w:val="19"/>
+                <w:szCs w:val="19"/>
+              </w:rPr>
+              <w:t xml:space="preserve">Reporting SQL</w:t>
+            </w:r>
+          </w:p>
+          <w:p>
+            <w:pPr>
+              <w:jc w:val="center"/>
+            </w:pPr>
+            <w:r>
+              <w:rPr>
+                <w:rFonts w:ascii="Calibri" w:cs="Calibri" w:eastAsia="Calibri" w:hAnsi="Calibri"/>
+                <w:color w:val="404040"/>
+                <w:sz w:val="17"/>
+                <w:szCs w:val="17"/>
+              </w:rPr>
+              <w:t xml:space="preserve">sql-reporting --target athena | spark · dialects.md</w:t>
+            </w:r>
+          </w:p>
+        </w:tc>
+        <w:tc>
+          <w:tcPr>
+            <w:tcW w:type="dxa" w:w="1831"/>
+            <w:tcBorders>
+              <w:top w:val="single" w:color="BFC7D5" w:sz="4"/>
+              <w:left w:val="single" w:color="BFC7D5" w:sz="4"/>
+              <w:bottom w:val="single" w:color="BFC7D5" w:sz="4"/>
+              <w:right w:val="single" w:color="BFC7D5" w:sz="4"/>
+            </w:tcBorders>
+            <w:shd w:fill="E3F1E0" w:color="auto" w:val="clear"/>
+            <w:tcMar>
+              <w:top w:type="dxa" w:w="70"/>
+              <w:left w:type="dxa" w:w="90"/>
+              <w:bottom w:type="dxa" w:w="70"/>
+              <w:right w:type="dxa" w:w="90"/>
+            </w:tcMar>
+            <w:vAlign w:val="center"/>
+          </w:tcPr>
+          <w:p>
+            <w:pPr>
+              <w:jc w:val="center"/>
+            </w:pPr>
+            <w:r>
+              <w:rPr>
+                <w:rFonts w:ascii="Calibri" w:cs="Calibri" w:eastAsia="Calibri" w:hAnsi="Calibri"/>
+                <w:b/>
+                <w:bCs/>
+                <w:sz w:val="19"/>
+                <w:szCs w:val="19"/>
+              </w:rPr>
+              <w:t xml:space="preserve">Evidence</w:t>
+            </w:r>
+          </w:p>
+          <w:p>
+            <w:pPr>
+              <w:jc w:val="center"/>
+            </w:pPr>
+            <w:r>
+              <w:rPr>
+                <w:rFonts w:ascii="Calibri" w:cs="Calibri" w:eastAsia="Calibri" w:hAnsi="Calibri"/>
+                <w:color w:val="404040"/>
+                <w:sz w:val="17"/>
+                <w:szCs w:val="17"/>
+              </w:rPr>
+              <w:t xml:space="preserve">iceberg_tool.py run (Athena, test DB names) · py_compile of jobs</w:t>
+            </w:r>
+          </w:p>
+        </w:tc>
+      </w:tr>
+    </w:tbl>
+    <w:p>
+      <w:pPr>
+        <w:spacing w:after="200" w:before="60"/>
+      </w:pPr>
+      <w:r>
+        <w:rPr>
+          <w:rFonts w:ascii="Calibri" w:cs="Calibri" w:eastAsia="Calibri" w:hAnsi="Calibri"/>
+          <w:i/>
+          <w:iCs/>
+          <w:color w:val="595959"/>
+          <w:sz w:val="18"/>
+          <w:szCs w:val="18"/>
+        </w:rPr>
+        <w:t xml:space="preserve">Figure 2 — Skill map: migration type × target, with the steering file that governs each cell.</w:t>
       </w:r>
     </w:p>
     <w:p>
@@ -4470,6 +5953,16 @@
               </w:rPr>
               <w:t xml:space="preserve">.kiro/agents/sql-migration-agent.json</w:t>
             </w:r>
+            <w:r>
+              <w:rPr>
+                <w:rFonts w:ascii="Calibri" w:cs="Calibri" w:eastAsia="Calibri" w:hAnsi="Calibri"/>
+                <w:b/>
+                <w:bCs/>
+                <w:sz w:val="20"/>
+                <w:szCs w:val="20"/>
+              </w:rPr>
+              <w:t xml:space="preserve"> (the reporting agent narrows every row to its scope)</w:t>
+            </w:r>
           </w:p>
         </w:tc>
       </w:tr>
@@ -4910,7 +6403,7 @@
                 <w:sz w:val="20"/>
                 <w:szCs w:val="20"/>
               </w:rPr>
-              <w:t xml:space="preserve">five servers, all </w:t>
+              <w:t xml:space="preserve">five servers on the migration agent, three on the reporting agent — all </w:t>
             </w:r>
             <w:r>
               <w:rPr>
@@ -5067,7 +6560,7 @@
                 <w:sz w:val="17"/>
                 <w:szCs w:val="17"/>
               </w:rPr>
-              <w:t xml:space="preserve">4 files</w:t>
+              <w:t xml:space="preserve">9 files (governance first)</w:t>
             </w:r>
           </w:p>
         </w:tc>
@@ -5115,7 +6608,7 @@
                 <w:sz w:val="17"/>
                 <w:szCs w:val="17"/>
               </w:rPr>
-              <w:t xml:space="preserve">workflows · report format</w:t>
+              <w:t xml:space="preserve">router: intake questions · skill table · report format</w:t>
             </w:r>
           </w:p>
         </w:tc>
@@ -5163,7 +6656,7 @@
                 <w:sz w:val="17"/>
                 <w:szCs w:val="17"/>
               </w:rPr>
-              <w:t xml:space="preserve">run id · security notice · status</w:t>
+              <w:t xml:space="preserve">run id · security notice · migration status</w:t>
             </w:r>
           </w:p>
         </w:tc>
@@ -5282,7 +6775,7 @@
                 <w:sz w:val="17"/>
                 <w:szCs w:val="17"/>
               </w:rPr>
-              <w:t xml:space="preserve">3 skills</w:t>
+              <w:t xml:space="preserve">8 skills</w:t>
             </w:r>
           </w:p>
         </w:tc>
@@ -5330,7 +6823,7 @@
                 <w:sz w:val="17"/>
                 <w:szCs w:val="17"/>
               </w:rPr>
-              <w:t xml:space="preserve">CC · RQ/RP · IC · SEC/LOG/SVC · GRD</w:t>
+              <w:t xml:space="preserve">CC · RQ/RP/RD · IC · MA · RS · IB · SC · CP · SEC/LOG/SVC/GOV · GRD/HOOK · AG · MCP</w:t>
             </w:r>
           </w:p>
         </w:tc>
@@ -5378,7 +6871,7 @@
                 <w:sz w:val="17"/>
                 <w:szCs w:val="17"/>
               </w:rPr>
-              <w:t xml:space="preserve">17 T-SQL · 15 reports · 5 mappings</w:t>
+              <w:t xml:space="preserve">17 T-SQL · 15 reports + 13 dialect ports · 5 mappings · 5 Redshift · 4 Iceberg · change flow</w:t>
             </w:r>
           </w:p>
         </w:tc>
@@ -5612,7 +7105,7 @@
           <w:sz w:val="18"/>
           <w:szCs w:val="18"/>
         </w:rPr>
-        <w:t xml:space="preserve">Figure 2 — Knowledge sources, from always-loaded to external.</w:t>
+        <w:t xml:space="preserve">Figure 3 — Knowledge sources, from always-loaded to external.</w:t>
       </w:r>
     </w:p>
     <w:tbl>
@@ -5818,7 +7311,7 @@
                 <w:sz w:val="20"/>
                 <w:szCs w:val="20"/>
               </w:rPr>
-              <w:t xml:space="preserve">Risky constructs and their rule; </w:t>
+              <w:t xml:space="preserve">Risky constructs and their rule per target (CC PostgreSQL, RS Redshift, IB Iceberg/Athena/Spark, IC Informatica); </w:t>
             </w:r>
             <w:r>
               <w:rPr>
@@ -5835,6 +7328,223 @@
                 <w:szCs w:val="20"/>
               </w:rPr>
               <w:t xml:space="preserve"> rows must have a tagged test</w:t>
+            </w:r>
+          </w:p>
+        </w:tc>
+      </w:tr>
+      <w:tr>
+        <w:trPr>
+          <w:tblHeader w:val="false"/>
+        </w:trPr>
+        <w:tc>
+          <w:tcPr>
+            <w:tcW w:type="dxa" w:w="3000"/>
+            <w:tcBorders>
+              <w:top w:val="single" w:color="BFC7D5" w:sz="4"/>
+              <w:left w:val="single" w:color="BFC7D5" w:sz="4"/>
+              <w:bottom w:val="single" w:color="BFC7D5" w:sz="4"/>
+              <w:right w:val="single" w:color="BFC7D5" w:sz="4"/>
+            </w:tcBorders>
+            <w:tcMar>
+              <w:top w:type="dxa" w:w="60"/>
+              <w:left w:type="dxa" w:w="100"/>
+              <w:bottom w:type="dxa" w:w="60"/>
+              <w:right w:type="dxa" w:w="100"/>
+            </w:tcMar>
+          </w:tcPr>
+          <w:p>
+            <w:r>
+              <w:rPr>
+                <w:rFonts w:ascii="Consolas" w:cs="Consolas" w:eastAsia="Consolas" w:hAnsi="Consolas"/>
+                <w:sz w:val="20"/>
+                <w:szCs w:val="20"/>
+              </w:rPr>
+              <w:t xml:space="preserve">governance.md</w:t>
+            </w:r>
+            <w:r>
+              <w:rPr>
+                <w:rFonts w:ascii="Calibri" w:cs="Calibri" w:eastAsia="Calibri" w:hAnsi="Calibri"/>
+                <w:sz w:val="20"/>
+                <w:szCs w:val="20"/>
+              </w:rPr>
+              <w:t xml:space="preserve">, </w:t>
+            </w:r>
+            <w:r>
+              <w:rPr>
+                <w:rFonts w:ascii="Consolas" w:cs="Consolas" w:eastAsia="Consolas" w:hAnsi="Consolas"/>
+                <w:sz w:val="20"/>
+                <w:szCs w:val="20"/>
+              </w:rPr>
+              <w:t xml:space="preserve">placement-matrix.md</w:t>
+            </w:r>
+          </w:p>
+        </w:tc>
+        <w:tc>
+          <w:tcPr>
+            <w:tcW w:type="dxa" w:w="6026"/>
+            <w:tcBorders>
+              <w:top w:val="single" w:color="BFC7D5" w:sz="4"/>
+              <w:left w:val="single" w:color="BFC7D5" w:sz="4"/>
+              <w:bottom w:val="single" w:color="BFC7D5" w:sz="4"/>
+              <w:right w:val="single" w:color="BFC7D5" w:sz="4"/>
+            </w:tcBorders>
+            <w:tcMar>
+              <w:top w:type="dxa" w:w="60"/>
+              <w:left w:type="dxa" w:w="100"/>
+              <w:bottom w:type="dxa" w:w="60"/>
+              <w:right w:type="dxa" w:w="100"/>
+            </w:tcMar>
+          </w:tcPr>
+          <w:p>
+            <w:r>
+              <w:rPr>
+                <w:rFonts w:ascii="Calibri" w:cs="Calibri" w:eastAsia="Calibri" w:hAnsi="Calibri"/>
+                <w:sz w:val="20"/>
+                <w:szCs w:val="20"/>
+              </w:rPr>
+              <w:t xml:space="preserve">Contracts, statuses, stop codes, gates, M2RVE placement, complexity and review tiers — the questions the agent asks before converting</w:t>
+            </w:r>
+          </w:p>
+        </w:tc>
+      </w:tr>
+      <w:tr>
+        <w:trPr>
+          <w:tblHeader w:val="false"/>
+        </w:trPr>
+        <w:tc>
+          <w:tcPr>
+            <w:tcW w:type="dxa" w:w="3000"/>
+            <w:tcBorders>
+              <w:top w:val="single" w:color="BFC7D5" w:sz="4"/>
+              <w:left w:val="single" w:color="BFC7D5" w:sz="4"/>
+              <w:bottom w:val="single" w:color="BFC7D5" w:sz="4"/>
+              <w:right w:val="single" w:color="BFC7D5" w:sz="4"/>
+            </w:tcBorders>
+            <w:tcMar>
+              <w:top w:type="dxa" w:w="60"/>
+              <w:left w:type="dxa" w:w="100"/>
+              <w:bottom w:type="dxa" w:w="60"/>
+              <w:right w:type="dxa" w:w="100"/>
+            </w:tcMar>
+          </w:tcPr>
+          <w:p>
+            <w:r>
+              <w:rPr>
+                <w:rFonts w:ascii="Consolas" w:cs="Consolas" w:eastAsia="Consolas" w:hAnsi="Consolas"/>
+                <w:sz w:val="20"/>
+                <w:szCs w:val="20"/>
+              </w:rPr>
+              <w:t xml:space="preserve">dialects.md</w:t>
+            </w:r>
+            <w:r>
+              <w:rPr>
+                <w:rFonts w:ascii="Calibri" w:cs="Calibri" w:eastAsia="Calibri" w:hAnsi="Calibri"/>
+                <w:sz w:val="20"/>
+                <w:szCs w:val="20"/>
+              </w:rPr>
+              <w:t xml:space="preserve"> (sql-reporting)</w:t>
+            </w:r>
+          </w:p>
+        </w:tc>
+        <w:tc>
+          <w:tcPr>
+            <w:tcW w:type="dxa" w:w="6026"/>
+            <w:tcBorders>
+              <w:top w:val="single" w:color="BFC7D5" w:sz="4"/>
+              <w:left w:val="single" w:color="BFC7D5" w:sz="4"/>
+              <w:bottom w:val="single" w:color="BFC7D5" w:sz="4"/>
+              <w:right w:val="single" w:color="BFC7D5" w:sz="4"/>
+            </w:tcBorders>
+            <w:tcMar>
+              <w:top w:type="dxa" w:w="60"/>
+              <w:left w:type="dxa" w:w="100"/>
+              <w:bottom w:type="dxa" w:w="60"/>
+              <w:right w:type="dxa" w:w="100"/>
+            </w:tcMar>
+          </w:tcPr>
+          <w:p>
+            <w:r>
+              <w:rPr>
+                <w:rFonts w:ascii="Calibri" w:cs="Calibri" w:eastAsia="Calibri" w:hAnsi="Calibri"/>
+                <w:sz w:val="20"/>
+                <w:szCs w:val="20"/>
+              </w:rPr>
+              <w:t xml:space="preserve">How each report pattern is spelled on PostgreSQL, Redshift, Athena and Spark (RD-01…18)</w:t>
+            </w:r>
+          </w:p>
+        </w:tc>
+      </w:tr>
+      <w:tr>
+        <w:trPr>
+          <w:tblHeader w:val="false"/>
+        </w:trPr>
+        <w:tc>
+          <w:tcPr>
+            <w:tcW w:type="dxa" w:w="3000"/>
+            <w:tcBorders>
+              <w:top w:val="single" w:color="BFC7D5" w:sz="4"/>
+              <w:left w:val="single" w:color="BFC7D5" w:sz="4"/>
+              <w:bottom w:val="single" w:color="BFC7D5" w:sz="4"/>
+              <w:right w:val="single" w:color="BFC7D5" w:sz="4"/>
+            </w:tcBorders>
+            <w:tcMar>
+              <w:top w:type="dxa" w:w="60"/>
+              <w:left w:type="dxa" w:w="100"/>
+              <w:bottom w:type="dxa" w:w="60"/>
+              <w:right w:type="dxa" w:w="100"/>
+            </w:tcMar>
+          </w:tcPr>
+          <w:p>
+            <w:r>
+              <w:rPr>
+                <w:rFonts w:ascii="Consolas" w:cs="Consolas" w:eastAsia="Consolas" w:hAnsi="Consolas"/>
+                <w:sz w:val="20"/>
+                <w:szCs w:val="20"/>
+              </w:rPr>
+              <w:t xml:space="preserve">AGENTS.md</w:t>
+            </w:r>
+            <w:r>
+              <w:rPr>
+                <w:rFonts w:ascii="Calibri" w:cs="Calibri" w:eastAsia="Calibri" w:hAnsi="Calibri"/>
+                <w:sz w:val="20"/>
+                <w:szCs w:val="20"/>
+              </w:rPr>
+              <w:t xml:space="preserve">, </w:t>
+            </w:r>
+            <w:r>
+              <w:rPr>
+                <w:rFonts w:ascii="Consolas" w:cs="Consolas" w:eastAsia="Consolas" w:hAnsi="Consolas"/>
+                <w:sz w:val="20"/>
+                <w:szCs w:val="20"/>
+              </w:rPr>
+              <w:t xml:space="preserve">prompts/examples.md</w:t>
+            </w:r>
+          </w:p>
+        </w:tc>
+        <w:tc>
+          <w:tcPr>
+            <w:tcW w:type="dxa" w:w="6026"/>
+            <w:tcBorders>
+              <w:top w:val="single" w:color="BFC7D5" w:sz="4"/>
+              <w:left w:val="single" w:color="BFC7D5" w:sz="4"/>
+              <w:bottom w:val="single" w:color="BFC7D5" w:sz="4"/>
+              <w:right w:val="single" w:color="BFC7D5" w:sz="4"/>
+            </w:tcBorders>
+            <w:tcMar>
+              <w:top w:type="dxa" w:w="60"/>
+              <w:left w:type="dxa" w:w="100"/>
+              <w:bottom w:type="dxa" w:w="60"/>
+              <w:right w:type="dxa" w:w="100"/>
+            </w:tcMar>
+          </w:tcPr>
+          <w:p>
+            <w:r>
+              <w:rPr>
+                <w:rFonts w:ascii="Calibri" w:cs="Calibri" w:eastAsia="Calibri" w:hAnsi="Calibri"/>
+                <w:sz w:val="20"/>
+                <w:szCs w:val="20"/>
+              </w:rPr>
+              <w:t xml:space="preserve">What each agent does, how to run and test it, prompts per skill</w:t>
             </w:r>
           </w:p>
         </w:tc>
@@ -6957,6 +8667,215 @@
           </w:p>
         </w:tc>
       </w:tr>
+      <w:tr>
+        <w:trPr>
+          <w:tblHeader w:val="false"/>
+        </w:trPr>
+        <w:tc>
+          <w:tcPr>
+            <w:tcW w:type="dxa" w:w="2700"/>
+            <w:tcBorders>
+              <w:top w:val="single" w:color="BFC7D5" w:sz="4"/>
+              <w:left w:val="single" w:color="BFC7D5" w:sz="4"/>
+              <w:bottom w:val="single" w:color="BFC7D5" w:sz="4"/>
+              <w:right w:val="single" w:color="BFC7D5" w:sz="4"/>
+            </w:tcBorders>
+            <w:tcMar>
+              <w:top w:type="dxa" w:w="60"/>
+              <w:left w:type="dxa" w:w="100"/>
+              <w:bottom w:type="dxa" w:w="60"/>
+              <w:right w:type="dxa" w:w="100"/>
+            </w:tcMar>
+          </w:tcPr>
+          <w:p>
+            <w:r>
+              <w:rPr>
+                <w:rFonts w:ascii="Calibri" w:cs="Calibri" w:eastAsia="Calibri" w:hAnsi="Calibri"/>
+                <w:sz w:val="20"/>
+                <w:szCs w:val="20"/>
+              </w:rPr>
+              <w:t xml:space="preserve">sqlmigration-kit (outbound, placeholder)</w:t>
+            </w:r>
+          </w:p>
+        </w:tc>
+        <w:tc>
+          <w:tcPr>
+            <w:tcW w:type="dxa" w:w="1500"/>
+            <w:tcBorders>
+              <w:top w:val="single" w:color="BFC7D5" w:sz="4"/>
+              <w:left w:val="single" w:color="BFC7D5" w:sz="4"/>
+              <w:bottom w:val="single" w:color="BFC7D5" w:sz="4"/>
+              <w:right w:val="single" w:color="BFC7D5" w:sz="4"/>
+            </w:tcBorders>
+            <w:tcMar>
+              <w:top w:type="dxa" w:w="60"/>
+              <w:left w:type="dxa" w:w="100"/>
+              <w:bottom w:type="dxa" w:w="60"/>
+              <w:right w:type="dxa" w:w="100"/>
+            </w:tcMar>
+          </w:tcPr>
+          <w:p>
+            <w:r>
+              <w:rPr>
+                <w:rFonts w:ascii="Calibri" w:cs="Calibri" w:eastAsia="Calibri" w:hAnsi="Calibri"/>
+                <w:sz w:val="20"/>
+                <w:szCs w:val="20"/>
+              </w:rPr>
+              <w:t xml:space="preserve">stdio (</w:t>
+            </w:r>
+            <w:r>
+              <w:rPr>
+                <w:rFonts w:ascii="Consolas" w:cs="Consolas" w:eastAsia="Consolas" w:hAnsi="Consolas"/>
+                <w:sz w:val="20"/>
+                <w:szCs w:val="20"/>
+              </w:rPr>
+              <w:t xml:space="preserve">python3</w:t>
+            </w:r>
+            <w:r>
+              <w:rPr>
+                <w:rFonts w:ascii="Calibri" w:cs="Calibri" w:eastAsia="Calibri" w:hAnsi="Calibri"/>
+                <w:sz w:val="20"/>
+                <w:szCs w:val="20"/>
+              </w:rPr>
+              <w:t xml:space="preserve"> / Windows </w:t>
+            </w:r>
+            <w:r>
+              <w:rPr>
+                <w:rFonts w:ascii="Consolas" w:cs="Consolas" w:eastAsia="Consolas" w:hAnsi="Consolas"/>
+                <w:sz w:val="20"/>
+                <w:szCs w:val="20"/>
+              </w:rPr>
+              <w:t xml:space="preserve">python -X utf8</w:t>
+            </w:r>
+            <w:r>
+              <w:rPr>
+                <w:rFonts w:ascii="Calibri" w:cs="Calibri" w:eastAsia="Calibri" w:hAnsi="Calibri"/>
+                <w:sz w:val="20"/>
+                <w:szCs w:val="20"/>
+              </w:rPr>
+              <w:t xml:space="preserve">)</w:t>
+            </w:r>
+          </w:p>
+        </w:tc>
+        <w:tc>
+          <w:tcPr>
+            <w:tcW w:type="dxa" w:w="2600"/>
+            <w:tcBorders>
+              <w:top w:val="single" w:color="BFC7D5" w:sz="4"/>
+              <w:left w:val="single" w:color="BFC7D5" w:sz="4"/>
+              <w:bottom w:val="single" w:color="BFC7D5" w:sz="4"/>
+              <w:right w:val="single" w:color="BFC7D5" w:sz="4"/>
+            </w:tcBorders>
+            <w:tcMar>
+              <w:top w:type="dxa" w:w="60"/>
+              <w:left w:type="dxa" w:w="100"/>
+              <w:bottom w:type="dxa" w:w="60"/>
+              <w:right w:type="dxa" w:w="100"/>
+            </w:tcMar>
+          </w:tcPr>
+          <w:p>
+            <w:r>
+              <w:rPr>
+                <w:rFonts w:ascii="Consolas" w:cs="Consolas" w:eastAsia="Consolas" w:hAnsi="Consolas"/>
+                <w:sz w:val="20"/>
+                <w:szCs w:val="20"/>
+              </w:rPr>
+              <w:t xml:space="preserve">assess_object</w:t>
+            </w:r>
+            <w:r>
+              <w:rPr>
+                <w:rFonts w:ascii="Calibri" w:cs="Calibri" w:eastAsia="Calibri" w:hAnsi="Calibri"/>
+                <w:sz w:val="20"/>
+                <w:szCs w:val="20"/>
+              </w:rPr>
+              <w:t xml:space="preserve">, </w:t>
+            </w:r>
+            <w:r>
+              <w:rPr>
+                <w:rFonts w:ascii="Consolas" w:cs="Consolas" w:eastAsia="Consolas" w:hAnsi="Consolas"/>
+                <w:sz w:val="20"/>
+                <w:szCs w:val="20"/>
+              </w:rPr>
+              <w:t xml:space="preserve">check_sql</w:t>
+            </w:r>
+            <w:r>
+              <w:rPr>
+                <w:rFonts w:ascii="Calibri" w:cs="Calibri" w:eastAsia="Calibri" w:hAnsi="Calibri"/>
+                <w:sz w:val="20"/>
+                <w:szCs w:val="20"/>
+              </w:rPr>
+              <w:t xml:space="preserve">, </w:t>
+            </w:r>
+            <w:r>
+              <w:rPr>
+                <w:rFonts w:ascii="Consolas" w:cs="Consolas" w:eastAsia="Consolas" w:hAnsi="Consolas"/>
+                <w:sz w:val="20"/>
+                <w:szCs w:val="20"/>
+              </w:rPr>
+              <w:t xml:space="preserve">compare_schemas</w:t>
+            </w:r>
+            <w:r>
+              <w:rPr>
+                <w:rFonts w:ascii="Calibri" w:cs="Calibri" w:eastAsia="Calibri" w:hAnsi="Calibri"/>
+                <w:sz w:val="20"/>
+                <w:szCs w:val="20"/>
+              </w:rPr>
+              <w:t xml:space="preserve">, </w:t>
+            </w:r>
+            <w:r>
+              <w:rPr>
+                <w:rFonts w:ascii="Consolas" w:cs="Consolas" w:eastAsia="Consolas" w:hAnsi="Consolas"/>
+                <w:sz w:val="20"/>
+                <w:szCs w:val="20"/>
+              </w:rPr>
+              <w:t xml:space="preserve">toolbox</w:t>
+            </w:r>
+            <w:r>
+              <w:rPr>
+                <w:rFonts w:ascii="Calibri" w:cs="Calibri" w:eastAsia="Calibri" w:hAnsi="Calibri"/>
+                <w:sz w:val="20"/>
+                <w:szCs w:val="20"/>
+              </w:rPr>
+              <w:t xml:space="preserve">, </w:t>
+            </w:r>
+            <w:r>
+              <w:rPr>
+                <w:rFonts w:ascii="Consolas" w:cs="Consolas" w:eastAsia="Consolas" w:hAnsi="Consolas"/>
+                <w:sz w:val="20"/>
+                <w:szCs w:val="20"/>
+              </w:rPr>
+              <w:t xml:space="preserve">audit_tail</w:t>
+            </w:r>
+          </w:p>
+        </w:tc>
+        <w:tc>
+          <w:tcPr>
+            <w:tcW w:type="dxa" w:w="2226"/>
+            <w:tcBorders>
+              <w:top w:val="single" w:color="BFC7D5" w:sz="4"/>
+              <w:left w:val="single" w:color="BFC7D5" w:sz="4"/>
+              <w:bottom w:val="single" w:color="BFC7D5" w:sz="4"/>
+              <w:right w:val="single" w:color="BFC7D5" w:sz="4"/>
+            </w:tcBorders>
+            <w:tcMar>
+              <w:top w:type="dxa" w:w="60"/>
+              <w:left w:type="dxa" w:w="100"/>
+              <w:bottom w:type="dxa" w:w="60"/>
+              <w:right w:type="dxa" w:w="100"/>
+            </w:tcMar>
+          </w:tcPr>
+          <w:p>
+            <w:r>
+              <w:rPr>
+                <w:rFonts w:ascii="Calibri" w:cs="Calibri" w:eastAsia="Calibri" w:hAnsi="Calibri"/>
+                <w:sz w:val="20"/>
+                <w:szCs w:val="20"/>
+              </w:rPr>
+              <w:t xml:space="preserve">read-only / dry-run only; schema-validated arguments, workspace-confined paths, audited (MCP-01…04)</w:t>
+            </w:r>
+          </w:p>
+        </w:tc>
+      </w:tr>
     </w:tbl>
     <w:p>
       <w:pPr>
@@ -7375,7 +9294,7 @@
           <w:sz w:val="18"/>
           <w:szCs w:val="18"/>
         </w:rPr>
-        <w:t xml:space="preserve">Figure 3 — Every MCP call passes the same guard and audit hooks as shell and file tools.</w:t>
+        <w:t xml:space="preserve">Figure 4 — Every MCP call passes the same guard and audit hooks as shell and file tools.</w:t>
       </w:r>
     </w:p>
     <w:p>
@@ -8006,7 +9925,7 @@
           <w:sz w:val="18"/>
           <w:szCs w:val="18"/>
         </w:rPr>
-        <w:t xml:space="preserve">Figure 4 — One routine from source to proven PL/pgSQL.</w:t>
+        <w:t xml:space="preserve">Figure 5 — One routine from source to proven PL/pgSQL.</w:t>
       </w:r>
     </w:p>
     <w:p>
@@ -8501,7 +10420,7 @@
           <w:sz w:val="18"/>
           <w:szCs w:val="18"/>
         </w:rPr>
-        <w:t xml:space="preserve">Figure 5 — Reports are tested functions on PostgreSQL and dialect-checked views on Redshift, Athena and Spark.</w:t>
+        <w:t xml:space="preserve">Figure 6 — Reports are tested functions on PostgreSQL and dialect-checked views on Redshift, Athena and Spark.</w:t>
       </w:r>
     </w:p>
     <w:p>
@@ -9010,7 +10929,7 @@
           <w:sz w:val="18"/>
           <w:szCs w:val="18"/>
         </w:rPr>
-        <w:t xml:space="preserve">Figure 6a — Classify before you translate.</w:t>
+        <w:t xml:space="preserve">Figure 7 — Classify before you translate.</w:t>
       </w:r>
     </w:p>
     <w:p>
@@ -9505,7 +11424,7 @@
           <w:sz w:val="18"/>
           <w:szCs w:val="18"/>
         </w:rPr>
-        <w:t xml:space="preserve">Figure 6b — Redshift: design decisions in, packaged evidence out.</w:t>
+        <w:t xml:space="preserve">Figure 8 — Redshift: design decisions in, packaged evidence out.</w:t>
       </w:r>
     </w:p>
     <w:p>
@@ -10000,7 +11919,7 @@
           <w:sz w:val="18"/>
           <w:szCs w:val="18"/>
         </w:rPr>
-        <w:t xml:space="preserve">Figure 6c — Iceberg: table format decisions, jobs from a template.</w:t>
+        <w:t xml:space="preserve">Figure 9 — Iceberg: table format decisions, jobs from a template.</w:t>
       </w:r>
     </w:p>
     <w:p>
@@ -10509,7 +12428,7 @@
           <w:sz w:val="18"/>
           <w:szCs w:val="18"/>
         </w:rPr>
-        <w:t xml:space="preserve">Figure 6d — Schemas as hashed snapshots; changes as dry-run packages.</w:t>
+        <w:t xml:space="preserve">Figure 10 — Schemas as hashed snapshots; changes as dry-run packages.</w:t>
       </w:r>
     </w:p>
     <w:p>
@@ -11018,7 +12937,7 @@
           <w:sz w:val="18"/>
           <w:szCs w:val="18"/>
         </w:rPr>
-        <w:t xml:space="preserve">Figure 6 — The tool does everything that must be exact; the model converts the SQL.</w:t>
+        <w:t xml:space="preserve">Figure 11 — The tool does everything that must be exact; the model converts the SQL.</w:t>
       </w:r>
     </w:p>
     <w:tbl>
@@ -11821,7 +13740,7 @@
                 <w:sz w:val="19"/>
                 <w:szCs w:val="19"/>
               </w:rPr>
-              <w:t xml:space="preserve">2 Agent</w:t>
+              <w:t xml:space="preserve">2 Agents</w:t>
             </w:r>
           </w:p>
         </w:tc>
@@ -11855,7 +13774,7 @@
                 <w:sz w:val="19"/>
                 <w:szCs w:val="19"/>
               </w:rPr>
-              <w:t xml:space="preserve">Allow-lists</w:t>
+              <w:t xml:space="preserve">Allow-lists per agent</w:t>
             </w:r>
           </w:p>
           <w:p>
@@ -11869,7 +13788,7 @@
                 <w:sz w:val="17"/>
                 <w:szCs w:val="17"/>
               </w:rPr>
-              <w:t xml:space="preserve">commands · write paths</w:t>
+              <w:t xml:space="preserve">commands · write paths · separation of concerns AG-05</w:t>
             </w:r>
           </w:p>
         </w:tc>
@@ -11903,7 +13822,7 @@
                 <w:sz w:val="19"/>
                 <w:szCs w:val="19"/>
               </w:rPr>
-              <w:t xml:space="preserve">preToolUse guard GRD-01..11</w:t>
+              <w:t xml:space="preserve">preToolUse guard GRD-01..12</w:t>
             </w:r>
           </w:p>
           <w:p>
@@ -11951,7 +13870,7 @@
                 <w:sz w:val="19"/>
                 <w:szCs w:val="19"/>
               </w:rPr>
-              <w:t xml:space="preserve">Steering S-1..S-11</w:t>
+              <w:t xml:space="preserve">Steering S-1..S-11 · G-10</w:t>
             </w:r>
           </w:p>
           <w:p>
@@ -11965,423 +13884,7 @@
                 <w:sz w:val="17"/>
                 <w:szCs w:val="17"/>
               </w:rPr>
-              <w:t xml:space="preserve">behaviour rules</w:t>
-            </w:r>
-          </w:p>
-        </w:tc>
-      </w:tr>
-    </w:tbl>
-    <w:p>
-      <w:pPr>
-        <w:spacing w:after="0" w:before="0"/>
-        <w:jc w:val="center"/>
-      </w:pPr>
-      <w:r>
-        <w:rPr>
-          <w:rFonts w:ascii="Calibri" w:cs="Calibri" w:eastAsia="Calibri" w:hAnsi="Calibri"/>
-          <w:color w:val="7F7F7F"/>
-          <w:sz w:val="18"/>
-          <w:szCs w:val="18"/>
-        </w:rPr>
-        <w:t xml:space="preserve">▼</w:t>
-      </w:r>
-    </w:p>
-    <w:tbl>
-      <w:tblPr>
-        <w:tblW w:type="dxa" w:w="9026"/>
-        <w:tblBorders>
-          <w:top w:val="single" w:color="auto" w:sz="4"/>
-          <w:left w:val="single" w:color="auto" w:sz="4"/>
-          <w:bottom w:val="single" w:color="auto" w:sz="4"/>
-          <w:right w:val="single" w:color="auto" w:sz="4"/>
-          <w:insideH w:val="single" w:color="auto" w:sz="4"/>
-          <w:insideV w:val="single" w:color="auto" w:sz="4"/>
-        </w:tblBorders>
-        <w:tblLayout w:type="fixed"/>
-      </w:tblPr>
-      <w:tblGrid>
-        <w:gridCol w:w="1700"/>
-        <w:gridCol w:w="2442"/>
-        <w:gridCol w:w="2442"/>
-        <w:gridCol w:w="2442"/>
-      </w:tblGrid>
-      <w:tr>
-        <w:tc>
-          <w:tcPr>
-            <w:tcW w:type="dxa" w:w="1700"/>
-            <w:tcBorders>
-              <w:top w:val="single" w:color="BFC7D5" w:sz="4"/>
-              <w:left w:val="single" w:color="BFC7D5" w:sz="4"/>
-              <w:bottom w:val="single" w:color="BFC7D5" w:sz="4"/>
-              <w:right w:val="single" w:color="BFC7D5" w:sz="4"/>
-            </w:tcBorders>
-            <w:shd w:fill="D9D9D9" w:color="auto" w:val="clear"/>
-            <w:tcMar>
-              <w:top w:type="dxa" w:w="70"/>
-              <w:left w:type="dxa" w:w="90"/>
-              <w:bottom w:type="dxa" w:w="70"/>
-              <w:right w:type="dxa" w:w="90"/>
-            </w:tcMar>
-            <w:vAlign w:val="center"/>
-          </w:tcPr>
-          <w:p>
-            <w:pPr>
-              <w:jc w:val="center"/>
-            </w:pPr>
-            <w:r>
-              <w:rPr>
-                <w:rFonts w:ascii="Calibri" w:cs="Calibri" w:eastAsia="Calibri" w:hAnsi="Calibri"/>
-                <w:b/>
-                <w:bCs/>
-                <w:sz w:val="19"/>
-                <w:szCs w:val="19"/>
-              </w:rPr>
-              <w:t xml:space="preserve">3 Tools</w:t>
-            </w:r>
-          </w:p>
-        </w:tc>
-        <w:tc>
-          <w:tcPr>
-            <w:tcW w:type="dxa" w:w="2442"/>
-            <w:tcBorders>
-              <w:top w:val="single" w:color="BFC7D5" w:sz="4"/>
-              <w:left w:val="single" w:color="BFC7D5" w:sz="4"/>
-              <w:bottom w:val="single" w:color="BFC7D5" w:sz="4"/>
-              <w:right w:val="single" w:color="BFC7D5" w:sz="4"/>
-            </w:tcBorders>
-            <w:shd w:fill="FADBD8" w:color="auto" w:val="clear"/>
-            <w:tcMar>
-              <w:top w:type="dxa" w:w="70"/>
-              <w:left w:type="dxa" w:w="90"/>
-              <w:bottom w:type="dxa" w:w="70"/>
-              <w:right w:type="dxa" w:w="90"/>
-            </w:tcMar>
-            <w:vAlign w:val="center"/>
-          </w:tcPr>
-          <w:p>
-            <w:pPr>
-              <w:jc w:val="center"/>
-            </w:pPr>
-            <w:r>
-              <w:rPr>
-                <w:rFonts w:ascii="Calibri" w:cs="Calibri" w:eastAsia="Calibri" w:hAnsi="Calibri"/>
-                <w:b/>
-                <w:bCs/>
-                <w:sz w:val="19"/>
-                <w:szCs w:val="19"/>
-              </w:rPr>
-              <w:t xml:space="preserve">Conversion diff SEC-09</w:t>
-            </w:r>
-          </w:p>
-          <w:p>
-            <w:pPr>
-              <w:jc w:val="center"/>
-            </w:pPr>
-            <w:r>
-              <w:rPr>
-                <w:rFonts w:ascii="Calibri" w:cs="Calibri" w:eastAsia="Calibri" w:hAnsi="Calibri"/>
-                <w:color w:val="404040"/>
-                <w:sz w:val="17"/>
-                <w:szCs w:val="17"/>
-              </w:rPr>
-              <w:t xml:space="preserve">no new capability</w:t>
-            </w:r>
-          </w:p>
-        </w:tc>
-        <w:tc>
-          <w:tcPr>
-            <w:tcW w:type="dxa" w:w="2442"/>
-            <w:tcBorders>
-              <w:top w:val="single" w:color="BFC7D5" w:sz="4"/>
-              <w:left w:val="single" w:color="BFC7D5" w:sz="4"/>
-              <w:bottom w:val="single" w:color="BFC7D5" w:sz="4"/>
-              <w:right w:val="single" w:color="BFC7D5" w:sz="4"/>
-            </w:tcBorders>
-            <w:shd w:fill="FADBD8" w:color="auto" w:val="clear"/>
-            <w:tcMar>
-              <w:top w:type="dxa" w:w="70"/>
-              <w:left w:type="dxa" w:w="90"/>
-              <w:bottom w:type="dxa" w:w="70"/>
-              <w:right w:type="dxa" w:w="90"/>
-            </w:tcMar>
-            <w:vAlign w:val="center"/>
-          </w:tcPr>
-          <w:p>
-            <w:pPr>
-              <w:jc w:val="center"/>
-            </w:pPr>
-            <w:r>
-              <w:rPr>
-                <w:rFonts w:ascii="Calibri" w:cs="Calibri" w:eastAsia="Calibri" w:hAnsi="Calibri"/>
-                <w:b/>
-                <w:bCs/>
-                <w:sz w:val="19"/>
-                <w:szCs w:val="19"/>
-              </w:rPr>
-              <w:t xml:space="preserve">Values and paths SEC-07/08</w:t>
-            </w:r>
-          </w:p>
-        </w:tc>
-        <w:tc>
-          <w:tcPr>
-            <w:tcW w:type="dxa" w:w="2442"/>
-            <w:tcBorders>
-              <w:top w:val="single" w:color="BFC7D5" w:sz="4"/>
-              <w:left w:val="single" w:color="BFC7D5" w:sz="4"/>
-              <w:bottom w:val="single" w:color="BFC7D5" w:sz="4"/>
-              <w:right w:val="single" w:color="BFC7D5" w:sz="4"/>
-            </w:tcBorders>
-            <w:shd w:fill="FADBD8" w:color="auto" w:val="clear"/>
-            <w:tcMar>
-              <w:top w:type="dxa" w:w="70"/>
-              <w:left w:type="dxa" w:w="90"/>
-              <w:bottom w:type="dxa" w:w="70"/>
-              <w:right w:type="dxa" w:w="90"/>
-            </w:tcMar>
-            <w:vAlign w:val="center"/>
-          </w:tcPr>
-          <w:p>
-            <w:pPr>
-              <w:jc w:val="center"/>
-            </w:pPr>
-            <w:r>
-              <w:rPr>
-                <w:rFonts w:ascii="Calibri" w:cs="Calibri" w:eastAsia="Calibri" w:hAnsi="Calibri"/>
-                <w:b/>
-                <w:bCs/>
-                <w:sz w:val="19"/>
-                <w:szCs w:val="19"/>
-              </w:rPr>
-              <w:t xml:space="preserve">Integrity + CRCVALUE</w:t>
-            </w:r>
-          </w:p>
-          <w:p>
-            <w:pPr>
-              <w:jc w:val="center"/>
-            </w:pPr>
-            <w:r>
-              <w:rPr>
-                <w:rFonts w:ascii="Calibri" w:cs="Calibri" w:eastAsia="Calibri" w:hAnsi="Calibri"/>
-                <w:color w:val="404040"/>
-                <w:sz w:val="17"/>
-                <w:szCs w:val="17"/>
-              </w:rPr>
-              <w:t xml:space="preserve">IC-43</w:t>
-            </w:r>
-          </w:p>
-        </w:tc>
-      </w:tr>
-    </w:tbl>
-    <w:p>
-      <w:pPr>
-        <w:spacing w:after="0" w:before="0"/>
-        <w:jc w:val="center"/>
-      </w:pPr>
-      <w:r>
-        <w:rPr>
-          <w:rFonts w:ascii="Calibri" w:cs="Calibri" w:eastAsia="Calibri" w:hAnsi="Calibri"/>
-          <w:color w:val="7F7F7F"/>
-          <w:sz w:val="18"/>
-          <w:szCs w:val="18"/>
-        </w:rPr>
-        <w:t xml:space="preserve">▼</w:t>
-      </w:r>
-    </w:p>
-    <w:tbl>
-      <w:tblPr>
-        <w:tblW w:type="dxa" w:w="9026"/>
-        <w:tblBorders>
-          <w:top w:val="single" w:color="auto" w:sz="4"/>
-          <w:left w:val="single" w:color="auto" w:sz="4"/>
-          <w:bottom w:val="single" w:color="auto" w:sz="4"/>
-          <w:right w:val="single" w:color="auto" w:sz="4"/>
-          <w:insideH w:val="single" w:color="auto" w:sz="4"/>
-          <w:insideV w:val="single" w:color="auto" w:sz="4"/>
-        </w:tblBorders>
-        <w:tblLayout w:type="fixed"/>
-      </w:tblPr>
-      <w:tblGrid>
-        <w:gridCol w:w="1700"/>
-        <w:gridCol w:w="2442"/>
-        <w:gridCol w:w="2442"/>
-        <w:gridCol w:w="2442"/>
-      </w:tblGrid>
-      <w:tr>
-        <w:tc>
-          <w:tcPr>
-            <w:tcW w:type="dxa" w:w="1700"/>
-            <w:tcBorders>
-              <w:top w:val="single" w:color="BFC7D5" w:sz="4"/>
-              <w:left w:val="single" w:color="BFC7D5" w:sz="4"/>
-              <w:bottom w:val="single" w:color="BFC7D5" w:sz="4"/>
-              <w:right w:val="single" w:color="BFC7D5" w:sz="4"/>
-            </w:tcBorders>
-            <w:shd w:fill="D9D9D9" w:color="auto" w:val="clear"/>
-            <w:tcMar>
-              <w:top w:type="dxa" w:w="70"/>
-              <w:left w:type="dxa" w:w="90"/>
-              <w:bottom w:type="dxa" w:w="70"/>
-              <w:right w:type="dxa" w:w="90"/>
-            </w:tcMar>
-            <w:vAlign w:val="center"/>
-          </w:tcPr>
-          <w:p>
-            <w:pPr>
-              <w:jc w:val="center"/>
-            </w:pPr>
-            <w:r>
-              <w:rPr>
-                <w:rFonts w:ascii="Calibri" w:cs="Calibri" w:eastAsia="Calibri" w:hAnsi="Calibri"/>
-                <w:b/>
-                <w:bCs/>
-                <w:sz w:val="19"/>
-                <w:szCs w:val="19"/>
-              </w:rPr>
-              <w:t xml:space="preserve">4 Tests / DB</w:t>
-            </w:r>
-          </w:p>
-        </w:tc>
-        <w:tc>
-          <w:tcPr>
-            <w:tcW w:type="dxa" w:w="2442"/>
-            <w:tcBorders>
-              <w:top w:val="single" w:color="BFC7D5" w:sz="4"/>
-              <w:left w:val="single" w:color="BFC7D5" w:sz="4"/>
-              <w:bottom w:val="single" w:color="BFC7D5" w:sz="4"/>
-              <w:right w:val="single" w:color="BFC7D5" w:sz="4"/>
-            </w:tcBorders>
-            <w:shd w:fill="FADBD8" w:color="auto" w:val="clear"/>
-            <w:tcMar>
-              <w:top w:type="dxa" w:w="70"/>
-              <w:left w:type="dxa" w:w="90"/>
-              <w:bottom w:type="dxa" w:w="70"/>
-              <w:right w:type="dxa" w:w="90"/>
-            </w:tcMar>
-            <w:vAlign w:val="center"/>
-          </w:tcPr>
-          <w:p>
-            <w:pPr>
-              <w:jc w:val="center"/>
-            </w:pPr>
-            <w:r>
-              <w:rPr>
-                <w:rFonts w:ascii="Calibri" w:cs="Calibri" w:eastAsia="Calibri" w:hAnsi="Calibri"/>
-                <w:b/>
-                <w:bCs/>
-                <w:sz w:val="19"/>
-                <w:szCs w:val="19"/>
-              </w:rPr>
-              <w:t xml:space="preserve">Preflight SEC-12</w:t>
-            </w:r>
-          </w:p>
-          <w:p>
-            <w:pPr>
-              <w:jc w:val="center"/>
-            </w:pPr>
-            <w:r>
-              <w:rPr>
-                <w:rFonts w:ascii="Calibri" w:cs="Calibri" w:eastAsia="Calibri" w:hAnsi="Calibri"/>
-                <w:color w:val="404040"/>
-                <w:sz w:val="17"/>
-                <w:szCs w:val="17"/>
-              </w:rPr>
-              <w:t xml:space="preserve">shell escapes · secrets</w:t>
-            </w:r>
-          </w:p>
-        </w:tc>
-        <w:tc>
-          <w:tcPr>
-            <w:tcW w:type="dxa" w:w="2442"/>
-            <w:tcBorders>
-              <w:top w:val="single" w:color="BFC7D5" w:sz="4"/>
-              <w:left w:val="single" w:color="BFC7D5" w:sz="4"/>
-              <w:bottom w:val="single" w:color="BFC7D5" w:sz="4"/>
-              <w:right w:val="single" w:color="BFC7D5" w:sz="4"/>
-            </w:tcBorders>
-            <w:shd w:fill="FADBD8" w:color="auto" w:val="clear"/>
-            <w:tcMar>
-              <w:top w:type="dxa" w:w="70"/>
-              <w:left w:type="dxa" w:w="90"/>
-              <w:bottom w:type="dxa" w:w="70"/>
-              <w:right w:type="dxa" w:w="90"/>
-            </w:tcMar>
-            <w:vAlign w:val="center"/>
-          </w:tcPr>
-          <w:p>
-            <w:pPr>
-              <w:jc w:val="center"/>
-            </w:pPr>
-            <w:r>
-              <w:rPr>
-                <w:rFonts w:ascii="Calibri" w:cs="Calibri" w:eastAsia="Calibri" w:hAnsi="Calibri"/>
-                <w:b/>
-                <w:bCs/>
-                <w:sz w:val="19"/>
-                <w:szCs w:val="19"/>
-              </w:rPr>
-              <w:t xml:space="preserve">Test-DB guard</w:t>
-            </w:r>
-          </w:p>
-          <w:p>
-            <w:pPr>
-              <w:jc w:val="center"/>
-            </w:pPr>
-            <w:r>
-              <w:rPr>
-                <w:rFonts w:ascii="Calibri" w:cs="Calibri" w:eastAsia="Calibri" w:hAnsi="Calibri"/>
-                <w:color w:val="404040"/>
-                <w:sz w:val="17"/>
-                <w:szCs w:val="17"/>
-              </w:rPr>
-              <w:t xml:space="preserve">name · no superuser</w:t>
-            </w:r>
-          </w:p>
-        </w:tc>
-        <w:tc>
-          <w:tcPr>
-            <w:tcW w:type="dxa" w:w="2442"/>
-            <w:tcBorders>
-              <w:top w:val="single" w:color="BFC7D5" w:sz="4"/>
-              <w:left w:val="single" w:color="BFC7D5" w:sz="4"/>
-              <w:bottom w:val="single" w:color="BFC7D5" w:sz="4"/>
-              <w:right w:val="single" w:color="BFC7D5" w:sz="4"/>
-            </w:tcBorders>
-            <w:shd w:fill="FADBD8" w:color="auto" w:val="clear"/>
-            <w:tcMar>
-              <w:top w:type="dxa" w:w="70"/>
-              <w:left w:type="dxa" w:w="90"/>
-              <w:bottom w:type="dxa" w:w="70"/>
-              <w:right w:type="dxa" w:w="90"/>
-            </w:tcMar>
-            <w:vAlign w:val="center"/>
-          </w:tcPr>
-          <w:p>
-            <w:pPr>
-              <w:jc w:val="center"/>
-            </w:pPr>
-            <w:r>
-              <w:rPr>
-                <w:rFonts w:ascii="Calibri" w:cs="Calibri" w:eastAsia="Calibri" w:hAnsi="Calibri"/>
-                <w:b/>
-                <w:bCs/>
-                <w:sz w:val="19"/>
-                <w:szCs w:val="19"/>
-              </w:rPr>
-              <w:t xml:space="preserve">IAM auth</w:t>
-            </w:r>
-          </w:p>
-          <w:p>
-            <w:pPr>
-              <w:jc w:val="center"/>
-            </w:pPr>
-            <w:r>
-              <w:rPr>
-                <w:rFonts w:ascii="Calibri" w:cs="Calibri" w:eastAsia="Calibri" w:hAnsi="Calibri"/>
-                <w:color w:val="404040"/>
-                <w:sz w:val="17"/>
-                <w:szCs w:val="17"/>
-              </w:rPr>
-              <w:t xml:space="preserve">15-minute tokens</w:t>
+              <w:t xml:space="preserve">behaviour rules · production out of reach</w:t>
             </w:r>
           </w:p>
         </w:tc>
@@ -12453,6 +13956,471 @@
                 <w:sz w:val="19"/>
                 <w:szCs w:val="19"/>
               </w:rPr>
+              <w:t xml:space="preserve">3 Tools</w:t>
+            </w:r>
+          </w:p>
+        </w:tc>
+        <w:tc>
+          <w:tcPr>
+            <w:tcW w:type="dxa" w:w="1831"/>
+            <w:tcBorders>
+              <w:top w:val="single" w:color="BFC7D5" w:sz="4"/>
+              <w:left w:val="single" w:color="BFC7D5" w:sz="4"/>
+              <w:bottom w:val="single" w:color="BFC7D5" w:sz="4"/>
+              <w:right w:val="single" w:color="BFC7D5" w:sz="4"/>
+            </w:tcBorders>
+            <w:shd w:fill="FADBD8" w:color="auto" w:val="clear"/>
+            <w:tcMar>
+              <w:top w:type="dxa" w:w="70"/>
+              <w:left w:type="dxa" w:w="90"/>
+              <w:bottom w:type="dxa" w:w="70"/>
+              <w:right w:type="dxa" w:w="90"/>
+            </w:tcMar>
+            <w:vAlign w:val="center"/>
+          </w:tcPr>
+          <w:p>
+            <w:pPr>
+              <w:jc w:val="center"/>
+            </w:pPr>
+            <w:r>
+              <w:rPr>
+                <w:rFonts w:ascii="Calibri" w:cs="Calibri" w:eastAsia="Calibri" w:hAnsi="Calibri"/>
+                <w:b/>
+                <w:bCs/>
+                <w:sz w:val="19"/>
+                <w:szCs w:val="19"/>
+              </w:rPr>
+              <w:t xml:space="preserve">Conversion diff SEC-09</w:t>
+            </w:r>
+          </w:p>
+          <w:p>
+            <w:pPr>
+              <w:jc w:val="center"/>
+            </w:pPr>
+            <w:r>
+              <w:rPr>
+                <w:rFonts w:ascii="Calibri" w:cs="Calibri" w:eastAsia="Calibri" w:hAnsi="Calibri"/>
+                <w:color w:val="404040"/>
+                <w:sz w:val="17"/>
+                <w:szCs w:val="17"/>
+              </w:rPr>
+              <w:t xml:space="preserve">no new capability</w:t>
+            </w:r>
+          </w:p>
+        </w:tc>
+        <w:tc>
+          <w:tcPr>
+            <w:tcW w:type="dxa" w:w="1831"/>
+            <w:tcBorders>
+              <w:top w:val="single" w:color="BFC7D5" w:sz="4"/>
+              <w:left w:val="single" w:color="BFC7D5" w:sz="4"/>
+              <w:bottom w:val="single" w:color="BFC7D5" w:sz="4"/>
+              <w:right w:val="single" w:color="BFC7D5" w:sz="4"/>
+            </w:tcBorders>
+            <w:shd w:fill="FADBD8" w:color="auto" w:val="clear"/>
+            <w:tcMar>
+              <w:top w:type="dxa" w:w="70"/>
+              <w:left w:type="dxa" w:w="90"/>
+              <w:bottom w:type="dxa" w:w="70"/>
+              <w:right w:type="dxa" w:w="90"/>
+            </w:tcMar>
+            <w:vAlign w:val="center"/>
+          </w:tcPr>
+          <w:p>
+            <w:pPr>
+              <w:jc w:val="center"/>
+            </w:pPr>
+            <w:r>
+              <w:rPr>
+                <w:rFonts w:ascii="Calibri" w:cs="Calibri" w:eastAsia="Calibri" w:hAnsi="Calibri"/>
+                <w:b/>
+                <w:bCs/>
+                <w:sz w:val="19"/>
+                <w:szCs w:val="19"/>
+              </w:rPr>
+              <w:t xml:space="preserve">Values and paths SEC-07/08</w:t>
+            </w:r>
+          </w:p>
+        </w:tc>
+        <w:tc>
+          <w:tcPr>
+            <w:tcW w:type="dxa" w:w="1831"/>
+            <w:tcBorders>
+              <w:top w:val="single" w:color="BFC7D5" w:sz="4"/>
+              <w:left w:val="single" w:color="BFC7D5" w:sz="4"/>
+              <w:bottom w:val="single" w:color="BFC7D5" w:sz="4"/>
+              <w:right w:val="single" w:color="BFC7D5" w:sz="4"/>
+            </w:tcBorders>
+            <w:shd w:fill="FADBD8" w:color="auto" w:val="clear"/>
+            <w:tcMar>
+              <w:top w:type="dxa" w:w="70"/>
+              <w:left w:type="dxa" w:w="90"/>
+              <w:bottom w:type="dxa" w:w="70"/>
+              <w:right w:type="dxa" w:w="90"/>
+            </w:tcMar>
+            <w:vAlign w:val="center"/>
+          </w:tcPr>
+          <w:p>
+            <w:pPr>
+              <w:jc w:val="center"/>
+            </w:pPr>
+            <w:r>
+              <w:rPr>
+                <w:rFonts w:ascii="Calibri" w:cs="Calibri" w:eastAsia="Calibri" w:hAnsi="Calibri"/>
+                <w:b/>
+                <w:bCs/>
+                <w:sz w:val="19"/>
+                <w:szCs w:val="19"/>
+              </w:rPr>
+              <w:t xml:space="preserve">Integrity + CRCVALUE</w:t>
+            </w:r>
+          </w:p>
+          <w:p>
+            <w:pPr>
+              <w:jc w:val="center"/>
+            </w:pPr>
+            <w:r>
+              <w:rPr>
+                <w:rFonts w:ascii="Calibri" w:cs="Calibri" w:eastAsia="Calibri" w:hAnsi="Calibri"/>
+                <w:color w:val="404040"/>
+                <w:sz w:val="17"/>
+                <w:szCs w:val="17"/>
+              </w:rPr>
+              <w:t xml:space="preserve">IC-43</w:t>
+            </w:r>
+          </w:p>
+        </w:tc>
+        <w:tc>
+          <w:tcPr>
+            <w:tcW w:type="dxa" w:w="1831"/>
+            <w:tcBorders>
+              <w:top w:val="single" w:color="BFC7D5" w:sz="4"/>
+              <w:left w:val="single" w:color="BFC7D5" w:sz="4"/>
+              <w:bottom w:val="single" w:color="BFC7D5" w:sz="4"/>
+              <w:right w:val="single" w:color="BFC7D5" w:sz="4"/>
+            </w:tcBorders>
+            <w:shd w:fill="FADBD8" w:color="auto" w:val="clear"/>
+            <w:tcMar>
+              <w:top w:type="dxa" w:w="70"/>
+              <w:left w:type="dxa" w:w="90"/>
+              <w:bottom w:type="dxa" w:w="70"/>
+              <w:right w:type="dxa" w:w="90"/>
+            </w:tcMar>
+            <w:vAlign w:val="center"/>
+          </w:tcPr>
+          <w:p>
+            <w:pPr>
+              <w:jc w:val="center"/>
+            </w:pPr>
+            <w:r>
+              <w:rPr>
+                <w:rFonts w:ascii="Calibri" w:cs="Calibri" w:eastAsia="Calibri" w:hAnsi="Calibri"/>
+                <w:b/>
+                <w:bCs/>
+                <w:sz w:val="19"/>
+                <w:szCs w:val="19"/>
+              </w:rPr>
+              <w:t xml:space="preserve">Test-name gate + scan before execution</w:t>
+            </w:r>
+          </w:p>
+          <w:p>
+            <w:pPr>
+              <w:jc w:val="center"/>
+            </w:pPr>
+            <w:r>
+              <w:rPr>
+                <w:rFonts w:ascii="Calibri" w:cs="Calibri" w:eastAsia="Calibri" w:hAnsi="Calibri"/>
+                <w:color w:val="404040"/>
+                <w:sz w:val="17"/>
+                <w:szCs w:val="17"/>
+              </w:rPr>
+              <w:t xml:space="preserve">Redshift Data API · Athena · Glue (RS-70, IB-80, SC-02); no apply (CP-25)</w:t>
+            </w:r>
+          </w:p>
+        </w:tc>
+      </w:tr>
+    </w:tbl>
+    <w:p>
+      <w:pPr>
+        <w:spacing w:after="0" w:before="0"/>
+        <w:jc w:val="center"/>
+      </w:pPr>
+      <w:r>
+        <w:rPr>
+          <w:rFonts w:ascii="Calibri" w:cs="Calibri" w:eastAsia="Calibri" w:hAnsi="Calibri"/>
+          <w:color w:val="7F7F7F"/>
+          <w:sz w:val="18"/>
+          <w:szCs w:val="18"/>
+        </w:rPr>
+        <w:t xml:space="preserve">▼</w:t>
+      </w:r>
+    </w:p>
+    <w:tbl>
+      <w:tblPr>
+        <w:tblW w:type="dxa" w:w="9026"/>
+        <w:tblBorders>
+          <w:top w:val="single" w:color="auto" w:sz="4"/>
+          <w:left w:val="single" w:color="auto" w:sz="4"/>
+          <w:bottom w:val="single" w:color="auto" w:sz="4"/>
+          <w:right w:val="single" w:color="auto" w:sz="4"/>
+          <w:insideH w:val="single" w:color="auto" w:sz="4"/>
+          <w:insideV w:val="single" w:color="auto" w:sz="4"/>
+        </w:tblBorders>
+        <w:tblLayout w:type="fixed"/>
+      </w:tblPr>
+      <w:tblGrid>
+        <w:gridCol w:w="1700"/>
+        <w:gridCol w:w="2442"/>
+        <w:gridCol w:w="2442"/>
+        <w:gridCol w:w="2442"/>
+      </w:tblGrid>
+      <w:tr>
+        <w:tc>
+          <w:tcPr>
+            <w:tcW w:type="dxa" w:w="1700"/>
+            <w:tcBorders>
+              <w:top w:val="single" w:color="BFC7D5" w:sz="4"/>
+              <w:left w:val="single" w:color="BFC7D5" w:sz="4"/>
+              <w:bottom w:val="single" w:color="BFC7D5" w:sz="4"/>
+              <w:right w:val="single" w:color="BFC7D5" w:sz="4"/>
+            </w:tcBorders>
+            <w:shd w:fill="D9D9D9" w:color="auto" w:val="clear"/>
+            <w:tcMar>
+              <w:top w:type="dxa" w:w="70"/>
+              <w:left w:type="dxa" w:w="90"/>
+              <w:bottom w:type="dxa" w:w="70"/>
+              <w:right w:type="dxa" w:w="90"/>
+            </w:tcMar>
+            <w:vAlign w:val="center"/>
+          </w:tcPr>
+          <w:p>
+            <w:pPr>
+              <w:jc w:val="center"/>
+            </w:pPr>
+            <w:r>
+              <w:rPr>
+                <w:rFonts w:ascii="Calibri" w:cs="Calibri" w:eastAsia="Calibri" w:hAnsi="Calibri"/>
+                <w:b/>
+                <w:bCs/>
+                <w:sz w:val="19"/>
+                <w:szCs w:val="19"/>
+              </w:rPr>
+              <w:t xml:space="preserve">4 Tests / DB</w:t>
+            </w:r>
+          </w:p>
+        </w:tc>
+        <w:tc>
+          <w:tcPr>
+            <w:tcW w:type="dxa" w:w="2442"/>
+            <w:tcBorders>
+              <w:top w:val="single" w:color="BFC7D5" w:sz="4"/>
+              <w:left w:val="single" w:color="BFC7D5" w:sz="4"/>
+              <w:bottom w:val="single" w:color="BFC7D5" w:sz="4"/>
+              <w:right w:val="single" w:color="BFC7D5" w:sz="4"/>
+            </w:tcBorders>
+            <w:shd w:fill="FADBD8" w:color="auto" w:val="clear"/>
+            <w:tcMar>
+              <w:top w:type="dxa" w:w="70"/>
+              <w:left w:type="dxa" w:w="90"/>
+              <w:bottom w:type="dxa" w:w="70"/>
+              <w:right w:type="dxa" w:w="90"/>
+            </w:tcMar>
+            <w:vAlign w:val="center"/>
+          </w:tcPr>
+          <w:p>
+            <w:pPr>
+              <w:jc w:val="center"/>
+            </w:pPr>
+            <w:r>
+              <w:rPr>
+                <w:rFonts w:ascii="Calibri" w:cs="Calibri" w:eastAsia="Calibri" w:hAnsi="Calibri"/>
+                <w:b/>
+                <w:bCs/>
+                <w:sz w:val="19"/>
+                <w:szCs w:val="19"/>
+              </w:rPr>
+              <w:t xml:space="preserve">Preflight SEC-12</w:t>
+            </w:r>
+          </w:p>
+          <w:p>
+            <w:pPr>
+              <w:jc w:val="center"/>
+            </w:pPr>
+            <w:r>
+              <w:rPr>
+                <w:rFonts w:ascii="Calibri" w:cs="Calibri" w:eastAsia="Calibri" w:hAnsi="Calibri"/>
+                <w:color w:val="404040"/>
+                <w:sz w:val="17"/>
+                <w:szCs w:val="17"/>
+              </w:rPr>
+              <w:t xml:space="preserve">shell escapes · secrets</w:t>
+            </w:r>
+          </w:p>
+        </w:tc>
+        <w:tc>
+          <w:tcPr>
+            <w:tcW w:type="dxa" w:w="2442"/>
+            <w:tcBorders>
+              <w:top w:val="single" w:color="BFC7D5" w:sz="4"/>
+              <w:left w:val="single" w:color="BFC7D5" w:sz="4"/>
+              <w:bottom w:val="single" w:color="BFC7D5" w:sz="4"/>
+              <w:right w:val="single" w:color="BFC7D5" w:sz="4"/>
+            </w:tcBorders>
+            <w:shd w:fill="FADBD8" w:color="auto" w:val="clear"/>
+            <w:tcMar>
+              <w:top w:type="dxa" w:w="70"/>
+              <w:left w:type="dxa" w:w="90"/>
+              <w:bottom w:type="dxa" w:w="70"/>
+              <w:right w:type="dxa" w:w="90"/>
+            </w:tcMar>
+            <w:vAlign w:val="center"/>
+          </w:tcPr>
+          <w:p>
+            <w:pPr>
+              <w:jc w:val="center"/>
+            </w:pPr>
+            <w:r>
+              <w:rPr>
+                <w:rFonts w:ascii="Calibri" w:cs="Calibri" w:eastAsia="Calibri" w:hAnsi="Calibri"/>
+                <w:b/>
+                <w:bCs/>
+                <w:sz w:val="19"/>
+                <w:szCs w:val="19"/>
+              </w:rPr>
+              <w:t xml:space="preserve">Test-DB guard</w:t>
+            </w:r>
+          </w:p>
+          <w:p>
+            <w:pPr>
+              <w:jc w:val="center"/>
+            </w:pPr>
+            <w:r>
+              <w:rPr>
+                <w:rFonts w:ascii="Calibri" w:cs="Calibri" w:eastAsia="Calibri" w:hAnsi="Calibri"/>
+                <w:color w:val="404040"/>
+                <w:sz w:val="17"/>
+                <w:szCs w:val="17"/>
+              </w:rPr>
+              <w:t xml:space="preserve">name · no superuser</w:t>
+            </w:r>
+          </w:p>
+        </w:tc>
+        <w:tc>
+          <w:tcPr>
+            <w:tcW w:type="dxa" w:w="2442"/>
+            <w:tcBorders>
+              <w:top w:val="single" w:color="BFC7D5" w:sz="4"/>
+              <w:left w:val="single" w:color="BFC7D5" w:sz="4"/>
+              <w:bottom w:val="single" w:color="BFC7D5" w:sz="4"/>
+              <w:right w:val="single" w:color="BFC7D5" w:sz="4"/>
+            </w:tcBorders>
+            <w:shd w:fill="FADBD8" w:color="auto" w:val="clear"/>
+            <w:tcMar>
+              <w:top w:type="dxa" w:w="70"/>
+              <w:left w:type="dxa" w:w="90"/>
+              <w:bottom w:type="dxa" w:w="70"/>
+              <w:right w:type="dxa" w:w="90"/>
+            </w:tcMar>
+            <w:vAlign w:val="center"/>
+          </w:tcPr>
+          <w:p>
+            <w:pPr>
+              <w:jc w:val="center"/>
+            </w:pPr>
+            <w:r>
+              <w:rPr>
+                <w:rFonts w:ascii="Calibri" w:cs="Calibri" w:eastAsia="Calibri" w:hAnsi="Calibri"/>
+                <w:b/>
+                <w:bCs/>
+                <w:sz w:val="19"/>
+                <w:szCs w:val="19"/>
+              </w:rPr>
+              <w:t xml:space="preserve">IAM auth</w:t>
+            </w:r>
+          </w:p>
+          <w:p>
+            <w:pPr>
+              <w:jc w:val="center"/>
+            </w:pPr>
+            <w:r>
+              <w:rPr>
+                <w:rFonts w:ascii="Calibri" w:cs="Calibri" w:eastAsia="Calibri" w:hAnsi="Calibri"/>
+                <w:color w:val="404040"/>
+                <w:sz w:val="17"/>
+                <w:szCs w:val="17"/>
+              </w:rPr>
+              <w:t xml:space="preserve">15-minute tokens</w:t>
+            </w:r>
+          </w:p>
+        </w:tc>
+      </w:tr>
+    </w:tbl>
+    <w:p>
+      <w:pPr>
+        <w:spacing w:after="0" w:before="0"/>
+        <w:jc w:val="center"/>
+      </w:pPr>
+      <w:r>
+        <w:rPr>
+          <w:rFonts w:ascii="Calibri" w:cs="Calibri" w:eastAsia="Calibri" w:hAnsi="Calibri"/>
+          <w:color w:val="7F7F7F"/>
+          <w:sz w:val="18"/>
+          <w:szCs w:val="18"/>
+        </w:rPr>
+        <w:t xml:space="preserve">▼</w:t>
+      </w:r>
+    </w:p>
+    <w:tbl>
+      <w:tblPr>
+        <w:tblW w:type="dxa" w:w="9026"/>
+        <w:tblBorders>
+          <w:top w:val="single" w:color="auto" w:sz="4"/>
+          <w:left w:val="single" w:color="auto" w:sz="4"/>
+          <w:bottom w:val="single" w:color="auto" w:sz="4"/>
+          <w:right w:val="single" w:color="auto" w:sz="4"/>
+          <w:insideH w:val="single" w:color="auto" w:sz="4"/>
+          <w:insideV w:val="single" w:color="auto" w:sz="4"/>
+        </w:tblBorders>
+        <w:tblLayout w:type="fixed"/>
+      </w:tblPr>
+      <w:tblGrid>
+        <w:gridCol w:w="1700"/>
+        <w:gridCol w:w="1831"/>
+        <w:gridCol w:w="1831"/>
+        <w:gridCol w:w="1831"/>
+        <w:gridCol w:w="1831"/>
+      </w:tblGrid>
+      <w:tr>
+        <w:tc>
+          <w:tcPr>
+            <w:tcW w:type="dxa" w:w="1700"/>
+            <w:tcBorders>
+              <w:top w:val="single" w:color="BFC7D5" w:sz="4"/>
+              <w:left w:val="single" w:color="BFC7D5" w:sz="4"/>
+              <w:bottom w:val="single" w:color="BFC7D5" w:sz="4"/>
+              <w:right w:val="single" w:color="BFC7D5" w:sz="4"/>
+            </w:tcBorders>
+            <w:shd w:fill="D9D9D9" w:color="auto" w:val="clear"/>
+            <w:tcMar>
+              <w:top w:type="dxa" w:w="70"/>
+              <w:left w:type="dxa" w:w="90"/>
+              <w:bottom w:type="dxa" w:w="70"/>
+              <w:right w:type="dxa" w:w="90"/>
+            </w:tcMar>
+            <w:vAlign w:val="center"/>
+          </w:tcPr>
+          <w:p>
+            <w:pPr>
+              <w:jc w:val="center"/>
+            </w:pPr>
+            <w:r>
+              <w:rPr>
+                <w:rFonts w:ascii="Calibri" w:cs="Calibri" w:eastAsia="Calibri" w:hAnsi="Calibri"/>
+                <w:b/>
+                <w:bCs/>
+                <w:sz w:val="19"/>
+                <w:szCs w:val="19"/>
+              </w:rPr>
               <w:t xml:space="preserve">5 Evidence</w:t>
             </w:r>
           </w:p>
@@ -12636,7 +14604,7 @@
           <w:sz w:val="18"/>
           <w:szCs w:val="18"/>
         </w:rPr>
-        <w:t xml:space="preserve">Figure 7 — Defence in depth: each layer works even if the one above is bypassed.</w:t>
+        <w:t xml:space="preserve">Figure 12 — Defence in depth: each layer works even if the one above is bypassed.</w:t>
       </w:r>
     </w:p>
     <w:tbl>
@@ -12952,7 +14920,7 @@
                 <w:sz w:val="20"/>
                 <w:szCs w:val="20"/>
               </w:rPr>
-              <w:t xml:space="preserve">Allow-lists, GRD-03/04/05/06/07/08, AWS read-only, test databases only, no superuser</w:t>
+              <w:t xml:space="preserve">Per-agent allow-lists, GRD-03/04/05/06/07/08/12, AWS read-only, test databases only (PostgreSQL, Redshift, Athena, Glue), no superuser, nothing applied to a live target</w:t>
             </w:r>
           </w:p>
         </w:tc>
@@ -13216,7 +15184,7 @@
                 <w:sz w:val="20"/>
                 <w:szCs w:val="20"/>
               </w:rPr>
-              <w:t xml:space="preserve">infa_sql_tool.py</w:t>
+              <w:t xml:space="preserve">skill tools</w:t>
             </w:r>
           </w:p>
         </w:tc>
@@ -13243,7 +15211,23 @@
                 <w:sz w:val="20"/>
                 <w:szCs w:val="20"/>
               </w:rPr>
-              <w:t xml:space="preserve">refused by a security guardrail (XML, conversion, value, path)</w:t>
+              <w:t xml:space="preserve">refused: security guardrail (XML, conversion, value, path), non-test database, or a production write (</w:t>
+            </w:r>
+            <w:r>
+              <w:rPr>
+                <w:rFonts w:ascii="Consolas" w:cs="Consolas" w:eastAsia="Consolas" w:hAnsi="Consolas"/>
+                <w:sz w:val="20"/>
+                <w:szCs w:val="20"/>
+              </w:rPr>
+              <w:t xml:space="preserve">change_tool.py --apply</w:t>
+            </w:r>
+            <w:r>
+              <w:rPr>
+                <w:rFonts w:ascii="Calibri" w:cs="Calibri" w:eastAsia="Calibri" w:hAnsi="Calibri"/>
+                <w:sz w:val="20"/>
+                <w:szCs w:val="20"/>
+              </w:rPr>
+              <w:t xml:space="preserve">)</w:t>
             </w:r>
           </w:p>
         </w:tc>
@@ -13654,7 +15638,7 @@
                 <w:sz w:val="19"/>
                 <w:szCs w:val="19"/>
               </w:rPr>
-              <w:t xml:space="preserve">tools + hooks</w:t>
+              <w:t xml:space="preserve">tools · hooks · MCP calls</w:t>
             </w:r>
           </w:p>
           <w:p>
@@ -13735,7 +15719,7 @@
                 <w:sz w:val="19"/>
                 <w:szCs w:val="19"/>
               </w:rPr>
-              <w:t xml:space="preserve">PostgreSQL session</w:t>
+              <w:t xml:space="preserve">PostgreSQL application_name</w:t>
             </w:r>
           </w:p>
           <w:p>
@@ -13749,7 +15733,7 @@
                 <w:sz w:val="17"/>
                 <w:szCs w:val="17"/>
               </w:rPr>
-              <w:t xml:space="preserve">application_name mig:…:run8</w:t>
+              <w:t xml:space="preserve">Redshift / Athena client tokens</w:t>
             </w:r>
           </w:p>
         </w:tc>
@@ -13849,7 +15833,7 @@
           <w:sz w:val="18"/>
           <w:szCs w:val="18"/>
         </w:rPr>
-        <w:t xml:space="preserve">Figure 8 — One W3C trace id links the Kiro session, tools, database sessions and lineage.</w:t>
+        <w:t xml:space="preserve">Figure 13 — One W3C trace id links the Kiro session, tools, database and warehouse statements and lineage.</w:t>
       </w:r>
     </w:p>
     <w:tbl>
@@ -15229,7 +17213,7 @@
           <w:sz w:val="18"/>
           <w:szCs w:val="18"/>
         </w:rPr>
-        <w:t xml:space="preserve">Figure 9 — Each concern resolves independently; a missing or denied service never stops a migration in auto mode.</w:t>
+        <w:t xml:space="preserve">Figure 14 — Each concern resolves independently; a missing or denied service never stops a migration in auto mode.</w:t>
       </w:r>
     </w:p>
     <w:tbl>
@@ -15875,6 +17859,156 @@
                 <w:szCs w:val="20"/>
               </w:rPr>
               <w:t xml:space="preserve">PG* variables injected into a child process only</w:t>
+            </w:r>
+          </w:p>
+        </w:tc>
+      </w:tr>
+      <w:tr>
+        <w:trPr>
+          <w:tblHeader w:val="false"/>
+        </w:trPr>
+        <w:tc>
+          <w:tcPr>
+            <w:tcW w:type="dxa" w:w="2000"/>
+            <w:tcBorders>
+              <w:top w:val="single" w:color="BFC7D5" w:sz="4"/>
+              <w:left w:val="single" w:color="BFC7D5" w:sz="4"/>
+              <w:bottom w:val="single" w:color="BFC7D5" w:sz="4"/>
+              <w:right w:val="single" w:color="BFC7D5" w:sz="4"/>
+            </w:tcBorders>
+            <w:tcMar>
+              <w:top w:type="dxa" w:w="60"/>
+              <w:left w:type="dxa" w:w="100"/>
+              <w:bottom w:type="dxa" w:w="60"/>
+              <w:right w:type="dxa" w:w="100"/>
+            </w:tcMar>
+          </w:tcPr>
+          <w:p>
+            <w:r>
+              <w:rPr>
+                <w:rFonts w:ascii="Calibri" w:cs="Calibri" w:eastAsia="Calibri" w:hAnsi="Calibri"/>
+                <w:sz w:val="20"/>
+                <w:szCs w:val="20"/>
+              </w:rPr>
+              <w:t xml:space="preserve">evidence (Redshift, Athena, Glue)</w:t>
+            </w:r>
+          </w:p>
+        </w:tc>
+        <w:tc>
+          <w:tcPr>
+            <w:tcW w:type="dxa" w:w="3300"/>
+            <w:tcBorders>
+              <w:top w:val="single" w:color="BFC7D5" w:sz="4"/>
+              <w:left w:val="single" w:color="BFC7D5" w:sz="4"/>
+              <w:bottom w:val="single" w:color="BFC7D5" w:sz="4"/>
+              <w:right w:val="single" w:color="BFC7D5" w:sz="4"/>
+            </w:tcBorders>
+            <w:tcMar>
+              <w:top w:type="dxa" w:w="60"/>
+              <w:left w:type="dxa" w:w="100"/>
+              <w:bottom w:type="dxa" w:w="60"/>
+              <w:right w:type="dxa" w:w="100"/>
+            </w:tcMar>
+          </w:tcPr>
+          <w:p>
+            <w:r>
+              <w:rPr>
+                <w:rFonts w:ascii="Consolas" w:cs="Consolas" w:eastAsia="Consolas" w:hAnsi="Consolas"/>
+                <w:sz w:val="20"/>
+                <w:szCs w:val="20"/>
+              </w:rPr>
+              <w:t xml:space="preserve">redshift-data batch-execute-statement</w:t>
+            </w:r>
+            <w:r>
+              <w:rPr>
+                <w:rFonts w:ascii="Calibri" w:cs="Calibri" w:eastAsia="Calibri" w:hAnsi="Calibri"/>
+                <w:sz w:val="20"/>
+                <w:szCs w:val="20"/>
+              </w:rPr>
+              <w:t xml:space="preserve"> / </w:t>
+            </w:r>
+            <w:r>
+              <w:rPr>
+                <w:rFonts w:ascii="Consolas" w:cs="Consolas" w:eastAsia="Consolas" w:hAnsi="Consolas"/>
+                <w:sz w:val="20"/>
+                <w:szCs w:val="20"/>
+              </w:rPr>
+              <w:t xml:space="preserve">describe-statement</w:t>
+            </w:r>
+            <w:r>
+              <w:rPr>
+                <w:rFonts w:ascii="Calibri" w:cs="Calibri" w:eastAsia="Calibri" w:hAnsi="Calibri"/>
+                <w:sz w:val="20"/>
+                <w:szCs w:val="20"/>
+              </w:rPr>
+              <w:t xml:space="preserve"> · </w:t>
+            </w:r>
+            <w:r>
+              <w:rPr>
+                <w:rFonts w:ascii="Consolas" w:cs="Consolas" w:eastAsia="Consolas" w:hAnsi="Consolas"/>
+                <w:sz w:val="20"/>
+                <w:szCs w:val="20"/>
+              </w:rPr>
+              <w:t xml:space="preserve">athena start-query-execution</w:t>
+            </w:r>
+            <w:r>
+              <w:rPr>
+                <w:rFonts w:ascii="Calibri" w:cs="Calibri" w:eastAsia="Calibri" w:hAnsi="Calibri"/>
+                <w:sz w:val="20"/>
+                <w:szCs w:val="20"/>
+              </w:rPr>
+              <w:t xml:space="preserve"> / </w:t>
+            </w:r>
+            <w:r>
+              <w:rPr>
+                <w:rFonts w:ascii="Consolas" w:cs="Consolas" w:eastAsia="Consolas" w:hAnsi="Consolas"/>
+                <w:sz w:val="20"/>
+                <w:szCs w:val="20"/>
+              </w:rPr>
+              <w:t xml:space="preserve">get-query-execution</w:t>
+            </w:r>
+            <w:r>
+              <w:rPr>
+                <w:rFonts w:ascii="Calibri" w:cs="Calibri" w:eastAsia="Calibri" w:hAnsi="Calibri"/>
+                <w:sz w:val="20"/>
+                <w:szCs w:val="20"/>
+              </w:rPr>
+              <w:t xml:space="preserve"> · </w:t>
+            </w:r>
+            <w:r>
+              <w:rPr>
+                <w:rFonts w:ascii="Consolas" w:cs="Consolas" w:eastAsia="Consolas" w:hAnsi="Consolas"/>
+                <w:sz w:val="20"/>
+                <w:szCs w:val="20"/>
+              </w:rPr>
+              <w:t xml:space="preserve">glue get-tables</w:t>
+            </w:r>
+          </w:p>
+        </w:tc>
+        <w:tc>
+          <w:tcPr>
+            <w:tcW w:type="dxa" w:w="3726"/>
+            <w:tcBorders>
+              <w:top w:val="single" w:color="BFC7D5" w:sz="4"/>
+              <w:left w:val="single" w:color="BFC7D5" w:sz="4"/>
+              <w:bottom w:val="single" w:color="BFC7D5" w:sz="4"/>
+              <w:right w:val="single" w:color="BFC7D5" w:sz="4"/>
+            </w:tcBorders>
+            <w:tcMar>
+              <w:top w:type="dxa" w:w="60"/>
+              <w:left w:type="dxa" w:w="100"/>
+              <w:bottom w:type="dxa" w:w="60"/>
+              <w:right w:type="dxa" w:w="100"/>
+            </w:tcMar>
+          </w:tcPr>
+          <w:p>
+            <w:r>
+              <w:rPr>
+                <w:rFonts w:ascii="Calibri" w:cs="Calibri" w:eastAsia="Calibri" w:hAnsi="Calibri"/>
+                <w:sz w:val="20"/>
+                <w:szCs w:val="20"/>
+              </w:rPr>
+              <w:t xml:space="preserve">only databases whose name contains test/dev/sandbox/local, after a security scan; idempotent client tokens carry the run id; ≤ 200 KB per Data API request; exercised through the stub AWS CLI in the self-tests; never creates workgroups, databases, tables or jobs</w:t>
             </w:r>
           </w:p>
         </w:tc>
@@ -16998,7 +19132,7 @@
           <w:sz w:val="18"/>
           <w:szCs w:val="18"/>
         </w:rPr>
-        <w:t xml:space="preserve">Figure 10 — 694 checks; every catalog row marked auto must be covered by a tagged test.</w:t>
+        <w:t xml:space="preserve">Figure 15 — 694 checks; every catalog row marked auto must be covered by a tagged test.</w:t>
       </w:r>
     </w:p>
     <w:tbl>
@@ -18463,7 +20597,435 @@
                 <w:sz w:val="20"/>
                 <w:szCs w:val="20"/>
               </w:rPr>
-              <w:t xml:space="preserve"> (blocked for the agent)</w:t>
+              <w:t xml:space="preserve"> (blocked for the agents)</w:t>
+            </w:r>
+          </w:p>
+        </w:tc>
+      </w:tr>
+      <w:tr>
+        <w:trPr>
+          <w:tblHeader w:val="false"/>
+        </w:trPr>
+        <w:tc>
+          <w:tcPr>
+            <w:tcW w:type="dxa" w:w="3400"/>
+            <w:tcBorders>
+              <w:top w:val="single" w:color="BFC7D5" w:sz="4"/>
+              <w:left w:val="single" w:color="BFC7D5" w:sz="4"/>
+              <w:bottom w:val="single" w:color="BFC7D5" w:sz="4"/>
+              <w:right w:val="single" w:color="BFC7D5" w:sz="4"/>
+            </w:tcBorders>
+            <w:tcMar>
+              <w:top w:type="dxa" w:w="60"/>
+              <w:left w:type="dxa" w:w="100"/>
+              <w:bottom w:type="dxa" w:w="60"/>
+              <w:right w:type="dxa" w:w="100"/>
+            </w:tcMar>
+          </w:tcPr>
+          <w:p>
+            <w:r>
+              <w:rPr>
+                <w:rFonts w:ascii="Calibri" w:cs="Calibri" w:eastAsia="Calibri" w:hAnsi="Calibri"/>
+                <w:sz w:val="20"/>
+                <w:szCs w:val="20"/>
+              </w:rPr>
+              <w:t xml:space="preserve">Agents</w:t>
+            </w:r>
+          </w:p>
+        </w:tc>
+        <w:tc>
+          <w:tcPr>
+            <w:tcW w:type="dxa" w:w="5626"/>
+            <w:tcBorders>
+              <w:top w:val="single" w:color="BFC7D5" w:sz="4"/>
+              <w:left w:val="single" w:color="BFC7D5" w:sz="4"/>
+              <w:bottom w:val="single" w:color="BFC7D5" w:sz="4"/>
+              <w:right w:val="single" w:color="BFC7D5" w:sz="4"/>
+            </w:tcBorders>
+            <w:tcMar>
+              <w:top w:type="dxa" w:w="60"/>
+              <w:left w:type="dxa" w:w="100"/>
+              <w:bottom w:type="dxa" w:w="60"/>
+              <w:right w:type="dxa" w:w="100"/>
+            </w:tcMar>
+          </w:tcPr>
+          <w:p>
+            <w:r>
+              <w:rPr>
+                <w:rFonts w:ascii="Consolas" w:cs="Consolas" w:eastAsia="Consolas" w:hAnsi="Consolas"/>
+                <w:sz w:val="20"/>
+                <w:szCs w:val="20"/>
+              </w:rPr>
+              <w:t xml:space="preserve">bash supporting-files/verify_agents.sh [--smoke]</w:t>
+            </w:r>
+            <w:r>
+              <w:rPr>
+                <w:rFonts w:ascii="Calibri" w:cs="Calibri" w:eastAsia="Calibri" w:hAnsi="Calibri"/>
+                <w:sz w:val="20"/>
+                <w:szCs w:val="20"/>
+              </w:rPr>
+              <w:t xml:space="preserve"> — structural tests AG-01…08, </w:t>
+            </w:r>
+            <w:r>
+              <w:rPr>
+                <w:rFonts w:ascii="Consolas" w:cs="Consolas" w:eastAsia="Consolas" w:hAnsi="Consolas"/>
+                <w:sz w:val="20"/>
+                <w:szCs w:val="20"/>
+              </w:rPr>
+              <w:t xml:space="preserve">kiro-cli agent validate</w:t>
+            </w:r>
+            <w:r>
+              <w:rPr>
+                <w:rFonts w:ascii="Calibri" w:cs="Calibri" w:eastAsia="Calibri" w:hAnsi="Calibri"/>
+                <w:sz w:val="20"/>
+                <w:szCs w:val="20"/>
+              </w:rPr>
+              <w:t xml:space="preserve"> for all four files, workspace listing, optional read-only headless prompt per agent</w:t>
+            </w:r>
+          </w:p>
+        </w:tc>
+      </w:tr>
+      <w:tr>
+        <w:trPr>
+          <w:tblHeader w:val="false"/>
+        </w:trPr>
+        <w:tc>
+          <w:tcPr>
+            <w:tcW w:type="dxa" w:w="3400"/>
+            <w:tcBorders>
+              <w:top w:val="single" w:color="BFC7D5" w:sz="4"/>
+              <w:left w:val="single" w:color="BFC7D5" w:sz="4"/>
+              <w:bottom w:val="single" w:color="BFC7D5" w:sz="4"/>
+              <w:right w:val="single" w:color="BFC7D5" w:sz="4"/>
+            </w:tcBorders>
+            <w:tcMar>
+              <w:top w:type="dxa" w:w="60"/>
+              <w:left w:type="dxa" w:w="100"/>
+              <w:bottom w:type="dxa" w:w="60"/>
+              <w:right w:type="dxa" w:w="100"/>
+            </w:tcMar>
+          </w:tcPr>
+          <w:p>
+            <w:r>
+              <w:rPr>
+                <w:rFonts w:ascii="Calibri" w:cs="Calibri" w:eastAsia="Calibri" w:hAnsi="Calibri"/>
+                <w:sz w:val="20"/>
+                <w:szCs w:val="20"/>
+              </w:rPr>
+              <w:t xml:space="preserve">Windows readiness</w:t>
+            </w:r>
+          </w:p>
+        </w:tc>
+        <w:tc>
+          <w:tcPr>
+            <w:tcW w:type="dxa" w:w="5626"/>
+            <w:tcBorders>
+              <w:top w:val="single" w:color="BFC7D5" w:sz="4"/>
+              <w:left w:val="single" w:color="BFC7D5" w:sz="4"/>
+              <w:bottom w:val="single" w:color="BFC7D5" w:sz="4"/>
+              <w:right w:val="single" w:color="BFC7D5" w:sz="4"/>
+            </w:tcBorders>
+            <w:tcMar>
+              <w:top w:type="dxa" w:w="60"/>
+              <w:left w:type="dxa" w:w="100"/>
+              <w:bottom w:type="dxa" w:w="60"/>
+              <w:right w:type="dxa" w:w="100"/>
+            </w:tcMar>
+          </w:tcPr>
+          <w:p>
+            <w:r>
+              <w:rPr>
+                <w:rFonts w:ascii="Consolas" w:cs="Consolas" w:eastAsia="Consolas" w:hAnsi="Consolas"/>
+                <w:sz w:val="20"/>
+                <w:szCs w:val="20"/>
+              </w:rPr>
+              <w:t xml:space="preserve">python3 supporting-files/check_windows_readiness.py</w:t>
+            </w:r>
+            <w:r>
+              <w:rPr>
+                <w:rFonts w:ascii="Calibri" w:cs="Calibri" w:eastAsia="Calibri" w:hAnsi="Calibri"/>
+                <w:sz w:val="20"/>
+                <w:szCs w:val="20"/>
+              </w:rPr>
+              <w:t xml:space="preserve"> (HOOK-06) · </w:t>
+            </w:r>
+            <w:r>
+              <w:rPr>
+                <w:rFonts w:ascii="Consolas" w:cs="Consolas" w:eastAsia="Consolas" w:hAnsi="Consolas"/>
+                <w:sz w:val="20"/>
+                <w:szCs w:val="20"/>
+              </w:rPr>
+              <w:t xml:space="preserve">make_skill_runners.py --check</w:t>
+            </w:r>
+            <w:r>
+              <w:rPr>
+                <w:rFonts w:ascii="Calibri" w:cs="Calibri" w:eastAsia="Calibri" w:hAnsi="Calibri"/>
+                <w:sz w:val="20"/>
+                <w:szCs w:val="20"/>
+              </w:rPr>
+              <w:t xml:space="preserve"> · </w:t>
+            </w:r>
+            <w:r>
+              <w:rPr>
+                <w:rFonts w:ascii="Consolas" w:cs="Consolas" w:eastAsia="Consolas" w:hAnsi="Consolas"/>
+                <w:sz w:val="20"/>
+                <w:szCs w:val="20"/>
+              </w:rPr>
+              <w:t xml:space="preserve">make_windows_agent.py --check</w:t>
+            </w:r>
+          </w:p>
+        </w:tc>
+      </w:tr>
+      <w:tr>
+        <w:trPr>
+          <w:tblHeader w:val="false"/>
+        </w:trPr>
+        <w:tc>
+          <w:tcPr>
+            <w:tcW w:type="dxa" w:w="3400"/>
+            <w:tcBorders>
+              <w:top w:val="single" w:color="BFC7D5" w:sz="4"/>
+              <w:left w:val="single" w:color="BFC7D5" w:sz="4"/>
+              <w:bottom w:val="single" w:color="BFC7D5" w:sz="4"/>
+              <w:right w:val="single" w:color="BFC7D5" w:sz="4"/>
+            </w:tcBorders>
+            <w:tcMar>
+              <w:top w:type="dxa" w:w="60"/>
+              <w:left w:type="dxa" w:w="100"/>
+              <w:bottom w:type="dxa" w:w="60"/>
+              <w:right w:type="dxa" w:w="100"/>
+            </w:tcMar>
+          </w:tcPr>
+          <w:p>
+            <w:r>
+              <w:rPr>
+                <w:rFonts w:ascii="Calibri" w:cs="Calibri" w:eastAsia="Calibri" w:hAnsi="Calibri"/>
+                <w:sz w:val="20"/>
+                <w:szCs w:val="20"/>
+              </w:rPr>
+              <w:t xml:space="preserve">Kit as an MCP server</w:t>
+            </w:r>
+          </w:p>
+        </w:tc>
+        <w:tc>
+          <w:tcPr>
+            <w:tcW w:type="dxa" w:w="5626"/>
+            <w:tcBorders>
+              <w:top w:val="single" w:color="BFC7D5" w:sz="4"/>
+              <w:left w:val="single" w:color="BFC7D5" w:sz="4"/>
+              <w:bottom w:val="single" w:color="BFC7D5" w:sz="4"/>
+              <w:right w:val="single" w:color="BFC7D5" w:sz="4"/>
+            </w:tcBorders>
+            <w:tcMar>
+              <w:top w:type="dxa" w:w="60"/>
+              <w:left w:type="dxa" w:w="100"/>
+              <w:bottom w:type="dxa" w:w="60"/>
+              <w:right w:type="dxa" w:w="100"/>
+            </w:tcMar>
+          </w:tcPr>
+          <w:p>
+            <w:r>
+              <w:rPr>
+                <w:rFonts w:ascii="Consolas" w:cs="Consolas" w:eastAsia="Consolas" w:hAnsi="Consolas"/>
+                <w:sz w:val="20"/>
+                <w:szCs w:val="20"/>
+              </w:rPr>
+              <w:t xml:space="preserve">python3 supporting-files/mcp/kit_mcp_server.py --list</w:t>
+            </w:r>
+            <w:r>
+              <w:rPr>
+                <w:rFonts w:ascii="Calibri" w:cs="Calibri" w:eastAsia="Calibri" w:hAnsi="Calibri"/>
+                <w:sz w:val="20"/>
+                <w:szCs w:val="20"/>
+              </w:rPr>
+              <w:t xml:space="preserve">; enable </w:t>
+            </w:r>
+            <w:r>
+              <w:rPr>
+                <w:rFonts w:ascii="Consolas" w:cs="Consolas" w:eastAsia="Consolas" w:hAnsi="Consolas"/>
+                <w:sz w:val="20"/>
+                <w:szCs w:val="20"/>
+              </w:rPr>
+              <w:t xml:space="preserve">sqlmigration-kit</w:t>
+            </w:r>
+            <w:r>
+              <w:rPr>
+                <w:rFonts w:ascii="Calibri" w:cs="Calibri" w:eastAsia="Calibri" w:hAnsi="Calibri"/>
+                <w:sz w:val="20"/>
+                <w:szCs w:val="20"/>
+              </w:rPr>
+              <w:t xml:space="preserve"> (or </w:t>
+            </w:r>
+            <w:r>
+              <w:rPr>
+                <w:rFonts w:ascii="Consolas" w:cs="Consolas" w:eastAsia="Consolas" w:hAnsi="Consolas"/>
+                <w:sz w:val="20"/>
+                <w:szCs w:val="20"/>
+              </w:rPr>
+              <w:t xml:space="preserve">-windows</w:t>
+            </w:r>
+            <w:r>
+              <w:rPr>
+                <w:rFonts w:ascii="Calibri" w:cs="Calibri" w:eastAsia="Calibri" w:hAnsi="Calibri"/>
+                <w:sz w:val="20"/>
+                <w:szCs w:val="20"/>
+              </w:rPr>
+              <w:t xml:space="preserve">) in </w:t>
+            </w:r>
+            <w:r>
+              <w:rPr>
+                <w:rFonts w:ascii="Consolas" w:cs="Consolas" w:eastAsia="Consolas" w:hAnsi="Consolas"/>
+                <w:sz w:val="20"/>
+                <w:szCs w:val="20"/>
+              </w:rPr>
+              <w:t xml:space="preserve">.kiro/settings/mcp.json</w:t>
+            </w:r>
+          </w:p>
+        </w:tc>
+      </w:tr>
+      <w:tr>
+        <w:trPr>
+          <w:tblHeader w:val="false"/>
+        </w:trPr>
+        <w:tc>
+          <w:tcPr>
+            <w:tcW w:type="dxa" w:w="3400"/>
+            <w:tcBorders>
+              <w:top w:val="single" w:color="BFC7D5" w:sz="4"/>
+              <w:left w:val="single" w:color="BFC7D5" w:sz="4"/>
+              <w:bottom w:val="single" w:color="BFC7D5" w:sz="4"/>
+              <w:right w:val="single" w:color="BFC7D5" w:sz="4"/>
+            </w:tcBorders>
+            <w:tcMar>
+              <w:top w:type="dxa" w:w="60"/>
+              <w:left w:type="dxa" w:w="100"/>
+              <w:bottom w:type="dxa" w:w="60"/>
+              <w:right w:type="dxa" w:w="100"/>
+            </w:tcMar>
+          </w:tcPr>
+          <w:p>
+            <w:r>
+              <w:rPr>
+                <w:rFonts w:ascii="Calibri" w:cs="Calibri" w:eastAsia="Calibri" w:hAnsi="Calibri"/>
+                <w:sz w:val="20"/>
+                <w:szCs w:val="20"/>
+              </w:rPr>
+              <w:t xml:space="preserve">Evidence on Redshift / Athena</w:t>
+            </w:r>
+          </w:p>
+        </w:tc>
+        <w:tc>
+          <w:tcPr>
+            <w:tcW w:type="dxa" w:w="5626"/>
+            <w:tcBorders>
+              <w:top w:val="single" w:color="BFC7D5" w:sz="4"/>
+              <w:left w:val="single" w:color="BFC7D5" w:sz="4"/>
+              <w:bottom w:val="single" w:color="BFC7D5" w:sz="4"/>
+              <w:right w:val="single" w:color="BFC7D5" w:sz="4"/>
+            </w:tcBorders>
+            <w:tcMar>
+              <w:top w:type="dxa" w:w="60"/>
+              <w:left w:type="dxa" w:w="100"/>
+              <w:bottom w:type="dxa" w:w="60"/>
+              <w:right w:type="dxa" w:w="100"/>
+            </w:tcMar>
+          </w:tcPr>
+          <w:p>
+            <w:r>
+              <w:rPr>
+                <w:rFonts w:ascii="Consolas" w:cs="Consolas" w:eastAsia="Consolas" w:hAnsi="Consolas"/>
+                <w:sz w:val="20"/>
+                <w:szCs w:val="20"/>
+              </w:rPr>
+              <w:t xml:space="preserve">REDSHIFT_DATABASE</w:t>
+            </w:r>
+            <w:r>
+              <w:rPr>
+                <w:rFonts w:ascii="Calibri" w:cs="Calibri" w:eastAsia="Calibri" w:hAnsi="Calibri"/>
+                <w:sz w:val="20"/>
+                <w:szCs w:val="20"/>
+              </w:rPr>
+              <w:t xml:space="preserve"> + </w:t>
+            </w:r>
+            <w:r>
+              <w:rPr>
+                <w:rFonts w:ascii="Consolas" w:cs="Consolas" w:eastAsia="Consolas" w:hAnsi="Consolas"/>
+                <w:sz w:val="20"/>
+                <w:szCs w:val="20"/>
+              </w:rPr>
+              <w:t xml:space="preserve">REDSHIFT_WORKGROUP</w:t>
+            </w:r>
+            <w:r>
+              <w:rPr>
+                <w:rFonts w:ascii="Calibri" w:cs="Calibri" w:eastAsia="Calibri" w:hAnsi="Calibri"/>
+                <w:sz w:val="20"/>
+                <w:szCs w:val="20"/>
+              </w:rPr>
+              <w:t xml:space="preserve"> (or </w:t>
+            </w:r>
+            <w:r>
+              <w:rPr>
+                <w:rFonts w:ascii="Consolas" w:cs="Consolas" w:eastAsia="Consolas" w:hAnsi="Consolas"/>
+                <w:sz w:val="20"/>
+                <w:szCs w:val="20"/>
+              </w:rPr>
+              <w:t xml:space="preserve">REDSHIFT_CLUSTER</w:t>
+            </w:r>
+            <w:r>
+              <w:rPr>
+                <w:rFonts w:ascii="Calibri" w:cs="Calibri" w:eastAsia="Calibri" w:hAnsi="Calibri"/>
+                <w:sz w:val="20"/>
+                <w:szCs w:val="20"/>
+              </w:rPr>
+              <w:t xml:space="preserve">), </w:t>
+            </w:r>
+            <w:r>
+              <w:rPr>
+                <w:rFonts w:ascii="Consolas" w:cs="Consolas" w:eastAsia="Consolas" w:hAnsi="Consolas"/>
+                <w:sz w:val="20"/>
+                <w:szCs w:val="20"/>
+              </w:rPr>
+              <w:t xml:space="preserve">ATHENA_DATABASE</w:t>
+            </w:r>
+            <w:r>
+              <w:rPr>
+                <w:rFonts w:ascii="Calibri" w:cs="Calibri" w:eastAsia="Calibri" w:hAnsi="Calibri"/>
+                <w:sz w:val="20"/>
+                <w:szCs w:val="20"/>
+              </w:rPr>
+              <w:t xml:space="preserve"> (+ </w:t>
+            </w:r>
+            <w:r>
+              <w:rPr>
+                <w:rFonts w:ascii="Consolas" w:cs="Consolas" w:eastAsia="Consolas" w:hAnsi="Consolas"/>
+                <w:sz w:val="20"/>
+                <w:szCs w:val="20"/>
+              </w:rPr>
+              <w:t xml:space="preserve">ATHENA_WORKGROUP</w:t>
+            </w:r>
+            <w:r>
+              <w:rPr>
+                <w:rFonts w:ascii="Calibri" w:cs="Calibri" w:eastAsia="Calibri" w:hAnsi="Calibri"/>
+                <w:sz w:val="20"/>
+                <w:szCs w:val="20"/>
+              </w:rPr>
+              <w:t xml:space="preserve">, </w:t>
+            </w:r>
+            <w:r>
+              <w:rPr>
+                <w:rFonts w:ascii="Consolas" w:cs="Consolas" w:eastAsia="Consolas" w:hAnsi="Consolas"/>
+                <w:sz w:val="20"/>
+                <w:szCs w:val="20"/>
+              </w:rPr>
+              <w:t xml:space="preserve">ATHENA_OUTPUT_LOCATION</w:t>
+            </w:r>
+            <w:r>
+              <w:rPr>
+                <w:rFonts w:ascii="Calibri" w:cs="Calibri" w:eastAsia="Calibri" w:hAnsi="Calibri"/>
+                <w:sz w:val="20"/>
+                <w:szCs w:val="20"/>
+              </w:rPr>
+              <w:t xml:space="preserve">) — test names only; unset = static checks and stub AWS CLI</w:t>
             </w:r>
           </w:p>
         </w:tc>
@@ -18885,7 +21447,7 @@
                 <w:sz w:val="20"/>
                 <w:szCs w:val="20"/>
               </w:rPr>
-              <w:t xml:space="preserve">Agent</w:t>
+              <w:t xml:space="preserve">Agents</w:t>
             </w:r>
           </w:p>
         </w:tc>
@@ -18914,6 +21476,22 @@
               </w:rPr>
               <w:t xml:space="preserve">sql-migration-agent</w:t>
             </w:r>
+            <w:r>
+              <w:rPr>
+                <w:rFonts w:ascii="Calibri" w:cs="Calibri" w:eastAsia="Calibri" w:hAnsi="Calibri"/>
+                <w:sz w:val="20"/>
+                <w:szCs w:val="20"/>
+              </w:rPr>
+              <w:t xml:space="preserve">, </w:t>
+            </w:r>
+            <w:r>
+              <w:rPr>
+                <w:rFonts w:ascii="Consolas" w:cs="Consolas" w:eastAsia="Consolas" w:hAnsi="Consolas"/>
+                <w:sz w:val="20"/>
+                <w:szCs w:val="20"/>
+              </w:rPr>
+              <w:t xml:space="preserve">sql-reporting-agent</w:t>
+            </w:r>
           </w:p>
         </w:tc>
         <w:tc>
@@ -18939,15 +21517,15 @@
                 <w:sz w:val="20"/>
                 <w:szCs w:val="20"/>
               </w:rPr>
-              <w:t xml:space="preserve">sql-migration-agent-windows</w:t>
-            </w:r>
-            <w:r>
-              <w:rPr>
-                <w:rFonts w:ascii="Calibri" w:cs="Calibri" w:eastAsia="Calibri" w:hAnsi="Calibri"/>
-                <w:sz w:val="20"/>
-                <w:szCs w:val="20"/>
-              </w:rPr>
-              <w:t xml:space="preserve">, generated by </w:t>
+              <w:t xml:space="preserve">*-windows</w:t>
+            </w:r>
+            <w:r>
+              <w:rPr>
+                <w:rFonts w:ascii="Calibri" w:cs="Calibri" w:eastAsia="Calibri" w:hAnsi="Calibri"/>
+                <w:sz w:val="20"/>
+                <w:szCs w:val="20"/>
+              </w:rPr>
+              <w:t xml:space="preserve"> twins generated by </w:t>
             </w:r>
             <w:r>
               <w:rPr>
@@ -18963,7 +21541,481 @@
                 <w:sz w:val="20"/>
                 <w:szCs w:val="20"/>
               </w:rPr>
-              <w:t xml:space="preserve">, checked for drift</w:t>
+              <w:t xml:space="preserve">, checked for drift (AG-06, HOOK-05)</w:t>
+            </w:r>
+          </w:p>
+        </w:tc>
+      </w:tr>
+      <w:tr>
+        <w:trPr>
+          <w:tblHeader w:val="false"/>
+        </w:trPr>
+        <w:tc>
+          <w:tcPr>
+            <w:tcW w:type="dxa" w:w="2600"/>
+            <w:tcBorders>
+              <w:top w:val="single" w:color="BFC7D5" w:sz="4"/>
+              <w:left w:val="single" w:color="BFC7D5" w:sz="4"/>
+              <w:bottom w:val="single" w:color="BFC7D5" w:sz="4"/>
+              <w:right w:val="single" w:color="BFC7D5" w:sz="4"/>
+            </w:tcBorders>
+            <w:tcMar>
+              <w:top w:type="dxa" w:w="60"/>
+              <w:left w:type="dxa" w:w="100"/>
+              <w:bottom w:type="dxa" w:w="60"/>
+              <w:right w:type="dxa" w:w="100"/>
+            </w:tcMar>
+          </w:tcPr>
+          <w:p>
+            <w:r>
+              <w:rPr>
+                <w:rFonts w:ascii="Calibri" w:cs="Calibri" w:eastAsia="Calibri" w:hAnsi="Calibri"/>
+                <w:sz w:val="20"/>
+                <w:szCs w:val="20"/>
+              </w:rPr>
+              <w:t xml:space="preserve">Skill runners</w:t>
+            </w:r>
+          </w:p>
+        </w:tc>
+        <w:tc>
+          <w:tcPr>
+            <w:tcW w:type="dxa" w:w="3200"/>
+            <w:tcBorders>
+              <w:top w:val="single" w:color="BFC7D5" w:sz="4"/>
+              <w:left w:val="single" w:color="BFC7D5" w:sz="4"/>
+              <w:bottom w:val="single" w:color="BFC7D5" w:sz="4"/>
+              <w:right w:val="single" w:color="BFC7D5" w:sz="4"/>
+            </w:tcBorders>
+            <w:tcMar>
+              <w:top w:type="dxa" w:w="60"/>
+              <w:left w:type="dxa" w:w="100"/>
+              <w:bottom w:type="dxa" w:w="60"/>
+              <w:right w:type="dxa" w:w="100"/>
+            </w:tcMar>
+          </w:tcPr>
+          <w:p>
+            <w:r>
+              <w:rPr>
+                <w:rFonts w:ascii="Calibri" w:cs="Calibri" w:eastAsia="Calibri" w:hAnsi="Calibri"/>
+                <w:sz w:val="20"/>
+                <w:szCs w:val="20"/>
+              </w:rPr>
+              <w:t xml:space="preserve">hand-written </w:t>
+            </w:r>
+            <w:r>
+              <w:rPr>
+                <w:rFonts w:ascii="Consolas" w:cs="Consolas" w:eastAsia="Consolas" w:hAnsi="Consolas"/>
+                <w:sz w:val="20"/>
+                <w:szCs w:val="20"/>
+              </w:rPr>
+              <w:t xml:space="preserve">run_skill_tests.sh</w:t>
+            </w:r>
+            <w:r>
+              <w:rPr>
+                <w:rFonts w:ascii="Calibri" w:cs="Calibri" w:eastAsia="Calibri" w:hAnsi="Calibri"/>
+                <w:sz w:val="20"/>
+                <w:szCs w:val="20"/>
+              </w:rPr>
+              <w:t xml:space="preserve"> (PostgreSQL steps) or </w:t>
+            </w:r>
+            <w:r>
+              <w:rPr>
+                <w:rFonts w:ascii="Consolas" w:cs="Consolas" w:eastAsia="Consolas" w:hAnsi="Consolas"/>
+                <w:sz w:val="20"/>
+                <w:szCs w:val="20"/>
+              </w:rPr>
+              <w:t xml:space="preserve">skill.runner.json</w:t>
+            </w:r>
+          </w:p>
+        </w:tc>
+        <w:tc>
+          <w:tcPr>
+            <w:tcW w:type="dxa" w:w="3226"/>
+            <w:tcBorders>
+              <w:top w:val="single" w:color="BFC7D5" w:sz="4"/>
+              <w:left w:val="single" w:color="BFC7D5" w:sz="4"/>
+              <w:bottom w:val="single" w:color="BFC7D5" w:sz="4"/>
+              <w:right w:val="single" w:color="BFC7D5" w:sz="4"/>
+            </w:tcBorders>
+            <w:tcMar>
+              <w:top w:type="dxa" w:w="60"/>
+              <w:left w:type="dxa" w:w="100"/>
+              <w:bottom w:type="dxa" w:w="60"/>
+              <w:right w:type="dxa" w:w="100"/>
+            </w:tcMar>
+          </w:tcPr>
+          <w:p>
+            <w:r>
+              <w:rPr>
+                <w:rFonts w:ascii="Calibri" w:cs="Calibri" w:eastAsia="Calibri" w:hAnsi="Calibri"/>
+                <w:sz w:val="20"/>
+                <w:szCs w:val="20"/>
+              </w:rPr>
+              <w:t xml:space="preserve">generated </w:t>
+            </w:r>
+            <w:r>
+              <w:rPr>
+                <w:rFonts w:ascii="Consolas" w:cs="Consolas" w:eastAsia="Consolas" w:hAnsi="Consolas"/>
+                <w:sz w:val="20"/>
+                <w:szCs w:val="20"/>
+              </w:rPr>
+              <w:t xml:space="preserve">.ps1</w:t>
+            </w:r>
+            <w:r>
+              <w:rPr>
+                <w:rFonts w:ascii="Calibri" w:cs="Calibri" w:eastAsia="Calibri" w:hAnsi="Calibri"/>
+                <w:sz w:val="20"/>
+                <w:szCs w:val="20"/>
+              </w:rPr>
+              <w:t xml:space="preserve">/</w:t>
+            </w:r>
+            <w:r>
+              <w:rPr>
+                <w:rFonts w:ascii="Consolas" w:cs="Consolas" w:eastAsia="Consolas" w:hAnsi="Consolas"/>
+                <w:sz w:val="20"/>
+                <w:szCs w:val="20"/>
+              </w:rPr>
+              <w:t xml:space="preserve">.cmd</w:t>
+            </w:r>
+            <w:r>
+              <w:rPr>
+                <w:rFonts w:ascii="Calibri" w:cs="Calibri" w:eastAsia="Calibri" w:hAnsi="Calibri"/>
+                <w:sz w:val="20"/>
+                <w:szCs w:val="20"/>
+              </w:rPr>
+              <w:t xml:space="preserve"> twins (</w:t>
+            </w:r>
+            <w:r>
+              <w:rPr>
+                <w:rFonts w:ascii="Consolas" w:cs="Consolas" w:eastAsia="Consolas" w:hAnsi="Consolas"/>
+                <w:sz w:val="20"/>
+                <w:szCs w:val="20"/>
+              </w:rPr>
+              <w:t xml:space="preserve">make_skill_runners.py</w:t>
+            </w:r>
+            <w:r>
+              <w:rPr>
+                <w:rFonts w:ascii="Calibri" w:cs="Calibri" w:eastAsia="Calibri" w:hAnsi="Calibri"/>
+                <w:sz w:val="20"/>
+                <w:szCs w:val="20"/>
+              </w:rPr>
+              <w:t xml:space="preserve">) for Python-only skills; hand-written twins for the PostgreSQL ones</w:t>
+            </w:r>
+          </w:p>
+        </w:tc>
+      </w:tr>
+      <w:tr>
+        <w:trPr>
+          <w:tblHeader w:val="false"/>
+        </w:trPr>
+        <w:tc>
+          <w:tcPr>
+            <w:tcW w:type="dxa" w:w="2600"/>
+            <w:tcBorders>
+              <w:top w:val="single" w:color="BFC7D5" w:sz="4"/>
+              <w:left w:val="single" w:color="BFC7D5" w:sz="4"/>
+              <w:bottom w:val="single" w:color="BFC7D5" w:sz="4"/>
+              <w:right w:val="single" w:color="BFC7D5" w:sz="4"/>
+            </w:tcBorders>
+            <w:tcMar>
+              <w:top w:type="dxa" w:w="60"/>
+              <w:left w:type="dxa" w:w="100"/>
+              <w:bottom w:type="dxa" w:w="60"/>
+              <w:right w:type="dxa" w:w="100"/>
+            </w:tcMar>
+          </w:tcPr>
+          <w:p>
+            <w:r>
+              <w:rPr>
+                <w:rFonts w:ascii="Calibri" w:cs="Calibri" w:eastAsia="Calibri" w:hAnsi="Calibri"/>
+                <w:sz w:val="20"/>
+                <w:szCs w:val="20"/>
+              </w:rPr>
+              <w:t xml:space="preserve">Tool lookup</w:t>
+            </w:r>
+          </w:p>
+        </w:tc>
+        <w:tc>
+          <w:tcPr>
+            <w:tcW w:type="dxa" w:w="3200"/>
+            <w:tcBorders>
+              <w:top w:val="single" w:color="BFC7D5" w:sz="4"/>
+              <w:left w:val="single" w:color="BFC7D5" w:sz="4"/>
+              <w:bottom w:val="single" w:color="BFC7D5" w:sz="4"/>
+              <w:right w:val="single" w:color="BFC7D5" w:sz="4"/>
+            </w:tcBorders>
+            <w:tcMar>
+              <w:top w:type="dxa" w:w="60"/>
+              <w:left w:type="dxa" w:w="100"/>
+              <w:bottom w:type="dxa" w:w="60"/>
+              <w:right w:type="dxa" w:w="100"/>
+            </w:tcMar>
+          </w:tcPr>
+          <w:p>
+            <w:r>
+              <w:rPr>
+                <w:rFonts w:ascii="Consolas" w:cs="Consolas" w:eastAsia="Consolas" w:hAnsi="Consolas"/>
+                <w:sz w:val="20"/>
+                <w:szCs w:val="20"/>
+              </w:rPr>
+              <w:t xml:space="preserve">psql</w:t>
+            </w:r>
+            <w:r>
+              <w:rPr>
+                <w:rFonts w:ascii="Calibri" w:cs="Calibri" w:eastAsia="Calibri" w:hAnsi="Calibri"/>
+                <w:sz w:val="20"/>
+                <w:szCs w:val="20"/>
+              </w:rPr>
+              <w:t xml:space="preserve">, </w:t>
+            </w:r>
+            <w:r>
+              <w:rPr>
+                <w:rFonts w:ascii="Consolas" w:cs="Consolas" w:eastAsia="Consolas" w:hAnsi="Consolas"/>
+                <w:sz w:val="20"/>
+                <w:szCs w:val="20"/>
+              </w:rPr>
+              <w:t xml:space="preserve">aws</w:t>
+            </w:r>
+            <w:r>
+              <w:rPr>
+                <w:rFonts w:ascii="Calibri" w:cs="Calibri" w:eastAsia="Calibri" w:hAnsi="Calibri"/>
+                <w:sz w:val="20"/>
+                <w:szCs w:val="20"/>
+              </w:rPr>
+              <w:t xml:space="preserve"> on </w:t>
+            </w:r>
+            <w:r>
+              <w:rPr>
+                <w:rFonts w:ascii="Consolas" w:cs="Consolas" w:eastAsia="Consolas" w:hAnsi="Consolas"/>
+                <w:sz w:val="20"/>
+                <w:szCs w:val="20"/>
+              </w:rPr>
+              <w:t xml:space="preserve">PATH</w:t>
+            </w:r>
+          </w:p>
+        </w:tc>
+        <w:tc>
+          <w:tcPr>
+            <w:tcW w:type="dxa" w:w="3226"/>
+            <w:tcBorders>
+              <w:top w:val="single" w:color="BFC7D5" w:sz="4"/>
+              <w:left w:val="single" w:color="BFC7D5" w:sz="4"/>
+              <w:bottom w:val="single" w:color="BFC7D5" w:sz="4"/>
+              <w:right w:val="single" w:color="BFC7D5" w:sz="4"/>
+            </w:tcBorders>
+            <w:tcMar>
+              <w:top w:type="dxa" w:w="60"/>
+              <w:left w:type="dxa" w:w="100"/>
+              <w:bottom w:type="dxa" w:w="60"/>
+              <w:right w:type="dxa" w:w="100"/>
+            </w:tcMar>
+          </w:tcPr>
+          <w:p>
+            <w:r>
+              <w:rPr>
+                <w:rFonts w:ascii="Consolas" w:cs="Consolas" w:eastAsia="Consolas" w:hAnsi="Consolas"/>
+                <w:sz w:val="20"/>
+                <w:szCs w:val="20"/>
+              </w:rPr>
+              <w:t xml:space="preserve">psql.exe</w:t>
+            </w:r>
+            <w:r>
+              <w:rPr>
+                <w:rFonts w:ascii="Calibri" w:cs="Calibri" w:eastAsia="Calibri" w:hAnsi="Calibri"/>
+                <w:sz w:val="20"/>
+                <w:szCs w:val="20"/>
+              </w:rPr>
+              <w:t xml:space="preserve"> / </w:t>
+            </w:r>
+            <w:r>
+              <w:rPr>
+                <w:rFonts w:ascii="Consolas" w:cs="Consolas" w:eastAsia="Consolas" w:hAnsi="Consolas"/>
+                <w:sz w:val="20"/>
+                <w:szCs w:val="20"/>
+              </w:rPr>
+              <w:t xml:space="preserve">aws.exe</w:t>
+            </w:r>
+            <w:r>
+              <w:rPr>
+                <w:rFonts w:ascii="Calibri" w:cs="Calibri" w:eastAsia="Calibri" w:hAnsi="Calibri"/>
+                <w:sz w:val="20"/>
+                <w:szCs w:val="20"/>
+              </w:rPr>
+              <w:t xml:space="preserve"> found under </w:t>
+            </w:r>
+            <w:r>
+              <w:rPr>
+                <w:rFonts w:ascii="Consolas" w:cs="Consolas" w:eastAsia="Consolas" w:hAnsi="Consolas"/>
+                <w:sz w:val="20"/>
+                <w:szCs w:val="20"/>
+              </w:rPr>
+              <w:t xml:space="preserve">Program Files</w:t>
+            </w:r>
+            <w:r>
+              <w:rPr>
+                <w:rFonts w:ascii="Calibri" w:cs="Calibri" w:eastAsia="Calibri" w:hAnsi="Calibri"/>
+                <w:sz w:val="20"/>
+                <w:szCs w:val="20"/>
+              </w:rPr>
+              <w:t xml:space="preserve"> when not on </w:t>
+            </w:r>
+            <w:r>
+              <w:rPr>
+                <w:rFonts w:ascii="Consolas" w:cs="Consolas" w:eastAsia="Consolas" w:hAnsi="Consolas"/>
+                <w:sz w:val="20"/>
+                <w:szCs w:val="20"/>
+              </w:rPr>
+              <w:t xml:space="preserve">PATH</w:t>
+            </w:r>
+            <w:r>
+              <w:rPr>
+                <w:rFonts w:ascii="Calibri" w:cs="Calibri" w:eastAsia="Calibri" w:hAnsi="Calibri"/>
+                <w:sz w:val="20"/>
+                <w:szCs w:val="20"/>
+              </w:rPr>
+              <w:t xml:space="preserve"> (</w:t>
+            </w:r>
+            <w:r>
+              <w:rPr>
+                <w:rFonts w:ascii="Consolas" w:cs="Consolas" w:eastAsia="Consolas" w:hAnsi="Consolas"/>
+                <w:sz w:val="20"/>
+                <w:szCs w:val="20"/>
+              </w:rPr>
+              <w:t xml:space="preserve">platform_compat.find_executable</w:t>
+            </w:r>
+            <w:r>
+              <w:rPr>
+                <w:rFonts w:ascii="Calibri" w:cs="Calibri" w:eastAsia="Calibri" w:hAnsi="Calibri"/>
+                <w:sz w:val="20"/>
+                <w:szCs w:val="20"/>
+              </w:rPr>
+              <w:t xml:space="preserve">, </w:t>
+            </w:r>
+            <w:r>
+              <w:rPr>
+                <w:rFonts w:ascii="Consolas" w:cs="Consolas" w:eastAsia="Consolas" w:hAnsi="Consolas"/>
+                <w:sz w:val="20"/>
+                <w:szCs w:val="20"/>
+              </w:rPr>
+              <w:t xml:space="preserve">Find-MigPsql</w:t>
+            </w:r>
+            <w:r>
+              <w:rPr>
+                <w:rFonts w:ascii="Calibri" w:cs="Calibri" w:eastAsia="Calibri" w:hAnsi="Calibri"/>
+                <w:sz w:val="20"/>
+                <w:szCs w:val="20"/>
+              </w:rPr>
+              <w:t xml:space="preserve">)</w:t>
+            </w:r>
+          </w:p>
+        </w:tc>
+      </w:tr>
+      <w:tr>
+        <w:trPr>
+          <w:tblHeader w:val="false"/>
+        </w:trPr>
+        <w:tc>
+          <w:tcPr>
+            <w:tcW w:type="dxa" w:w="2600"/>
+            <w:tcBorders>
+              <w:top w:val="single" w:color="BFC7D5" w:sz="4"/>
+              <w:left w:val="single" w:color="BFC7D5" w:sz="4"/>
+              <w:bottom w:val="single" w:color="BFC7D5" w:sz="4"/>
+              <w:right w:val="single" w:color="BFC7D5" w:sz="4"/>
+            </w:tcBorders>
+            <w:tcMar>
+              <w:top w:type="dxa" w:w="60"/>
+              <w:left w:type="dxa" w:w="100"/>
+              <w:bottom w:type="dxa" w:w="60"/>
+              <w:right w:type="dxa" w:w="100"/>
+            </w:tcMar>
+          </w:tcPr>
+          <w:p>
+            <w:r>
+              <w:rPr>
+                <w:rFonts w:ascii="Calibri" w:cs="Calibri" w:eastAsia="Calibri" w:hAnsi="Calibri"/>
+                <w:sz w:val="20"/>
+                <w:szCs w:val="20"/>
+              </w:rPr>
+              <w:t xml:space="preserve">MCP server</w:t>
+            </w:r>
+          </w:p>
+        </w:tc>
+        <w:tc>
+          <w:tcPr>
+            <w:tcW w:type="dxa" w:w="3200"/>
+            <w:tcBorders>
+              <w:top w:val="single" w:color="BFC7D5" w:sz="4"/>
+              <w:left w:val="single" w:color="BFC7D5" w:sz="4"/>
+              <w:bottom w:val="single" w:color="BFC7D5" w:sz="4"/>
+              <w:right w:val="single" w:color="BFC7D5" w:sz="4"/>
+            </w:tcBorders>
+            <w:tcMar>
+              <w:top w:type="dxa" w:w="60"/>
+              <w:left w:type="dxa" w:w="100"/>
+              <w:bottom w:type="dxa" w:w="60"/>
+              <w:right w:type="dxa" w:w="100"/>
+            </w:tcMar>
+          </w:tcPr>
+          <w:p>
+            <w:r>
+              <w:rPr>
+                <w:rFonts w:ascii="Consolas" w:cs="Consolas" w:eastAsia="Consolas" w:hAnsi="Consolas"/>
+                <w:sz w:val="20"/>
+                <w:szCs w:val="20"/>
+              </w:rPr>
+              <w:t xml:space="preserve">python3 supporting-files/mcp/kit_mcp_server.py</w:t>
+            </w:r>
+          </w:p>
+        </w:tc>
+        <w:tc>
+          <w:tcPr>
+            <w:tcW w:type="dxa" w:w="3226"/>
+            <w:tcBorders>
+              <w:top w:val="single" w:color="BFC7D5" w:sz="4"/>
+              <w:left w:val="single" w:color="BFC7D5" w:sz="4"/>
+              <w:bottom w:val="single" w:color="BFC7D5" w:sz="4"/>
+              <w:right w:val="single" w:color="BFC7D5" w:sz="4"/>
+            </w:tcBorders>
+            <w:tcMar>
+              <w:top w:type="dxa" w:w="60"/>
+              <w:left w:type="dxa" w:w="100"/>
+              <w:bottom w:type="dxa" w:w="60"/>
+              <w:right w:type="dxa" w:w="100"/>
+            </w:tcMar>
+          </w:tcPr>
+          <w:p>
+            <w:r>
+              <w:rPr>
+                <w:rFonts w:ascii="Consolas" w:cs="Consolas" w:eastAsia="Consolas" w:hAnsi="Consolas"/>
+                <w:sz w:val="20"/>
+                <w:szCs w:val="20"/>
+              </w:rPr>
+              <w:t xml:space="preserve">sqlmigration-kit-windows</w:t>
+            </w:r>
+            <w:r>
+              <w:rPr>
+                <w:rFonts w:ascii="Calibri" w:cs="Calibri" w:eastAsia="Calibri" w:hAnsi="Calibri"/>
+                <w:sz w:val="20"/>
+                <w:szCs w:val="20"/>
+              </w:rPr>
+              <w:t xml:space="preserve"> entry (</w:t>
+            </w:r>
+            <w:r>
+              <w:rPr>
+                <w:rFonts w:ascii="Consolas" w:cs="Consolas" w:eastAsia="Consolas" w:hAnsi="Consolas"/>
+                <w:sz w:val="20"/>
+                <w:szCs w:val="20"/>
+              </w:rPr>
+              <w:t xml:space="preserve">python -X utf8</w:t>
+            </w:r>
+            <w:r>
+              <w:rPr>
+                <w:rFonts w:ascii="Calibri" w:cs="Calibri" w:eastAsia="Calibri" w:hAnsi="Calibri"/>
+                <w:sz w:val="20"/>
+                <w:szCs w:val="20"/>
+              </w:rPr>
+              <w:t xml:space="preserve">); UTF-8, LF-delimited messages on every platform</w:t>
             </w:r>
           </w:p>
         </w:tc>
@@ -19618,7 +22670,7 @@
           <w:sz w:val="22"/>
           <w:szCs w:val="22"/>
         </w:rPr>
-        <w:t xml:space="preserve">, both agents and the settings. Runtime </w:t>
+        <w:t xml:space="preserve">, all four agent files and the settings.md</w:t>
       </w:r>
       <w:r>
         <w:rPr>
@@ -19626,7 +22678,7 @@
           <w:sz w:val="20"/>
           <w:szCs w:val="20"/>
         </w:rPr>
-        <w:t xml:space="preserve">logs/</w:t>
+        <w:t xml:space="preserve">, both agents and the settings. Runtime </w:t>
       </w:r>
       <w:r>
         <w:rPr>
@@ -19634,7 +22686,7 @@
           <w:sz w:val="22"/>
           <w:szCs w:val="22"/>
         </w:rPr>
-        <w:t xml:space="preserve"> are excluded by default.</w:t>
+        <w:t xml:space="preserve">logs/` are excluded by default.</w:t>
       </w:r>
     </w:p>
     <w:p>
@@ -19649,7 +22701,7 @@
           <w:sz w:val="22"/>
           <w:szCs w:val="22"/>
         </w:rPr>
-        <w:t xml:space="preserve">Parity test (HOOK-05):</w:t>
+        <w:t xml:space="preserve">Parity (HOOK-05) and readiness (HOOK-06):</w:t>
       </w:r>
       <w:r>
         <w:rPr>
@@ -19705,7 +22757,71 @@
           <w:sz w:val="22"/>
           <w:szCs w:val="22"/>
         </w:rPr>
-        <w:t xml:space="preserve"> launcher with the right line endings and a UTF-8 BOM, and the Windows agent must match the generated one.</w:t>
+        <w:t xml:space="preserve"> launcher with the right line endings and a UTF-8 BOM, and the Windows agents must match the generated ones; </w:t>
+      </w:r>
+      <w:r>
+        <w:rPr>
+          <w:rFonts w:ascii="Consolas" w:cs="Consolas" w:eastAsia="Consolas" w:hAnsi="Consolas"/>
+          <w:sz w:val="20"/>
+          <w:szCs w:val="20"/>
+        </w:rPr>
+        <w:t xml:space="preserve">check_windows_readiness.py</w:t>
+      </w:r>
+      <w:r>
+        <w:rPr>
+          <w:rFonts w:ascii="Calibri" w:cs="Calibri" w:eastAsia="Calibri" w:hAnsi="Calibri"/>
+          <w:sz w:val="22"/>
+          <w:szCs w:val="22"/>
+        </w:rPr>
+        <w:t xml:space="preserve"> additionally verifies balanced PowerShell syntax, that referenced files exist, that hand-written twins run the same tests, catalogs and rule prefixes as their </w:t>
+      </w:r>
+      <w:r>
+        <w:rPr>
+          <w:rFonts w:ascii="Consolas" w:cs="Consolas" w:eastAsia="Consolas" w:hAnsi="Consolas"/>
+          <w:sz w:val="20"/>
+          <w:szCs w:val="20"/>
+        </w:rPr>
+        <w:t xml:space="preserve">.sh</w:t>
+      </w:r>
+      <w:r>
+        <w:rPr>
+          <w:rFonts w:ascii="Calibri" w:cs="Calibri" w:eastAsia="Calibri" w:hAnsi="Calibri"/>
+          <w:sz w:val="22"/>
+          <w:szCs w:val="22"/>
+        </w:rPr>
+        <w:t xml:space="preserve">, and that </w:t>
+      </w:r>
+      <w:r>
+        <w:rPr>
+          <w:rFonts w:ascii="Consolas" w:cs="Consolas" w:eastAsia="Consolas" w:hAnsi="Consolas"/>
+          <w:sz w:val="20"/>
+          <w:szCs w:val="20"/>
+        </w:rPr>
+        <w:t xml:space="preserve">mcp.json</w:t>
+      </w:r>
+      <w:r>
+        <w:rPr>
+          <w:rFonts w:ascii="Calibri" w:cs="Calibri" w:eastAsia="Calibri" w:hAnsi="Calibri"/>
+          <w:sz w:val="22"/>
+          <w:szCs w:val="22"/>
+        </w:rPr>
+        <w:t xml:space="preserve"> has Windows variants. Both run inside </w:t>
+      </w:r>
+      <w:r>
+        <w:rPr>
+          <w:rFonts w:ascii="Consolas" w:cs="Consolas" w:eastAsia="Consolas" w:hAnsi="Consolas"/>
+          <w:sz w:val="20"/>
+          <w:szCs w:val="20"/>
+        </w:rPr>
+        <w:t xml:space="preserve">run_tests.sh</w:t>
+      </w:r>
+      <w:r>
+        <w:rPr>
+          <w:rFonts w:ascii="Calibri" w:cs="Calibri" w:eastAsia="Calibri" w:hAnsi="Calibri"/>
+          <w:sz w:val="22"/>
+          <w:szCs w:val="22"/>
+        </w:rPr>
+        <w:t xml:space="preserve">. The PowerShell scripts have been verified statically on macOS; the open item to execute them once on a Windows machine is tracked in the README.</w:t>
       </w:r>
     </w:p>
     <w:p>
@@ -20386,7 +23502,7 @@
           <w:sz w:val="22"/>
           <w:szCs w:val="22"/>
         </w:rPr>
-        <w:t xml:space="preserve">Current open items (AWS access and resources, Aurora parameter group, business decisions on six flagged objects, Informatica follow-ups outside the XML, planned skills, Kiro CLI 3.0 hooks) are tracked in </w:t>
+        <w:t xml:space="preserve">Current open items are tracked in </w:t>
       </w:r>
       <w:r>
         <w:rPr>
@@ -20402,7 +23518,41 @@
           <w:sz w:val="22"/>
           <w:szCs w:val="22"/>
         </w:rPr>
-        <w:t xml:space="preserve"> section 14.</w:t>
+        <w:t xml:space="preserve"> section 15: AWS access (root keys → IAM role) and evidence resources; Redshift / Athena </w:t>
+      </w:r>
+      <w:r>
+        <w:rPr>
+          <w:rFonts w:ascii="Calibri" w:cs="Calibri" w:eastAsia="Calibri" w:hAnsi="Calibri"/>
+          <w:b/>
+          <w:bCs/>
+          <w:sz w:val="22"/>
+          <w:szCs w:val="22"/>
+        </w:rPr>
+        <w:t xml:space="preserve">test</w:t>
+      </w:r>
+      <w:r>
+        <w:rPr>
+          <w:rFonts w:ascii="Calibri" w:cs="Calibri" w:eastAsia="Calibri" w:hAnsi="Calibri"/>
+          <w:sz w:val="22"/>
+          <w:szCs w:val="22"/>
+        </w:rPr>
+        <w:t xml:space="preserve"> resources for live evidence runs (the kit never creates them); warehouse and lake design decisions (</w:t>
+      </w:r>
+      <w:r>
+        <w:rPr>
+          <w:rFonts w:ascii="Consolas" w:cs="Consolas" w:eastAsia="Consolas" w:hAnsi="Consolas"/>
+          <w:sz w:val="20"/>
+          <w:szCs w:val="20"/>
+        </w:rPr>
+        <w:t xml:space="preserve">metadata/design/*.json</w:t>
+      </w:r>
+      <w:r>
+        <w:rPr>
+          <w:rFonts w:ascii="Calibri" w:cs="Calibri" w:eastAsia="Calibri" w:hAnsi="Calibri"/>
+          <w:sz w:val="22"/>
+          <w:szCs w:val="22"/>
+        </w:rPr>
+        <w:t xml:space="preserve">) and identity mappings for security-bearing views; the Aurora parameter group; business decisions on six flagged objects; Informatica follow-ups outside the XML; the first execution of the Windows scripts on a Windows machine; packaging the kit MCP server; the AI-DLC integration placeholder; Kiro CLI 3.0 hooks.</w:t>
       </w:r>
     </w:p>
     <w:sectPr>
@@ -20472,7 +23622,7 @@
         <w:sz w:val="16"/>
         <w:szCs w:val="16"/>
       </w:rPr>
-      <w:t xml:space="preserve">SQL Server → Aurora PostgreSQL · Technical Architecture</w:t>
+      <w:t xml:space="preserve">SQL Server → Aurora PostgreSQL · Amazon Redshift · Iceberg on S3 · Technical Architecture</w:t>
     </w:r>
     <w:r>
       <w:rPr>
